--- a/7_KI-Basismodule/KI-B1/KI-B1.3.1_Wimmelbild_ZusätzlicheErklärung.docx
+++ b/7_KI-Basismodule/KI-B1/KI-B1.3.1_Wimmelbild_ZusätzlicheErklärung.docx
@@ -1,6 +1,6 @@
 
 <file path=word/document.xml><?xml version="1.0" encoding="utf-8"?>
-<w:document xmlns:wpc="http://schemas.microsoft.com/office/word/2010/wordprocessingCanvas" xmlns:cx="http://schemas.microsoft.com/office/drawing/2014/chartex" xmlns:cx1="http://schemas.microsoft.com/office/drawing/2015/9/8/chartex" xmlns:cx2="http://schemas.microsoft.com/office/drawing/2015/10/21/chartex" xmlns:cx3="http://schemas.microsoft.com/office/drawing/2016/5/9/chartex" xmlns:cx4="http://schemas.microsoft.com/office/drawing/2016/5/10/chartex" xmlns:cx5="http://schemas.microsoft.com/office/drawing/2016/5/11/chartex" xmlns:cx6="http://schemas.microsoft.com/office/drawing/2016/5/12/chartex" xmlns:cx7="http://schemas.microsoft.com/office/drawing/2016/5/13/chartex" xmlns:cx8="http://schemas.microsoft.com/office/drawing/2016/5/14/chartex" xmlns:mc="http://schemas.openxmlformats.org/markup-compatibility/2006" xmlns:aink="http://schemas.microsoft.com/office/drawing/2016/ink" xmlns:am3d="http://schemas.microsoft.com/office/drawing/2017/model3d" xmlns:o="urn:schemas-microsoft-com:office:office" xmlns:oel="http://schemas.microsoft.com/office/2019/extlst" xmlns:r="http://schemas.openxmlformats.org/officeDocument/2006/relationships" xmlns:m="http://schemas.openxmlformats.org/officeDocument/2006/math" xmlns:v="urn:schemas-microsoft-com:vml" xmlns:wp14="http://schemas.microsoft.com/office/word/2010/wordprocessingDrawing" xmlns:wp="http://schemas.openxmlformats.org/drawingml/2006/wordprocessingDrawing" xmlns:w10="urn:schemas-microsoft-com:office:word" xmlns:w="http://schemas.openxmlformats.org/wordprocessingml/2006/main" xmlns:w14="http://schemas.microsoft.com/office/word/2010/wordml" xmlns:w15="http://schemas.microsoft.com/office/word/2012/wordml" xmlns:w16cex="http://schemas.microsoft.com/office/word/2018/wordml/cex" xmlns:w16cid="http://schemas.microsoft.com/office/word/2016/wordml/cid" xmlns:w16="http://schemas.microsoft.com/office/word/2018/wordml" xmlns:w16sdtdh="http://schemas.microsoft.com/office/word/2020/wordml/sdtdatahash" xmlns:w16se="http://schemas.microsoft.com/office/word/2015/wordml/symex" xmlns:wpg="http://schemas.microsoft.com/office/word/2010/wordprocessingGroup" xmlns:wpi="http://schemas.microsoft.com/office/word/2010/wordprocessingInk" xmlns:wne="http://schemas.microsoft.com/office/word/2006/wordml" xmlns:wps="http://schemas.microsoft.com/office/word/2010/wordprocessingShape" mc:Ignorable="w14 w15 w16se w16cid w16 w16cex w16sdtdh wp14">
+<w:document xmlns:wpc="http://schemas.microsoft.com/office/word/2010/wordprocessingCanvas" xmlns:cx="http://schemas.microsoft.com/office/drawing/2014/chartex" xmlns:cx1="http://schemas.microsoft.com/office/drawing/2015/9/8/chartex" xmlns:cx2="http://schemas.microsoft.com/office/drawing/2015/10/21/chartex" xmlns:cx3="http://schemas.microsoft.com/office/drawing/2016/5/9/chartex" xmlns:cx4="http://schemas.microsoft.com/office/drawing/2016/5/10/chartex" xmlns:cx5="http://schemas.microsoft.com/office/drawing/2016/5/11/chartex" xmlns:cx6="http://schemas.microsoft.com/office/drawing/2016/5/12/chartex" xmlns:cx7="http://schemas.microsoft.com/office/drawing/2016/5/13/chartex" xmlns:cx8="http://schemas.microsoft.com/office/drawing/2016/5/14/chartex" xmlns:mc="http://schemas.openxmlformats.org/markup-compatibility/2006" xmlns:aink="http://schemas.microsoft.com/office/drawing/2016/ink" xmlns:am3d="http://schemas.microsoft.com/office/drawing/2017/model3d" xmlns:o="urn:schemas-microsoft-com:office:office" xmlns:r="http://schemas.openxmlformats.org/officeDocument/2006/relationships" xmlns:m="http://schemas.openxmlformats.org/officeDocument/2006/math" xmlns:v="urn:schemas-microsoft-com:vml" xmlns:wp14="http://schemas.microsoft.com/office/word/2010/wordprocessingDrawing" xmlns:wp="http://schemas.openxmlformats.org/drawingml/2006/wordprocessingDrawing" xmlns:w10="urn:schemas-microsoft-com:office:word" xmlns:w="http://schemas.openxmlformats.org/wordprocessingml/2006/main" xmlns:w14="http://schemas.microsoft.com/office/word/2010/wordml" xmlns:w15="http://schemas.microsoft.com/office/word/2012/wordml" xmlns:w16cid="http://schemas.microsoft.com/office/word/2016/wordml/cid" xmlns:w16se="http://schemas.microsoft.com/office/word/2015/wordml/symex" xmlns:wpg="http://schemas.microsoft.com/office/word/2010/wordprocessingGroup" xmlns:wpi="http://schemas.microsoft.com/office/word/2010/wordprocessingInk" xmlns:wne="http://schemas.microsoft.com/office/word/2006/wordml" xmlns:wps="http://schemas.microsoft.com/office/word/2010/wordprocessingShape" mc:Ignorable="w14 w15 w16se w16cid wp14">
   <w:body>
     <w:p>
       <w:pPr>
@@ -21,70 +21,92 @@
         <w:rPr>
           <w:noProof/>
         </w:rPr>
-        <w:drawing>
-          <wp:anchor distT="0" distB="0" distL="114300" distR="114300" simplePos="0" relativeHeight="251658239" behindDoc="0" locked="0" layoutInCell="1" allowOverlap="1" wp14:anchorId="56B7A414" wp14:editId="5E1E82FB">
-            <wp:simplePos x="0" y="0"/>
-            <wp:positionH relativeFrom="margin">
-              <wp:align>left</wp:align>
-            </wp:positionH>
-            <wp:positionV relativeFrom="paragraph">
-              <wp:posOffset>-78796</wp:posOffset>
-            </wp:positionV>
-            <wp:extent cx="8057072" cy="5696893"/>
-            <wp:effectExtent l="0" t="0" r="1270" b="0"/>
-            <wp:wrapNone/>
-            <wp:docPr id="31" name="Grafik 31"/>
-            <wp:cNvGraphicFramePr>
-              <a:graphicFrameLocks xmlns:a="http://schemas.openxmlformats.org/drawingml/2006/main" noChangeAspect="1"/>
-            </wp:cNvGraphicFramePr>
-            <a:graphic xmlns:a="http://schemas.openxmlformats.org/drawingml/2006/main">
-              <a:graphicData uri="http://schemas.openxmlformats.org/drawingml/2006/picture">
-                <pic:pic xmlns:pic="http://schemas.openxmlformats.org/drawingml/2006/picture">
-                  <pic:nvPicPr>
-                    <pic:cNvPr id="31" name="Grafik 31"/>
-                    <pic:cNvPicPr/>
-                  </pic:nvPicPr>
-                  <pic:blipFill>
-                    <a:blip r:embed="rId15" cstate="print">
-                      <a:extLst>
-                        <a:ext uri="{28A0092B-C50C-407E-A947-70E740481C1C}">
-                          <a14:useLocalDpi xmlns:a14="http://schemas.microsoft.com/office/drawing/2010/main" val="0"/>
-                        </a:ext>
-                      </a:extLst>
-                    </a:blip>
-                    <a:stretch>
-                      <a:fillRect/>
-                    </a:stretch>
-                  </pic:blipFill>
-                  <pic:spPr>
-                    <a:xfrm>
-                      <a:off x="0" y="0"/>
-                      <a:ext cx="8057072" cy="5696893"/>
-                    </a:xfrm>
-                    <a:prstGeom prst="rect">
-                      <a:avLst/>
-                    </a:prstGeom>
-                  </pic:spPr>
-                </pic:pic>
-              </a:graphicData>
-            </a:graphic>
-            <wp14:sizeRelH relativeFrom="margin">
-              <wp14:pctWidth>0</wp14:pctWidth>
-            </wp14:sizeRelH>
-            <wp14:sizeRelV relativeFrom="margin">
-              <wp14:pctHeight>0</wp14:pctHeight>
-            </wp14:sizeRelV>
-          </wp:anchor>
-        </w:drawing>
+        <mc:AlternateContent>
+          <mc:Choice Requires="wpg">
+            <w:drawing>
+              <wp:anchor distT="0" distB="0" distL="114300" distR="114300" simplePos="0" relativeHeight="251658239" behindDoc="0" locked="0" layoutInCell="1" allowOverlap="1">
+                <wp:simplePos x="0" y="0"/>
+                <wp:positionH relativeFrom="margin">
+                  <wp:align>left</wp:align>
+                </wp:positionH>
+                <wp:positionV relativeFrom="paragraph">
+                  <wp:posOffset>-78796</wp:posOffset>
+                </wp:positionV>
+                <wp:extent cx="8057072" cy="5696893"/>
+                <wp:effectExtent l="0" t="0" r="1270" b="0"/>
+                <wp:wrapNone/>
+                <wp:docPr id="9" name="Grafik 31"/>
+                <wp:cNvGraphicFramePr>
+                  <a:graphicFrameLocks xmlns:a="http://schemas.openxmlformats.org/drawingml/2006/main" noChangeAspect="1"/>
+                </wp:cNvGraphicFramePr>
+                <a:graphic xmlns:a="http://schemas.openxmlformats.org/drawingml/2006/main">
+                  <a:graphicData uri="http://schemas.openxmlformats.org/drawingml/2006/picture">
+                    <pic:pic xmlns:pic="http://schemas.openxmlformats.org/drawingml/2006/picture">
+                      <pic:nvPicPr>
+                        <pic:cNvPr id="31" name="Grafik 31"/>
+                        <pic:cNvPicPr>
+                          <a:picLocks noChangeAspect="1"/>
+                        </pic:cNvPicPr>
+                      </pic:nvPicPr>
+                      <pic:blipFill>
+                        <a:blip r:embed="rId15"/>
+                        <a:stretch/>
+                      </pic:blipFill>
+                      <pic:spPr bwMode="auto">
+                        <a:xfrm>
+                          <a:off x="0" y="0"/>
+                          <a:ext cx="8057072" cy="5696893"/>
+                        </a:xfrm>
+                        <a:prstGeom prst="rect">
+                          <a:avLst/>
+                        </a:prstGeom>
+                      </pic:spPr>
+                    </pic:pic>
+                  </a:graphicData>
+                </a:graphic>
+                <wp14:sizeRelH relativeFrom="margin">
+                  <wp14:pctWidth>0</wp14:pctWidth>
+                </wp14:sizeRelH>
+                <wp14:sizeRelV relativeFrom="margin">
+                  <wp14:pctHeight>0</wp14:pctHeight>
+                </wp14:sizeRelV>
+              </wp:anchor>
+            </w:drawing>
+          </mc:Choice>
+          <mc:Fallback xmlns:a="http://schemas.openxmlformats.org/drawingml/2006/main">
+            <w:pict>
+              <v:shapetype type="#_x0000_t75" o:spt="75" coordsize="21600,21600" o:preferrelative="t" path="m@4@5l@4@11@9@11@9@5xe">
+                <v:formulas>
+                  <v:f eqn="if lineDrawn pixelLineWidth 0"/>
+                  <v:f eqn="sum @0 1 0"/>
+                  <v:f eqn="sum 0 0 @1"/>
+                  <v:f eqn="prod @2 1 2"/>
+                  <v:f eqn="prod @3 21600 pixelWidth"/>
+                  <v:f eqn="prod @3 21600 pixelHeight"/>
+                  <v:f eqn="sum @0 0 1"/>
+                  <v:f eqn="prod @6 1 2"/>
+                  <v:f eqn="prod @7 21600 pixelWidth"/>
+                  <v:f eqn="sum @8 21600 0"/>
+                  <v:f eqn="prod @7 21600 pixelHeight"/>
+                  <v:f eqn="sum @10 21600 0"/>
+                </v:formulas>
+              </v:shapetype>
+              <v:shape id="_x0000_i12" o:spid="_x0000_s12" type="#_x0000_t75" style="position:absolute;z-index:251658239;o:allowoverlap:true;o:allowincell:true;mso-position-horizontal-relative:margin;mso-position-horizontal:left;mso-position-vertical-relative:text;margin-top:-6.2pt;mso-position-vertical:absolute;width:634.4pt;height:448.6pt;mso-wrap-distance-left:9.0pt;mso-wrap-distance-top:0.0pt;mso-wrap-distance-right:9.0pt;mso-wrap-distance-bottom:0.0pt;" stroked="false">
+                <v:path textboxrect="0,0,0,0"/>
+                <v:imagedata r:id="rId19" o:title=""/>
+              </v:shape>
+            </w:pict>
+          </mc:Fallback>
+        </mc:AlternateContent>
       </w:r>
       <w:r>
         <w:rPr>
           <w:noProof/>
         </w:rPr>
         <mc:AlternateContent>
-          <mc:Choice Requires="wps">
+          <mc:Choice Requires="wpg">
             <w:drawing>
-              <wp:anchor distT="0" distB="0" distL="114300" distR="114300" simplePos="0" relativeHeight="251705344" behindDoc="0" locked="0" layoutInCell="1" allowOverlap="1" wp14:anchorId="5393D0B7" wp14:editId="68BAEE25">
+              <wp:anchor distT="0" distB="0" distL="114300" distR="114300" simplePos="0" relativeHeight="251705344" behindDoc="0" locked="0" layoutInCell="1" allowOverlap="1">
                 <wp:simplePos x="0" y="0"/>
                 <wp:positionH relativeFrom="margin">
                   <wp:posOffset>5501640</wp:posOffset>
@@ -95,13 +117,13 @@
                 <wp:extent cx="534035" cy="534035"/>
                 <wp:effectExtent l="0" t="0" r="0" b="0"/>
                 <wp:wrapSquare wrapText="bothSides"/>
-                <wp:docPr id="38" name="Oval 38"/>
+                <wp:docPr id="10" name="Oval 38"/>
                 <wp:cNvGraphicFramePr/>
                 <a:graphic xmlns:a="http://schemas.openxmlformats.org/drawingml/2006/main">
                   <a:graphicData uri="http://schemas.microsoft.com/office/word/2010/wordprocessingShape">
                     <wps:wsp>
                       <wps:cNvSpPr/>
-                      <wps:spPr>
+                      <wps:spPr bwMode="auto">
                         <a:xfrm>
                           <a:off x="0" y="0"/>
                           <a:ext cx="534035" cy="534035"/>
@@ -174,11 +196,12 @@
               </wp:anchor>
             </w:drawing>
           </mc:Choice>
-          <mc:Fallback>
+          <mc:Fallback xmlns:a="http://schemas.openxmlformats.org/drawingml/2006/main">
             <w:pict>
-              <v:oval w14:anchorId="5393D0B7" id="Oval 38" o:spid="_x0000_s1026" style="position:absolute;margin-left:433.2pt;margin-top:-2.25pt;width:42.05pt;height:42.05pt;z-index:251705344;visibility:visible;mso-wrap-style:square;mso-width-percent:0;mso-height-percent:0;mso-wrap-distance-left:9pt;mso-wrap-distance-top:0;mso-wrap-distance-right:9pt;mso-wrap-distance-bottom:0;mso-position-horizontal:absolute;mso-position-horizontal-relative:margin;mso-position-vertical:absolute;mso-position-vertical-relative:margin;mso-width-percent:0;mso-height-percent:0;mso-width-relative:margin;mso-height-relative:margin;v-text-anchor:middle" o:gfxdata="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" fillcolor="#70ad47 [3209]" stroked="f" strokeweight="1pt">
-                <v:stroke joinstyle="miter"/>
-                <v:textbox>
+              <v:shape id="shape 13" o:spid="_x0000_s13" o:spt="3" type="#_x0000_t3" style="position:absolute;z-index:251705344;o:allowoverlap:true;o:allowincell:true;mso-position-horizontal-relative:margin;margin-left:433.2pt;mso-position-horizontal:absolute;mso-position-vertical-relative:margin;margin-top:-2.2pt;mso-position-vertical:absolute;width:42.0pt;height:42.0pt;mso-wrap-distance-left:9.0pt;mso-wrap-distance-top:0.0pt;mso-wrap-distance-right:9.0pt;mso-wrap-distance-bottom:0.0pt;v-text-anchor:middle;visibility:visible;" fillcolor="#70AD47" stroked="f" strokeweight="1.00pt">
+                <v:stroke dashstyle="solid"/>
+                <w10:wrap type="square"/>
+                <v:textbox inset="0,0,0,0">
                   <w:txbxContent>
                     <w:p>
                       <w:pPr>
@@ -197,13 +220,13 @@
                           <w:sz w:val="36"/>
                           <w:szCs w:val="40"/>
                         </w:rPr>
-                        <w:t>v</w:t>
+                        <w:t xml:space="preserve">v</w:t>
                       </w:r>
+                      <w:r/>
                     </w:p>
                   </w:txbxContent>
                 </v:textbox>
-                <w10:wrap type="square" anchorx="margin" anchory="margin"/>
-              </v:oval>
+              </v:shape>
             </w:pict>
           </mc:Fallback>
         </mc:AlternateContent>
@@ -213,9 +236,9 @@
           <w:noProof/>
         </w:rPr>
         <mc:AlternateContent>
-          <mc:Choice Requires="wps">
+          <mc:Choice Requires="wpg">
             <w:drawing>
-              <wp:anchor distT="0" distB="0" distL="114300" distR="114300" simplePos="0" relativeHeight="251701248" behindDoc="0" locked="0" layoutInCell="1" allowOverlap="1" wp14:anchorId="664EF055" wp14:editId="7D66E67C">
+              <wp:anchor distT="0" distB="0" distL="114300" distR="114300" simplePos="0" relativeHeight="251701248" behindDoc="0" locked="0" layoutInCell="1" allowOverlap="1">
                 <wp:simplePos x="0" y="0"/>
                 <wp:positionH relativeFrom="margin">
                   <wp:posOffset>5957570</wp:posOffset>
@@ -226,13 +249,13 @@
                 <wp:extent cx="534035" cy="534035"/>
                 <wp:effectExtent l="0" t="0" r="0" b="0"/>
                 <wp:wrapSquare wrapText="bothSides"/>
-                <wp:docPr id="36" name="Oval 36"/>
+                <wp:docPr id="11" name="Oval 36"/>
                 <wp:cNvGraphicFramePr/>
                 <a:graphic xmlns:a="http://schemas.openxmlformats.org/drawingml/2006/main">
                   <a:graphicData uri="http://schemas.microsoft.com/office/word/2010/wordprocessingShape">
                     <wps:wsp>
                       <wps:cNvSpPr/>
-                      <wps:spPr>
+                      <wps:spPr bwMode="auto">
                         <a:xfrm>
                           <a:off x="0" y="0"/>
                           <a:ext cx="534035" cy="534035"/>
@@ -305,11 +328,12 @@
               </wp:anchor>
             </w:drawing>
           </mc:Choice>
-          <mc:Fallback>
+          <mc:Fallback xmlns:a="http://schemas.openxmlformats.org/drawingml/2006/main">
             <w:pict>
-              <v:oval w14:anchorId="664EF055" id="Oval 36" o:spid="_x0000_s1027" style="position:absolute;margin-left:469.1pt;margin-top:60.9pt;width:42.05pt;height:42.05pt;z-index:251701248;visibility:visible;mso-wrap-style:square;mso-width-percent:0;mso-height-percent:0;mso-wrap-distance-left:9pt;mso-wrap-distance-top:0;mso-wrap-distance-right:9pt;mso-wrap-distance-bottom:0;mso-position-horizontal:absolute;mso-position-horizontal-relative:margin;mso-position-vertical:absolute;mso-position-vertical-relative:margin;mso-width-percent:0;mso-height-percent:0;mso-width-relative:margin;mso-height-relative:margin;v-text-anchor:middle" o:gfxdata="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" fillcolor="#70ad47 [3209]" stroked="f" strokeweight="1pt">
-                <v:stroke joinstyle="miter"/>
-                <v:textbox>
+              <v:shape id="shape 14" o:spid="_x0000_s14" o:spt="3" type="#_x0000_t3" style="position:absolute;z-index:251701248;o:allowoverlap:true;o:allowincell:true;mso-position-horizontal-relative:margin;margin-left:469.1pt;mso-position-horizontal:absolute;mso-position-vertical-relative:margin;margin-top:60.9pt;mso-position-vertical:absolute;width:42.0pt;height:42.0pt;mso-wrap-distance-left:9.0pt;mso-wrap-distance-top:0.0pt;mso-wrap-distance-right:9.0pt;mso-wrap-distance-bottom:0.0pt;v-text-anchor:middle;visibility:visible;" fillcolor="#70AD47" stroked="f" strokeweight="1.00pt">
+                <v:stroke dashstyle="solid"/>
+                <w10:wrap type="square"/>
+                <v:textbox inset="0,0,0,0">
                   <w:txbxContent>
                     <w:p>
                       <w:pPr>
@@ -328,13 +352,13 @@
                           <w:sz w:val="36"/>
                           <w:szCs w:val="40"/>
                         </w:rPr>
-                        <w:t>s</w:t>
+                        <w:t xml:space="preserve">s</w:t>
                       </w:r>
+                      <w:r/>
                     </w:p>
                   </w:txbxContent>
                 </v:textbox>
-                <w10:wrap type="square" anchorx="margin" anchory="margin"/>
-              </v:oval>
+              </v:shape>
             </w:pict>
           </mc:Fallback>
         </mc:AlternateContent>
@@ -344,9 +368,9 @@
           <w:noProof/>
         </w:rPr>
         <mc:AlternateContent>
-          <mc:Choice Requires="wps">
+          <mc:Choice Requires="wpg">
             <w:drawing>
-              <wp:anchor distT="0" distB="0" distL="114300" distR="114300" simplePos="0" relativeHeight="251703296" behindDoc="0" locked="0" layoutInCell="1" allowOverlap="1" wp14:anchorId="6FA51BAE" wp14:editId="2C23CD23">
+              <wp:anchor distT="0" distB="0" distL="114300" distR="114300" simplePos="0" relativeHeight="251703296" behindDoc="0" locked="0" layoutInCell="1" allowOverlap="1">
                 <wp:simplePos x="0" y="0"/>
                 <wp:positionH relativeFrom="margin">
                   <wp:posOffset>4591050</wp:posOffset>
@@ -357,13 +381,13 @@
                 <wp:extent cx="534035" cy="534035"/>
                 <wp:effectExtent l="0" t="0" r="0" b="0"/>
                 <wp:wrapSquare wrapText="bothSides"/>
-                <wp:docPr id="37" name="Oval 37"/>
+                <wp:docPr id="12" name="Oval 37"/>
                 <wp:cNvGraphicFramePr/>
                 <a:graphic xmlns:a="http://schemas.openxmlformats.org/drawingml/2006/main">
                   <a:graphicData uri="http://schemas.microsoft.com/office/word/2010/wordprocessingShape">
                     <wps:wsp>
                       <wps:cNvSpPr/>
-                      <wps:spPr>
+                      <wps:spPr bwMode="auto">
                         <a:xfrm>
                           <a:off x="0" y="0"/>
                           <a:ext cx="534035" cy="534035"/>
@@ -436,11 +460,12 @@
               </wp:anchor>
             </w:drawing>
           </mc:Choice>
-          <mc:Fallback>
+          <mc:Fallback xmlns:a="http://schemas.openxmlformats.org/drawingml/2006/main">
             <w:pict>
-              <v:oval w14:anchorId="6FA51BAE" id="Oval 37" o:spid="_x0000_s1028" style="position:absolute;margin-left:361.5pt;margin-top:64.8pt;width:42.05pt;height:42.05pt;z-index:251703296;visibility:visible;mso-wrap-style:square;mso-width-percent:0;mso-height-percent:0;mso-wrap-distance-left:9pt;mso-wrap-distance-top:0;mso-wrap-distance-right:9pt;mso-wrap-distance-bottom:0;mso-position-horizontal:absolute;mso-position-horizontal-relative:margin;mso-position-vertical:absolute;mso-position-vertical-relative:margin;mso-width-percent:0;mso-height-percent:0;mso-width-relative:margin;mso-height-relative:margin;v-text-anchor:middle" o:gfxdata="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" fillcolor="#70ad47 [3209]" stroked="f" strokeweight="1pt">
-                <v:stroke joinstyle="miter"/>
-                <v:textbox>
+              <v:shape id="shape 15" o:spid="_x0000_s15" o:spt="3" type="#_x0000_t3" style="position:absolute;z-index:251703296;o:allowoverlap:true;o:allowincell:true;mso-position-horizontal-relative:margin;margin-left:361.5pt;mso-position-horizontal:absolute;mso-position-vertical-relative:margin;margin-top:64.8pt;mso-position-vertical:absolute;width:42.0pt;height:42.0pt;mso-wrap-distance-left:9.0pt;mso-wrap-distance-top:0.0pt;mso-wrap-distance-right:9.0pt;mso-wrap-distance-bottom:0.0pt;v-text-anchor:middle;visibility:visible;" fillcolor="#70AD47" stroked="f" strokeweight="1.00pt">
+                <v:stroke dashstyle="solid"/>
+                <w10:wrap type="square"/>
+                <v:textbox inset="0,0,0,0">
                   <w:txbxContent>
                     <w:p>
                       <w:pPr>
@@ -459,13 +484,13 @@
                           <w:sz w:val="36"/>
                           <w:szCs w:val="40"/>
                         </w:rPr>
-                        <w:t>w</w:t>
+                        <w:t xml:space="preserve">w</w:t>
                       </w:r>
+                      <w:r/>
                     </w:p>
                   </w:txbxContent>
                 </v:textbox>
-                <w10:wrap type="square" anchorx="margin" anchory="margin"/>
-              </v:oval>
+              </v:shape>
             </w:pict>
           </mc:Fallback>
         </mc:AlternateContent>
@@ -475,9 +500,9 @@
           <w:noProof/>
         </w:rPr>
         <mc:AlternateContent>
-          <mc:Choice Requires="wps">
+          <mc:Choice Requires="wpg">
             <w:drawing>
-              <wp:anchor distT="0" distB="0" distL="114300" distR="114300" simplePos="0" relativeHeight="251711488" behindDoc="0" locked="0" layoutInCell="1" allowOverlap="1" wp14:anchorId="748172FB" wp14:editId="2524FB06">
+              <wp:anchor distT="0" distB="0" distL="114300" distR="114300" simplePos="0" relativeHeight="251711488" behindDoc="0" locked="0" layoutInCell="1" allowOverlap="1">
                 <wp:simplePos x="0" y="0"/>
                 <wp:positionH relativeFrom="margin">
                   <wp:posOffset>4609465</wp:posOffset>
@@ -488,13 +513,13 @@
                 <wp:extent cx="534035" cy="534035"/>
                 <wp:effectExtent l="0" t="0" r="0" b="0"/>
                 <wp:wrapSquare wrapText="bothSides"/>
-                <wp:docPr id="21" name="Oval 38"/>
+                <wp:docPr id="13" name="Oval 38"/>
                 <wp:cNvGraphicFramePr/>
                 <a:graphic xmlns:a="http://schemas.openxmlformats.org/drawingml/2006/main">
                   <a:graphicData uri="http://schemas.microsoft.com/office/word/2010/wordprocessingShape">
                     <wps:wsp>
                       <wps:cNvSpPr/>
-                      <wps:spPr>
+                      <wps:spPr bwMode="auto">
                         <a:xfrm>
                           <a:off x="0" y="0"/>
                           <a:ext cx="534035" cy="534035"/>
@@ -567,11 +592,12 @@
               </wp:anchor>
             </w:drawing>
           </mc:Choice>
-          <mc:Fallback>
+          <mc:Fallback xmlns:a="http://schemas.openxmlformats.org/drawingml/2006/main">
             <w:pict>
-              <v:oval w14:anchorId="748172FB" id="_x0000_s1029" style="position:absolute;margin-left:362.95pt;margin-top:66pt;width:42.05pt;height:42.05pt;z-index:251711488;visibility:visible;mso-wrap-style:square;mso-width-percent:0;mso-height-percent:0;mso-wrap-distance-left:9pt;mso-wrap-distance-top:0;mso-wrap-distance-right:9pt;mso-wrap-distance-bottom:0;mso-position-horizontal:absolute;mso-position-horizontal-relative:margin;mso-position-vertical:absolute;mso-position-vertical-relative:page;mso-width-percent:0;mso-height-percent:0;mso-width-relative:margin;mso-height-relative:margin;v-text-anchor:middle" o:gfxdata="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" fillcolor="#70ad47 [3209]" stroked="f" strokeweight="1pt">
-                <v:stroke joinstyle="miter"/>
-                <v:textbox>
+              <v:shape id="shape 16" o:spid="_x0000_s16" o:spt="3" type="#_x0000_t3" style="position:absolute;z-index:251711488;o:allowoverlap:true;o:allowincell:true;mso-position-horizontal-relative:margin;margin-left:362.9pt;mso-position-horizontal:absolute;mso-position-vertical-relative:page;margin-top:66.0pt;mso-position-vertical:absolute;width:42.0pt;height:42.0pt;mso-wrap-distance-left:9.0pt;mso-wrap-distance-top:0.0pt;mso-wrap-distance-right:9.0pt;mso-wrap-distance-bottom:0.0pt;v-text-anchor:middle;visibility:visible;" fillcolor="#70AD47" stroked="f" strokeweight="1.00pt">
+                <v:stroke dashstyle="solid"/>
+                <w10:wrap type="square"/>
+                <v:textbox inset="0,0,0,0">
                   <w:txbxContent>
                     <w:p>
                       <w:pPr>
@@ -590,13 +616,13 @@
                           <w:sz w:val="36"/>
                           <w:szCs w:val="40"/>
                         </w:rPr>
-                        <w:t>x</w:t>
+                        <w:t xml:space="preserve">x</w:t>
                       </w:r>
+                      <w:r/>
                     </w:p>
                   </w:txbxContent>
                 </v:textbox>
-                <w10:wrap type="square" anchorx="margin" anchory="page"/>
-              </v:oval>
+              </v:shape>
             </w:pict>
           </mc:Fallback>
         </mc:AlternateContent>
@@ -606,9 +632,9 @@
           <w:noProof/>
         </w:rPr>
         <mc:AlternateContent>
-          <mc:Choice Requires="wps">
+          <mc:Choice Requires="wpg">
             <w:drawing>
-              <wp:anchor distT="0" distB="0" distL="114300" distR="114300" simplePos="0" relativeHeight="251709440" behindDoc="0" locked="0" layoutInCell="1" allowOverlap="1" wp14:anchorId="16BEE821" wp14:editId="34DBF063">
+              <wp:anchor distT="0" distB="0" distL="114300" distR="114300" simplePos="0" relativeHeight="251709440" behindDoc="0" locked="0" layoutInCell="1" allowOverlap="1">
                 <wp:simplePos x="0" y="0"/>
                 <wp:positionH relativeFrom="margin">
                   <wp:posOffset>2408473</wp:posOffset>
@@ -619,13 +645,13 @@
                 <wp:extent cx="534035" cy="534035"/>
                 <wp:effectExtent l="0" t="0" r="0" b="0"/>
                 <wp:wrapSquare wrapText="bothSides"/>
-                <wp:docPr id="40" name="Oval 40"/>
+                <wp:docPr id="14" name="Oval 40"/>
                 <wp:cNvGraphicFramePr/>
                 <a:graphic xmlns:a="http://schemas.openxmlformats.org/drawingml/2006/main">
                   <a:graphicData uri="http://schemas.microsoft.com/office/word/2010/wordprocessingShape">
                     <wps:wsp>
                       <wps:cNvSpPr/>
-                      <wps:spPr>
+                      <wps:spPr bwMode="auto">
                         <a:xfrm>
                           <a:off x="0" y="0"/>
                           <a:ext cx="534035" cy="534035"/>
@@ -698,11 +724,12 @@
               </wp:anchor>
             </w:drawing>
           </mc:Choice>
-          <mc:Fallback>
+          <mc:Fallback xmlns:a="http://schemas.openxmlformats.org/drawingml/2006/main">
             <w:pict>
-              <v:oval w14:anchorId="16BEE821" id="Oval 40" o:spid="_x0000_s1030" style="position:absolute;margin-left:189.65pt;margin-top:-38.35pt;width:42.05pt;height:42.05pt;z-index:251709440;visibility:visible;mso-wrap-style:square;mso-width-percent:0;mso-height-percent:0;mso-wrap-distance-left:9pt;mso-wrap-distance-top:0;mso-wrap-distance-right:9pt;mso-wrap-distance-bottom:0;mso-position-horizontal:absolute;mso-position-horizontal-relative:margin;mso-position-vertical:absolute;mso-position-vertical-relative:margin;mso-width-percent:0;mso-height-percent:0;mso-width-relative:margin;mso-height-relative:margin;v-text-anchor:middle" o:gfxdata="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" fillcolor="#70ad47 [3209]" stroked="f" strokeweight="1pt">
-                <v:stroke joinstyle="miter"/>
-                <v:textbox>
+              <v:shape id="shape 17" o:spid="_x0000_s17" o:spt="3" type="#_x0000_t3" style="position:absolute;z-index:251709440;o:allowoverlap:true;o:allowincell:true;mso-position-horizontal-relative:margin;margin-left:189.6pt;mso-position-horizontal:absolute;mso-position-vertical-relative:margin;margin-top:-38.3pt;mso-position-vertical:absolute;width:42.0pt;height:42.0pt;mso-wrap-distance-left:9.0pt;mso-wrap-distance-top:0.0pt;mso-wrap-distance-right:9.0pt;mso-wrap-distance-bottom:0.0pt;v-text-anchor:middle;visibility:visible;" fillcolor="#70AD47" stroked="f" strokeweight="1.00pt">
+                <v:stroke dashstyle="solid"/>
+                <w10:wrap type="square"/>
+                <v:textbox inset="0,0,0,0">
                   <w:txbxContent>
                     <w:p>
                       <w:pPr>
@@ -721,13 +748,13 @@
                           <w:sz w:val="36"/>
                           <w:szCs w:val="40"/>
                         </w:rPr>
-                        <w:t>t</w:t>
+                        <w:t xml:space="preserve">t</w:t>
                       </w:r>
+                      <w:r/>
                     </w:p>
                   </w:txbxContent>
                 </v:textbox>
-                <w10:wrap type="square" anchorx="margin" anchory="margin"/>
-              </v:oval>
+              </v:shape>
             </w:pict>
           </mc:Fallback>
         </mc:AlternateContent>
@@ -737,9 +764,9 @@
           <w:noProof/>
         </w:rPr>
         <mc:AlternateContent>
-          <mc:Choice Requires="wps">
+          <mc:Choice Requires="wpg">
             <w:drawing>
-              <wp:anchor distT="0" distB="0" distL="114300" distR="114300" simplePos="0" relativeHeight="251707392" behindDoc="0" locked="0" layoutInCell="1" allowOverlap="1" wp14:anchorId="74A1DADB" wp14:editId="0055FC0C">
+              <wp:anchor distT="0" distB="0" distL="114300" distR="114300" simplePos="0" relativeHeight="251707392" behindDoc="0" locked="0" layoutInCell="1" allowOverlap="1">
                 <wp:simplePos x="0" y="0"/>
                 <wp:positionH relativeFrom="margin">
                   <wp:posOffset>3312770</wp:posOffset>
@@ -750,13 +777,13 @@
                 <wp:extent cx="534035" cy="534035"/>
                 <wp:effectExtent l="0" t="0" r="0" b="0"/>
                 <wp:wrapSquare wrapText="bothSides"/>
-                <wp:docPr id="39" name="Oval 39"/>
+                <wp:docPr id="15" name="Oval 39"/>
                 <wp:cNvGraphicFramePr/>
                 <a:graphic xmlns:a="http://schemas.openxmlformats.org/drawingml/2006/main">
                   <a:graphicData uri="http://schemas.microsoft.com/office/word/2010/wordprocessingShape">
                     <wps:wsp>
                       <wps:cNvSpPr/>
-                      <wps:spPr>
+                      <wps:spPr bwMode="auto">
                         <a:xfrm>
                           <a:off x="0" y="0"/>
                           <a:ext cx="534035" cy="534035"/>
@@ -829,11 +856,12 @@
               </wp:anchor>
             </w:drawing>
           </mc:Choice>
-          <mc:Fallback>
+          <mc:Fallback xmlns:a="http://schemas.openxmlformats.org/drawingml/2006/main">
             <w:pict>
-              <v:oval w14:anchorId="74A1DADB" id="Oval 39" o:spid="_x0000_s1031" style="position:absolute;margin-left:260.85pt;margin-top:-24.35pt;width:42.05pt;height:42.05pt;z-index:251707392;visibility:visible;mso-wrap-style:square;mso-width-percent:0;mso-height-percent:0;mso-wrap-distance-left:9pt;mso-wrap-distance-top:0;mso-wrap-distance-right:9pt;mso-wrap-distance-bottom:0;mso-position-horizontal:absolute;mso-position-horizontal-relative:margin;mso-position-vertical:absolute;mso-position-vertical-relative:margin;mso-width-percent:0;mso-height-percent:0;mso-width-relative:margin;mso-height-relative:margin;v-text-anchor:middle" o:gfxdata="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" fillcolor="#70ad47 [3209]" stroked="f" strokeweight="1pt">
-                <v:stroke joinstyle="miter"/>
-                <v:textbox>
+              <v:shape id="shape 18" o:spid="_x0000_s18" o:spt="3" type="#_x0000_t3" style="position:absolute;z-index:251707392;o:allowoverlap:true;o:allowincell:true;mso-position-horizontal-relative:margin;margin-left:260.8pt;mso-position-horizontal:absolute;mso-position-vertical-relative:margin;margin-top:-24.4pt;mso-position-vertical:absolute;width:42.0pt;height:42.0pt;mso-wrap-distance-left:9.0pt;mso-wrap-distance-top:0.0pt;mso-wrap-distance-right:9.0pt;mso-wrap-distance-bottom:0.0pt;v-text-anchor:middle;visibility:visible;" fillcolor="#70AD47" stroked="f" strokeweight="1.00pt">
+                <v:stroke dashstyle="solid"/>
+                <w10:wrap type="square"/>
+                <v:textbox inset="0,0,0,0">
                   <w:txbxContent>
                     <w:p>
                       <w:pPr>
@@ -852,13 +880,13 @@
                           <w:sz w:val="36"/>
                           <w:szCs w:val="40"/>
                         </w:rPr>
-                        <w:t>u</w:t>
+                        <w:t xml:space="preserve">u</w:t>
                       </w:r>
+                      <w:r/>
                     </w:p>
                   </w:txbxContent>
                 </v:textbox>
-                <w10:wrap type="square" anchorx="margin" anchory="margin"/>
-              </v:oval>
+              </v:shape>
             </w:pict>
           </mc:Fallback>
         </mc:AlternateContent>
@@ -868,9 +896,9 @@
           <w:noProof/>
         </w:rPr>
         <mc:AlternateContent>
-          <mc:Choice Requires="wps">
+          <mc:Choice Requires="wpg">
             <w:drawing>
-              <wp:anchor distT="0" distB="0" distL="114300" distR="114300" simplePos="0" relativeHeight="251699200" behindDoc="0" locked="0" layoutInCell="1" allowOverlap="1" wp14:anchorId="7DB30ED4" wp14:editId="594CDD3E">
+              <wp:anchor distT="0" distB="0" distL="114300" distR="114300" simplePos="0" relativeHeight="251699200" behindDoc="0" locked="0" layoutInCell="1" allowOverlap="1">
                 <wp:simplePos x="0" y="0"/>
                 <wp:positionH relativeFrom="margin">
                   <wp:posOffset>7858521</wp:posOffset>
@@ -881,13 +909,13 @@
                 <wp:extent cx="534035" cy="534035"/>
                 <wp:effectExtent l="0" t="0" r="0" b="0"/>
                 <wp:wrapSquare wrapText="bothSides"/>
-                <wp:docPr id="35" name="Oval 35"/>
+                <wp:docPr id="16" name="Oval 35"/>
                 <wp:cNvGraphicFramePr/>
                 <a:graphic xmlns:a="http://schemas.openxmlformats.org/drawingml/2006/main">
                   <a:graphicData uri="http://schemas.microsoft.com/office/word/2010/wordprocessingShape">
                     <wps:wsp>
                       <wps:cNvSpPr/>
-                      <wps:spPr>
+                      <wps:spPr bwMode="auto">
                         <a:xfrm>
                           <a:off x="0" y="0"/>
                           <a:ext cx="534035" cy="534035"/>
@@ -960,11 +988,12 @@
               </wp:anchor>
             </w:drawing>
           </mc:Choice>
-          <mc:Fallback>
+          <mc:Fallback xmlns:a="http://schemas.openxmlformats.org/drawingml/2006/main">
             <w:pict>
-              <v:oval w14:anchorId="7DB30ED4" id="Oval 35" o:spid="_x0000_s1032" style="position:absolute;margin-left:618.8pt;margin-top:261.35pt;width:42.05pt;height:42.05pt;z-index:251699200;visibility:visible;mso-wrap-style:square;mso-width-percent:0;mso-height-percent:0;mso-wrap-distance-left:9pt;mso-wrap-distance-top:0;mso-wrap-distance-right:9pt;mso-wrap-distance-bottom:0;mso-position-horizontal:absolute;mso-position-horizontal-relative:margin;mso-position-vertical:absolute;mso-position-vertical-relative:margin;mso-width-percent:0;mso-height-percent:0;mso-width-relative:margin;mso-height-relative:margin;v-text-anchor:middle" o:gfxdata="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" fillcolor="#70ad47 [3209]" stroked="f" strokeweight="1pt">
-                <v:stroke joinstyle="miter"/>
-                <v:textbox>
+              <v:shape id="shape 19" o:spid="_x0000_s19" o:spt="3" type="#_x0000_t3" style="position:absolute;z-index:251699200;o:allowoverlap:true;o:allowincell:true;mso-position-horizontal-relative:margin;margin-left:618.8pt;mso-position-horizontal:absolute;mso-position-vertical-relative:margin;margin-top:261.3pt;mso-position-vertical:absolute;width:42.0pt;height:42.0pt;mso-wrap-distance-left:9.0pt;mso-wrap-distance-top:0.0pt;mso-wrap-distance-right:9.0pt;mso-wrap-distance-bottom:0.0pt;v-text-anchor:middle;visibility:visible;" fillcolor="#70AD47" stroked="f" strokeweight="1.00pt">
+                <v:stroke dashstyle="solid"/>
+                <w10:wrap type="square"/>
+                <v:textbox inset="0,0,0,0">
                   <w:txbxContent>
                     <w:p>
                       <w:pPr>
@@ -983,13 +1012,13 @@
                           <w:sz w:val="36"/>
                           <w:szCs w:val="40"/>
                         </w:rPr>
-                        <w:t>q</w:t>
+                        <w:t xml:space="preserve">q</w:t>
                       </w:r>
+                      <w:r/>
                     </w:p>
                   </w:txbxContent>
                 </v:textbox>
-                <w10:wrap type="square" anchorx="margin" anchory="margin"/>
-              </v:oval>
+              </v:shape>
             </w:pict>
           </mc:Fallback>
         </mc:AlternateContent>
@@ -999,9 +1028,9 @@
           <w:noProof/>
         </w:rPr>
         <mc:AlternateContent>
-          <mc:Choice Requires="wps">
+          <mc:Choice Requires="wpg">
             <w:drawing>
-              <wp:anchor distT="0" distB="0" distL="114300" distR="114300" simplePos="0" relativeHeight="251696128" behindDoc="0" locked="0" layoutInCell="1" allowOverlap="1" wp14:anchorId="74D06FE8" wp14:editId="7B62160E">
+              <wp:anchor distT="0" distB="0" distL="114300" distR="114300" simplePos="0" relativeHeight="251696128" behindDoc="0" locked="0" layoutInCell="1" allowOverlap="1">
                 <wp:simplePos x="0" y="0"/>
                 <wp:positionH relativeFrom="margin">
                   <wp:posOffset>6603472</wp:posOffset>
@@ -1012,13 +1041,13 @@
                 <wp:extent cx="534035" cy="534035"/>
                 <wp:effectExtent l="0" t="0" r="0" b="0"/>
                 <wp:wrapSquare wrapText="bothSides"/>
-                <wp:docPr id="33" name="Oval 33"/>
+                <wp:docPr id="17" name="Oval 33"/>
                 <wp:cNvGraphicFramePr/>
                 <a:graphic xmlns:a="http://schemas.openxmlformats.org/drawingml/2006/main">
                   <a:graphicData uri="http://schemas.microsoft.com/office/word/2010/wordprocessingShape">
                     <wps:wsp>
                       <wps:cNvSpPr/>
-                      <wps:spPr>
+                      <wps:spPr bwMode="auto">
                         <a:xfrm>
                           <a:off x="0" y="0"/>
                           <a:ext cx="534035" cy="534035"/>
@@ -1091,11 +1120,12 @@
               </wp:anchor>
             </w:drawing>
           </mc:Choice>
-          <mc:Fallback>
+          <mc:Fallback xmlns:a="http://schemas.openxmlformats.org/drawingml/2006/main">
             <w:pict>
-              <v:oval w14:anchorId="74D06FE8" id="Oval 33" o:spid="_x0000_s1033" style="position:absolute;margin-left:519.95pt;margin-top:9.95pt;width:42.05pt;height:42.05pt;z-index:251696128;visibility:visible;mso-wrap-style:square;mso-width-percent:0;mso-height-percent:0;mso-wrap-distance-left:9pt;mso-wrap-distance-top:0;mso-wrap-distance-right:9pt;mso-wrap-distance-bottom:0;mso-position-horizontal:absolute;mso-position-horizontal-relative:margin;mso-position-vertical:absolute;mso-position-vertical-relative:margin;mso-width-percent:0;mso-height-percent:0;mso-width-relative:margin;mso-height-relative:margin;v-text-anchor:middle" o:gfxdata="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" fillcolor="#70ad47 [3209]" stroked="f" strokeweight="1pt">
-                <v:stroke joinstyle="miter"/>
-                <v:textbox>
+              <v:shape id="shape 20" o:spid="_x0000_s20" o:spt="3" type="#_x0000_t3" style="position:absolute;z-index:251696128;o:allowoverlap:true;o:allowincell:true;mso-position-horizontal-relative:margin;margin-left:520.0pt;mso-position-horizontal:absolute;mso-position-vertical-relative:margin;margin-top:9.9pt;mso-position-vertical:absolute;width:42.0pt;height:42.0pt;mso-wrap-distance-left:9.0pt;mso-wrap-distance-top:0.0pt;mso-wrap-distance-right:9.0pt;mso-wrap-distance-bottom:0.0pt;v-text-anchor:middle;visibility:visible;" fillcolor="#70AD47" stroked="f" strokeweight="1.00pt">
+                <v:stroke dashstyle="solid"/>
+                <w10:wrap type="square"/>
+                <v:textbox inset="0,0,0,0">
                   <w:txbxContent>
                     <w:p>
                       <w:pPr>
@@ -1114,13 +1144,13 @@
                           <w:sz w:val="36"/>
                           <w:szCs w:val="40"/>
                         </w:rPr>
-                        <w:t>r</w:t>
+                        <w:t xml:space="preserve">r</w:t>
                       </w:r>
+                      <w:r/>
                     </w:p>
                   </w:txbxContent>
                 </v:textbox>
-                <w10:wrap type="square" anchorx="margin" anchory="margin"/>
-              </v:oval>
+              </v:shape>
             </w:pict>
           </mc:Fallback>
         </mc:AlternateContent>
@@ -1130,9 +1160,9 @@
           <w:noProof/>
         </w:rPr>
         <mc:AlternateContent>
-          <mc:Choice Requires="wps">
+          <mc:Choice Requires="wpg">
             <w:drawing>
-              <wp:anchor distT="0" distB="0" distL="114300" distR="114300" simplePos="0" relativeHeight="251691008" behindDoc="0" locked="0" layoutInCell="1" allowOverlap="1" wp14:anchorId="7CF5242C" wp14:editId="6379AD62">
+              <wp:anchor distT="0" distB="0" distL="114300" distR="114300" simplePos="0" relativeHeight="251691008" behindDoc="0" locked="0" layoutInCell="1" allowOverlap="1">
                 <wp:simplePos x="0" y="0"/>
                 <wp:positionH relativeFrom="margin">
                   <wp:posOffset>7575544</wp:posOffset>
@@ -1143,13 +1173,13 @@
                 <wp:extent cx="534035" cy="534035"/>
                 <wp:effectExtent l="0" t="0" r="0" b="0"/>
                 <wp:wrapSquare wrapText="bothSides"/>
-                <wp:docPr id="30" name="Oval 30"/>
+                <wp:docPr id="18" name="Oval 30"/>
                 <wp:cNvGraphicFramePr/>
                 <a:graphic xmlns:a="http://schemas.openxmlformats.org/drawingml/2006/main">
                   <a:graphicData uri="http://schemas.microsoft.com/office/word/2010/wordprocessingShape">
                     <wps:wsp>
                       <wps:cNvSpPr/>
-                      <wps:spPr>
+                      <wps:spPr bwMode="auto">
                         <a:xfrm>
                           <a:off x="0" y="0"/>
                           <a:ext cx="534035" cy="534035"/>
@@ -1222,11 +1252,12 @@
               </wp:anchor>
             </w:drawing>
           </mc:Choice>
-          <mc:Fallback>
+          <mc:Fallback xmlns:a="http://schemas.openxmlformats.org/drawingml/2006/main">
             <w:pict>
-              <v:oval w14:anchorId="7CF5242C" id="Oval 30" o:spid="_x0000_s1034" style="position:absolute;margin-left:596.5pt;margin-top:342.2pt;width:42.05pt;height:42.05pt;z-index:251691008;visibility:visible;mso-wrap-style:square;mso-width-percent:0;mso-height-percent:0;mso-wrap-distance-left:9pt;mso-wrap-distance-top:0;mso-wrap-distance-right:9pt;mso-wrap-distance-bottom:0;mso-position-horizontal:absolute;mso-position-horizontal-relative:margin;mso-position-vertical:absolute;mso-position-vertical-relative:margin;mso-width-percent:0;mso-height-percent:0;mso-width-relative:margin;mso-height-relative:margin;v-text-anchor:middle" o:gfxdata="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" fillcolor="#70ad47 [3209]" stroked="f" strokeweight="1pt">
-                <v:stroke joinstyle="miter"/>
-                <v:textbox>
+              <v:shape id="shape 21" o:spid="_x0000_s21" o:spt="3" type="#_x0000_t3" style="position:absolute;z-index:251691008;o:allowoverlap:true;o:allowincell:true;mso-position-horizontal-relative:margin;margin-left:596.5pt;mso-position-horizontal:absolute;mso-position-vertical-relative:margin;margin-top:342.2pt;mso-position-vertical:absolute;width:42.0pt;height:42.0pt;mso-wrap-distance-left:9.0pt;mso-wrap-distance-top:0.0pt;mso-wrap-distance-right:9.0pt;mso-wrap-distance-bottom:0.0pt;v-text-anchor:middle;visibility:visible;" fillcolor="#70AD47" stroked="f" strokeweight="1.00pt">
+                <v:stroke dashstyle="solid"/>
+                <w10:wrap type="square"/>
+                <v:textbox inset="0,0,0,0">
                   <w:txbxContent>
                     <w:p>
                       <w:pPr>
@@ -1245,13 +1276,13 @@
                           <w:sz w:val="36"/>
                           <w:szCs w:val="40"/>
                         </w:rPr>
-                        <w:t>p</w:t>
+                        <w:t xml:space="preserve">p</w:t>
                       </w:r>
+                      <w:r/>
                     </w:p>
                   </w:txbxContent>
                 </v:textbox>
-                <w10:wrap type="square" anchorx="margin" anchory="margin"/>
-              </v:oval>
+              </v:shape>
             </w:pict>
           </mc:Fallback>
         </mc:AlternateContent>
@@ -1261,9 +1292,9 @@
           <w:noProof/>
         </w:rPr>
         <mc:AlternateContent>
-          <mc:Choice Requires="wps">
+          <mc:Choice Requires="wpg">
             <w:drawing>
-              <wp:anchor distT="0" distB="0" distL="114300" distR="114300" simplePos="0" relativeHeight="251688960" behindDoc="0" locked="0" layoutInCell="1" allowOverlap="1" wp14:anchorId="4DFD7D1D" wp14:editId="10B5ACB0">
+              <wp:anchor distT="0" distB="0" distL="114300" distR="114300" simplePos="0" relativeHeight="251688960" behindDoc="0" locked="0" layoutInCell="1" allowOverlap="1">
                 <wp:simplePos x="0" y="0"/>
                 <wp:positionH relativeFrom="margin">
                   <wp:posOffset>5903966</wp:posOffset>
@@ -1274,13 +1305,13 @@
                 <wp:extent cx="534035" cy="534035"/>
                 <wp:effectExtent l="0" t="0" r="0" b="0"/>
                 <wp:wrapSquare wrapText="bothSides"/>
-                <wp:docPr id="29" name="Oval 29"/>
+                <wp:docPr id="19" name="Oval 29"/>
                 <wp:cNvGraphicFramePr/>
                 <a:graphic xmlns:a="http://schemas.openxmlformats.org/drawingml/2006/main">
                   <a:graphicData uri="http://schemas.microsoft.com/office/word/2010/wordprocessingShape">
                     <wps:wsp>
                       <wps:cNvSpPr/>
-                      <wps:spPr>
+                      <wps:spPr bwMode="auto">
                         <a:xfrm>
                           <a:off x="0" y="0"/>
                           <a:ext cx="534035" cy="534035"/>
@@ -1353,11 +1384,12 @@
               </wp:anchor>
             </w:drawing>
           </mc:Choice>
-          <mc:Fallback>
+          <mc:Fallback xmlns:a="http://schemas.openxmlformats.org/drawingml/2006/main">
             <w:pict>
-              <v:oval w14:anchorId="4DFD7D1D" id="Oval 29" o:spid="_x0000_s1035" style="position:absolute;margin-left:464.9pt;margin-top:404.5pt;width:42.05pt;height:42.05pt;z-index:251688960;visibility:visible;mso-wrap-style:square;mso-width-percent:0;mso-height-percent:0;mso-wrap-distance-left:9pt;mso-wrap-distance-top:0;mso-wrap-distance-right:9pt;mso-wrap-distance-bottom:0;mso-position-horizontal:absolute;mso-position-horizontal-relative:margin;mso-position-vertical:absolute;mso-position-vertical-relative:margin;mso-width-percent:0;mso-height-percent:0;mso-width-relative:margin;mso-height-relative:margin;v-text-anchor:middle" o:gfxdata="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" fillcolor="#70ad47 [3209]" stroked="f" strokeweight="1pt">
-                <v:stroke joinstyle="miter"/>
-                <v:textbox>
+              <v:shape id="shape 22" o:spid="_x0000_s22" o:spt="3" type="#_x0000_t3" style="position:absolute;z-index:251688960;o:allowoverlap:true;o:allowincell:true;mso-position-horizontal-relative:margin;margin-left:464.9pt;mso-position-horizontal:absolute;mso-position-vertical-relative:margin;margin-top:404.5pt;mso-position-vertical:absolute;width:42.0pt;height:42.0pt;mso-wrap-distance-left:9.0pt;mso-wrap-distance-top:0.0pt;mso-wrap-distance-right:9.0pt;mso-wrap-distance-bottom:0.0pt;v-text-anchor:middle;visibility:visible;" fillcolor="#70AD47" stroked="f" strokeweight="1.00pt">
+                <v:stroke dashstyle="solid"/>
+                <w10:wrap type="square"/>
+                <v:textbox inset="0,0,0,0">
                   <w:txbxContent>
                     <w:p>
                       <w:pPr>
@@ -1376,13 +1408,13 @@
                           <w:sz w:val="36"/>
                           <w:szCs w:val="40"/>
                         </w:rPr>
-                        <w:t>o</w:t>
+                        <w:t xml:space="preserve">o</w:t>
                       </w:r>
+                      <w:r/>
                     </w:p>
                   </w:txbxContent>
                 </v:textbox>
-                <w10:wrap type="square" anchorx="margin" anchory="margin"/>
-              </v:oval>
+              </v:shape>
             </w:pict>
           </mc:Fallback>
         </mc:AlternateContent>
@@ -1392,9 +1424,9 @@
           <w:noProof/>
         </w:rPr>
         <mc:AlternateContent>
-          <mc:Choice Requires="wps">
+          <mc:Choice Requires="wpg">
             <w:drawing>
-              <wp:anchor distT="0" distB="0" distL="114300" distR="114300" simplePos="0" relativeHeight="251676672" behindDoc="0" locked="0" layoutInCell="1" allowOverlap="1" wp14:anchorId="24AE85AD" wp14:editId="564AF7FE">
+              <wp:anchor distT="0" distB="0" distL="114300" distR="114300" simplePos="0" relativeHeight="251676672" behindDoc="0" locked="0" layoutInCell="1" allowOverlap="1">
                 <wp:simplePos x="0" y="0"/>
                 <wp:positionH relativeFrom="margin">
                   <wp:posOffset>7012701</wp:posOffset>
@@ -1405,13 +1437,13 @@
                 <wp:extent cx="534035" cy="534035"/>
                 <wp:effectExtent l="0" t="0" r="0" b="0"/>
                 <wp:wrapSquare wrapText="bothSides"/>
-                <wp:docPr id="23" name="Oval 23"/>
+                <wp:docPr id="20" name="Oval 23"/>
                 <wp:cNvGraphicFramePr/>
                 <a:graphic xmlns:a="http://schemas.openxmlformats.org/drawingml/2006/main">
                   <a:graphicData uri="http://schemas.microsoft.com/office/word/2010/wordprocessingShape">
                     <wps:wsp>
                       <wps:cNvSpPr/>
-                      <wps:spPr>
+                      <wps:spPr bwMode="auto">
                         <a:xfrm>
                           <a:off x="0" y="0"/>
                           <a:ext cx="534035" cy="534035"/>
@@ -1484,11 +1516,12 @@
               </wp:anchor>
             </w:drawing>
           </mc:Choice>
-          <mc:Fallback>
+          <mc:Fallback xmlns:a="http://schemas.openxmlformats.org/drawingml/2006/main">
             <w:pict>
-              <v:oval w14:anchorId="24AE85AD" id="Oval 23" o:spid="_x0000_s1036" style="position:absolute;margin-left:552.2pt;margin-top:243.6pt;width:42.05pt;height:42.05pt;z-index:251676672;visibility:visible;mso-wrap-style:square;mso-width-percent:0;mso-height-percent:0;mso-wrap-distance-left:9pt;mso-wrap-distance-top:0;mso-wrap-distance-right:9pt;mso-wrap-distance-bottom:0;mso-position-horizontal:absolute;mso-position-horizontal-relative:margin;mso-position-vertical:absolute;mso-position-vertical-relative:margin;mso-width-percent:0;mso-height-percent:0;mso-width-relative:margin;mso-height-relative:margin;v-text-anchor:middle" o:gfxdata="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" fillcolor="#70ad47 [3209]" stroked="f" strokeweight="1pt">
-                <v:stroke joinstyle="miter"/>
-                <v:textbox>
+              <v:shape id="shape 23" o:spid="_x0000_s23" o:spt="3" type="#_x0000_t3" style="position:absolute;z-index:251676672;o:allowoverlap:true;o:allowincell:true;mso-position-horizontal-relative:margin;margin-left:552.2pt;mso-position-horizontal:absolute;mso-position-vertical-relative:margin;margin-top:243.6pt;mso-position-vertical:absolute;width:42.0pt;height:42.0pt;mso-wrap-distance-left:9.0pt;mso-wrap-distance-top:0.0pt;mso-wrap-distance-right:9.0pt;mso-wrap-distance-bottom:0.0pt;v-text-anchor:middle;visibility:visible;" fillcolor="#70AD47" stroked="f" strokeweight="1.00pt">
+                <v:stroke dashstyle="solid"/>
+                <w10:wrap type="square"/>
+                <v:textbox inset="0,0,0,0">
                   <w:txbxContent>
                     <w:p>
                       <w:pPr>
@@ -1507,13 +1540,13 @@
                           <w:sz w:val="36"/>
                           <w:szCs w:val="40"/>
                         </w:rPr>
-                        <w:t>n</w:t>
+                        <w:t xml:space="preserve">n</w:t>
                       </w:r>
+                      <w:r/>
                     </w:p>
                   </w:txbxContent>
                 </v:textbox>
-                <w10:wrap type="square" anchorx="margin" anchory="margin"/>
-              </v:oval>
+              </v:shape>
             </w:pict>
           </mc:Fallback>
         </mc:AlternateContent>
@@ -1523,9 +1556,9 @@
           <w:noProof/>
         </w:rPr>
         <mc:AlternateContent>
-          <mc:Choice Requires="wps">
+          <mc:Choice Requires="wpg">
             <w:drawing>
-              <wp:anchor distT="0" distB="0" distL="114300" distR="114300" simplePos="0" relativeHeight="251684864" behindDoc="0" locked="0" layoutInCell="1" allowOverlap="1" wp14:anchorId="1518A351" wp14:editId="6D3E1E4F">
+              <wp:anchor distT="0" distB="0" distL="114300" distR="114300" simplePos="0" relativeHeight="251684864" behindDoc="0" locked="0" layoutInCell="1" allowOverlap="1">
                 <wp:simplePos x="0" y="0"/>
                 <wp:positionH relativeFrom="margin">
                   <wp:posOffset>5891071</wp:posOffset>
@@ -1536,13 +1569,13 @@
                 <wp:extent cx="534035" cy="534035"/>
                 <wp:effectExtent l="0" t="0" r="0" b="0"/>
                 <wp:wrapSquare wrapText="bothSides"/>
-                <wp:docPr id="27" name="Oval 27"/>
+                <wp:docPr id="21" name="Oval 27"/>
                 <wp:cNvGraphicFramePr/>
                 <a:graphic xmlns:a="http://schemas.openxmlformats.org/drawingml/2006/main">
                   <a:graphicData uri="http://schemas.microsoft.com/office/word/2010/wordprocessingShape">
                     <wps:wsp>
                       <wps:cNvSpPr/>
-                      <wps:spPr>
+                      <wps:spPr bwMode="auto">
                         <a:xfrm>
                           <a:off x="0" y="0"/>
                           <a:ext cx="534035" cy="534035"/>
@@ -1615,11 +1648,12 @@
               </wp:anchor>
             </w:drawing>
           </mc:Choice>
-          <mc:Fallback>
+          <mc:Fallback xmlns:a="http://schemas.openxmlformats.org/drawingml/2006/main">
             <w:pict>
-              <v:oval w14:anchorId="1518A351" id="Oval 27" o:spid="_x0000_s1037" style="position:absolute;margin-left:463.85pt;margin-top:233pt;width:42.05pt;height:42.05pt;z-index:251684864;visibility:visible;mso-wrap-style:square;mso-width-percent:0;mso-height-percent:0;mso-wrap-distance-left:9pt;mso-wrap-distance-top:0;mso-wrap-distance-right:9pt;mso-wrap-distance-bottom:0;mso-position-horizontal:absolute;mso-position-horizontal-relative:margin;mso-position-vertical:absolute;mso-position-vertical-relative:margin;mso-width-percent:0;mso-height-percent:0;mso-width-relative:margin;mso-height-relative:margin;v-text-anchor:middle" o:gfxdata="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" fillcolor="#70ad47 [3209]" stroked="f" strokeweight="1pt">
-                <v:stroke joinstyle="miter"/>
-                <v:textbox>
+              <v:shape id="shape 24" o:spid="_x0000_s24" o:spt="3" type="#_x0000_t3" style="position:absolute;z-index:251684864;o:allowoverlap:true;o:allowincell:true;mso-position-horizontal-relative:margin;margin-left:463.9pt;mso-position-horizontal:absolute;mso-position-vertical-relative:margin;margin-top:233.0pt;mso-position-vertical:absolute;width:42.0pt;height:42.0pt;mso-wrap-distance-left:9.0pt;mso-wrap-distance-top:0.0pt;mso-wrap-distance-right:9.0pt;mso-wrap-distance-bottom:0.0pt;v-text-anchor:middle;visibility:visible;" fillcolor="#70AD47" stroked="f" strokeweight="1.00pt">
+                <v:stroke dashstyle="solid"/>
+                <w10:wrap type="square"/>
+                <v:textbox inset="0,0,0,0">
                   <w:txbxContent>
                     <w:p>
                       <w:pPr>
@@ -1638,13 +1672,13 @@
                           <w:sz w:val="36"/>
                           <w:szCs w:val="40"/>
                         </w:rPr>
-                        <w:t>m</w:t>
+                        <w:t xml:space="preserve">m</w:t>
                       </w:r>
+                      <w:r/>
                     </w:p>
                   </w:txbxContent>
                 </v:textbox>
-                <w10:wrap type="square" anchorx="margin" anchory="margin"/>
-              </v:oval>
+              </v:shape>
             </w:pict>
           </mc:Fallback>
         </mc:AlternateContent>
@@ -1654,9 +1688,9 @@
           <w:noProof/>
         </w:rPr>
         <mc:AlternateContent>
-          <mc:Choice Requires="wps">
+          <mc:Choice Requires="wpg">
             <w:drawing>
-              <wp:anchor distT="0" distB="0" distL="114300" distR="114300" simplePos="0" relativeHeight="251682816" behindDoc="0" locked="0" layoutInCell="1" allowOverlap="1" wp14:anchorId="031DAC46" wp14:editId="24669861">
+              <wp:anchor distT="0" distB="0" distL="114300" distR="114300" simplePos="0" relativeHeight="251682816" behindDoc="0" locked="0" layoutInCell="1" allowOverlap="1">
                 <wp:simplePos x="0" y="0"/>
                 <wp:positionH relativeFrom="margin">
                   <wp:posOffset>2689420</wp:posOffset>
@@ -1667,13 +1701,13 @@
                 <wp:extent cx="534035" cy="534035"/>
                 <wp:effectExtent l="0" t="0" r="0" b="0"/>
                 <wp:wrapSquare wrapText="bothSides"/>
-                <wp:docPr id="26" name="Oval 26"/>
+                <wp:docPr id="22" name="Oval 26"/>
                 <wp:cNvGraphicFramePr/>
                 <a:graphic xmlns:a="http://schemas.openxmlformats.org/drawingml/2006/main">
                   <a:graphicData uri="http://schemas.microsoft.com/office/word/2010/wordprocessingShape">
                     <wps:wsp>
                       <wps:cNvSpPr/>
-                      <wps:spPr>
+                      <wps:spPr bwMode="auto">
                         <a:xfrm>
                           <a:off x="0" y="0"/>
                           <a:ext cx="534035" cy="534035"/>
@@ -1746,11 +1780,12 @@
               </wp:anchor>
             </w:drawing>
           </mc:Choice>
-          <mc:Fallback>
+          <mc:Fallback xmlns:a="http://schemas.openxmlformats.org/drawingml/2006/main">
             <w:pict>
-              <v:oval w14:anchorId="031DAC46" id="Oval 26" o:spid="_x0000_s1038" style="position:absolute;margin-left:211.75pt;margin-top:350pt;width:42.05pt;height:42.05pt;z-index:251682816;visibility:visible;mso-wrap-style:square;mso-width-percent:0;mso-height-percent:0;mso-wrap-distance-left:9pt;mso-wrap-distance-top:0;mso-wrap-distance-right:9pt;mso-wrap-distance-bottom:0;mso-position-horizontal:absolute;mso-position-horizontal-relative:margin;mso-position-vertical:absolute;mso-position-vertical-relative:margin;mso-width-percent:0;mso-height-percent:0;mso-width-relative:margin;mso-height-relative:margin;v-text-anchor:middle" o:gfxdata="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" fillcolor="#70ad47 [3209]" stroked="f" strokeweight="1pt">
-                <v:stroke joinstyle="miter"/>
-                <v:textbox>
+              <v:shape id="shape 25" o:spid="_x0000_s25" o:spt="3" type="#_x0000_t3" style="position:absolute;z-index:251682816;o:allowoverlap:true;o:allowincell:true;mso-position-horizontal-relative:margin;margin-left:211.8pt;mso-position-horizontal:absolute;mso-position-vertical-relative:margin;margin-top:350.0pt;mso-position-vertical:absolute;width:42.0pt;height:42.0pt;mso-wrap-distance-left:9.0pt;mso-wrap-distance-top:0.0pt;mso-wrap-distance-right:9.0pt;mso-wrap-distance-bottom:0.0pt;v-text-anchor:middle;visibility:visible;" fillcolor="#70AD47" stroked="f" strokeweight="1.00pt">
+                <v:stroke dashstyle="solid"/>
+                <w10:wrap type="square"/>
+                <v:textbox inset="0,0,0,0">
                   <w:txbxContent>
                     <w:p>
                       <w:pPr>
@@ -1769,13 +1804,13 @@
                           <w:sz w:val="36"/>
                           <w:szCs w:val="40"/>
                         </w:rPr>
-                        <w:t>j</w:t>
+                        <w:t xml:space="preserve">j</w:t>
                       </w:r>
+                      <w:r/>
                     </w:p>
                   </w:txbxContent>
                 </v:textbox>
-                <w10:wrap type="square" anchorx="margin" anchory="margin"/>
-              </v:oval>
+              </v:shape>
             </w:pict>
           </mc:Fallback>
         </mc:AlternateContent>
@@ -1785,9 +1820,9 @@
           <w:noProof/>
         </w:rPr>
         <mc:AlternateContent>
-          <mc:Choice Requires="wps">
+          <mc:Choice Requires="wpg">
             <w:drawing>
-              <wp:anchor distT="0" distB="0" distL="114300" distR="114300" simplePos="0" relativeHeight="251686912" behindDoc="0" locked="0" layoutInCell="1" allowOverlap="1" wp14:anchorId="0EF07565" wp14:editId="39D457FE">
+              <wp:anchor distT="0" distB="0" distL="114300" distR="114300" simplePos="0" relativeHeight="251686912" behindDoc="0" locked="0" layoutInCell="1" allowOverlap="1">
                 <wp:simplePos x="0" y="0"/>
                 <wp:positionH relativeFrom="margin">
                   <wp:posOffset>4279007</wp:posOffset>
@@ -1798,13 +1833,13 @@
                 <wp:extent cx="534035" cy="534035"/>
                 <wp:effectExtent l="0" t="0" r="0" b="0"/>
                 <wp:wrapSquare wrapText="bothSides"/>
-                <wp:docPr id="28" name="Oval 28"/>
+                <wp:docPr id="23" name="Oval 28"/>
                 <wp:cNvGraphicFramePr/>
                 <a:graphic xmlns:a="http://schemas.openxmlformats.org/drawingml/2006/main">
                   <a:graphicData uri="http://schemas.microsoft.com/office/word/2010/wordprocessingShape">
                     <wps:wsp>
                       <wps:cNvSpPr/>
-                      <wps:spPr>
+                      <wps:spPr bwMode="auto">
                         <a:xfrm>
                           <a:off x="0" y="0"/>
                           <a:ext cx="534035" cy="534035"/>
@@ -1877,11 +1912,12 @@
               </wp:anchor>
             </w:drawing>
           </mc:Choice>
-          <mc:Fallback>
+          <mc:Fallback xmlns:a="http://schemas.openxmlformats.org/drawingml/2006/main">
             <w:pict>
-              <v:oval w14:anchorId="0EF07565" id="Oval 28" o:spid="_x0000_s1039" style="position:absolute;margin-left:336.95pt;margin-top:338.3pt;width:42.05pt;height:42.05pt;z-index:251686912;visibility:visible;mso-wrap-style:square;mso-width-percent:0;mso-height-percent:0;mso-wrap-distance-left:9pt;mso-wrap-distance-top:0;mso-wrap-distance-right:9pt;mso-wrap-distance-bottom:0;mso-position-horizontal:absolute;mso-position-horizontal-relative:margin;mso-position-vertical:absolute;mso-position-vertical-relative:margin;mso-width-percent:0;mso-height-percent:0;mso-width-relative:margin;mso-height-relative:margin;v-text-anchor:middle" o:gfxdata="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" fillcolor="#70ad47 [3209]" stroked="f" strokeweight="1pt">
-                <v:stroke joinstyle="miter"/>
-                <v:textbox>
+              <v:shape id="shape 26" o:spid="_x0000_s26" o:spt="3" type="#_x0000_t3" style="position:absolute;z-index:251686912;o:allowoverlap:true;o:allowincell:true;mso-position-horizontal-relative:margin;margin-left:336.9pt;mso-position-horizontal:absolute;mso-position-vertical-relative:margin;margin-top:338.3pt;mso-position-vertical:absolute;width:42.0pt;height:42.0pt;mso-wrap-distance-left:9.0pt;mso-wrap-distance-top:0.0pt;mso-wrap-distance-right:9.0pt;mso-wrap-distance-bottom:0.0pt;v-text-anchor:middle;visibility:visible;" fillcolor="#70AD47" stroked="f" strokeweight="1.00pt">
+                <v:stroke dashstyle="solid"/>
+                <w10:wrap type="square"/>
+                <v:textbox inset="0,0,0,0">
                   <w:txbxContent>
                     <w:p>
                       <w:pPr>
@@ -1900,13 +1936,13 @@
                           <w:sz w:val="36"/>
                           <w:szCs w:val="40"/>
                         </w:rPr>
-                        <w:t>l</w:t>
+                        <w:t xml:space="preserve">l</w:t>
                       </w:r>
+                      <w:r/>
                     </w:p>
                   </w:txbxContent>
                 </v:textbox>
-                <w10:wrap type="square" anchorx="margin" anchory="margin"/>
-              </v:oval>
+              </v:shape>
             </w:pict>
           </mc:Fallback>
         </mc:AlternateContent>
@@ -1916,9 +1952,9 @@
           <w:noProof/>
         </w:rPr>
         <mc:AlternateContent>
-          <mc:Choice Requires="wps">
+          <mc:Choice Requires="wpg">
             <w:drawing>
-              <wp:anchor distT="0" distB="0" distL="114300" distR="114300" simplePos="0" relativeHeight="251680768" behindDoc="0" locked="0" layoutInCell="1" allowOverlap="1" wp14:anchorId="22407CDF" wp14:editId="1F03496F">
+              <wp:anchor distT="0" distB="0" distL="114300" distR="114300" simplePos="0" relativeHeight="251680768" behindDoc="0" locked="0" layoutInCell="1" allowOverlap="1">
                 <wp:simplePos x="0" y="0"/>
                 <wp:positionH relativeFrom="margin">
                   <wp:posOffset>3468860</wp:posOffset>
@@ -1929,13 +1965,13 @@
                 <wp:extent cx="534035" cy="534035"/>
                 <wp:effectExtent l="0" t="0" r="0" b="0"/>
                 <wp:wrapSquare wrapText="bothSides"/>
-                <wp:docPr id="25" name="Oval 25"/>
+                <wp:docPr id="24" name="Oval 25"/>
                 <wp:cNvGraphicFramePr/>
                 <a:graphic xmlns:a="http://schemas.openxmlformats.org/drawingml/2006/main">
                   <a:graphicData uri="http://schemas.microsoft.com/office/word/2010/wordprocessingShape">
                     <wps:wsp>
                       <wps:cNvSpPr/>
-                      <wps:spPr>
+                      <wps:spPr bwMode="auto">
                         <a:xfrm>
                           <a:off x="0" y="0"/>
                           <a:ext cx="534035" cy="534035"/>
@@ -2008,11 +2044,12 @@
               </wp:anchor>
             </w:drawing>
           </mc:Choice>
-          <mc:Fallback>
+          <mc:Fallback xmlns:a="http://schemas.openxmlformats.org/drawingml/2006/main">
             <w:pict>
-              <v:oval w14:anchorId="22407CDF" id="Oval 25" o:spid="_x0000_s1040" style="position:absolute;margin-left:273.15pt;margin-top:319.7pt;width:42.05pt;height:42.05pt;z-index:251680768;visibility:visible;mso-wrap-style:square;mso-width-percent:0;mso-height-percent:0;mso-wrap-distance-left:9pt;mso-wrap-distance-top:0;mso-wrap-distance-right:9pt;mso-wrap-distance-bottom:0;mso-position-horizontal:absolute;mso-position-horizontal-relative:margin;mso-position-vertical:absolute;mso-position-vertical-relative:margin;mso-width-percent:0;mso-height-percent:0;mso-width-relative:margin;mso-height-relative:margin;v-text-anchor:middle" o:gfxdata="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" fillcolor="#70ad47 [3209]" stroked="f" strokeweight="1pt">
-                <v:stroke joinstyle="miter"/>
-                <v:textbox>
+              <v:shape id="shape 27" o:spid="_x0000_s27" o:spt="3" type="#_x0000_t3" style="position:absolute;z-index:251680768;o:allowoverlap:true;o:allowincell:true;mso-position-horizontal-relative:margin;margin-left:273.1pt;mso-position-horizontal:absolute;mso-position-vertical-relative:margin;margin-top:319.7pt;mso-position-vertical:absolute;width:42.0pt;height:42.0pt;mso-wrap-distance-left:9.0pt;mso-wrap-distance-top:0.0pt;mso-wrap-distance-right:9.0pt;mso-wrap-distance-bottom:0.0pt;v-text-anchor:middle;visibility:visible;" fillcolor="#70AD47" stroked="f" strokeweight="1.00pt">
+                <v:stroke dashstyle="solid"/>
+                <w10:wrap type="square"/>
+                <v:textbox inset="0,0,0,0">
                   <w:txbxContent>
                     <w:p>
                       <w:pPr>
@@ -2031,13 +2068,13 @@
                           <w:sz w:val="36"/>
                           <w:szCs w:val="40"/>
                         </w:rPr>
-                        <w:t>k</w:t>
+                        <w:t xml:space="preserve">k</w:t>
                       </w:r>
+                      <w:r/>
                     </w:p>
                   </w:txbxContent>
                 </v:textbox>
-                <w10:wrap type="square" anchorx="margin" anchory="margin"/>
-              </v:oval>
+              </v:shape>
             </w:pict>
           </mc:Fallback>
         </mc:AlternateContent>
@@ -2047,9 +2084,9 @@
           <w:noProof/>
         </w:rPr>
         <mc:AlternateContent>
-          <mc:Choice Requires="wps">
+          <mc:Choice Requires="wpg">
             <w:drawing>
-              <wp:anchor distT="0" distB="0" distL="114300" distR="114300" simplePos="0" relativeHeight="251678720" behindDoc="0" locked="0" layoutInCell="1" allowOverlap="1" wp14:anchorId="5C24F9AB" wp14:editId="118B06DE">
+              <wp:anchor distT="0" distB="0" distL="114300" distR="114300" simplePos="0" relativeHeight="251678720" behindDoc="0" locked="0" layoutInCell="1" allowOverlap="1">
                 <wp:simplePos x="0" y="0"/>
                 <wp:positionH relativeFrom="margin">
                   <wp:posOffset>80104</wp:posOffset>
@@ -2060,13 +2097,13 @@
                 <wp:extent cx="534035" cy="534035"/>
                 <wp:effectExtent l="0" t="0" r="0" b="0"/>
                 <wp:wrapSquare wrapText="bothSides"/>
-                <wp:docPr id="24" name="Oval 24"/>
+                <wp:docPr id="25" name="Oval 24"/>
                 <wp:cNvGraphicFramePr/>
                 <a:graphic xmlns:a="http://schemas.openxmlformats.org/drawingml/2006/main">
                   <a:graphicData uri="http://schemas.microsoft.com/office/word/2010/wordprocessingShape">
                     <wps:wsp>
                       <wps:cNvSpPr/>
-                      <wps:spPr>
+                      <wps:spPr bwMode="auto">
                         <a:xfrm>
                           <a:off x="0" y="0"/>
                           <a:ext cx="534035" cy="534035"/>
@@ -2139,11 +2176,12 @@
               </wp:anchor>
             </w:drawing>
           </mc:Choice>
-          <mc:Fallback>
+          <mc:Fallback xmlns:a="http://schemas.openxmlformats.org/drawingml/2006/main">
             <w:pict>
-              <v:oval w14:anchorId="5C24F9AB" id="Oval 24" o:spid="_x0000_s1041" style="position:absolute;margin-left:6.3pt;margin-top:318.95pt;width:42.05pt;height:42.05pt;z-index:251678720;visibility:visible;mso-wrap-style:square;mso-width-percent:0;mso-height-percent:0;mso-wrap-distance-left:9pt;mso-wrap-distance-top:0;mso-wrap-distance-right:9pt;mso-wrap-distance-bottom:0;mso-position-horizontal:absolute;mso-position-horizontal-relative:margin;mso-position-vertical:absolute;mso-position-vertical-relative:margin;mso-width-percent:0;mso-height-percent:0;mso-width-relative:margin;mso-height-relative:margin;v-text-anchor:middle" o:gfxdata="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" fillcolor="#70ad47 [3209]" stroked="f" strokeweight="1pt">
-                <v:stroke joinstyle="miter"/>
-                <v:textbox>
+              <v:shape id="shape 28" o:spid="_x0000_s28" o:spt="3" type="#_x0000_t3" style="position:absolute;z-index:251678720;o:allowoverlap:true;o:allowincell:true;mso-position-horizontal-relative:margin;margin-left:6.3pt;mso-position-horizontal:absolute;mso-position-vertical-relative:margin;margin-top:318.9pt;mso-position-vertical:absolute;width:42.0pt;height:42.0pt;mso-wrap-distance-left:9.0pt;mso-wrap-distance-top:0.0pt;mso-wrap-distance-right:9.0pt;mso-wrap-distance-bottom:0.0pt;v-text-anchor:middle;visibility:visible;" fillcolor="#70AD47" stroked="f" strokeweight="1.00pt">
+                <v:stroke dashstyle="solid"/>
+                <w10:wrap type="square"/>
+                <v:textbox inset="0,0,0,0">
                   <w:txbxContent>
                     <w:p>
                       <w:pPr>
@@ -2162,13 +2200,13 @@
                           <w:sz w:val="36"/>
                           <w:szCs w:val="40"/>
                         </w:rPr>
-                        <w:t>h</w:t>
+                        <w:t xml:space="preserve">h</w:t>
                       </w:r>
+                      <w:r/>
                     </w:p>
                   </w:txbxContent>
                 </v:textbox>
-                <w10:wrap type="square" anchorx="margin" anchory="margin"/>
-              </v:oval>
+              </v:shape>
             </w:pict>
           </mc:Fallback>
         </mc:AlternateContent>
@@ -2178,9 +2216,9 @@
           <w:noProof/>
         </w:rPr>
         <mc:AlternateContent>
-          <mc:Choice Requires="wps">
+          <mc:Choice Requires="wpg">
             <w:drawing>
-              <wp:anchor distT="0" distB="0" distL="114300" distR="114300" simplePos="0" relativeHeight="251674624" behindDoc="0" locked="0" layoutInCell="1" allowOverlap="1" wp14:anchorId="1D931BC9" wp14:editId="2F9DBD25">
+              <wp:anchor distT="0" distB="0" distL="114300" distR="114300" simplePos="0" relativeHeight="251674624" behindDoc="0" locked="0" layoutInCell="1" allowOverlap="1">
                 <wp:simplePos x="0" y="0"/>
                 <wp:positionH relativeFrom="margin">
                   <wp:posOffset>841312</wp:posOffset>
@@ -2191,13 +2229,13 @@
                 <wp:extent cx="534035" cy="534035"/>
                 <wp:effectExtent l="0" t="0" r="0" b="0"/>
                 <wp:wrapSquare wrapText="bothSides"/>
-                <wp:docPr id="22" name="Oval 22"/>
+                <wp:docPr id="26" name="Oval 22"/>
                 <wp:cNvGraphicFramePr/>
                 <a:graphic xmlns:a="http://schemas.openxmlformats.org/drawingml/2006/main">
                   <a:graphicData uri="http://schemas.microsoft.com/office/word/2010/wordprocessingShape">
                     <wps:wsp>
                       <wps:cNvSpPr/>
-                      <wps:spPr>
+                      <wps:spPr bwMode="auto">
                         <a:xfrm>
                           <a:off x="0" y="0"/>
                           <a:ext cx="534035" cy="534035"/>
@@ -2270,11 +2308,12 @@
               </wp:anchor>
             </w:drawing>
           </mc:Choice>
-          <mc:Fallback>
+          <mc:Fallback xmlns:a="http://schemas.openxmlformats.org/drawingml/2006/main">
             <w:pict>
-              <v:oval w14:anchorId="1D931BC9" id="Oval 22" o:spid="_x0000_s1042" style="position:absolute;margin-left:66.25pt;margin-top:284.3pt;width:42.05pt;height:42.05pt;z-index:251674624;visibility:visible;mso-wrap-style:square;mso-width-percent:0;mso-height-percent:0;mso-wrap-distance-left:9pt;mso-wrap-distance-top:0;mso-wrap-distance-right:9pt;mso-wrap-distance-bottom:0;mso-position-horizontal:absolute;mso-position-horizontal-relative:margin;mso-position-vertical:absolute;mso-position-vertical-relative:margin;mso-width-percent:0;mso-height-percent:0;mso-width-relative:margin;mso-height-relative:margin;v-text-anchor:middle" o:gfxdata="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" fillcolor="#70ad47 [3209]" stroked="f" strokeweight="1pt">
-                <v:stroke joinstyle="miter"/>
-                <v:textbox>
+              <v:shape id="shape 29" o:spid="_x0000_s29" o:spt="3" type="#_x0000_t3" style="position:absolute;z-index:251674624;o:allowoverlap:true;o:allowincell:true;mso-position-horizontal-relative:margin;margin-left:66.2pt;mso-position-horizontal:absolute;mso-position-vertical-relative:margin;margin-top:284.3pt;mso-position-vertical:absolute;width:42.0pt;height:42.0pt;mso-wrap-distance-left:9.0pt;mso-wrap-distance-top:0.0pt;mso-wrap-distance-right:9.0pt;mso-wrap-distance-bottom:0.0pt;v-text-anchor:middle;visibility:visible;" fillcolor="#70AD47" stroked="f" strokeweight="1.00pt">
+                <v:stroke dashstyle="solid"/>
+                <w10:wrap type="square"/>
+                <v:textbox inset="0,0,0,0">
                   <w:txbxContent>
                     <w:p>
                       <w:pPr>
@@ -2293,13 +2332,13 @@
                           <w:sz w:val="36"/>
                           <w:szCs w:val="40"/>
                         </w:rPr>
-                        <w:t>i</w:t>
+                        <w:t xml:space="preserve">i</w:t>
                       </w:r>
+                      <w:r/>
                     </w:p>
                   </w:txbxContent>
                 </v:textbox>
-                <w10:wrap type="square" anchorx="margin" anchory="margin"/>
-              </v:oval>
+              </v:shape>
             </w:pict>
           </mc:Fallback>
         </mc:AlternateContent>
@@ -2309,9 +2348,9 @@
           <w:noProof/>
         </w:rPr>
         <mc:AlternateContent>
-          <mc:Choice Requires="wps">
+          <mc:Choice Requires="wpg">
             <w:drawing>
-              <wp:anchor distT="0" distB="0" distL="114300" distR="114300" simplePos="0" relativeHeight="251672576" behindDoc="0" locked="0" layoutInCell="1" allowOverlap="1" wp14:anchorId="516E0716" wp14:editId="0512BE3F">
+              <wp:anchor distT="0" distB="0" distL="114300" distR="114300" simplePos="0" relativeHeight="251672576" behindDoc="0" locked="0" layoutInCell="1" allowOverlap="1">
                 <wp:simplePos x="0" y="0"/>
                 <wp:positionH relativeFrom="margin">
                   <wp:posOffset>3272790</wp:posOffset>
@@ -2322,13 +2361,13 @@
                 <wp:extent cx="534035" cy="534035"/>
                 <wp:effectExtent l="0" t="0" r="0" b="0"/>
                 <wp:wrapSquare wrapText="bothSides"/>
-                <wp:docPr id="20" name="Oval 20"/>
+                <wp:docPr id="27" name="Oval 20"/>
                 <wp:cNvGraphicFramePr/>
                 <a:graphic xmlns:a="http://schemas.openxmlformats.org/drawingml/2006/main">
                   <a:graphicData uri="http://schemas.microsoft.com/office/word/2010/wordprocessingShape">
                     <wps:wsp>
                       <wps:cNvSpPr/>
-                      <wps:spPr>
+                      <wps:spPr bwMode="auto">
                         <a:xfrm>
                           <a:off x="0" y="0"/>
                           <a:ext cx="534035" cy="534035"/>
@@ -2401,11 +2440,12 @@
               </wp:anchor>
             </w:drawing>
           </mc:Choice>
-          <mc:Fallback>
+          <mc:Fallback xmlns:a="http://schemas.openxmlformats.org/drawingml/2006/main">
             <w:pict>
-              <v:oval w14:anchorId="516E0716" id="Oval 20" o:spid="_x0000_s1043" style="position:absolute;margin-left:257.7pt;margin-top:111.6pt;width:42.05pt;height:42.05pt;z-index:251672576;visibility:visible;mso-wrap-style:square;mso-width-percent:0;mso-height-percent:0;mso-wrap-distance-left:9pt;mso-wrap-distance-top:0;mso-wrap-distance-right:9pt;mso-wrap-distance-bottom:0;mso-position-horizontal:absolute;mso-position-horizontal-relative:margin;mso-position-vertical:absolute;mso-position-vertical-relative:margin;mso-width-percent:0;mso-height-percent:0;mso-width-relative:margin;mso-height-relative:margin;v-text-anchor:middle" o:gfxdata="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" fillcolor="#70ad47 [3209]" stroked="f" strokeweight="1pt">
-                <v:stroke joinstyle="miter"/>
-                <v:textbox>
+              <v:shape id="shape 30" o:spid="_x0000_s30" o:spt="3" type="#_x0000_t3" style="position:absolute;z-index:251672576;o:allowoverlap:true;o:allowincell:true;mso-position-horizontal-relative:margin;margin-left:257.7pt;mso-position-horizontal:absolute;mso-position-vertical-relative:margin;margin-top:111.6pt;mso-position-vertical:absolute;width:42.0pt;height:42.0pt;mso-wrap-distance-left:9.0pt;mso-wrap-distance-top:0.0pt;mso-wrap-distance-right:9.0pt;mso-wrap-distance-bottom:0.0pt;v-text-anchor:middle;visibility:visible;" fillcolor="#70AD47" stroked="f" strokeweight="1.00pt">
+                <v:stroke dashstyle="solid"/>
+                <w10:wrap type="square"/>
+                <v:textbox inset="0,0,0,0">
                   <w:txbxContent>
                     <w:p>
                       <w:pPr>
@@ -2424,13 +2464,13 @@
                           <w:sz w:val="36"/>
                           <w:szCs w:val="40"/>
                         </w:rPr>
-                        <w:t>g</w:t>
+                        <w:t xml:space="preserve">g</w:t>
                       </w:r>
+                      <w:r/>
                     </w:p>
                   </w:txbxContent>
                 </v:textbox>
-                <w10:wrap type="square" anchorx="margin" anchory="margin"/>
-              </v:oval>
+              </v:shape>
             </w:pict>
           </mc:Fallback>
         </mc:AlternateContent>
@@ -2440,9 +2480,9 @@
           <w:noProof/>
         </w:rPr>
         <mc:AlternateContent>
-          <mc:Choice Requires="wps">
+          <mc:Choice Requires="wpg">
             <w:drawing>
-              <wp:anchor distT="0" distB="0" distL="114300" distR="114300" simplePos="0" relativeHeight="251670528" behindDoc="0" locked="0" layoutInCell="1" allowOverlap="1" wp14:anchorId="3B1935E7" wp14:editId="5135AF8A">
+              <wp:anchor distT="0" distB="0" distL="114300" distR="114300" simplePos="0" relativeHeight="251670528" behindDoc="0" locked="0" layoutInCell="1" allowOverlap="1">
                 <wp:simplePos x="0" y="0"/>
                 <wp:positionH relativeFrom="margin">
                   <wp:posOffset>2785745</wp:posOffset>
@@ -2453,13 +2493,13 @@
                 <wp:extent cx="529200" cy="529200"/>
                 <wp:effectExtent l="0" t="0" r="4445" b="4445"/>
                 <wp:wrapSquare wrapText="bothSides"/>
-                <wp:docPr id="19" name="Oval 19"/>
+                <wp:docPr id="28" name="Oval 19"/>
                 <wp:cNvGraphicFramePr/>
                 <a:graphic xmlns:a="http://schemas.openxmlformats.org/drawingml/2006/main">
                   <a:graphicData uri="http://schemas.microsoft.com/office/word/2010/wordprocessingShape">
                     <wps:wsp>
                       <wps:cNvSpPr/>
-                      <wps:spPr>
+                      <wps:spPr bwMode="auto">
                         <a:xfrm>
                           <a:off x="0" y="0"/>
                           <a:ext cx="529200" cy="529200"/>
@@ -2532,11 +2572,12 @@
               </wp:anchor>
             </w:drawing>
           </mc:Choice>
-          <mc:Fallback>
+          <mc:Fallback xmlns:a="http://schemas.openxmlformats.org/drawingml/2006/main">
             <w:pict>
-              <v:oval w14:anchorId="3B1935E7" id="Oval 19" o:spid="_x0000_s1044" style="position:absolute;margin-left:219.35pt;margin-top:166.95pt;width:41.65pt;height:41.65pt;z-index:251670528;visibility:visible;mso-wrap-style:square;mso-width-percent:0;mso-height-percent:0;mso-wrap-distance-left:9pt;mso-wrap-distance-top:0;mso-wrap-distance-right:9pt;mso-wrap-distance-bottom:0;mso-position-horizontal:absolute;mso-position-horizontal-relative:margin;mso-position-vertical:absolute;mso-position-vertical-relative:margin;mso-width-percent:0;mso-height-percent:0;mso-width-relative:margin;mso-height-relative:margin;v-text-anchor:middle" o:gfxdata="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" fillcolor="#70ad47 [3209]" stroked="f" strokeweight="1pt">
-                <v:stroke joinstyle="miter"/>
-                <v:textbox>
+              <v:shape id="shape 31" o:spid="_x0000_s31" o:spt="3" type="#_x0000_t3" style="position:absolute;z-index:251670528;o:allowoverlap:true;o:allowincell:true;mso-position-horizontal-relative:margin;margin-left:219.3pt;mso-position-horizontal:absolute;mso-position-vertical-relative:margin;margin-top:166.9pt;mso-position-vertical:absolute;width:41.7pt;height:41.7pt;mso-wrap-distance-left:9.0pt;mso-wrap-distance-top:0.0pt;mso-wrap-distance-right:9.0pt;mso-wrap-distance-bottom:0.0pt;v-text-anchor:middle;visibility:visible;" fillcolor="#70AD47" stroked="f" strokeweight="1.00pt">
+                <v:stroke dashstyle="solid"/>
+                <w10:wrap type="square"/>
+                <v:textbox inset="0,0,0,0">
                   <w:txbxContent>
                     <w:p>
                       <w:pPr>
@@ -2555,13 +2596,13 @@
                           <w:sz w:val="36"/>
                           <w:szCs w:val="40"/>
                         </w:rPr>
-                        <w:t>f</w:t>
+                        <w:t xml:space="preserve">f</w:t>
                       </w:r>
+                      <w:r/>
                     </w:p>
                   </w:txbxContent>
                 </v:textbox>
-                <w10:wrap type="square" anchorx="margin" anchory="margin"/>
-              </v:oval>
+              </v:shape>
             </w:pict>
           </mc:Fallback>
         </mc:AlternateContent>
@@ -2571,9 +2612,9 @@
           <w:noProof/>
         </w:rPr>
         <mc:AlternateContent>
-          <mc:Choice Requires="wps">
+          <mc:Choice Requires="wpg">
             <w:drawing>
-              <wp:anchor distT="0" distB="0" distL="114300" distR="114300" simplePos="0" relativeHeight="251668480" behindDoc="0" locked="0" layoutInCell="1" allowOverlap="1" wp14:anchorId="139C2C0F" wp14:editId="6952F6A4">
+              <wp:anchor distT="0" distB="0" distL="114300" distR="114300" simplePos="0" relativeHeight="251668480" behindDoc="0" locked="0" layoutInCell="1" allowOverlap="1">
                 <wp:simplePos x="0" y="0"/>
                 <wp:positionH relativeFrom="margin">
                   <wp:posOffset>1892935</wp:posOffset>
@@ -2584,13 +2625,13 @@
                 <wp:extent cx="529200" cy="529200"/>
                 <wp:effectExtent l="0" t="0" r="4445" b="4445"/>
                 <wp:wrapSquare wrapText="bothSides"/>
-                <wp:docPr id="18" name="Oval 18"/>
+                <wp:docPr id="29" name="Oval 18"/>
                 <wp:cNvGraphicFramePr/>
                 <a:graphic xmlns:a="http://schemas.openxmlformats.org/drawingml/2006/main">
                   <a:graphicData uri="http://schemas.microsoft.com/office/word/2010/wordprocessingShape">
                     <wps:wsp>
                       <wps:cNvSpPr/>
-                      <wps:spPr>
+                      <wps:spPr bwMode="auto">
                         <a:xfrm>
                           <a:off x="0" y="0"/>
                           <a:ext cx="529200" cy="529200"/>
@@ -2663,11 +2704,12 @@
               </wp:anchor>
             </w:drawing>
           </mc:Choice>
-          <mc:Fallback>
+          <mc:Fallback xmlns:a="http://schemas.openxmlformats.org/drawingml/2006/main">
             <w:pict>
-              <v:oval w14:anchorId="139C2C0F" id="Oval 18" o:spid="_x0000_s1045" style="position:absolute;margin-left:149.05pt;margin-top:157.55pt;width:41.65pt;height:41.65pt;z-index:251668480;visibility:visible;mso-wrap-style:square;mso-width-percent:0;mso-height-percent:0;mso-wrap-distance-left:9pt;mso-wrap-distance-top:0;mso-wrap-distance-right:9pt;mso-wrap-distance-bottom:0;mso-position-horizontal:absolute;mso-position-horizontal-relative:margin;mso-position-vertical:absolute;mso-position-vertical-relative:margin;mso-width-percent:0;mso-height-percent:0;mso-width-relative:margin;mso-height-relative:margin;v-text-anchor:middle" o:gfxdata="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" fillcolor="#70ad47 [3209]" stroked="f" strokeweight="1pt">
-                <v:stroke joinstyle="miter"/>
-                <v:textbox>
+              <v:shape id="shape 32" o:spid="_x0000_s32" o:spt="3" type="#_x0000_t3" style="position:absolute;z-index:251668480;o:allowoverlap:true;o:allowincell:true;mso-position-horizontal-relative:margin;margin-left:149.0pt;mso-position-horizontal:absolute;mso-position-vertical-relative:margin;margin-top:157.5pt;mso-position-vertical:absolute;width:41.7pt;height:41.7pt;mso-wrap-distance-left:9.0pt;mso-wrap-distance-top:0.0pt;mso-wrap-distance-right:9.0pt;mso-wrap-distance-bottom:0.0pt;v-text-anchor:middle;visibility:visible;" fillcolor="#70AD47" stroked="f" strokeweight="1.00pt">
+                <v:stroke dashstyle="solid"/>
+                <w10:wrap type="square"/>
+                <v:textbox inset="0,0,0,0">
                   <w:txbxContent>
                     <w:p>
                       <w:pPr>
@@ -2686,13 +2728,13 @@
                           <w:sz w:val="36"/>
                           <w:szCs w:val="40"/>
                         </w:rPr>
-                        <w:t>e</w:t>
+                        <w:t xml:space="preserve">e</w:t>
                       </w:r>
+                      <w:r/>
                     </w:p>
                   </w:txbxContent>
                 </v:textbox>
-                <w10:wrap type="square" anchorx="margin" anchory="margin"/>
-              </v:oval>
+              </v:shape>
             </w:pict>
           </mc:Fallback>
         </mc:AlternateContent>
@@ -2702,9 +2744,9 @@
           <w:noProof/>
         </w:rPr>
         <mc:AlternateContent>
-          <mc:Choice Requires="wps">
+          <mc:Choice Requires="wpg">
             <w:drawing>
-              <wp:anchor distT="0" distB="0" distL="114300" distR="114300" simplePos="0" relativeHeight="251666432" behindDoc="0" locked="0" layoutInCell="1" allowOverlap="1" wp14:anchorId="2ECCDE73" wp14:editId="047EB8B3">
+              <wp:anchor distT="0" distB="0" distL="114300" distR="114300" simplePos="0" relativeHeight="251666432" behindDoc="0" locked="0" layoutInCell="1" allowOverlap="1">
                 <wp:simplePos x="0" y="0"/>
                 <wp:positionH relativeFrom="margin">
                   <wp:posOffset>1412875</wp:posOffset>
@@ -2715,13 +2757,13 @@
                 <wp:extent cx="529200" cy="529200"/>
                 <wp:effectExtent l="0" t="0" r="4445" b="4445"/>
                 <wp:wrapSquare wrapText="bothSides"/>
-                <wp:docPr id="17" name="Oval 17"/>
+                <wp:docPr id="30" name="Oval 17"/>
                 <wp:cNvGraphicFramePr/>
                 <a:graphic xmlns:a="http://schemas.openxmlformats.org/drawingml/2006/main">
                   <a:graphicData uri="http://schemas.microsoft.com/office/word/2010/wordprocessingShape">
                     <wps:wsp>
                       <wps:cNvSpPr/>
-                      <wps:spPr>
+                      <wps:spPr bwMode="auto">
                         <a:xfrm>
                           <a:off x="0" y="0"/>
                           <a:ext cx="529200" cy="529200"/>
@@ -2794,11 +2836,12 @@
               </wp:anchor>
             </w:drawing>
           </mc:Choice>
-          <mc:Fallback>
+          <mc:Fallback xmlns:a="http://schemas.openxmlformats.org/drawingml/2006/main">
             <w:pict>
-              <v:oval w14:anchorId="2ECCDE73" id="Oval 17" o:spid="_x0000_s1046" style="position:absolute;margin-left:111.25pt;margin-top:174.75pt;width:41.65pt;height:41.65pt;z-index:251666432;visibility:visible;mso-wrap-style:square;mso-width-percent:0;mso-height-percent:0;mso-wrap-distance-left:9pt;mso-wrap-distance-top:0;mso-wrap-distance-right:9pt;mso-wrap-distance-bottom:0;mso-position-horizontal:absolute;mso-position-horizontal-relative:margin;mso-position-vertical:absolute;mso-position-vertical-relative:margin;mso-width-percent:0;mso-height-percent:0;mso-width-relative:margin;mso-height-relative:margin;v-text-anchor:middle" o:gfxdata="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" fillcolor="#70ad47 [3209]" stroked="f" strokeweight="1pt">
-                <v:stroke joinstyle="miter"/>
-                <v:textbox>
+              <v:shape id="shape 33" o:spid="_x0000_s33" o:spt="3" type="#_x0000_t3" style="position:absolute;z-index:251666432;o:allowoverlap:true;o:allowincell:true;mso-position-horizontal-relative:margin;margin-left:111.2pt;mso-position-horizontal:absolute;mso-position-vertical-relative:margin;margin-top:174.8pt;mso-position-vertical:absolute;width:41.7pt;height:41.7pt;mso-wrap-distance-left:9.0pt;mso-wrap-distance-top:0.0pt;mso-wrap-distance-right:9.0pt;mso-wrap-distance-bottom:0.0pt;v-text-anchor:middle;visibility:visible;" fillcolor="#70AD47" stroked="f" strokeweight="1.00pt">
+                <v:stroke dashstyle="solid"/>
+                <w10:wrap type="square"/>
+                <v:textbox inset="0,0,0,0">
                   <w:txbxContent>
                     <w:p>
                       <w:pPr>
@@ -2817,13 +2860,13 @@
                           <w:sz w:val="36"/>
                           <w:szCs w:val="40"/>
                         </w:rPr>
-                        <w:t>d</w:t>
+                        <w:t xml:space="preserve">d</w:t>
                       </w:r>
+                      <w:r/>
                     </w:p>
                   </w:txbxContent>
                 </v:textbox>
-                <w10:wrap type="square" anchorx="margin" anchory="margin"/>
-              </v:oval>
+              </v:shape>
             </w:pict>
           </mc:Fallback>
         </mc:AlternateContent>
@@ -2833,9 +2876,9 @@
           <w:noProof/>
         </w:rPr>
         <mc:AlternateContent>
-          <mc:Choice Requires="wps">
+          <mc:Choice Requires="wpg">
             <w:drawing>
-              <wp:anchor distT="0" distB="0" distL="114300" distR="114300" simplePos="0" relativeHeight="251664384" behindDoc="0" locked="0" layoutInCell="1" allowOverlap="1" wp14:anchorId="0C80531E" wp14:editId="32016032">
+              <wp:anchor distT="0" distB="0" distL="114300" distR="114300" simplePos="0" relativeHeight="251664384" behindDoc="0" locked="0" layoutInCell="1" allowOverlap="1">
                 <wp:simplePos x="0" y="0"/>
                 <wp:positionH relativeFrom="margin">
                   <wp:posOffset>874395</wp:posOffset>
@@ -2846,13 +2889,13 @@
                 <wp:extent cx="529200" cy="529200"/>
                 <wp:effectExtent l="0" t="0" r="4445" b="4445"/>
                 <wp:wrapSquare wrapText="bothSides"/>
-                <wp:docPr id="16" name="Oval 16"/>
+                <wp:docPr id="31" name="Oval 16"/>
                 <wp:cNvGraphicFramePr/>
                 <a:graphic xmlns:a="http://schemas.openxmlformats.org/drawingml/2006/main">
                   <a:graphicData uri="http://schemas.microsoft.com/office/word/2010/wordprocessingShape">
                     <wps:wsp>
                       <wps:cNvSpPr/>
-                      <wps:spPr>
+                      <wps:spPr bwMode="auto">
                         <a:xfrm>
                           <a:off x="0" y="0"/>
                           <a:ext cx="529200" cy="529200"/>
@@ -2925,11 +2968,12 @@
               </wp:anchor>
             </w:drawing>
           </mc:Choice>
-          <mc:Fallback>
+          <mc:Fallback xmlns:a="http://schemas.openxmlformats.org/drawingml/2006/main">
             <w:pict>
-              <v:oval w14:anchorId="0C80531E" id="Oval 16" o:spid="_x0000_s1047" style="position:absolute;margin-left:68.85pt;margin-top:184.95pt;width:41.65pt;height:41.65pt;z-index:251664384;visibility:visible;mso-wrap-style:square;mso-width-percent:0;mso-height-percent:0;mso-wrap-distance-left:9pt;mso-wrap-distance-top:0;mso-wrap-distance-right:9pt;mso-wrap-distance-bottom:0;mso-position-horizontal:absolute;mso-position-horizontal-relative:margin;mso-position-vertical:absolute;mso-position-vertical-relative:margin;mso-width-percent:0;mso-height-percent:0;mso-width-relative:margin;mso-height-relative:margin;v-text-anchor:middle" o:gfxdata="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" fillcolor="#70ad47 [3209]" stroked="f" strokeweight="1pt">
-                <v:stroke joinstyle="miter"/>
-                <v:textbox>
+              <v:shape id="shape 34" o:spid="_x0000_s34" o:spt="3" type="#_x0000_t3" style="position:absolute;z-index:251664384;o:allowoverlap:true;o:allowincell:true;mso-position-horizontal-relative:margin;margin-left:68.8pt;mso-position-horizontal:absolute;mso-position-vertical-relative:margin;margin-top:184.9pt;mso-position-vertical:absolute;width:41.7pt;height:41.7pt;mso-wrap-distance-left:9.0pt;mso-wrap-distance-top:0.0pt;mso-wrap-distance-right:9.0pt;mso-wrap-distance-bottom:0.0pt;v-text-anchor:middle;visibility:visible;" fillcolor="#70AD47" stroked="f" strokeweight="1.00pt">
+                <v:stroke dashstyle="solid"/>
+                <w10:wrap type="square"/>
+                <v:textbox inset="0,0,0,0">
                   <w:txbxContent>
                     <w:p>
                       <w:pPr>
@@ -2948,13 +2992,13 @@
                           <w:sz w:val="36"/>
                           <w:szCs w:val="40"/>
                         </w:rPr>
-                        <w:t>c</w:t>
+                        <w:t xml:space="preserve">c</w:t>
                       </w:r>
+                      <w:r/>
                     </w:p>
                   </w:txbxContent>
                 </v:textbox>
-                <w10:wrap type="square" anchorx="margin" anchory="margin"/>
-              </v:oval>
+              </v:shape>
             </w:pict>
           </mc:Fallback>
         </mc:AlternateContent>
@@ -2964,9 +3008,9 @@
           <w:noProof/>
         </w:rPr>
         <mc:AlternateContent>
-          <mc:Choice Requires="wps">
+          <mc:Choice Requires="wpg">
             <w:drawing>
-              <wp:anchor distT="0" distB="0" distL="114300" distR="114300" simplePos="0" relativeHeight="251662336" behindDoc="0" locked="0" layoutInCell="1" allowOverlap="1" wp14:anchorId="79D41DC6" wp14:editId="59873D4C">
+              <wp:anchor distT="0" distB="0" distL="114300" distR="114300" simplePos="0" relativeHeight="251662336" behindDoc="0" locked="0" layoutInCell="1" allowOverlap="1">
                 <wp:simplePos x="0" y="0"/>
                 <wp:positionH relativeFrom="margin">
                   <wp:posOffset>145415</wp:posOffset>
@@ -2977,13 +3021,13 @@
                 <wp:extent cx="529200" cy="529200"/>
                 <wp:effectExtent l="0" t="0" r="4445" b="4445"/>
                 <wp:wrapSquare wrapText="bothSides"/>
-                <wp:docPr id="15" name="Oval 15"/>
+                <wp:docPr id="32" name="Oval 15"/>
                 <wp:cNvGraphicFramePr/>
                 <a:graphic xmlns:a="http://schemas.openxmlformats.org/drawingml/2006/main">
                   <a:graphicData uri="http://schemas.microsoft.com/office/word/2010/wordprocessingShape">
                     <wps:wsp>
                       <wps:cNvSpPr/>
-                      <wps:spPr>
+                      <wps:spPr bwMode="auto">
                         <a:xfrm>
                           <a:off x="0" y="0"/>
                           <a:ext cx="529200" cy="529200"/>
@@ -3056,11 +3100,12 @@
               </wp:anchor>
             </w:drawing>
           </mc:Choice>
-          <mc:Fallback>
+          <mc:Fallback xmlns:a="http://schemas.openxmlformats.org/drawingml/2006/main">
             <w:pict>
-              <v:oval w14:anchorId="79D41DC6" id="Oval 15" o:spid="_x0000_s1048" style="position:absolute;margin-left:11.45pt;margin-top:175.15pt;width:41.65pt;height:41.65pt;z-index:251662336;visibility:visible;mso-wrap-style:square;mso-width-percent:0;mso-height-percent:0;mso-wrap-distance-left:9pt;mso-wrap-distance-top:0;mso-wrap-distance-right:9pt;mso-wrap-distance-bottom:0;mso-position-horizontal:absolute;mso-position-horizontal-relative:margin;mso-position-vertical:absolute;mso-position-vertical-relative:margin;mso-width-percent:0;mso-height-percent:0;mso-width-relative:margin;mso-height-relative:margin;v-text-anchor:middle" o:gfxdata="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" fillcolor="#70ad47 [3209]" stroked="f" strokeweight="1pt">
-                <v:stroke joinstyle="miter"/>
-                <v:textbox>
+              <v:shape id="shape 35" o:spid="_x0000_s35" o:spt="3" type="#_x0000_t3" style="position:absolute;z-index:251662336;o:allowoverlap:true;o:allowincell:true;mso-position-horizontal-relative:margin;margin-left:11.4pt;mso-position-horizontal:absolute;mso-position-vertical-relative:margin;margin-top:175.2pt;mso-position-vertical:absolute;width:41.7pt;height:41.7pt;mso-wrap-distance-left:9.0pt;mso-wrap-distance-top:0.0pt;mso-wrap-distance-right:9.0pt;mso-wrap-distance-bottom:0.0pt;v-text-anchor:middle;visibility:visible;" fillcolor="#70AD47" stroked="f" strokeweight="1.00pt">
+                <v:stroke dashstyle="solid"/>
+                <w10:wrap type="square"/>
+                <v:textbox inset="0,0,0,0">
                   <w:txbxContent>
                     <w:p>
                       <w:pPr>
@@ -3079,13 +3124,13 @@
                           <w:sz w:val="36"/>
                           <w:szCs w:val="40"/>
                         </w:rPr>
-                        <w:t>b</w:t>
+                        <w:t xml:space="preserve">b</w:t>
                       </w:r>
+                      <w:r/>
                     </w:p>
                   </w:txbxContent>
                 </v:textbox>
-                <w10:wrap type="square" anchorx="margin" anchory="margin"/>
-              </v:oval>
+              </v:shape>
             </w:pict>
           </mc:Fallback>
         </mc:AlternateContent>
@@ -3095,9 +3140,9 @@
           <w:noProof/>
         </w:rPr>
         <mc:AlternateContent>
-          <mc:Choice Requires="wps">
+          <mc:Choice Requires="wpg">
             <w:drawing>
-              <wp:anchor distT="0" distB="0" distL="114300" distR="114300" simplePos="0" relativeHeight="251659264" behindDoc="0" locked="0" layoutInCell="1" allowOverlap="1" wp14:anchorId="34477CEE" wp14:editId="359074A7">
+              <wp:anchor distT="0" distB="0" distL="114300" distR="114300" simplePos="0" relativeHeight="251659264" behindDoc="0" locked="0" layoutInCell="1" allowOverlap="1">
                 <wp:simplePos x="0" y="0"/>
                 <wp:positionH relativeFrom="margin">
                   <wp:posOffset>537845</wp:posOffset>
@@ -3108,13 +3153,13 @@
                 <wp:extent cx="529200" cy="529200"/>
                 <wp:effectExtent l="0" t="0" r="4445" b="4445"/>
                 <wp:wrapSquare wrapText="bothSides"/>
-                <wp:docPr id="14" name="Oval 14"/>
+                <wp:docPr id="33" name="Oval 14"/>
                 <wp:cNvGraphicFramePr/>
                 <a:graphic xmlns:a="http://schemas.openxmlformats.org/drawingml/2006/main">
                   <a:graphicData uri="http://schemas.microsoft.com/office/word/2010/wordprocessingShape">
                     <wps:wsp>
                       <wps:cNvSpPr/>
-                      <wps:spPr>
+                      <wps:spPr bwMode="auto">
                         <a:xfrm>
                           <a:off x="0" y="0"/>
                           <a:ext cx="529200" cy="529200"/>
@@ -3187,11 +3232,12 @@
               </wp:anchor>
             </w:drawing>
           </mc:Choice>
-          <mc:Fallback>
+          <mc:Fallback xmlns:a="http://schemas.openxmlformats.org/drawingml/2006/main">
             <w:pict>
-              <v:oval w14:anchorId="34477CEE" id="Oval 14" o:spid="_x0000_s1049" style="position:absolute;margin-left:42.35pt;margin-top:4.65pt;width:41.65pt;height:41.65pt;z-index:251659264;visibility:visible;mso-wrap-style:square;mso-width-percent:0;mso-height-percent:0;mso-wrap-distance-left:9pt;mso-wrap-distance-top:0;mso-wrap-distance-right:9pt;mso-wrap-distance-bottom:0;mso-position-horizontal:absolute;mso-position-horizontal-relative:margin;mso-position-vertical:absolute;mso-position-vertical-relative:margin;mso-width-percent:0;mso-height-percent:0;mso-width-relative:margin;mso-height-relative:margin;v-text-anchor:middle" o:gfxdata="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" fillcolor="#70ad47 [3209]" stroked="f" strokeweight="1pt">
-                <v:stroke joinstyle="miter"/>
-                <v:textbox>
+              <v:shape id="shape 36" o:spid="_x0000_s36" o:spt="3" type="#_x0000_t3" style="position:absolute;z-index:251659264;o:allowoverlap:true;o:allowincell:true;mso-position-horizontal-relative:margin;margin-left:42.4pt;mso-position-horizontal:absolute;mso-position-vertical-relative:margin;margin-top:4.6pt;mso-position-vertical:absolute;width:41.7pt;height:41.7pt;mso-wrap-distance-left:9.0pt;mso-wrap-distance-top:0.0pt;mso-wrap-distance-right:9.0pt;mso-wrap-distance-bottom:0.0pt;v-text-anchor:middle;visibility:visible;" fillcolor="#70AD47" stroked="f" strokeweight="1.00pt">
+                <v:stroke dashstyle="solid"/>
+                <w10:wrap type="square"/>
+                <v:textbox inset="0,0,0,0">
                   <w:txbxContent>
                     <w:p>
                       <w:pPr>
@@ -3210,13 +3256,13 @@
                           <w:sz w:val="36"/>
                           <w:szCs w:val="40"/>
                         </w:rPr>
-                        <w:t>a</w:t>
+                        <w:t xml:space="preserve">a</w:t>
                       </w:r>
+                      <w:r/>
                     </w:p>
                   </w:txbxContent>
                 </v:textbox>
-                <w10:wrap type="square" anchorx="margin" anchory="margin"/>
-              </v:oval>
+              </v:shape>
             </w:pict>
           </mc:Fallback>
         </mc:AlternateContent>
@@ -3225,20 +3271,60 @@
     <w:p>
       <w:pPr>
         <w:pStyle w:val="Titel"/>
+        <w:rPr>
+          <w:ins w:id="1" w:author="Imke Endjer" w:date="2022-12-13T10:02:00Z"/>
+        </w:rPr>
       </w:pPr>
       <w:r>
         <w:lastRenderedPageBreak/>
-        <w:t xml:space="preserve">Erklärungen </w:t>
+        <w:t>Erklärungen zum Wimmelbild KI-B1.3</w:t>
       </w:r>
-      <w:r>
-        <w:t xml:space="preserve">zum </w:t>
-      </w:r>
-      <w:r>
-        <w:t>Wimmelbild</w:t>
-      </w:r>
-      <w:r>
-        <w:t xml:space="preserve"> KI-B1.3</w:t>
-      </w:r>
+    </w:p>
+    <w:p>
+      <w:pPr>
+        <w:jc w:val="both"/>
+        <w:pPrChange w:id="2" w:author="Imke Endjer" w:date="2023-01-27T13:25:00Z">
+          <w:pPr/>
+        </w:pPrChange>
+      </w:pPr>
+      <w:ins w:id="3" w:author="Imke Endjer" w:date="2022-12-13T10:02:00Z">
+        <w:r>
+          <w:t>Das Wimmel</w:t>
+        </w:r>
+      </w:ins>
+      <w:ins w:id="4" w:author="Imke Endjer" w:date="2022-12-13T10:03:00Z">
+        <w:r>
+          <w:t xml:space="preserve">bild zeigt viele verschiedene Situationen, die von den Schülerinnen und Schülern als KI </w:t>
+        </w:r>
+      </w:ins>
+      <w:ins w:id="5" w:author="Imke Endjer" w:date="2022-12-13T10:04:00Z">
+        <w:r>
+          <w:t>klassifiziert werden könnten</w:t>
+        </w:r>
+      </w:ins>
+      <w:ins w:id="6" w:author="imke.endjer@uni-oldenburg.de" w:date="2023-01-27T11:56:00Z">
+        <w:r>
+          <w:t>.</w:t>
+        </w:r>
+      </w:ins>
+      <w:ins w:id="7" w:author="Imke Endjer" w:date="2022-12-13T10:04:00Z">
+        <w:del w:id="8" w:author="imke.endjer@uni-oldenburg.de" w:date="2023-01-27T11:56:00Z">
+          <w:r>
+            <w:delText>,</w:delText>
+          </w:r>
+        </w:del>
+        <w:r>
+          <w:t xml:space="preserve"> Hierbei kann es durchaus passieren, dass die Schülerinnen und Schüler Situationen als KI identifi</w:t>
+        </w:r>
+      </w:ins>
+      <w:ins w:id="9" w:author="Imke Endjer" w:date="2022-12-13T10:05:00Z">
+        <w:r>
+          <w:t>zieren, die gar keine sind oder bspw. ni</w:t>
+        </w:r>
+        <w:r>
+          <w:t xml:space="preserve">cht in dieser folgenden Liste auftauchen. </w:t>
+        </w:r>
+      </w:ins>
     </w:p>
     <w:tbl>
       <w:tblPr>
@@ -3384,43 +3470,13 @@
               <w:rPr>
                 <w:color w:val="000000"/>
               </w:rPr>
-              <w:t xml:space="preserve">Eine Überwachungskamera ist in erster Linie kein Beispiel für künstliche Intelligenz. Jedoch könnte hinter einem </w:t>
+              <w:t>Eine Überwachungskamera ist in erster Linie kein Beispiel für künstliche Intelligenz. Jedoch könnte hinter einem Überwachungssystem</w:t>
             </w:r>
             <w:r>
               <w:rPr>
                 <w:color w:val="000000"/>
               </w:rPr>
-              <w:t>Überwachungssystem</w:t>
-            </w:r>
-            <w:r>
-              <w:rPr>
-                <w:color w:val="000000"/>
-              </w:rPr>
-              <w:t xml:space="preserve"> künstliche Intelligenz stecken, die beispielsweise einen Ladendiebstahl erkennt. Zudem gibt es auch Überwachungskameras, die mithilfe von künstlicher Intelligenz </w:t>
-            </w:r>
-            <w:r>
-              <w:rPr>
-                <w:color w:val="000000"/>
-              </w:rPr>
-              <w:t xml:space="preserve">unter anderem </w:t>
-            </w:r>
-            <w:r>
-              <w:rPr>
-                <w:color w:val="000000"/>
-              </w:rPr>
-              <w:t>Funktionen für die Gesichtserkennung</w:t>
-            </w:r>
-            <w:r>
-              <w:rPr>
-                <w:color w:val="000000"/>
-              </w:rPr>
-              <w:t xml:space="preserve"> oder </w:t>
-            </w:r>
-            <w:r>
-              <w:rPr>
-                <w:color w:val="000000"/>
-              </w:rPr>
-              <w:t>Abstandsmessung integriert haben.</w:t>
+              <w:t xml:space="preserve"> künstliche Intelligenz stecken, die beispielsweise einen Ladendiebstahl erkennt. Zudem gibt es auch Überwachungskameras, die mithilfe von künstlicher Intelligenz unter anderem Funktionen für die Gesichtserkennung oder Abstandsmessung integriert haben.</w:t>
             </w:r>
           </w:p>
           <w:p>
@@ -3437,12 +3493,18 @@
               </w:pBdr>
               <w:spacing w:before="120" w:line="252" w:lineRule="atLeast"/>
             </w:pPr>
-            <w:hyperlink r:id="rId16" w:tooltip="https://www.sicherheit.info/deep-learning-ki-funktionen-fuer-ueberwachungskameras" w:history="1">
+            <w:hyperlink r:id="rId20" w:tooltip="https://www.sicherheit.info/deep-learning-ki-funktionen-fuer-ueberwachungskameras" w:history="1">
               <w:r>
                 <w:rPr>
                   <w:rStyle w:val="Hyperlink"/>
                 </w:rPr>
-                <w:t>https://www.sicherheit.info/deep-learning-ki-funktionen-fuer-ueberwachungskameras</w:t>
+                <w:t>https://www.sicherheit.info/deep-learning-ki-funktionen-fuer-ueberwachungs</w:t>
+              </w:r>
+              <w:r>
+                <w:rPr>
+                  <w:rStyle w:val="Hyperlink"/>
+                </w:rPr>
+                <w:t>kameras</w:t>
               </w:r>
             </w:hyperlink>
           </w:p>
@@ -3460,7 +3522,7 @@
               </w:pBdr>
               <w:spacing w:before="120" w:line="252" w:lineRule="atLeast"/>
             </w:pPr>
-            <w:hyperlink r:id="rId17" w:tooltip="https://business.panasonic.de/sicherheitslosungen/analytische-videouberwachung-auf-basis-von-kunstlicher-intelligenz-ki" w:history="1">
+            <w:hyperlink r:id="rId21" w:tooltip="https://business.panasonic.de/sicherheitslosungen/analytische-videouberwachung-auf-basis-von-kunstlicher-intelligenz-ki" w:history="1">
               <w:r>
                 <w:rPr>
                   <w:rStyle w:val="Hyperlink"/>
@@ -3566,7 +3628,27 @@
               <w:rPr>
                 <w:color w:val="000000"/>
               </w:rPr>
-              <w:t>Ein Leergutautomat ist in erster Linie kein Beispiel für künstliche Intelligenz. Er verfügt zum Beispiel über einen Laserscanner zum Lesen von dem Strichcode und Pfandsymbol, einem Gewichtssensor und einer Kamera. Dabei erkennt der Leergutautomat mithilfe der Kamera, um welche Flasche es sich handelt: Mehrweg oder Einweg.</w:t>
+              <w:t>Ein Leergutautomat ist in erster Linie kein Bei</w:t>
+            </w:r>
+            <w:r>
+              <w:rPr>
+                <w:color w:val="000000"/>
+              </w:rPr>
+              <w:t xml:space="preserve">spiel für künstliche Intelligenz. Er verfügt zum Beispiel über einen Laserscanner zum Lesen von dem Strichcode und Pfandsymbol, einem Gewichtssensor und einer Kamera. Dabei erkennt der Leergutautomat mithilfe der Kamera, um welche Flasche es sich handelt: </w:t>
+            </w:r>
+            <w:proofErr w:type="spellStart"/>
+            <w:r>
+              <w:rPr>
+                <w:color w:val="000000"/>
+              </w:rPr>
+              <w:t>Mehrweg</w:t>
+            </w:r>
+            <w:proofErr w:type="spellEnd"/>
+            <w:r>
+              <w:rPr>
+                <w:color w:val="000000"/>
+              </w:rPr>
+              <w:t xml:space="preserve"> oder Einweg.</w:t>
             </w:r>
           </w:p>
           <w:p>
@@ -3619,7 +3701,7 @@
                 <w:color w:val="auto"/>
               </w:rPr>
             </w:pPr>
-            <w:hyperlink r:id="rId18" w:tooltip="https://www.prosieben.de/tv/galileo/videos/pfandautomat-inside-clip" w:history="1">
+            <w:hyperlink r:id="rId22" w:tooltip="https://www.prosieben.de/tv/galileo/videos/pfandautomat-inside-clip" w:history="1">
               <w:r>
                 <w:rPr>
                   <w:rStyle w:val="Hyperlink"/>
@@ -3643,12 +3725,18 @@
               </w:pBdr>
               <w:spacing w:before="0" w:after="0" w:line="252" w:lineRule="atLeast"/>
             </w:pPr>
-            <w:hyperlink r:id="rId19" w:history="1">
+            <w:hyperlink r:id="rId23" w:tooltip="https://www.all-electronics.de/automatisierung/mit-anderen-augen.html" w:history="1">
               <w:r>
                 <w:rPr>
                   <w:rStyle w:val="Hyperlink"/>
                 </w:rPr>
-                <w:t>https://www.all-electronics.de/automatisierung/mit-anderen-augen.html</w:t>
+                <w:t>https://www.all-electronics</w:t>
+              </w:r>
+              <w:r>
+                <w:rPr>
+                  <w:rStyle w:val="Hyperlink"/>
+                </w:rPr>
+                <w:t>.de/automatisierung/mit-anderen-augen.html</w:t>
               </w:r>
             </w:hyperlink>
             <w:r>
@@ -3670,7 +3758,7 @@
               </w:pBdr>
               <w:spacing w:line="252" w:lineRule="atLeast"/>
             </w:pPr>
-            <w:hyperlink r:id="rId20" w:history="1">
+            <w:hyperlink r:id="rId24" w:tooltip="https://eu-recycling.com/Archive/31120" w:history="1">
               <w:r>
                 <w:rPr>
                   <w:rStyle w:val="Hyperlink"/>
@@ -3769,19 +3857,13 @@
               <w:rPr>
                 <w:color w:val="000000"/>
               </w:rPr>
-              <w:t>In den frühen Selbstbedienungskassen steckte noch keine künstliche Intelligenz. Jedoch werden die Selbstbedienungskassen fortlaufend weiterentwickelt. Dabei steckt künstliche Intelligenz bspw. in der Erkennung von Obst und Gemüse</w:t>
+              <w:t xml:space="preserve">In den frühen Selbstbedienungskassen steckte noch keine künstliche Intelligenz. Jedoch werden die Selbstbedienungskassen fortlaufend weiterentwickelt. Dabei steckt künstliche Intelligenz bspw. in der Erkennung von Obst und Gemüse. So entfällt die manuelle </w:t>
             </w:r>
             <w:r>
               <w:rPr>
                 <w:color w:val="000000"/>
               </w:rPr>
-              <w:t xml:space="preserve">. So entfällt die manuelle Auswahl aus dem Produktkatalog und eine Falschetikettierung wird verhindert. </w:t>
-            </w:r>
-            <w:r>
-              <w:rPr>
-                <w:color w:val="000000"/>
-              </w:rPr>
-              <w:t xml:space="preserve">Unter dieser Annahme ist eine SB-Kasse durchaus als KI-System zu begreifen. </w:t>
+              <w:t xml:space="preserve">Auswahl aus dem Produktkatalog und eine Falschetikettierung wird verhindert. Unter dieser Annahme ist eine SB-Kasse durchaus als KI-System zu begreifen. </w:t>
             </w:r>
           </w:p>
           <w:p>
@@ -3799,7 +3881,7 @@
               </w:pBdr>
               <w:spacing w:line="252" w:lineRule="atLeast"/>
             </w:pPr>
-            <w:hyperlink r:id="rId21" w:tooltip="https://de.wikipedia.org/wiki/Selbstbedienungskasse" w:history="1">
+            <w:hyperlink r:id="rId25" w:tooltip="https://de.wikipedia.org/wiki/Selbstbedienungskasse" w:history="1">
               <w:r>
                 <w:rPr>
                   <w:rStyle w:val="Hyperlink"/>
@@ -3822,7 +3904,7 @@
               </w:pBdr>
               <w:spacing w:before="120" w:line="252" w:lineRule="atLeast"/>
             </w:pPr>
-            <w:hyperlink r:id="rId22" w:history="1">
+            <w:hyperlink r:id="rId26" w:tooltip="https://www.ncr-news.de/2018/01/30/20-jahre-self-checkout-ncr-macht-selbstbedienungskassen-intelligent/" w:history="1">
               <w:r>
                 <w:rPr>
                   <w:rStyle w:val="Hyperlink"/>
@@ -3925,43 +4007,19 @@
               <w:rPr>
                 <w:color w:val="000000"/>
               </w:rPr>
-              <w:t>Transportbänder</w:t>
+              <w:t>Transportbänder werden in der Logistik verwendet, um Waren zu transpor</w:t>
             </w:r>
             <w:r>
               <w:rPr>
                 <w:color w:val="000000"/>
               </w:rPr>
-              <w:t xml:space="preserve"> werden in der Logistik verwendet, um Waren zu transpor</w:t>
+              <w:t>tieren. Mit Hilfe von Sensoren, wie z.B. Lichtschranken oder Kameras, kann der Warentransport automatisiert werden. Diesbezüglich ist ein Warentransportband (so wie im Supermarkt) in erster Linie kein Beispiel für künstliche Intelligenz. In der Industrie k</w:t>
             </w:r>
             <w:r>
               <w:rPr>
                 <w:color w:val="000000"/>
               </w:rPr>
-              <w:t>tieren. Mit Hilfe von Sensoren, wie z.B. Lichtschranken oder Kameras, kann der Warentransport automatisiert werden.</w:t>
-            </w:r>
-            <w:r>
-              <w:rPr>
-                <w:color w:val="000000"/>
-              </w:rPr>
-              <w:t xml:space="preserve"> Diesbezüglich ist ein Warentransportband</w:t>
-            </w:r>
-            <w:r>
-              <w:rPr>
-                <w:color w:val="000000"/>
-              </w:rPr>
-              <w:t xml:space="preserve"> (so wie im Supermarkt)</w:t>
-            </w:r>
-            <w:r>
-              <w:rPr>
-                <w:color w:val="000000"/>
-              </w:rPr>
-              <w:t xml:space="preserve"> in erster Linie kein Beispiel für künstliche Intelligenz.</w:t>
-            </w:r>
-            <w:r>
-              <w:rPr>
-                <w:color w:val="000000"/>
-              </w:rPr>
-              <w:t xml:space="preserve"> In der Industrie kommen jedoch technisch anspruchsvollere Systeme zum Einsatz, die mittels KI automatisch Pakete erkennen und organisieren können:</w:t>
+              <w:t>ommen jedoch technisch anspruchsvollere Systeme zum Einsatz, die mittels KI automatisch Pakete erkennen und organisieren können:</w:t>
             </w:r>
           </w:p>
           <w:p>
@@ -3982,7 +4040,7 @@
                 <w:b/>
               </w:rPr>
             </w:pPr>
-            <w:hyperlink r:id="rId23" w:history="1">
+            <w:hyperlink r:id="rId27" w:tooltip="https://de.wikipedia.org/wiki/Warentransportband" w:history="1">
               <w:r>
                 <w:rPr>
                   <w:rStyle w:val="Hyperlink"/>
@@ -4015,7 +4073,7 @@
                 <w:bCs w:val="0"/>
               </w:rPr>
             </w:pPr>
-            <w:hyperlink r:id="rId24" w:history="1">
+            <w:hyperlink r:id="rId28" w:tooltip="https://www.youtube.com/watch?v=XAokGOEjAFs" w:history="1">
               <w:r>
                 <w:rPr>
                   <w:rStyle w:val="Hyperlink"/>
@@ -4046,10 +4104,17 @@
               </w:pBdr>
               <w:spacing w:before="0" w:after="0" w:line="252" w:lineRule="atLeast"/>
               <w:rPr>
+                <w:ins w:id="10" w:author="Imke Endjer" w:date="2023-01-27T13:22:00Z"/>
                 <w:b/>
+                <w:rPrChange w:id="11" w:author="Imke Endjer" w:date="2023-01-27T13:22:00Z">
+                  <w:rPr>
+                    <w:ins w:id="12" w:author="Imke Endjer" w:date="2023-01-27T13:22:00Z"/>
+                    <w:color w:val="000000"/>
+                  </w:rPr>
+                </w:rPrChange>
               </w:rPr>
             </w:pPr>
-            <w:hyperlink r:id="rId25" w:history="1">
+            <w:hyperlink r:id="rId29" w:tooltip="https://www.maschinenmarkt.vogel.de/sensoren-mit-integrierter-ki-a-814929/" w:history="1">
               <w:r>
                 <w:rPr>
                   <w:rStyle w:val="Hyperlink"/>
@@ -4063,6 +4128,54 @@
               </w:rPr>
               <w:t xml:space="preserve"> </w:t>
             </w:r>
+          </w:p>
+          <w:p>
+            <w:pPr>
+              <w:pBdr>
+                <w:top w:val="none" w:sz="4" w:space="0" w:color="000000"/>
+                <w:left w:val="none" w:sz="4" w:space="0" w:color="000000"/>
+                <w:bottom w:val="none" w:sz="4" w:space="0" w:color="000000"/>
+                <w:right w:val="none" w:sz="4" w:space="0" w:color="000000"/>
+              </w:pBdr>
+              <w:spacing w:line="252" w:lineRule="atLeast"/>
+              <w:rPr>
+                <w:ins w:id="13" w:author="Imke Endjer" w:date="2023-01-27T13:23:00Z"/>
+                <w:b/>
+              </w:rPr>
+            </w:pPr>
+          </w:p>
+          <w:p>
+            <w:pPr>
+              <w:pBdr>
+                <w:top w:val="none" w:sz="4" w:space="0" w:color="000000"/>
+                <w:left w:val="none" w:sz="4" w:space="0" w:color="000000"/>
+                <w:bottom w:val="none" w:sz="4" w:space="0" w:color="000000"/>
+                <w:right w:val="none" w:sz="4" w:space="0" w:color="000000"/>
+              </w:pBdr>
+              <w:spacing w:line="252" w:lineRule="atLeast"/>
+              <w:rPr>
+                <w:b/>
+                <w:rPrChange w:id="14" w:author="Imke Endjer" w:date="2023-01-27T13:22:00Z">
+                  <w:rPr/>
+                </w:rPrChange>
+              </w:rPr>
+              <w:pPrChange w:id="15" w:author="Imke Endjer" w:date="2023-01-27T13:22:00Z">
+                <w:pPr>
+                  <w:pStyle w:val="Listenabsatz"/>
+                  <w:numPr>
+                    <w:numId w:val="13"/>
+                  </w:numPr>
+                  <w:pBdr>
+                    <w:top w:val="none" w:sz="4" w:space="0" w:color="000000"/>
+                    <w:left w:val="none" w:sz="4" w:space="0" w:color="000000"/>
+                    <w:bottom w:val="none" w:sz="4" w:space="0" w:color="000000"/>
+                    <w:right w:val="none" w:sz="4" w:space="0" w:color="000000"/>
+                  </w:pBdr>
+                  <w:spacing w:before="0" w:after="0" w:line="252" w:lineRule="atLeast"/>
+                  <w:ind w:hanging="360"/>
+                </w:pPr>
+              </w:pPrChange>
+            </w:pPr>
           </w:p>
         </w:tc>
       </w:tr>
@@ -4098,6 +4211,7 @@
                 <w:b/>
                 <w:color w:val="000000"/>
               </w:rPr>
+              <w:lastRenderedPageBreak/>
               <w:t>e</w:t>
             </w:r>
           </w:p>
@@ -4149,14 +4263,19 @@
               <w:rPr>
                 <w:color w:val="000000"/>
               </w:rPr>
-              <w:t xml:space="preserve">Es gibt einige verschiedene Arten und Modelle von Registrierkassen. Ihre Aufgabe ist es, bspw. den Preis und die Produktbezeichnung eines eingescannten Artikels auf einen Kassenbon zu drucken, das Ausrechnen des Wechselgeldes oder bargeldloses Bezahlen mithilfe eines Kartenterminals zu ermöglichen. Diesbezüglich sind Registrierkassen kein Beispiel für künstliche Intelligenz. Dennoch könnte bspw. eine künstlich intelligente </w:t>
+              <w:t>Es gibt einige versch</w:t>
             </w:r>
             <w:r>
               <w:rPr>
                 <w:color w:val="000000"/>
               </w:rPr>
-              <w:lastRenderedPageBreak/>
-              <w:t>Videoüberwachung im Kassenbereich Diebstahl oder Fehler frühzeitig zu erkennen. (Siehe Überwachungskamera)</w:t>
+              <w:t>iedene Arten und Modelle von Registrierkassen. Ihre Aufgabe ist es, bspw. den Preis und die Produktbezeichnung eines eingescannten Artikels auf einen Kassenbon zu drucken, das Ausrechnen des Wechselgeldes oder bargeldloses Bezahlen mithilfe eines Kartenter</w:t>
+            </w:r>
+            <w:r>
+              <w:rPr>
+                <w:color w:val="000000"/>
+              </w:rPr>
+              <w:t>minals zu ermöglichen. Diesbezüglich sind Registrierkassen kein Beispiel für künstliche Intelligenz. Dennoch könnte bspw. eine künstlich intelligente Videoüberwachung im Kassenbereich Diebstahl oder Fehler frühzeitig zu erkennen. (Siehe Überwachungskamera)</w:t>
             </w:r>
           </w:p>
           <w:p>
@@ -4173,7 +4292,7 @@
               </w:pBdr>
               <w:spacing w:before="120" w:line="252" w:lineRule="atLeast"/>
             </w:pPr>
-            <w:hyperlink r:id="rId26" w:tooltip="https://de.wikipedia.org/wiki/Registrierkasse" w:history="1">
+            <w:hyperlink r:id="rId30" w:tooltip="https://de.wikipedia.org/wiki/Registrierkasse" w:history="1">
               <w:r>
                 <w:rPr>
                   <w:rStyle w:val="Hyperlink"/>
@@ -4196,12 +4315,18 @@
               </w:pBdr>
               <w:spacing w:before="120" w:line="252" w:lineRule="atLeast"/>
             </w:pPr>
-            <w:hyperlink r:id="rId27" w:history="1">
+            <w:hyperlink r:id="rId31" w:tooltip="https://digitaleweltmagazin.de/2018/06/20/5-beispiele-wie-der-einzelhandel-von-kuenstlicher-intelligenz-profitiert/" w:history="1">
               <w:r>
                 <w:rPr>
                   <w:rStyle w:val="Hyperlink"/>
                 </w:rPr>
-                <w:t>https://digitaleweltmagazin.de/2018/06/20/5-beispiele-wie-der-einzelhandel-von-kuenstlicher-intelligenz-profitiert/</w:t>
+                <w:t>https://digitaleweltmagazin.de/2018/06/20/5-beispiele-wie-der-einzelhandel-von-kuenstlicher-intelli</w:t>
+              </w:r>
+              <w:r>
+                <w:rPr>
+                  <w:rStyle w:val="Hyperlink"/>
+                </w:rPr>
+                <w:t>genz-profitiert/</w:t>
               </w:r>
             </w:hyperlink>
             <w:r>
@@ -4246,15 +4371,7 @@
                 <w:b/>
                 <w:color w:val="000000"/>
               </w:rPr>
-              <w:lastRenderedPageBreak/>
-              <w:t> </w:t>
-            </w:r>
-            <w:r>
-              <w:rPr>
-                <w:b/>
-                <w:color w:val="000000"/>
-              </w:rPr>
-              <w:t>f</w:t>
+              <w:t> f</w:t>
             </w:r>
           </w:p>
         </w:tc>
@@ -4331,7 +4448,10 @@
               <w:spacing w:line="252" w:lineRule="atLeast"/>
             </w:pPr>
             <w:r>
-              <w:t>Dennoch kann und wird teilweise künstliche Intelligenz bei der Sicherheit im Zahlungsverkehr und bei der Analyse von Daten in Bankenprozessen eingesetzt. Darüber hinaus könnte in Zukunft Kartenzahlung bzw. das bargeldlose Bezahlen mit der Stimme autorisiert werden, dass künstliche Intelligenz erfordert.</w:t>
+              <w:t>Dennoch kann und wird teilweise künstliche Intelli</w:t>
+            </w:r>
+            <w:r>
+              <w:t>genz bei der Sicherheit im Zahlungsverkehr und bei der Analyse von Daten in Bankenprozessen eingesetzt. Darüber hinaus könnte in Zukunft Kartenzahlung bzw. das bargeldlose Bezahlen mit der Stimme autorisiert werden, dass künstliche Intelligenz erfordert.</w:t>
             </w:r>
           </w:p>
           <w:p>
@@ -4348,7 +4468,7 @@
               </w:pBdr>
               <w:spacing w:before="120" w:line="252" w:lineRule="atLeast"/>
             </w:pPr>
-            <w:hyperlink r:id="rId28" w:tooltip="https://www.techfacts.de/ratgeber/wie-funktioniert-kartenzahlung/" w:history="1">
+            <w:hyperlink r:id="rId32" w:tooltip="https://www.techfacts.de/ratgeber/wie-funktioniert-kartenzahlung/" w:history="1">
               <w:r>
                 <w:rPr>
                   <w:rStyle w:val="Hyperlink"/>
@@ -4371,7 +4491,7 @@
               </w:pBdr>
               <w:spacing w:before="120" w:line="252" w:lineRule="atLeast"/>
             </w:pPr>
-            <w:hyperlink r:id="rId29" w:history="1">
+            <w:hyperlink r:id="rId33" w:tooltip="https://www.geldinstitute.de/callcenter4finance/2019/05/_kuenstliche_intelligenzkiwirddiesicherheitbeimcashlesspaymentwe.html" w:history="1">
               <w:r>
                 <w:rPr>
                   <w:rStyle w:val="Hyperlink"/>
@@ -4471,31 +4591,19 @@
               <w:rPr>
                 <w:color w:val="000000"/>
               </w:rPr>
-              <w:t>Ein reiner Lautsprecher erfordert keine künstliche Intelligenz, um</w:t>
+              <w:t>Ein reiner Lautsprecher erfordert keine künstliche Intelligenz, um akustische Signale zu erzeugen</w:t>
             </w:r>
             <w:r>
               <w:rPr>
                 <w:color w:val="000000"/>
               </w:rPr>
-              <w:t xml:space="preserve"> akustische Signale zu erzeugen</w:t>
+              <w:t xml:space="preserve"> und ist deshalb kein Beispiel für eine künstliche Intelligenz. Handelt es sich allerdings bei dem Lautsprecher um ein Sprachassistenzsystem, wird künstliche Intelligenz bspw. für die Spracherkennung und Sprachsynthese benötigt. (Siehe Sprachassistenzsyste</w:t>
             </w:r>
             <w:r>
               <w:rPr>
                 <w:color w:val="000000"/>
               </w:rPr>
-              <w:t xml:space="preserve"> und ist deshalb kein Beispiel für eine künstliche Intelligenz. Handelt es sich allerdings bei dem Lautsprecher um ein Sprachassistenzsystem, wird künstliche Intelligenz bspw. für die Spracherkennung</w:t>
-            </w:r>
-            <w:r>
-              <w:rPr>
-                <w:color w:val="000000"/>
-              </w:rPr>
-              <w:t xml:space="preserve"> und Sprachsynthese</w:t>
-            </w:r>
-            <w:r>
-              <w:rPr>
-                <w:color w:val="000000"/>
-              </w:rPr>
-              <w:t xml:space="preserve"> benötigt. (Siehe Sprachassistenzsysteme)</w:t>
+              <w:t>me)</w:t>
             </w:r>
           </w:p>
           <w:p>
@@ -4512,7 +4620,7 @@
               </w:pBdr>
               <w:spacing w:before="120" w:line="252" w:lineRule="atLeast"/>
             </w:pPr>
-            <w:hyperlink r:id="rId30" w:tooltip="https://de.wikipedia.org/wiki/Lautsprecher" w:history="1">
+            <w:hyperlink r:id="rId34" w:tooltip="https://de.wikipedia.org/wiki/Lautsprecher" w:history="1">
               <w:r>
                 <w:rPr>
                   <w:rStyle w:val="Hyperlink"/>
@@ -4656,55 +4764,13 @@
               <w:rPr>
                 <w:color w:val="000000"/>
               </w:rPr>
-              <w:t>Sprachassistenzsysteme</w:t>
+              <w:t>Sprachassistenzsysteme, wie das auf dem Plakat beworben,</w:t>
             </w:r>
             <w:r>
               <w:rPr>
                 <w:color w:val="000000"/>
               </w:rPr>
-              <w:t>,</w:t>
-            </w:r>
-            <w:r>
-              <w:rPr>
-                <w:color w:val="000000"/>
-              </w:rPr>
-              <w:t xml:space="preserve"> wie das auf dem Plakat beworbe</w:t>
-            </w:r>
-            <w:r>
-              <w:rPr>
-                <w:color w:val="000000"/>
-              </w:rPr>
-              <w:t>n,</w:t>
-            </w:r>
-            <w:r>
-              <w:rPr>
-                <w:color w:val="000000"/>
-              </w:rPr>
-              <w:t xml:space="preserve"> sind ein klares Beispiel für künstliche Intelligenz</w:t>
-            </w:r>
-            <w:r>
-              <w:rPr>
-                <w:color w:val="000000"/>
-              </w:rPr>
-              <w:t xml:space="preserve"> (siehe </w:t>
-            </w:r>
-            <w:r>
-              <w:rPr>
-                <w:color w:val="000000"/>
-              </w:rPr>
-              <w:t>Zusatzmaterial KI</w:t>
-            </w:r>
-            <w:r>
-              <w:rPr>
-                <w:color w:val="000000"/>
-              </w:rPr>
-              <w:t>-B</w:t>
-            </w:r>
-            <w:r>
-              <w:rPr>
-                <w:color w:val="000000"/>
-              </w:rPr>
-              <w:t>1.1.1 Erklärung zu Concept Cartoons)</w:t>
+              <w:t xml:space="preserve"> sind ein klares Beispiel für künstliche Intelligenz (siehe Zusatzmaterial KI-B1.1.1 Erklärung zu Concept Cartoons)</w:t>
             </w:r>
           </w:p>
         </w:tc>
@@ -4801,67 +4867,27 @@
               <w:rPr>
                 <w:color w:val="000000"/>
               </w:rPr>
-              <w:t>Ein Selfie-Filter ist ein Beispiel für künstliche Intelligenz, die bspw. bei der Gesichtserkennung</w:t>
+              <w:t>Ein Selfie-Filter ist ein Beispiel für künstliche Intelligenz, die bspw. bei der Gesichtserkennung und der Platzierung des</w:t>
             </w:r>
             <w:r>
               <w:rPr>
                 <w:color w:val="000000"/>
               </w:rPr>
-              <w:t xml:space="preserve"> und </w:t>
+              <w:t xml:space="preserve"> Filters auf dem Gesicht zum Einsatz kommt (Siehe Zusatzmaterial KI-B1.1.1 Erklärung zu Concept Cartoons). Selfie-Filter oder Foto-Filter gibt es in vielen verschiedenen Apps und auf </w:t>
             </w:r>
+            <w:proofErr w:type="spellStart"/>
             <w:r>
               <w:rPr>
                 <w:color w:val="000000"/>
               </w:rPr>
-              <w:t>der Platzierung de</w:t>
+              <w:t>Social</w:t>
             </w:r>
+            <w:proofErr w:type="spellEnd"/>
             <w:r>
               <w:rPr>
                 <w:color w:val="000000"/>
               </w:rPr>
-              <w:t>s</w:t>
-            </w:r>
-            <w:r>
-              <w:rPr>
-                <w:color w:val="000000"/>
-              </w:rPr>
-              <w:t xml:space="preserve"> Filter</w:t>
-            </w:r>
-            <w:r>
-              <w:rPr>
-                <w:color w:val="000000"/>
-              </w:rPr>
-              <w:t>s</w:t>
-            </w:r>
-            <w:r>
-              <w:rPr>
-                <w:color w:val="000000"/>
-              </w:rPr>
-              <w:t xml:space="preserve"> auf dem Gesicht zum Einsatz kommt</w:t>
-            </w:r>
-            <w:r>
-              <w:rPr>
-                <w:color w:val="000000"/>
-              </w:rPr>
-              <w:t xml:space="preserve"> (Siehe Zusatzmaterial KI</w:t>
-            </w:r>
-            <w:r>
-              <w:rPr>
-                <w:color w:val="000000"/>
-              </w:rPr>
-              <w:t>-B</w:t>
-            </w:r>
-            <w:r>
-              <w:rPr>
-                <w:color w:val="000000"/>
-              </w:rPr>
-              <w:t>1.1.1 Erklärung zu Concept Cartoons)</w:t>
-            </w:r>
-            <w:r>
-              <w:rPr>
-                <w:color w:val="000000"/>
-              </w:rPr>
-              <w:t>. Selfie-Filter oder Foto-Filter gibt es in vielen verschiedenen Apps und auf Social Media Plattformen.</w:t>
+              <w:t xml:space="preserve"> Media Plattformen.</w:t>
             </w:r>
           </w:p>
           <w:p>
@@ -4882,12 +4908,18 @@
                 <w:color w:val="000000"/>
               </w:rPr>
             </w:pPr>
-            <w:hyperlink r:id="rId31" w:history="1">
+            <w:hyperlink r:id="rId35" w:tooltip="https://www.vivanty.de/auto-technik/k-nstliche-intelligenz-f-r-aufsehenerregende-selfie-videos" w:history="1">
               <w:r>
                 <w:rPr>
                   <w:rStyle w:val="Hyperlink"/>
                 </w:rPr>
-                <w:t>https://www.vivanty.de/auto-technik/k-nstliche-intelligenz-f-r-aufsehenerregende-selfie-videos</w:t>
+                <w:t>https://www.vivanty.de/auto-technik/k-nstliche-</w:t>
+              </w:r>
+              <w:r>
+                <w:rPr>
+                  <w:rStyle w:val="Hyperlink"/>
+                </w:rPr>
+                <w:t>intelligenz-f-r-aufsehenerregende-selfie-videos</w:t>
               </w:r>
             </w:hyperlink>
             <w:r>
@@ -4994,61 +5026,19 @@
               <w:rPr>
                 <w:color w:val="000000"/>
               </w:rPr>
-              <w:t xml:space="preserve">In modernen Autos werden bereits Intelligente Systeme integriert, wie zum Beispiel </w:t>
+              <w:t>In modernen Autos werden bereits Intelligente Systeme integriert, wie zum Beispiel die Spracherkennung, Abstandstempomaten oder Spurhalteassistenten. Auch bei Elektroautos gibt Navigationssysteme, d</w:t>
             </w:r>
             <w:r>
               <w:rPr>
                 <w:color w:val="000000"/>
               </w:rPr>
-              <w:t xml:space="preserve">die </w:t>
+              <w:t xml:space="preserve">ie mit künstlicher Intelligenz den Fahrenden bei der Routenplanung unterstützen und anhand der jeweiligen Fahrweise lernt, wann ein Stopp nötig sein wird. Vor allem autonome Fahrzeuge sind ein klares Beispiel für den Einsatz künstlicher Intelligenz (siehe </w:t>
             </w:r>
             <w:r>
               <w:rPr>
                 <w:color w:val="000000"/>
               </w:rPr>
-              <w:t xml:space="preserve">Spracherkennung, </w:t>
-            </w:r>
-            <w:r>
-              <w:rPr>
-                <w:color w:val="000000"/>
-              </w:rPr>
-              <w:t>Abstandstempomaten</w:t>
-            </w:r>
-            <w:r>
-              <w:rPr>
-                <w:color w:val="000000"/>
-              </w:rPr>
-              <w:t xml:space="preserve"> oder Spurhalteassistenten. Auch bei Elektroautos gibt Navigationssysteme, die mit künstliche</w:t>
-            </w:r>
-            <w:r>
-              <w:rPr>
-                <w:color w:val="000000"/>
-              </w:rPr>
-              <w:t>r</w:t>
-            </w:r>
-            <w:r>
-              <w:rPr>
-                <w:color w:val="000000"/>
-              </w:rPr>
-              <w:t xml:space="preserve"> Intelligenz den Fahrenden bei der Routenplanung unterstützen und anhand der jeweiligen Fahrweise lernt, wann ein Stopp nötig sein wird.</w:t>
-            </w:r>
-            <w:r>
-              <w:rPr>
-                <w:color w:val="000000"/>
-              </w:rPr>
-              <w:t xml:space="preserve"> Vor allem autonome Fahrzeuge sind ein klares Beispiel für den Einsatz künstlicher Intelligenz (siehe Zusatzmaterial KI</w:t>
-            </w:r>
-            <w:r>
-              <w:rPr>
-                <w:color w:val="000000"/>
-              </w:rPr>
-              <w:t>-B1</w:t>
-            </w:r>
-            <w:r>
-              <w:rPr>
-                <w:color w:val="000000"/>
-              </w:rPr>
-              <w:t>.1.1 Erklärung zu Concept Cartoons)</w:t>
+              <w:t>Zusatzmaterial KI-B1.1.1 Erklärung zu Concept Cartoons)</w:t>
             </w:r>
           </w:p>
         </w:tc>
@@ -5139,6 +5129,7 @@
               <w:spacing w:line="252" w:lineRule="atLeast"/>
             </w:pPr>
             <w:r>
+              <w:lastRenderedPageBreak/>
               <w:t>Eine Ampel kann über die drei verschiedenen Farben insgesamt vier Signale abgeben.</w:t>
             </w:r>
           </w:p>
@@ -5153,13 +5144,10 @@
               <w:spacing w:line="252" w:lineRule="atLeast"/>
             </w:pPr>
             <w:r>
-              <w:t>Dabei sind Ampeln bspw. an einer Kreuzung miteinander über einen Schaltkasten verbunden und verfügen teilweise über ein festes Programm, das festlegt, welche Ampel wann grün ist.</w:t>
+              <w:t>Dabei sind Ampeln bspw. an einer Kreuzung miteinander über einen Schaltkasten verbunden und verfügen teilweise über ein festes Programm, das festlegt, welche Ampel wann grün ist. Aktuell sind die meisten Ampeln/ Lichtsignalanlagen keine Beispiele für künst</w:t>
             </w:r>
             <w:r>
-              <w:t xml:space="preserve"> </w:t>
-            </w:r>
-            <w:r>
-              <w:t xml:space="preserve">Aktuell sind die meisten Ampeln/ Lichtsignalanlagen keine Beispiele für künstliche Intelligenz. </w:t>
+              <w:t xml:space="preserve">liche Intelligenz. </w:t>
             </w:r>
           </w:p>
           <w:p>
@@ -5173,23 +5161,10 @@
               <w:spacing w:line="252" w:lineRule="atLeast"/>
             </w:pPr>
             <w:r>
-              <w:lastRenderedPageBreak/>
-              <w:t xml:space="preserve">Dennoch gibt es bspw. bereits </w:t>
+              <w:t>Dennoch gibt es bspw. bereits Ampelsysteme, die künstlich intelligente sind, um den Verkehrsfluss in Städten zu optimieren. Zudem sind weitere Projekte für die Integration von künstlicher Intelligenz in Ampelsysteme sind geplant. z.B. i</w:t>
             </w:r>
             <w:r>
-              <w:t>Ampelsysteme,</w:t>
-            </w:r>
-            <w:r>
-              <w:t xml:space="preserve"> die künstlich intelligente sind</w:t>
-            </w:r>
-            <w:r>
-              <w:t xml:space="preserve">, um den Verkehrsfluss in Städten zu optimieren. </w:t>
-            </w:r>
-            <w:r>
-              <w:t xml:space="preserve">Zudem sind weitere Projekte für die Integration von künstlicher Intelligenz in Ampelsysteme sind geplant. z.B. in </w:t>
-            </w:r>
-            <w:r>
-              <w:t>Ingolstadt</w:t>
+              <w:t>n Ingolstadt</w:t>
             </w:r>
           </w:p>
           <w:p>
@@ -5207,7 +5182,7 @@
               </w:pBdr>
               <w:spacing w:before="0" w:after="0" w:line="252" w:lineRule="atLeast"/>
             </w:pPr>
-            <w:hyperlink r:id="rId32" w:history="1">
+            <w:hyperlink r:id="rId36" w:tooltip="https://de.wikipedia.org/wiki/Ampel" w:history="1">
               <w:r>
                 <w:rPr>
                   <w:rStyle w:val="Hyperlink"/>
@@ -5237,7 +5212,7 @@
               </w:pBdr>
               <w:spacing w:before="0" w:after="0" w:line="252" w:lineRule="atLeast"/>
             </w:pPr>
-            <w:hyperlink r:id="rId33" w:tooltip="https://www.youtube.com/watch?v=uZANL07_0Ps" w:history="1">
+            <w:hyperlink r:id="rId37" w:tooltip="https://www.youtube.com/watch?v=uZANL07_0Ps" w:history="1">
               <w:r>
                 <w:rPr>
                   <w:rStyle w:val="Hyperlink"/>
@@ -5261,12 +5236,18 @@
               </w:pBdr>
               <w:spacing w:before="0" w:after="0" w:line="252" w:lineRule="atLeast"/>
             </w:pPr>
-            <w:hyperlink r:id="rId34" w:tooltip="https://www.bmvi.de/SharedDocs/DE/Artikel/DG/mfund-projekte/ki4lsa.html" w:history="1">
+            <w:hyperlink r:id="rId38" w:tooltip="https://www.bmvi.de/SharedDocs/DE/Artikel/DG/mfund-projekte/ki4lsa.html" w:history="1">
               <w:r>
                 <w:rPr>
                   <w:rStyle w:val="Hyperlink"/>
                 </w:rPr>
-                <w:t>https://www.bmvi.de/SharedDocs/DE/Artikel/DG/mfund-projekte/ki4lsa.html</w:t>
+                <w:t>https://www.bmvi.de/SharedDocs/DE/Artikel/DG/mf</w:t>
+              </w:r>
+              <w:r>
+                <w:rPr>
+                  <w:rStyle w:val="Hyperlink"/>
+                </w:rPr>
+                <w:t>und-projekte/ki4lsa.html</w:t>
               </w:r>
             </w:hyperlink>
           </w:p>
@@ -5285,7 +5266,7 @@
               </w:pBdr>
               <w:spacing w:before="0" w:after="0" w:line="252" w:lineRule="atLeast"/>
             </w:pPr>
-            <w:hyperlink r:id="rId35" w:history="1">
+            <w:hyperlink r:id="rId39" w:tooltip="https://m.facebook.com/Weltspiegel/videos/444105632908840/" w:history="1">
               <w:r>
                 <w:rPr>
                   <w:rStyle w:val="Hyperlink"/>
@@ -5398,19 +5379,13 @@
               <w:rPr>
                 <w:color w:val="000000"/>
               </w:rPr>
-              <w:t>Ein Segway ist ein elektrisch</w:t>
+              <w:t>Ein Segway ist ein elektrisch angetriebenes Fahrzeug mit zwei Rädern und wird zur Beförderung einzelner Personen genutzt. Durch das Verlagern des Gewichtes auf dem Segway kann dieses gesteuert werden – Bedienelemente zum Bremsen oder Beschleunigen sind dah</w:t>
             </w:r>
             <w:r>
               <w:rPr>
                 <w:color w:val="000000"/>
               </w:rPr>
-              <w:t xml:space="preserve"> angetriebenes Fahrzeug mit zwei Rädern und wird zur Beförderung einzelner Personen genutzt. Durch das Verlagern des Gewichtes auf dem Segway kann dieses gesteuert werden – Bedienelemente zum Bremsen oder Beschleunigen sind daher nicht vorgesehen.</w:t>
-            </w:r>
-            <w:r>
-              <w:rPr>
-                <w:color w:val="000000"/>
-              </w:rPr>
-              <w:t xml:space="preserve"> </w:t>
+              <w:t xml:space="preserve">er nicht vorgesehen. </w:t>
             </w:r>
           </w:p>
           <w:p>
@@ -5451,7 +5426,7 @@
                 <w:color w:val="000000"/>
               </w:rPr>
             </w:pPr>
-            <w:hyperlink r:id="rId36" w:history="1">
+            <w:hyperlink r:id="rId40" w:tooltip="https://ictk.ch/inhalt/neuer-segway-robot-ist-transporter-und-assistent" w:history="1">
               <w:r>
                 <w:rPr>
                   <w:rStyle w:val="Hyperlink"/>
@@ -5563,31 +5538,13 @@
               <w:rPr>
                 <w:color w:val="000000"/>
               </w:rPr>
-              <w:t>Diese Fahrgastinformationssysteme dienen als Informationsquelle für Fahrgäste. Diese Systeme werden im Bahn- und Busverkehr häufig verwendet</w:t>
+              <w:t>Diese Fahrgastinformationssysteme dienen als Informationsquelle für Fahrgäste. Diese Systeme werden im Bahn- und Busverkehr häufig verwendet und variieren je nach Einsatzort und Einsatzzweck. In erster Linie steckt hinter Fahrgastinformationssystemen keine</w:t>
             </w:r>
             <w:r>
               <w:rPr>
                 <w:color w:val="000000"/>
               </w:rPr>
-              <w:t xml:space="preserve"> und variieren </w:t>
-            </w:r>
-            <w:r>
-              <w:rPr>
-                <w:color w:val="000000"/>
-              </w:rPr>
-              <w:t xml:space="preserve">je nach Einsatzort und </w:t>
-            </w:r>
-            <w:r>
-              <w:rPr>
-                <w:color w:val="000000"/>
-              </w:rPr>
-              <w:t>Einsatz</w:t>
-            </w:r>
-            <w:r>
-              <w:rPr>
-                <w:color w:val="000000"/>
-              </w:rPr>
-              <w:t xml:space="preserve">zweck. In erster Linie steckt hinter Fahrgastinformationssystemen keine künstliche Intelligenz. </w:t>
+              <w:t xml:space="preserve"> künstliche Intelligenz. </w:t>
             </w:r>
           </w:p>
           <w:p>
@@ -5607,19 +5564,7 @@
               <w:rPr>
                 <w:color w:val="000000"/>
               </w:rPr>
-              <w:t>Zukünftig könnte der Einsatz von KI in solchen Systemen jedoch die Informationsgenauigkeit und Geschwindigkeit erhöhen</w:t>
-            </w:r>
-            <w:r>
-              <w:rPr>
-                <w:color w:val="000000"/>
-              </w:rPr>
-              <w:t xml:space="preserve">, um so </w:t>
-            </w:r>
-            <w:r>
-              <w:rPr>
-                <w:color w:val="000000"/>
-              </w:rPr>
-              <w:t xml:space="preserve">noch früher auf mögliche Verspätungen aufmerksam machen </w:t>
+              <w:t xml:space="preserve">Zukünftig könnte der Einsatz von KI in solchen Systemen jedoch die Informationsgenauigkeit und Geschwindigkeit erhöhen, um so noch früher auf mögliche Verspätungen aufmerksam machen </w:t>
             </w:r>
           </w:p>
           <w:p>
@@ -5640,7 +5585,7 @@
                 <w:color w:val="000000"/>
               </w:rPr>
             </w:pPr>
-            <w:hyperlink r:id="rId37" w:history="1">
+            <w:hyperlink r:id="rId41" w:tooltip="https://de.wikipedia.org/wiki/Fahrgastinformationssystem" w:history="1">
               <w:r>
                 <w:rPr>
                   <w:rStyle w:val="Hyperlink"/>
@@ -5745,13 +5690,13 @@
               <w:rPr>
                 <w:color w:val="000000"/>
               </w:rPr>
-              <w:t>Auf dem Markt gibt es viele verschiedenen Smartphones, die eine Vielzahl von Funktionen innehalten. Dabei wird in einem Smartphone viel künstliche Intelligenz eingesetzt, bspw. bei der Gesichtserkennung, Spracherkennung oder bei der</w:t>
+              <w:t>Auf dem Markt gibt es viele verschiedenen Smartpho</w:t>
             </w:r>
             <w:r>
               <w:rPr>
                 <w:color w:val="000000"/>
               </w:rPr>
-              <w:t xml:space="preserve"> Verbesserung der Akkulaufzeit.</w:t>
+              <w:t>nes, die eine Vielzahl von Funktionen innehalten. Dabei wird in einem Smartphone viel künstliche Intelligenz eingesetzt, bspw. bei der Gesichtserkennung, Spracherkennung oder bei der Verbesserung der Akkulaufzeit.</w:t>
             </w:r>
             <w:r>
               <w:t xml:space="preserve"> </w:t>
@@ -5760,25 +5705,7 @@
               <w:rPr>
                 <w:color w:val="000000"/>
               </w:rPr>
-              <w:t>Daher</w:t>
-            </w:r>
-            <w:r>
-              <w:rPr>
-                <w:color w:val="000000"/>
-              </w:rPr>
-              <w:t xml:space="preserve"> </w:t>
-            </w:r>
-            <w:r>
-              <w:rPr>
-                <w:color w:val="000000"/>
-              </w:rPr>
-              <w:t>können vor allem die neueren</w:t>
-            </w:r>
-            <w:r>
-              <w:rPr>
-                <w:color w:val="000000"/>
-              </w:rPr>
-              <w:t xml:space="preserve"> </w:t>
+              <w:t xml:space="preserve">Daher können vor allem die neueren </w:t>
             </w:r>
             <w:r>
               <w:rPr>
@@ -5791,13 +5718,13 @@
               <w:rPr>
                 <w:color w:val="000000"/>
               </w:rPr>
-              <w:t xml:space="preserve">phones </w:t>
+              <w:t>ph</w:t>
             </w:r>
             <w:r>
               <w:rPr>
                 <w:color w:val="000000"/>
               </w:rPr>
-              <w:t>als Beispielanwendungen künstlicher Intelligenz verstanden werden.</w:t>
+              <w:t>ones als Beispielanwendungen künstlicher Intelligenz verstanden werden.</w:t>
             </w:r>
           </w:p>
           <w:p>
@@ -5815,7 +5742,7 @@
               </w:pBdr>
               <w:spacing w:before="0" w:after="0" w:line="252" w:lineRule="atLeast"/>
             </w:pPr>
-            <w:hyperlink r:id="rId38" w:tooltip="https://www.wertgarantie.de/ratgeber/technik-news/smartphone/kuenstliche-intelligenz-smartphones-inwieweit-wird-sie-bereits-eingesetzt" w:history="1">
+            <w:hyperlink r:id="rId42" w:tooltip="https://www.wertgarantie.de/ratgeber/technik-news/smartphone/kuenstliche-intelligenz-smartphones-inwieweit-wird-sie-bereits-eingesetzt" w:history="1">
               <w:r>
                 <w:rPr>
                   <w:rStyle w:val="Hyperlink"/>
@@ -5907,14 +5834,7 @@
                 <w:b/>
                 <w:color w:val="000000"/>
               </w:rPr>
-              <w:t> </w:t>
-            </w:r>
-            <w:r>
-              <w:rPr>
-                <w:b/>
-                <w:color w:val="000000"/>
-              </w:rPr>
-              <w:t>o</w:t>
+              <w:t> o</w:t>
             </w:r>
           </w:p>
         </w:tc>
@@ -5952,13 +5872,7 @@
               <w:rPr>
                 <w:color w:val="000000"/>
               </w:rPr>
-              <w:t>Rasenmähroboter</w:t>
-            </w:r>
-            <w:r>
-              <w:rPr>
-                <w:color w:val="000000"/>
-              </w:rPr>
-              <w:t>:</w:t>
+              <w:t>Rasenmähroboter:</w:t>
             </w:r>
           </w:p>
           <w:p>
@@ -5978,55 +5892,19 @@
               <w:rPr>
                 <w:color w:val="000000"/>
               </w:rPr>
-              <w:t xml:space="preserve">Ein </w:t>
+              <w:t>Ein Rasenmähroboter ist mit vielen Sensoren ausgestattet</w:t>
             </w:r>
             <w:r>
               <w:rPr>
                 <w:color w:val="000000"/>
               </w:rPr>
-              <w:t xml:space="preserve">Rasenmähroboter </w:t>
+              <w:t>, die zur Routenplanung und Routenführung eingesetzt werden. Dadurch ist ein autonomes Mähen und Erreichen der Ladestation möglich. Neuere Rasenmähroboter verfügen bereits über künstliche Intelligenz und können damit auch selbstständig Entscheidungen treff</w:t>
             </w:r>
             <w:r>
               <w:rPr>
                 <w:color w:val="000000"/>
               </w:rPr>
-              <w:t>ist mit vielen Sensoren ausgestattet</w:t>
-            </w:r>
-            <w:r>
-              <w:rPr>
-                <w:color w:val="000000"/>
-              </w:rPr>
-              <w:t>, die zur Routenplanung und Routenführung eingesetzt werden</w:t>
-            </w:r>
-            <w:r>
-              <w:rPr>
-                <w:color w:val="000000"/>
-              </w:rPr>
-              <w:t xml:space="preserve">. </w:t>
-            </w:r>
-            <w:r>
-              <w:rPr>
-                <w:color w:val="000000"/>
-              </w:rPr>
-              <w:t xml:space="preserve">Dadurch ist ein autonomes Mähen und Erreichen der Ladestation möglich. </w:t>
-            </w:r>
-            <w:r>
-              <w:rPr>
-                <w:color w:val="000000"/>
-              </w:rPr>
-              <w:t xml:space="preserve">Neuere </w:t>
-            </w:r>
-            <w:r>
-              <w:rPr>
-                <w:color w:val="000000"/>
-              </w:rPr>
-              <w:t xml:space="preserve">Rasenmähroboter </w:t>
-            </w:r>
-            <w:r>
-              <w:rPr>
-                <w:color w:val="000000"/>
-              </w:rPr>
-              <w:t>verfügen bereits über künstliche Intelligenz und können damit auch selbstständig Entscheidungen treffen. In diesem Sinne könnte ein Rasennähroboter als Beispiel für künstliche Intelligenz gelten.</w:t>
+              <w:t>en. In diesem Sinne könnte ein Rasennähroboter als Beispiel für künstliche Intelligenz gelten.</w:t>
             </w:r>
           </w:p>
           <w:p>
@@ -6047,7 +5925,7 @@
                 <w:color w:val="000000"/>
               </w:rPr>
             </w:pPr>
-            <w:hyperlink r:id="rId39" w:history="1">
+            <w:hyperlink r:id="rId43" w:tooltip="https://www.maehroboter-guru.de/wissenswertes/maehroboter-und-kuenstliche-intelligenz-selbstlernende-rasenroboter-im-anmarsch/" w:history="1">
               <w:r>
                 <w:rPr>
                   <w:rStyle w:val="Hyperlink"/>
@@ -6097,14 +5975,7 @@
                 <w:b/>
                 <w:color w:val="000000"/>
               </w:rPr>
-              <w:t> </w:t>
-            </w:r>
-            <w:r>
-              <w:rPr>
-                <w:b/>
-                <w:color w:val="000000"/>
-              </w:rPr>
-              <w:t>p</w:t>
+              <w:t> p</w:t>
             </w:r>
           </w:p>
         </w:tc>
@@ -6162,49 +6033,7 @@
               <w:rPr>
                 <w:color w:val="000000"/>
               </w:rPr>
-              <w:t xml:space="preserve">Eine Spielekonsole </w:t>
-            </w:r>
-            <w:r>
-              <w:rPr>
-                <w:color w:val="000000"/>
-              </w:rPr>
-              <w:t>ist</w:t>
-            </w:r>
-            <w:r>
-              <w:rPr>
-                <w:color w:val="000000"/>
-              </w:rPr>
-              <w:t xml:space="preserve"> an sich </w:t>
-            </w:r>
-            <w:r>
-              <w:rPr>
-                <w:color w:val="000000"/>
-              </w:rPr>
-              <w:t xml:space="preserve">noch </w:t>
-            </w:r>
-            <w:r>
-              <w:rPr>
-                <w:color w:val="000000"/>
-              </w:rPr>
-              <w:t>kein Beispiel für künstliche Intelligenz. Dennoch gibt es sehr viele Spiele, die KI verwenden</w:t>
-            </w:r>
-            <w:r>
-              <w:rPr>
-                <w:color w:val="000000"/>
-              </w:rPr>
-              <w:t xml:space="preserve"> (siehe Zusatzmaterial KI</w:t>
-            </w:r>
-            <w:r>
-              <w:rPr>
-                <w:color w:val="000000"/>
-              </w:rPr>
-              <w:t>-B</w:t>
-            </w:r>
-            <w:r>
-              <w:rPr>
-                <w:color w:val="000000"/>
-              </w:rPr>
-              <w:t>1.1.1 Erklärung zu Concept Cartoons).</w:t>
+              <w:t>Eine Spielekonsole ist an sich noch kein Beispiel für künstliche Intelligenz. Dennoch gibt es sehr viele Spiele, die KI verwenden (siehe Zusatzmaterial KI-B1.1.1 Erklärung zu Concept Cartoons).</w:t>
             </w:r>
           </w:p>
         </w:tc>
@@ -6278,13 +6107,7 @@
               <w:rPr>
                 <w:color w:val="000000"/>
               </w:rPr>
-              <w:t>Fernseher</w:t>
-            </w:r>
-            <w:r>
-              <w:rPr>
-                <w:color w:val="000000"/>
-              </w:rPr>
-              <w:t>:</w:t>
+              <w:t>Fernseher:</w:t>
             </w:r>
           </w:p>
           <w:p>
@@ -6304,19 +6127,14 @@
               <w:rPr>
                 <w:color w:val="000000"/>
               </w:rPr>
-              <w:t xml:space="preserve">Ein </w:t>
+              <w:lastRenderedPageBreak/>
+              <w:t>Ein gewöhnlicher Fernseher ist in</w:t>
             </w:r>
             <w:r>
               <w:rPr>
                 <w:color w:val="000000"/>
               </w:rPr>
-              <w:t xml:space="preserve">gewöhnlicher </w:t>
-            </w:r>
-            <w:r>
-              <w:rPr>
-                <w:color w:val="000000"/>
-              </w:rPr>
-              <w:t xml:space="preserve">Fernseher ist in erster Linie kein Beispiel für künstliche Intelligenz. Jedoch gibt es vermehrte Hersteller, die künstliche Intelligenz für die Verbesserung der Bildqualität einsetzten. </w:t>
+              <w:t xml:space="preserve"> erster Linie kein Beispiel für künstliche Intelligenz. Jedoch gibt es vermehrte Hersteller, die künstliche Intelligenz für die Verbesserung der Bildqualität einsetzten. </w:t>
             </w:r>
           </w:p>
           <w:p>
@@ -6332,7 +6150,7 @@
                 <w:color w:val="000000"/>
               </w:rPr>
             </w:pPr>
-            <w:hyperlink r:id="rId40" w:history="1">
+            <w:hyperlink r:id="rId44" w:tooltip="https://www.4kfilme.de/so-funktioniert-philips-neuer-p5-prozessor-mit-ai-kuenstlicher-intelligenz/" w:history="1">
               <w:r>
                 <w:rPr>
                   <w:rStyle w:val="Hyperlink"/>
@@ -6473,13 +6291,13 @@
               <w:rPr>
                 <w:color w:val="000000"/>
               </w:rPr>
-              <w:t xml:space="preserve">In erster Linie ist eine einfache, manuell gesteuerte Drohne kein Beispiel für künstliche Intelligenz. </w:t>
+              <w:t>In erster Linie ist eine einfache, manuell gesteuerte Drohne kein Beispiel für künstliche Intelligenz. Ausnahmen sind Drohnen, die z.B. autonom in Formationen fliegen können oder Objekten folgen können. Besonders umstritten ist der Einsatz autonomer, kampf</w:t>
             </w:r>
             <w:r>
               <w:rPr>
                 <w:color w:val="000000"/>
               </w:rPr>
-              <w:t>Ausnahmen sind Drohnen, die z.B. autonom in Formationen fliegen können oder Objekten folgen können. Besonders umstritten ist der Einsatz autonomer, kampffähiger Drohnen im militärischen Kontext.</w:t>
+              <w:t>fähiger Drohnen im militärischen Kontext.</w:t>
             </w:r>
           </w:p>
           <w:p>
@@ -6497,12 +6315,18 @@
               </w:pBdr>
               <w:spacing w:before="0" w:after="0" w:line="252" w:lineRule="atLeast"/>
             </w:pPr>
-            <w:hyperlink r:id="rId41" w:history="1">
+            <w:hyperlink r:id="rId45" w:tooltip="https://cordis.europa.eu/article/id/251211-ai-powered-drones-for-difficult-maintenance-tasks/de" w:history="1">
               <w:r>
                 <w:rPr>
                   <w:rStyle w:val="Hyperlink"/>
                 </w:rPr>
-                <w:t>https://cordis.europa.eu/article/id/251211-ai-powered-drones-for-difficult-maintenance-tasks/de</w:t>
+                <w:t>h</w:t>
+              </w:r>
+              <w:r>
+                <w:rPr>
+                  <w:rStyle w:val="Hyperlink"/>
+                </w:rPr>
+                <w:t>ttps://cordis.europa.eu/article/id/251211-ai-powered-drones-for-difficult-maintenance-tasks/de</w:t>
               </w:r>
             </w:hyperlink>
             <w:r>
@@ -6527,7 +6351,7 @@
               </w:pBdr>
               <w:spacing w:before="0" w:after="0" w:line="252" w:lineRule="atLeast"/>
             </w:pPr>
-            <w:hyperlink r:id="rId42" w:history="1">
+            <w:hyperlink r:id="rId46" w:tooltip="https://www.youtube.com/watch?v=LvYNHSf7FbI" w:history="1">
               <w:r>
                 <w:rPr>
                   <w:rStyle w:val="Hyperlink"/>
@@ -6554,7 +6378,7 @@
               </w:pBdr>
               <w:spacing w:before="0" w:after="0" w:line="252" w:lineRule="atLeast"/>
             </w:pPr>
-            <w:hyperlink r:id="rId43" w:history="1">
+            <w:hyperlink r:id="rId47" w:tooltip="https://www.trendreport.de/drohne-und-ki-im-einsatz/" w:history="1">
               <w:r>
                 <w:rPr>
                   <w:rStyle w:val="Hyperlink"/>
@@ -6584,12 +6408,18 @@
               </w:pBdr>
               <w:spacing w:before="0" w:after="0" w:line="252" w:lineRule="atLeast"/>
             </w:pPr>
-            <w:hyperlink r:id="rId44" w:history="1">
+            <w:hyperlink r:id="rId48" w:tooltip="https://www.technologyreview.com/2017/03/29/152895/ai-powered-drone-will-follow-you-around-and-take-pictures/" w:history="1">
               <w:r>
                 <w:rPr>
                   <w:rStyle w:val="Hyperlink"/>
                 </w:rPr>
-                <w:t>https://www.technologyreview.com/2017/03/29/152895/ai-powered-drone-will-follow-you-around-and-take-pictures/</w:t>
+                <w:t>https://www.technologyreview.com/2017/03/29/152895/ai-powered-drone-will-follow-you-around-and-t</w:t>
+              </w:r>
+              <w:r>
+                <w:rPr>
+                  <w:rStyle w:val="Hyperlink"/>
+                </w:rPr>
+                <w:t>ake-pictures/</w:t>
               </w:r>
             </w:hyperlink>
             <w:r>
@@ -6614,7 +6444,7 @@
               </w:pBdr>
               <w:spacing w:before="0" w:after="0" w:line="252" w:lineRule="atLeast"/>
             </w:pPr>
-            <w:hyperlink r:id="rId45" w:history="1">
+            <w:hyperlink r:id="rId49" w:tooltip="https://www.youtube.com/watch?v=O-2tpwW0kmU" w:history="1">
               <w:r>
                 <w:rPr>
                   <w:rStyle w:val="Hyperlink"/>
@@ -6638,7 +6468,7 @@
               </w:pBdr>
               <w:spacing w:before="0" w:after="0" w:line="252" w:lineRule="atLeast"/>
             </w:pPr>
-            <w:hyperlink r:id="rId46" w:history="1">
+            <w:hyperlink r:id="rId50" w:tooltip="https://de.wikipedia.org/wiki/Loyal_Wingman" w:history="1">
               <w:r>
                 <w:rPr>
                   <w:rStyle w:val="Hyperlink"/>
@@ -6750,49 +6580,13 @@
               <w:rPr>
                 <w:color w:val="000000"/>
               </w:rPr>
-              <w:t xml:space="preserve">Der Blick durch eine VR-Brille suggeriert dem Gehirn eine virtuelle </w:t>
+              <w:t xml:space="preserve">Der Blick durch eine VR-Brille suggeriert dem Gehirn eine virtuelle 3D-Welt. Wie in der realen Welt, kann man sich mit der VR-Brille durch Kopfbewegungen umsehen. </w:t>
             </w:r>
             <w:r>
               <w:rPr>
                 <w:color w:val="000000"/>
               </w:rPr>
-              <w:t>3D-</w:t>
-            </w:r>
-            <w:r>
-              <w:rPr>
-                <w:color w:val="000000"/>
-              </w:rPr>
-              <w:t>Welt.</w:t>
-            </w:r>
-            <w:r>
-              <w:rPr>
-                <w:color w:val="000000"/>
-              </w:rPr>
-              <w:t xml:space="preserve"> Wie in der realen Welt, kann man sich mit der VR-Brille durch Kopfbewegungen umsehen. </w:t>
-            </w:r>
-            <w:r>
-              <w:rPr>
-                <w:color w:val="000000"/>
-              </w:rPr>
-              <w:t>Die künstliche Intelligenz</w:t>
-            </w:r>
-            <w:r>
-              <w:rPr>
-                <w:color w:val="000000"/>
-              </w:rPr>
-              <w:t xml:space="preserve"> verbirgt sich hierbei jedoch nicht in der VR-Brille, sondern in der virtuellen Welt – beispielsweise in Computerspielen (siehe Zusatzmaterial KI</w:t>
-            </w:r>
-            <w:r>
-              <w:rPr>
-                <w:color w:val="000000"/>
-              </w:rPr>
-              <w:t>-B</w:t>
-            </w:r>
-            <w:r>
-              <w:rPr>
-                <w:color w:val="000000"/>
-              </w:rPr>
-              <w:t>1.1.1 Erklärung zu Concept Cartoons).</w:t>
+              <w:t>Die künstliche Intelligenz verbirgt sich hierbei jedoch nicht in der VR-Brille, sondern in der virtuellen Welt – beispielsweise in Computerspielen (siehe Zusatzmaterial KI-B1.1.1 Erklärung zu Concept Cartoons).</w:t>
             </w:r>
           </w:p>
           <w:p>
@@ -6813,12 +6607,18 @@
                 <w:color w:val="000000"/>
               </w:rPr>
             </w:pPr>
-            <w:hyperlink r:id="rId47" w:history="1">
+            <w:hyperlink r:id="rId51" w:tooltip="https://www.vdc-fellbach.de/nachrichten/2020/08/11/wie-ki-die-virtuelle-realitaet-unterstuetzt/" w:history="1">
               <w:r>
                 <w:rPr>
                   <w:rStyle w:val="Hyperlink"/>
                 </w:rPr>
-                <w:t>https://www.vdc-fellbach.de/nachrichten/2020/08/11/wie-ki-die-virtuelle-realitaet-unterstuetzt/</w:t>
+                <w:t>https://www.vdc-fellbach.de/nachrichten/2020/</w:t>
+              </w:r>
+              <w:r>
+                <w:rPr>
+                  <w:rStyle w:val="Hyperlink"/>
+                </w:rPr>
+                <w:t>08/11/wie-ki-die-virtuelle-realitaet-unterstuetzt/</w:t>
               </w:r>
             </w:hyperlink>
             <w:r>
@@ -6846,7 +6646,7 @@
                 <w:color w:val="000000"/>
               </w:rPr>
             </w:pPr>
-            <w:hyperlink r:id="rId48" w:history="1">
+            <w:hyperlink r:id="rId52" w:tooltip="https://www.prosieben.de/tv/galileo/videos/themengebiete/virtual-reality/ein-blick-in-die-neue-welt-wie-funktioniert-eine-vr-brille" w:history="1">
               <w:r>
                 <w:rPr>
                   <w:rStyle w:val="Hyperlink"/>
@@ -6934,14 +6734,7 @@
                 <w:b/>
                 <w:color w:val="000000"/>
               </w:rPr>
-              <w:t> </w:t>
-            </w:r>
-            <w:r>
-              <w:rPr>
-                <w:b/>
-                <w:color w:val="000000"/>
-              </w:rPr>
-              <w:t>t</w:t>
+              <w:t> t</w:t>
             </w:r>
           </w:p>
         </w:tc>
@@ -7004,69 +6797,53 @@
               <w:rPr>
                 <w:color w:val="000000"/>
               </w:rPr>
-              <w:t>gehören Operationen zum Alltag</w:t>
+              <w:t>gehören Operationen zum Alltag. Dabei unterscheiden sich die verwendeten Instrumente, der Aufwand und auch die Dauer einer Operation stark. Eine künstliche Intelligenz kann Ärztinnen und Ärzten bei solchen Eingriffen unterstützen. Bei Operationen werden be</w:t>
             </w:r>
             <w:r>
               <w:rPr>
                 <w:color w:val="000000"/>
               </w:rPr>
-              <w:t xml:space="preserve">. Dabei unterscheiden sich die verwendeten Instrumente, der Aufwand und auch die Dauer einer Operation stark. </w:t>
+              <w:t xml:space="preserve">reits Roboter zur Unterstützung eingesetzt, wie beispielsweise der </w:t>
             </w:r>
-            <w:r>
-              <w:rPr>
-                <w:color w:val="000000"/>
-              </w:rPr>
-              <w:t xml:space="preserve">Eine künstliche Intelligenz kann </w:t>
-            </w:r>
-            <w:r>
-              <w:rPr>
-                <w:color w:val="000000"/>
-              </w:rPr>
-              <w:t xml:space="preserve">Ärztinnen und Ärzten </w:t>
-            </w:r>
-            <w:r>
-              <w:rPr>
-                <w:color w:val="000000"/>
-              </w:rPr>
-              <w:t>bei solchen Eingriffen unterstützen</w:t>
-            </w:r>
-            <w:r>
-              <w:rPr>
-                <w:color w:val="000000"/>
-              </w:rPr>
-              <w:t xml:space="preserve">. Bei Operationen werden bereits Roboter zur Unterstützung eingesetzt, wie beispielsweise der </w:t>
-            </w:r>
-            <w:hyperlink r:id="rId49" w:tooltip="https://www.ukaachen.de/kliniken-institute/klinik-fuer-urologie/sektion-robotik/" w:history="1">
+            <w:hyperlink r:id="rId53" w:tooltip="https://www.ukaachen.de/kliniken-institute/klinik-fuer-urologie/sektion-robotik/" w:history="1">
               <w:r>
                 <w:rPr>
                   <w:rStyle w:val="Hyperlink"/>
                 </w:rPr>
-                <w:t>"Da Vinci"</w:t>
+                <w:t>"Da Vi</w:t>
+              </w:r>
+              <w:r>
+                <w:rPr>
+                  <w:rStyle w:val="Hyperlink"/>
+                </w:rPr>
+                <w:t>nci"</w:t>
               </w:r>
             </w:hyperlink>
             <w:r>
               <w:rPr>
                 <w:color w:val="000000"/>
               </w:rPr>
-              <w:t>. Jedoch liegt beim Da Vinci die Steuerung und Entscheidungen bei den Operierenden. Wenn aber ein entsprechender Roboter eigenständig Entscheidungen trifft</w:t>
+              <w:t>. Jedoch liegt beim Da Vinci die Steuerung und Entscheidungen bei den Operierenden. Wenn aber ein entsprechender Roboter eigenständig Entscheidungen trifft oder Empfehlungen ausspricht, dann kann aufgrund dieser Funktionalität von KI gesprochen werden.</w:t>
             </w:r>
             <w:r>
               <w:rPr>
                 <w:color w:val="000000"/>
               </w:rPr>
-              <w:t xml:space="preserve"> oder Empfehlungen ausspricht</w:t>
+              <w:t xml:space="preserve"> In der Science-Fiction werden Operationen autonom von Robotern durchgeführt, wie zum Beispiel im Film „Star Wars: Die Rache der </w:t>
             </w:r>
+            <w:proofErr w:type="spellStart"/>
             <w:r>
               <w:rPr>
                 <w:color w:val="000000"/>
               </w:rPr>
-              <w:t>, dann kann aufgrund dieser Funktionalität von KI gesprochen werden.</w:t>
+              <w:t>Sith</w:t>
             </w:r>
+            <w:proofErr w:type="spellEnd"/>
             <w:r>
               <w:rPr>
                 <w:color w:val="000000"/>
               </w:rPr>
-              <w:t xml:space="preserve"> In der Science-Fiction werden Operationen autonom von Robotern durchgeführt, wie zum Beispiel im Film „Star Wars: Die Rache der Sith“ oder „Prometheus:</w:t>
+              <w:t>“ oder „Prometheus:</w:t>
             </w:r>
             <w:r>
               <w:t xml:space="preserve"> </w:t>
@@ -7075,13 +6852,13 @@
               <w:rPr>
                 <w:color w:val="000000"/>
               </w:rPr>
-              <w:t>Prometheus – Dunkle Zeichen</w:t>
+              <w:t xml:space="preserve">Prometheus – Dunkle Zeichen“. Wann es in der realen Welt zu solchen Operationen kommt, steht jedoch in </w:t>
             </w:r>
             <w:r>
               <w:rPr>
                 <w:color w:val="000000"/>
               </w:rPr>
-              <w:t>“. Wann es in der realen Welt zu solchen Operationen kommt, steht jedoch in den Sternen.</w:t>
+              <w:t>den Sternen.</w:t>
             </w:r>
           </w:p>
           <w:p>
@@ -7102,7 +6879,7 @@
                 <w:color w:val="000000"/>
               </w:rPr>
             </w:pPr>
-            <w:hyperlink r:id="rId50" w:history="1">
+            <w:hyperlink r:id="rId54" w:tooltip="https://www.bmbf.de/de/was-ki-fuer-die-medizin-bedeutet-9177.html" w:history="1">
               <w:r>
                 <w:rPr>
                   <w:rStyle w:val="Hyperlink"/>
@@ -7135,7 +6912,7 @@
                 <w:color w:val="000000"/>
               </w:rPr>
             </w:pPr>
-            <w:hyperlink r:id="rId51" w:history="1">
+            <w:hyperlink r:id="rId55" w:tooltip="https://www.bmbf.de/de/kann-ein-roboter-arzt-sein-9125.html" w:history="1">
               <w:r>
                 <w:rPr>
                   <w:rStyle w:val="Hyperlink"/>
@@ -7168,12 +6945,18 @@
                 <w:color w:val="000000"/>
               </w:rPr>
             </w:pPr>
-            <w:hyperlink r:id="rId52" w:history="1">
+            <w:hyperlink r:id="rId56" w:tooltip="https://www.aerzteblatt.de/archiv/17178/Kuenstliche-Intelligenz-Roboter-fuer-die-Gesichtschirurgie" w:history="1">
               <w:r>
                 <w:rPr>
                   <w:rStyle w:val="Hyperlink"/>
                 </w:rPr>
-                <w:t>https://www.aerzteblatt.de/archiv/17178/Kuenstliche-Intelligenz-Roboter-fuer-die-Gesichtschirurgie</w:t>
+                <w:t>https://www.aerzteblatt.de/archiv/17178/Kuenstliche-Intelligenz-Roboter-fuer-die-Gesichtschir</w:t>
+              </w:r>
+              <w:r>
+                <w:rPr>
+                  <w:rStyle w:val="Hyperlink"/>
+                </w:rPr>
+                <w:t>urgie</w:t>
               </w:r>
             </w:hyperlink>
             <w:r>
@@ -7198,10 +6981,11 @@
               </w:pBdr>
               <w:spacing w:before="0" w:after="0" w:line="252" w:lineRule="atLeast"/>
               <w:rPr>
+                <w:ins w:id="16" w:author="Imke Endjer" w:date="2023-01-27T13:23:00Z"/>
                 <w:color w:val="000000"/>
               </w:rPr>
             </w:pPr>
-            <w:hyperlink r:id="rId53" w:history="1">
+            <w:hyperlink r:id="rId57" w:tooltip="https://www.handelsblatt.com/technik/medizin/kuenstliche-intelligenz-in-der-medizin-op-von-dr-roboter/19794946.html?ticket=ST-12247307-o5cEdFZdHfGMtRlysoeg-ap6" w:history="1">
               <w:r>
                 <w:rPr>
                   <w:rStyle w:val="Hyperlink"/>
@@ -7215,6 +6999,84 @@
               </w:rPr>
               <w:t xml:space="preserve"> </w:t>
             </w:r>
+          </w:p>
+          <w:p>
+            <w:pPr>
+              <w:pBdr>
+                <w:top w:val="none" w:sz="4" w:space="0" w:color="000000"/>
+                <w:left w:val="none" w:sz="4" w:space="0" w:color="000000"/>
+                <w:bottom w:val="none" w:sz="4" w:space="0" w:color="000000"/>
+                <w:right w:val="none" w:sz="4" w:space="0" w:color="000000"/>
+              </w:pBdr>
+              <w:spacing w:line="252" w:lineRule="atLeast"/>
+              <w:rPr>
+                <w:ins w:id="17" w:author="Imke Endjer" w:date="2023-01-27T13:23:00Z"/>
+                <w:color w:val="000000"/>
+              </w:rPr>
+            </w:pPr>
+          </w:p>
+          <w:p>
+            <w:pPr>
+              <w:pBdr>
+                <w:top w:val="none" w:sz="4" w:space="0" w:color="000000"/>
+                <w:left w:val="none" w:sz="4" w:space="0" w:color="000000"/>
+                <w:bottom w:val="none" w:sz="4" w:space="0" w:color="000000"/>
+                <w:right w:val="none" w:sz="4" w:space="0" w:color="000000"/>
+              </w:pBdr>
+              <w:spacing w:line="252" w:lineRule="atLeast"/>
+              <w:rPr>
+                <w:ins w:id="18" w:author="Imke Endjer" w:date="2023-01-27T13:23:00Z"/>
+                <w:color w:val="000000"/>
+              </w:rPr>
+            </w:pPr>
+          </w:p>
+          <w:p>
+            <w:pPr>
+              <w:pBdr>
+                <w:top w:val="none" w:sz="4" w:space="0" w:color="000000"/>
+                <w:left w:val="none" w:sz="4" w:space="0" w:color="000000"/>
+                <w:bottom w:val="none" w:sz="4" w:space="0" w:color="000000"/>
+                <w:right w:val="none" w:sz="4" w:space="0" w:color="000000"/>
+              </w:pBdr>
+              <w:spacing w:line="252" w:lineRule="atLeast"/>
+              <w:rPr>
+                <w:ins w:id="19" w:author="Imke Endjer" w:date="2023-01-27T13:23:00Z"/>
+                <w:color w:val="000000"/>
+              </w:rPr>
+            </w:pPr>
+          </w:p>
+          <w:p>
+            <w:pPr>
+              <w:pBdr>
+                <w:top w:val="none" w:sz="4" w:space="0" w:color="000000"/>
+                <w:left w:val="none" w:sz="4" w:space="0" w:color="000000"/>
+                <w:bottom w:val="none" w:sz="4" w:space="0" w:color="000000"/>
+                <w:right w:val="none" w:sz="4" w:space="0" w:color="000000"/>
+              </w:pBdr>
+              <w:spacing w:line="252" w:lineRule="atLeast"/>
+              <w:rPr>
+                <w:color w:val="000000"/>
+                <w:rPrChange w:id="20" w:author="Imke Endjer" w:date="2023-01-27T13:23:00Z">
+                  <w:rPr/>
+                </w:rPrChange>
+              </w:rPr>
+              <w:pPrChange w:id="21" w:author="Imke Endjer" w:date="2023-01-27T13:23:00Z">
+                <w:pPr>
+                  <w:pStyle w:val="Listenabsatz"/>
+                  <w:numPr>
+                    <w:numId w:val="15"/>
+                  </w:numPr>
+                  <w:pBdr>
+                    <w:top w:val="none" w:sz="4" w:space="0" w:color="000000"/>
+                    <w:left w:val="none" w:sz="4" w:space="0" w:color="000000"/>
+                    <w:bottom w:val="none" w:sz="4" w:space="0" w:color="000000"/>
+                    <w:right w:val="none" w:sz="4" w:space="0" w:color="000000"/>
+                  </w:pBdr>
+                  <w:spacing w:before="0" w:after="0" w:line="252" w:lineRule="atLeast"/>
+                  <w:ind w:hanging="360"/>
+                </w:pPr>
+              </w:pPrChange>
+            </w:pPr>
           </w:p>
         </w:tc>
       </w:tr>
@@ -7251,14 +7113,7 @@
                 <w:b/>
                 <w:color w:val="000000"/>
               </w:rPr>
-              <w:t> </w:t>
-            </w:r>
-            <w:r>
-              <w:rPr>
-                <w:b/>
-                <w:color w:val="000000"/>
-              </w:rPr>
-              <w:t>u</w:t>
+              <w:t> u</w:t>
             </w:r>
           </w:p>
         </w:tc>
@@ -7296,7 +7151,13 @@
               <w:rPr>
                 <w:color w:val="000000"/>
               </w:rPr>
-              <w:t>Magnetresonanztomographie (MRT):</w:t>
+              <w:t>Magnetre</w:t>
+            </w:r>
+            <w:r>
+              <w:rPr>
+                <w:color w:val="000000"/>
+              </w:rPr>
+              <w:t>sonanztomographie (MRT):</w:t>
             </w:r>
           </w:p>
           <w:p>
@@ -7316,67 +7177,34 @@
               <w:rPr>
                 <w:color w:val="000000"/>
               </w:rPr>
-              <w:t xml:space="preserve">Das MRT ist in der Lage Schnittbilder des Körpers zu </w:t>
+              <w:t xml:space="preserve">Das MRT ist in der Lage Schnittbilder des Körpers zu erstellen. Ärztinnen und Ärzte können mit Hilfe solcher Aufnahmen Krankheiten erkennen. Dies </w:t>
+            </w:r>
+            <w:proofErr w:type="gramStart"/>
+            <w:r>
+              <w:rPr>
+                <w:color w:val="000000"/>
+              </w:rPr>
+              <w:t>erfordert</w:t>
+            </w:r>
+            <w:proofErr w:type="gramEnd"/>
+            <w:r>
+              <w:rPr>
+                <w:color w:val="000000"/>
+              </w:rPr>
+              <w:t xml:space="preserve"> jedoch eine lange Ausbildung und viel Erfahrung. Die reine Bildgebung durch</w:t>
             </w:r>
             <w:r>
               <w:rPr>
                 <w:color w:val="000000"/>
               </w:rPr>
-              <w:t>erstellen. Ärztinnen und Ärzte können mit Hilfe solcher Aufnahmen Krankheiten erkennen</w:t>
+              <w:t xml:space="preserve"> das MRT ist nicht </w:t>
             </w:r>
             <w:r>
               <w:rPr>
                 <w:color w:val="000000"/>
               </w:rPr>
-              <w:t xml:space="preserve">. </w:t>
-            </w:r>
-            <w:r>
-              <w:rPr>
-                <w:color w:val="000000"/>
-              </w:rPr>
-              <w:t xml:space="preserve">Dies erfordert jedoch eine lange Ausbildung und viel Erfahrung. </w:t>
-            </w:r>
-            <w:r>
-              <w:rPr>
-                <w:color w:val="000000"/>
-              </w:rPr>
-              <w:t xml:space="preserve">Die reine Bildgebung durch das MRT ist nicht künstlich </w:t>
-            </w:r>
-            <w:r>
-              <w:rPr>
-                <w:color w:val="000000"/>
-              </w:rPr>
-              <w:t>intelligent</w:t>
-            </w:r>
-            <w:r>
-              <w:rPr>
-                <w:color w:val="000000"/>
-              </w:rPr>
-              <w:t xml:space="preserve">. Jedoch wird </w:t>
-            </w:r>
-            <w:r>
-              <w:rPr>
-                <w:color w:val="000000"/>
-              </w:rPr>
-              <w:t>schon heute</w:t>
-            </w:r>
-            <w:r>
-              <w:rPr>
-                <w:color w:val="000000"/>
-              </w:rPr>
-              <w:t xml:space="preserve"> künstliche Intelligenz eingesetzt, </w:t>
-            </w:r>
-            <w:r>
-              <w:rPr>
-                <w:color w:val="000000"/>
-              </w:rPr>
-              <w:t>um das medizinische Personal bei der Auswertung solcher Bilder zu unterstützen.</w:t>
-            </w:r>
-            <w:r>
-              <w:rPr>
-                <w:color w:val="000000"/>
-              </w:rPr>
-              <w:t xml:space="preserve"> </w:t>
+              <w:lastRenderedPageBreak/>
+              <w:t xml:space="preserve">künstlich intelligent. Jedoch wird schon heute künstliche Intelligenz eingesetzt, um das medizinische Personal bei der Auswertung solcher Bilder zu unterstützen. </w:t>
             </w:r>
           </w:p>
           <w:p>
@@ -7394,7 +7222,7 @@
               </w:pBdr>
               <w:spacing w:before="0" w:after="0" w:line="252" w:lineRule="atLeast"/>
             </w:pPr>
-            <w:hyperlink r:id="rId54" w:history="1">
+            <w:hyperlink r:id="rId58" w:tooltip="https://www.ibm.com/blogs/research/2019/07/ai-tools-for-cancer-research/" w:history="1">
               <w:r>
                 <w:rPr>
                   <w:rStyle w:val="Hyperlink"/>
@@ -7421,12 +7249,18 @@
               </w:pBdr>
               <w:spacing w:before="0" w:after="0" w:line="252" w:lineRule="atLeast"/>
             </w:pPr>
-            <w:hyperlink r:id="rId55" w:history="1">
+            <w:hyperlink r:id="rId59" w:tooltip="https://www.aerzteblatt.de/nachrichten/108688/Kuenstliche-Intelligenz-soll-MRT-Auswertung-beschleunigen" w:history="1">
               <w:r>
                 <w:rPr>
                   <w:rStyle w:val="Hyperlink"/>
                 </w:rPr>
-                <w:t>https://www.aerzteblatt.de/nachrichten/108688/Kuenstliche-Intelligenz-soll-MRT-Auswertung-beschleunigen</w:t>
+                <w:t>https://www.aerzteblatt.de/nachrichten/10868</w:t>
+              </w:r>
+              <w:r>
+                <w:rPr>
+                  <w:rStyle w:val="Hyperlink"/>
+                </w:rPr>
+                <w:t>8/Kuenstliche-Intelligenz-soll-MRT-Auswertung-beschleunigen</w:t>
               </w:r>
             </w:hyperlink>
             <w:r>
@@ -7471,14 +7305,7 @@
                 <w:color w:val="000000"/>
               </w:rPr>
               <w:lastRenderedPageBreak/>
-              <w:t> </w:t>
-            </w:r>
-            <w:r>
-              <w:rPr>
-                <w:b/>
-                <w:color w:val="000000"/>
-              </w:rPr>
-              <w:t>v</w:t>
+              <w:t> v</w:t>
             </w:r>
           </w:p>
         </w:tc>
@@ -7535,7 +7362,13 @@
               <w:rPr>
                 <w:color w:val="000000"/>
               </w:rPr>
-              <w:t xml:space="preserve">Eine medizinische Untersuchung, bei der ein Ultraschall zum Einsatz kommt, ist zunächst ohne künstliche Intelligenz durchführbar. Jedoch gibt es (wie beim MRT) bereits Systeme, die die Ärzte und Ärztinnen bei der Interpretation der Ultraschallbilder unterstützen und Krankheiten früh erkennen können. </w:t>
+              <w:t>Eine medizinische Untersuchung, bei der ein U</w:t>
+            </w:r>
+            <w:r>
+              <w:rPr>
+                <w:color w:val="000000"/>
+              </w:rPr>
+              <w:t xml:space="preserve">ltraschall zum Einsatz kommt, ist zunächst ohne künstliche Intelligenz durchführbar. Jedoch gibt es (wie beim MRT) bereits Systeme, die die Ärzte und Ärztinnen bei der Interpretation der Ultraschallbilder unterstützen und Krankheiten früh erkennen können. </w:t>
             </w:r>
           </w:p>
           <w:p>
@@ -7553,7 +7386,7 @@
               </w:pBdr>
               <w:spacing w:line="252" w:lineRule="atLeast"/>
             </w:pPr>
-            <w:hyperlink r:id="rId56" w:anchor="Anwendungen" w:history="1">
+            <w:hyperlink r:id="rId60" w:anchor="Anwendungen" w:tooltip="https://de.wikipedia.org/wiki/Ultraschall#Anwendungen" w:history="1">
               <w:r>
                 <w:rPr>
                   <w:rStyle w:val="Hyperlink"/>
@@ -7583,12 +7416,18 @@
               </w:pBdr>
               <w:spacing w:line="252" w:lineRule="atLeast"/>
             </w:pPr>
-            <w:hyperlink r:id="rId57" w:history="1">
+            <w:hyperlink r:id="rId61" w:tooltip="https://www.medica.de/de/News/Archiv/KI_Wie_intelligenter_Ultraschall_die_Krebsfr%C3%BCherkennung_revolutioniert" w:history="1">
               <w:r>
                 <w:rPr>
                   <w:rStyle w:val="Hyperlink"/>
                 </w:rPr>
-                <w:t>https://www.medica.de/de/News/Archiv/KI_Wie_intelligenter_Ultraschall_die_Krebsfr%C3%BCherkennung_revolutioniert</w:t>
+                <w:t>https://www.medica.de/de/News/Archiv/KI_Wie_intelligenter_Ultraschall_die_K</w:t>
+              </w:r>
+              <w:r>
+                <w:rPr>
+                  <w:rStyle w:val="Hyperlink"/>
+                </w:rPr>
+                <w:t>rebsfr%C3%BCherkennung_revolutioniert</w:t>
               </w:r>
             </w:hyperlink>
             <w:r>
@@ -7671,13 +7510,7 @@
               <w:rPr>
                 <w:color w:val="000000"/>
               </w:rPr>
-              <w:t>Robotische Systeme in der Pflege</w:t>
-            </w:r>
-            <w:r>
-              <w:rPr>
-                <w:color w:val="000000"/>
-              </w:rPr>
-              <w:t>:</w:t>
+              <w:t>Robotische Systeme in der Pflege:</w:t>
             </w:r>
           </w:p>
           <w:p>
@@ -7697,7 +7530,13 @@
               <w:rPr>
                 <w:color w:val="000000"/>
               </w:rPr>
-              <w:t>Dem steigenden Fachkräftebedarf kann (zumindest teilweise) mit speziellen Robotern entgegengewirkt werden. Vor allem in Japan wird an solchen Systemen geforscht. Mit Hilfe künstlicher Intelligenz sind diese Roboter in der Lage sich mit Menschen zu unterhalten</w:t>
+              <w:t>Dem</w:t>
+            </w:r>
+            <w:r>
+              <w:rPr>
+                <w:color w:val="000000"/>
+              </w:rPr>
+              <w:t xml:space="preserve"> steigenden Fachkräftebedarf kann (zumindest teilweise) mit speziellen Robotern entgegengewirkt werden. Vor allem in Japan wird an solchen Systemen geforscht. Mit Hilfe künstlicher Intelligenz sind diese Roboter in der Lage sich mit Menschen zu unterhalten</w:t>
             </w:r>
             <w:r>
               <w:rPr>
@@ -7724,7 +7563,7 @@
                 <w:color w:val="000000"/>
               </w:rPr>
             </w:pPr>
-            <w:hyperlink r:id="rId58" w:history="1">
+            <w:hyperlink r:id="rId62" w:tooltip="https://www.youtube.com/watch?v=HuaN4rKdOcs" w:history="1">
               <w:r>
                 <w:rPr>
                   <w:rStyle w:val="Hyperlink"/>
@@ -7757,12 +7596,18 @@
                 <w:color w:val="000000"/>
               </w:rPr>
             </w:pPr>
-            <w:hyperlink r:id="rId59" w:history="1">
+            <w:hyperlink r:id="rId63" w:tooltip="https://www.bmwi.de/Redaktion/DE/Publikationen/Studien/einsatz-von-robotischen-systemen-pflege-japan.pdf?__blob=publicationFile&amp;v=4" w:history="1">
               <w:r>
                 <w:rPr>
                   <w:rStyle w:val="Hyperlink"/>
                 </w:rPr>
-                <w:t>https://www.bmwi.de/Redaktion/DE/Publikationen/Studien/einsatz-von-robotischen-systemen-pflege-japan.pdf?__blob=publicationFile&amp;v=4</w:t>
+                <w:t>https://www.bmwi.de/Redaktion</w:t>
+              </w:r>
+              <w:r>
+                <w:rPr>
+                  <w:rStyle w:val="Hyperlink"/>
+                </w:rPr>
+                <w:t>/DE/Publikationen/Studien/einsatz-von-robotischen-systemen-pflege-japan.pdf?__blob=publicationFile&amp;v=4</w:t>
               </w:r>
             </w:hyperlink>
             <w:r>
@@ -7865,25 +7710,7 @@
               <w:rPr>
                 <w:color w:val="000000"/>
               </w:rPr>
-              <w:t xml:space="preserve">Ein elektrisches Rollo bzw. eine elektrische Jalousie ist </w:t>
-            </w:r>
-            <w:r>
-              <w:rPr>
-                <w:color w:val="000000"/>
-              </w:rPr>
-              <w:t>an sich</w:t>
-            </w:r>
-            <w:r>
-              <w:rPr>
-                <w:color w:val="000000"/>
-              </w:rPr>
-              <w:t xml:space="preserve"> kein Beispiel für künstliche Intelligenz.</w:t>
-            </w:r>
-            <w:r>
-              <w:rPr>
-                <w:color w:val="000000"/>
-              </w:rPr>
-              <w:t xml:space="preserve"> </w:t>
+              <w:t xml:space="preserve">Ein elektrisches Rollo bzw. eine elektrische Jalousie ist an sich kein Beispiel für künstliche Intelligenz. </w:t>
             </w:r>
             <w:r>
               <w:rPr>
@@ -7910,7 +7737,7 @@
                 <w:color w:val="000000"/>
               </w:rPr>
             </w:pPr>
-            <w:hyperlink r:id="rId60" w:history="1">
+            <w:hyperlink r:id="rId64" w:tooltip="https://your-smarthome.com/blog/beschattung/rollladen-per-app-steuern/" w:history="1">
               <w:r>
                 <w:rPr>
                   <w:rStyle w:val="Hyperlink"/>
@@ -7943,7 +7770,7 @@
                 <w:color w:val="000000"/>
               </w:rPr>
             </w:pPr>
-            <w:hyperlink r:id="rId61" w:history="1">
+            <w:hyperlink r:id="rId65" w:tooltip="https://www.zdf.de/nachrichten/heute/ifa-wie-ki-das-leben-im-smart-home-steuert-100.html" w:history="1">
               <w:r>
                 <w:rPr>
                   <w:rStyle w:val="Hyperlink"/>
@@ -7963,8 +7790,8 @@
     </w:tbl>
     <w:p/>
     <w:sectPr>
-      <w:headerReference w:type="default" r:id="rId62"/>
-      <w:footerReference w:type="default" r:id="rId63"/>
+      <w:headerReference w:type="default" r:id="rId66"/>
+      <w:footerReference w:type="default" r:id="rId67"/>
       <w:pgSz w:w="11906" w:h="16838"/>
       <w:pgMar w:top="1134" w:right="1531" w:bottom="1276" w:left="1531" w:header="284" w:footer="284" w:gutter="0"/>
       <w:cols w:space="708"/>
@@ -7974,8 +7801,47 @@
 </w:document>
 </file>
 
+<file path=word/commentsDocument.xml><?xml version="1.0" encoding="utf-8"?>
+<w:comments xmlns:wpc="http://schemas.microsoft.com/office/word/2010/wordprocessingCanvas" xmlns:mc="http://schemas.openxmlformats.org/markup-compatibility/2006" xmlns:o="urn:schemas-microsoft-com:office:office" xmlns:r="http://schemas.openxmlformats.org/officeDocument/2006/relationships" xmlns:m="http://schemas.openxmlformats.org/officeDocument/2006/math" xmlns:v="urn:schemas-microsoft-com:vml" xmlns:wp14="http://schemas.microsoft.com/office/word/2010/wordprocessingDrawing" xmlns:wp="http://schemas.openxmlformats.org/drawingml/2006/wordprocessingDrawing" xmlns:w10="urn:schemas-microsoft-com:office:word" xmlns:w="http://schemas.openxmlformats.org/wordprocessingml/2006/main" xmlns:w14="http://schemas.microsoft.com/office/word/2010/wordml" xmlns:w15="http://schemas.microsoft.com/office/word/2012/wordml" xmlns:wpg="http://schemas.microsoft.com/office/word/2010/wordprocessingGroup" xmlns:wpi="http://schemas.microsoft.com/office/word/2010/wordprocessingInk" xmlns:wne="http://schemas.microsoft.com/office/word/2006/wordml" xmlns:wps="http://schemas.microsoft.com/office/word/2010/wordprocessingShape" mc:Ignorable="w14 w15 wp14">
+  <w:comment w:id="0" w:author="Imke Endjer" w:date="2022-12-13T10:09:00Z" w:initials="IE">
+    <w:p>
+      <w:pPr>
+        <w:spacing w:line="240" w:after="0" w:lineRule="auto" w:before="0"/>
+        <w:ind w:firstLine="0" w:left="0" w:right="0"/>
+        <w:jc w:val="left"/>
+      </w:pPr>
+      <w:r>
+        <w:rPr>
+          <w:rFonts w:eastAsia="Arial" w:ascii="Arial" w:hAnsi="Arial" w:cs="Arial"/>
+          <w:sz w:val="22"/>
+        </w:rPr>
+        <w:t xml:space="preserve">Man könnte darüber nachdenken hier nur ein Lehrkräftematerial raus zu machen</w:t>
+      </w:r>
+    </w:p>
+  </w:comment>
+</w:comments>
+</file>
+
+<file path=word/commentsExtendedDocument.xml><?xml version="1.0" encoding="utf-8"?>
+<w15:commentsEx xmlns:wpc="http://schemas.microsoft.com/office/word/2010/wordprocessingCanvas" xmlns:mc="http://schemas.openxmlformats.org/markup-compatibility/2006" xmlns:o="urn:schemas-microsoft-com:office:office" xmlns:r="http://schemas.openxmlformats.org/officeDocument/2006/relationships" xmlns:m="http://schemas.openxmlformats.org/officeDocument/2006/math" xmlns:v="urn:schemas-microsoft-com:vml" xmlns:wp14="http://schemas.microsoft.com/office/word/2010/wordprocessingDrawing" xmlns:wp="http://schemas.openxmlformats.org/drawingml/2006/wordprocessingDrawing" xmlns:w10="urn:schemas-microsoft-com:office:word" xmlns:w="http://schemas.openxmlformats.org/wordprocessingml/2006/main" xmlns:w14="http://schemas.microsoft.com/office/word/2010/wordml" xmlns:w15="http://schemas.microsoft.com/office/word/2012/wordml" xmlns:wpg="http://schemas.microsoft.com/office/word/2010/wordprocessingGroup" xmlns:wpi="http://schemas.microsoft.com/office/word/2010/wordprocessingInk" xmlns:wne="http://schemas.microsoft.com/office/word/2006/wordml" xmlns:wps="http://schemas.microsoft.com/office/word/2010/wordprocessingShape" mc:Ignorable="w14 w15 wp14">
+  <w15:commentEx w15:paraId="00000001" w15:done="0"/>
+</w15:commentsEx>
+</file>
+
+<file path=word/commentsExtensibleDocument.xml><?xml version="1.0" encoding="utf-8"?>
+<w16cex:commentsExtensible xmlns:wpc="http://schemas.microsoft.com/office/word/2010/wordprocessingCanvas" xmlns:cx="http://schemas.microsoft.com/office/drawing/2014/chartex" xmlns:cx1="http://schemas.microsoft.com/office/drawing/2015/9/8/chartex" xmlns:cx2="http://schemas.microsoft.com/office/drawing/2015/10/21/chartex" xmlns:cx3="http://schemas.microsoft.com/office/drawing/2016/5/9/chartex" xmlns:cx4="http://schemas.microsoft.com/office/drawing/2016/5/10/chartex" xmlns:cx5="http://schemas.microsoft.com/office/drawing/2016/5/11/chartex" xmlns:cx6="http://schemas.microsoft.com/office/drawing/2016/5/12/chartex" xmlns:cx7="http://schemas.microsoft.com/office/drawing/2016/5/13/chartex" xmlns:cx8="http://schemas.microsoft.com/office/drawing/2016/5/14/chartex" xmlns:mc="http://schemas.openxmlformats.org/markup-compatibility/2006" xmlns:aink="http://schemas.microsoft.com/office/drawing/2016/ink" xmlns:am3d="http://schemas.microsoft.com/office/drawing/2017/model3d" xmlns:o="urn:schemas-microsoft-com:office:office" xmlns:r="http://schemas.openxmlformats.org/officeDocument/2006/relationships" xmlns:m="http://schemas.openxmlformats.org/officeDocument/2006/math" xmlns:v="urn:schemas-microsoft-com:vml" xmlns:wp14="http://schemas.microsoft.com/office/word/2010/wordprocessingDrawing" xmlns:wp="http://schemas.openxmlformats.org/drawingml/2006/wordprocessingDrawing" xmlns:w10="urn:schemas-microsoft-com:office:word" xmlns:w="http://schemas.openxmlformats.org/wordprocessingml/2006/main" xmlns:w14="http://schemas.microsoft.com/office/word/2010/wordml" xmlns:w15="http://schemas.microsoft.com/office/word/2012/wordml" xmlns:w16cex="http://schemas.microsoft.com/office/word/2018/wordml/cex" xmlns:w16cid="http://schemas.microsoft.com/office/word/2016/wordml/cid" xmlns:w16="http://schemas.microsoft.com/office/word/2018/wordml" xmlns:w16se="http://schemas.microsoft.com/office/word/2015/wordml/symex" xmlns:wpg="http://schemas.microsoft.com/office/word/2010/wordprocessingGroup" xmlns:wpi="http://schemas.microsoft.com/office/word/2010/wordprocessingInk" xmlns:wne="http://schemas.microsoft.com/office/word/2006/wordml" xmlns:wps="http://schemas.microsoft.com/office/word/2010/wordprocessingShape" mc:Ignorable="w14 w15 w16se w16cid w16 w16cex wp14">
+  <w16cex:commentExtensible w16cex:durableId="2742CDCB" w16cex:dateUtc="2022-12-13T09:09:00Z"/>
+</w16cex:commentsExtensible>
+</file>
+
+<file path=word/commentsIdsDocument.xml><?xml version="1.0" encoding="utf-8"?>
+<w16cid:commentsIds xmlns:mc="http://schemas.openxmlformats.org/markup-compatibility/2006" xmlns:w16cid="http://schemas.microsoft.com/office/word/2016/wordml/cid" mc:Ignorable="w16cid">
+  <w16cid:commentId w16cid:paraId="00000001" w16cid:durableId="2742CDCB"/>
+</w16cid:commentsIds>
+</file>
+
 <file path=word/endnotes.xml><?xml version="1.0" encoding="utf-8"?>
-<w:endnotes xmlns:wpc="http://schemas.microsoft.com/office/word/2010/wordprocessingCanvas" xmlns:cx="http://schemas.microsoft.com/office/drawing/2014/chartex" xmlns:cx1="http://schemas.microsoft.com/office/drawing/2015/9/8/chartex" xmlns:cx2="http://schemas.microsoft.com/office/drawing/2015/10/21/chartex" xmlns:cx3="http://schemas.microsoft.com/office/drawing/2016/5/9/chartex" xmlns:cx4="http://schemas.microsoft.com/office/drawing/2016/5/10/chartex" xmlns:cx5="http://schemas.microsoft.com/office/drawing/2016/5/11/chartex" xmlns:cx6="http://schemas.microsoft.com/office/drawing/2016/5/12/chartex" xmlns:cx7="http://schemas.microsoft.com/office/drawing/2016/5/13/chartex" xmlns:cx8="http://schemas.microsoft.com/office/drawing/2016/5/14/chartex" xmlns:mc="http://schemas.openxmlformats.org/markup-compatibility/2006" xmlns:aink="http://schemas.microsoft.com/office/drawing/2016/ink" xmlns:am3d="http://schemas.microsoft.com/office/drawing/2017/model3d" xmlns:o="urn:schemas-microsoft-com:office:office" xmlns:oel="http://schemas.microsoft.com/office/2019/extlst" xmlns:r="http://schemas.openxmlformats.org/officeDocument/2006/relationships" xmlns:m="http://schemas.openxmlformats.org/officeDocument/2006/math" xmlns:v="urn:schemas-microsoft-com:vml" xmlns:wp14="http://schemas.microsoft.com/office/word/2010/wordprocessingDrawing" xmlns:wp="http://schemas.openxmlformats.org/drawingml/2006/wordprocessingDrawing" xmlns:w10="urn:schemas-microsoft-com:office:word" xmlns:w="http://schemas.openxmlformats.org/wordprocessingml/2006/main" xmlns:w14="http://schemas.microsoft.com/office/word/2010/wordml" xmlns:w15="http://schemas.microsoft.com/office/word/2012/wordml" xmlns:w16cex="http://schemas.microsoft.com/office/word/2018/wordml/cex" xmlns:w16cid="http://schemas.microsoft.com/office/word/2016/wordml/cid" xmlns:w16="http://schemas.microsoft.com/office/word/2018/wordml" xmlns:w16sdtdh="http://schemas.microsoft.com/office/word/2020/wordml/sdtdatahash" xmlns:w16se="http://schemas.microsoft.com/office/word/2015/wordml/symex" xmlns:wpg="http://schemas.microsoft.com/office/word/2010/wordprocessingGroup" xmlns:wpi="http://schemas.microsoft.com/office/word/2010/wordprocessingInk" xmlns:wne="http://schemas.microsoft.com/office/word/2006/wordml" xmlns:wps="http://schemas.microsoft.com/office/word/2010/wordprocessingShape" mc:Ignorable="w14 w15 w16se w16cid w16 w16cex w16sdtdh wp14">
+<w:endnotes xmlns:wpc="http://schemas.microsoft.com/office/word/2010/wordprocessingCanvas" xmlns:cx="http://schemas.microsoft.com/office/drawing/2014/chartex" xmlns:cx1="http://schemas.microsoft.com/office/drawing/2015/9/8/chartex" xmlns:cx2="http://schemas.microsoft.com/office/drawing/2015/10/21/chartex" xmlns:cx3="http://schemas.microsoft.com/office/drawing/2016/5/9/chartex" xmlns:cx4="http://schemas.microsoft.com/office/drawing/2016/5/10/chartex" xmlns:cx5="http://schemas.microsoft.com/office/drawing/2016/5/11/chartex" xmlns:cx6="http://schemas.microsoft.com/office/drawing/2016/5/12/chartex" xmlns:cx7="http://schemas.microsoft.com/office/drawing/2016/5/13/chartex" xmlns:cx8="http://schemas.microsoft.com/office/drawing/2016/5/14/chartex" xmlns:mc="http://schemas.openxmlformats.org/markup-compatibility/2006" xmlns:aink="http://schemas.microsoft.com/office/drawing/2016/ink" xmlns:am3d="http://schemas.microsoft.com/office/drawing/2017/model3d" xmlns:o="urn:schemas-microsoft-com:office:office" xmlns:r="http://schemas.openxmlformats.org/officeDocument/2006/relationships" xmlns:m="http://schemas.openxmlformats.org/officeDocument/2006/math" xmlns:v="urn:schemas-microsoft-com:vml" xmlns:wp14="http://schemas.microsoft.com/office/word/2010/wordprocessingDrawing" xmlns:wp="http://schemas.openxmlformats.org/drawingml/2006/wordprocessingDrawing" xmlns:w10="urn:schemas-microsoft-com:office:word" xmlns:w="http://schemas.openxmlformats.org/wordprocessingml/2006/main" xmlns:w14="http://schemas.microsoft.com/office/word/2010/wordml" xmlns:w15="http://schemas.microsoft.com/office/word/2012/wordml" xmlns:w16cid="http://schemas.microsoft.com/office/word/2016/wordml/cid" xmlns:w16se="http://schemas.microsoft.com/office/word/2015/wordml/symex" xmlns:wpg="http://schemas.microsoft.com/office/word/2010/wordprocessingGroup" xmlns:wpi="http://schemas.microsoft.com/office/word/2010/wordprocessingInk" xmlns:wne="http://schemas.microsoft.com/office/word/2006/wordml" xmlns:wps="http://schemas.microsoft.com/office/word/2010/wordprocessingShape" mc:Ignorable="w14 w15 w16se w16cid wp14">
   <w:endnote w:type="separator" w:id="-1">
     <w:p>
       <w:r>
@@ -7994,7 +7860,7 @@
 </file>
 
 <file path=word/footer1.xml><?xml version="1.0" encoding="utf-8"?>
-<w:ftr xmlns:wpc="http://schemas.microsoft.com/office/word/2010/wordprocessingCanvas" xmlns:cx="http://schemas.microsoft.com/office/drawing/2014/chartex" xmlns:cx1="http://schemas.microsoft.com/office/drawing/2015/9/8/chartex" xmlns:cx2="http://schemas.microsoft.com/office/drawing/2015/10/21/chartex" xmlns:cx3="http://schemas.microsoft.com/office/drawing/2016/5/9/chartex" xmlns:cx4="http://schemas.microsoft.com/office/drawing/2016/5/10/chartex" xmlns:cx5="http://schemas.microsoft.com/office/drawing/2016/5/11/chartex" xmlns:cx6="http://schemas.microsoft.com/office/drawing/2016/5/12/chartex" xmlns:cx7="http://schemas.microsoft.com/office/drawing/2016/5/13/chartex" xmlns:cx8="http://schemas.microsoft.com/office/drawing/2016/5/14/chartex" xmlns:mc="http://schemas.openxmlformats.org/markup-compatibility/2006" xmlns:aink="http://schemas.microsoft.com/office/drawing/2016/ink" xmlns:am3d="http://schemas.microsoft.com/office/drawing/2017/model3d" xmlns:o="urn:schemas-microsoft-com:office:office" xmlns:oel="http://schemas.microsoft.com/office/2019/extlst" xmlns:r="http://schemas.openxmlformats.org/officeDocument/2006/relationships" xmlns:m="http://schemas.openxmlformats.org/officeDocument/2006/math" xmlns:v="urn:schemas-microsoft-com:vml" xmlns:wp14="http://schemas.microsoft.com/office/word/2010/wordprocessingDrawing" xmlns:wp="http://schemas.openxmlformats.org/drawingml/2006/wordprocessingDrawing" xmlns:w10="urn:schemas-microsoft-com:office:word" xmlns:w="http://schemas.openxmlformats.org/wordprocessingml/2006/main" xmlns:w14="http://schemas.microsoft.com/office/word/2010/wordml" xmlns:w15="http://schemas.microsoft.com/office/word/2012/wordml" xmlns:w16cex="http://schemas.microsoft.com/office/word/2018/wordml/cex" xmlns:w16cid="http://schemas.microsoft.com/office/word/2016/wordml/cid" xmlns:w16="http://schemas.microsoft.com/office/word/2018/wordml" xmlns:w16sdtdh="http://schemas.microsoft.com/office/word/2020/wordml/sdtdatahash" xmlns:w16se="http://schemas.microsoft.com/office/word/2015/wordml/symex" xmlns:wpg="http://schemas.microsoft.com/office/word/2010/wordprocessingGroup" xmlns:wpi="http://schemas.microsoft.com/office/word/2010/wordprocessingInk" xmlns:wne="http://schemas.microsoft.com/office/word/2006/wordml" xmlns:wps="http://schemas.microsoft.com/office/word/2010/wordprocessingShape" mc:Ignorable="w14 w15 w16se w16cid w16 w16cex w16sdtdh wp14">
+<w:ftr xmlns:wpc="http://schemas.microsoft.com/office/word/2010/wordprocessingCanvas" xmlns:cx="http://schemas.microsoft.com/office/drawing/2014/chartex" xmlns:cx1="http://schemas.microsoft.com/office/drawing/2015/9/8/chartex" xmlns:cx2="http://schemas.microsoft.com/office/drawing/2015/10/21/chartex" xmlns:cx3="http://schemas.microsoft.com/office/drawing/2016/5/9/chartex" xmlns:cx4="http://schemas.microsoft.com/office/drawing/2016/5/10/chartex" xmlns:cx5="http://schemas.microsoft.com/office/drawing/2016/5/11/chartex" xmlns:cx6="http://schemas.microsoft.com/office/drawing/2016/5/12/chartex" xmlns:cx7="http://schemas.microsoft.com/office/drawing/2016/5/13/chartex" xmlns:cx8="http://schemas.microsoft.com/office/drawing/2016/5/14/chartex" xmlns:mc="http://schemas.openxmlformats.org/markup-compatibility/2006" xmlns:aink="http://schemas.microsoft.com/office/drawing/2016/ink" xmlns:am3d="http://schemas.microsoft.com/office/drawing/2017/model3d" xmlns:o="urn:schemas-microsoft-com:office:office" xmlns:r="http://schemas.openxmlformats.org/officeDocument/2006/relationships" xmlns:m="http://schemas.openxmlformats.org/officeDocument/2006/math" xmlns:v="urn:schemas-microsoft-com:vml" xmlns:wp14="http://schemas.microsoft.com/office/word/2010/wordprocessingDrawing" xmlns:wp="http://schemas.openxmlformats.org/drawingml/2006/wordprocessingDrawing" xmlns:w10="urn:schemas-microsoft-com:office:word" xmlns:w="http://schemas.openxmlformats.org/wordprocessingml/2006/main" xmlns:w14="http://schemas.microsoft.com/office/word/2010/wordml" xmlns:w15="http://schemas.microsoft.com/office/word/2012/wordml" xmlns:w16cid="http://schemas.microsoft.com/office/word/2016/wordml/cid" xmlns:w16se="http://schemas.microsoft.com/office/word/2015/wordml/symex" xmlns:wpg="http://schemas.microsoft.com/office/word/2010/wordprocessingGroup" xmlns:wpi="http://schemas.microsoft.com/office/word/2010/wordprocessingInk" xmlns:wne="http://schemas.microsoft.com/office/word/2006/wordml" xmlns:wps="http://schemas.microsoft.com/office/word/2010/wordprocessingShape" mc:Ignorable="w14 w15 w16se w16cid wp14">
   <w:p>
     <w:pPr>
       <w:pStyle w:val="Fuzeile"/>
@@ -8004,7 +7870,7 @@
 </file>
 
 <file path=word/footer2.xml><?xml version="1.0" encoding="utf-8"?>
-<w:ftr xmlns:wpc="http://schemas.microsoft.com/office/word/2010/wordprocessingCanvas" xmlns:cx="http://schemas.microsoft.com/office/drawing/2014/chartex" xmlns:cx1="http://schemas.microsoft.com/office/drawing/2015/9/8/chartex" xmlns:cx2="http://schemas.microsoft.com/office/drawing/2015/10/21/chartex" xmlns:cx3="http://schemas.microsoft.com/office/drawing/2016/5/9/chartex" xmlns:cx4="http://schemas.microsoft.com/office/drawing/2016/5/10/chartex" xmlns:cx5="http://schemas.microsoft.com/office/drawing/2016/5/11/chartex" xmlns:cx6="http://schemas.microsoft.com/office/drawing/2016/5/12/chartex" xmlns:cx7="http://schemas.microsoft.com/office/drawing/2016/5/13/chartex" xmlns:cx8="http://schemas.microsoft.com/office/drawing/2016/5/14/chartex" xmlns:mc="http://schemas.openxmlformats.org/markup-compatibility/2006" xmlns:aink="http://schemas.microsoft.com/office/drawing/2016/ink" xmlns:am3d="http://schemas.microsoft.com/office/drawing/2017/model3d" xmlns:o="urn:schemas-microsoft-com:office:office" xmlns:oel="http://schemas.microsoft.com/office/2019/extlst" xmlns:r="http://schemas.openxmlformats.org/officeDocument/2006/relationships" xmlns:m="http://schemas.openxmlformats.org/officeDocument/2006/math" xmlns:v="urn:schemas-microsoft-com:vml" xmlns:wp14="http://schemas.microsoft.com/office/word/2010/wordprocessingDrawing" xmlns:wp="http://schemas.openxmlformats.org/drawingml/2006/wordprocessingDrawing" xmlns:w10="urn:schemas-microsoft-com:office:word" xmlns:w="http://schemas.openxmlformats.org/wordprocessingml/2006/main" xmlns:w14="http://schemas.microsoft.com/office/word/2010/wordml" xmlns:w15="http://schemas.microsoft.com/office/word/2012/wordml" xmlns:w16cex="http://schemas.microsoft.com/office/word/2018/wordml/cex" xmlns:w16cid="http://schemas.microsoft.com/office/word/2016/wordml/cid" xmlns:w16="http://schemas.microsoft.com/office/word/2018/wordml" xmlns:w16sdtdh="http://schemas.microsoft.com/office/word/2020/wordml/sdtdatahash" xmlns:w16se="http://schemas.microsoft.com/office/word/2015/wordml/symex" xmlns:wpg="http://schemas.microsoft.com/office/word/2010/wordprocessingGroup" xmlns:wpi="http://schemas.microsoft.com/office/word/2010/wordprocessingInk" xmlns:wne="http://schemas.microsoft.com/office/word/2006/wordml" xmlns:wps="http://schemas.microsoft.com/office/word/2010/wordprocessingShape" mc:Ignorable="w14 w15 w16se w16cid w16 w16cex w16sdtdh wp14">
+<w:ftr xmlns:wpc="http://schemas.microsoft.com/office/word/2010/wordprocessingCanvas" xmlns:cx="http://schemas.microsoft.com/office/drawing/2014/chartex" xmlns:cx1="http://schemas.microsoft.com/office/drawing/2015/9/8/chartex" xmlns:cx2="http://schemas.microsoft.com/office/drawing/2015/10/21/chartex" xmlns:cx3="http://schemas.microsoft.com/office/drawing/2016/5/9/chartex" xmlns:cx4="http://schemas.microsoft.com/office/drawing/2016/5/10/chartex" xmlns:cx5="http://schemas.microsoft.com/office/drawing/2016/5/11/chartex" xmlns:cx6="http://schemas.microsoft.com/office/drawing/2016/5/12/chartex" xmlns:cx7="http://schemas.microsoft.com/office/drawing/2016/5/13/chartex" xmlns:cx8="http://schemas.microsoft.com/office/drawing/2016/5/14/chartex" xmlns:mc="http://schemas.openxmlformats.org/markup-compatibility/2006" xmlns:aink="http://schemas.microsoft.com/office/drawing/2016/ink" xmlns:am3d="http://schemas.microsoft.com/office/drawing/2017/model3d" xmlns:o="urn:schemas-microsoft-com:office:office" xmlns:r="http://schemas.openxmlformats.org/officeDocument/2006/relationships" xmlns:m="http://schemas.openxmlformats.org/officeDocument/2006/math" xmlns:v="urn:schemas-microsoft-com:vml" xmlns:wp14="http://schemas.microsoft.com/office/word/2010/wordprocessingDrawing" xmlns:wp="http://schemas.openxmlformats.org/drawingml/2006/wordprocessingDrawing" xmlns:w10="urn:schemas-microsoft-com:office:word" xmlns:w="http://schemas.openxmlformats.org/wordprocessingml/2006/main" xmlns:w14="http://schemas.microsoft.com/office/word/2010/wordml" xmlns:w15="http://schemas.microsoft.com/office/word/2012/wordml" xmlns:w16cid="http://schemas.microsoft.com/office/word/2016/wordml/cid" xmlns:w16se="http://schemas.microsoft.com/office/word/2015/wordml/symex" xmlns:wpg="http://schemas.microsoft.com/office/word/2010/wordprocessingGroup" xmlns:wpi="http://schemas.microsoft.com/office/word/2010/wordprocessingInk" xmlns:wne="http://schemas.microsoft.com/office/word/2006/wordml" xmlns:wps="http://schemas.microsoft.com/office/word/2010/wordprocessingShape" mc:Ignorable="w14 w15 w16se w16cid wp14">
   <w:p>
     <w:pPr>
       <w:pStyle w:val="Kopfzeile"/>
@@ -8026,9 +7892,9 @@
         <w:sz w:val="8"/>
       </w:rPr>
       <mc:AlternateContent>
-        <mc:Choice Requires="wps">
+        <mc:Choice Requires="wpg">
           <w:drawing>
-            <wp:anchor distT="0" distB="0" distL="114300" distR="114300" simplePos="0" relativeHeight="251654144" behindDoc="0" locked="0" layoutInCell="1" allowOverlap="1" wp14:anchorId="52024452" wp14:editId="3C03E74A">
+            <wp:anchor distT="0" distB="0" distL="114300" distR="114300" simplePos="0" relativeHeight="251654144" behindDoc="0" locked="0" layoutInCell="1" allowOverlap="1">
               <wp:simplePos x="0" y="0"/>
               <wp:positionH relativeFrom="column">
                 <wp:posOffset>4552</wp:posOffset>
@@ -8037,7 +7903,7 @@
                 <wp:posOffset>-106762</wp:posOffset>
               </wp:positionV>
               <wp:extent cx="9207374" cy="0"/>
-              <wp:effectExtent l="0" t="19050" r="32385" b="19050"/>
+              <wp:effectExtent l="0" t="19050" r="32384" b="19050"/>
               <wp:wrapNone/>
               <wp:docPr id="6" name="Gerade Verbindung 26"/>
               <wp:cNvGraphicFramePr/>
@@ -8083,10 +7949,10 @@
             </wp:anchor>
           </w:drawing>
         </mc:Choice>
-        <mc:Fallback>
+        <mc:Fallback xmlns:a="http://schemas.openxmlformats.org/drawingml/2006/main">
           <w:pict>
-            <v:line w14:anchorId="4144A1C4" id="Gerade Verbindung 26" o:spid="_x0000_s1026" style="position:absolute;z-index:251654144;visibility:visible;mso-wrap-style:square;mso-width-percent:0;mso-wrap-distance-left:9pt;mso-wrap-distance-top:0;mso-wrap-distance-right:9pt;mso-wrap-distance-bottom:0;mso-position-horizontal:absolute;mso-position-horizontal-relative:text;mso-position-vertical:absolute;mso-position-vertical-relative:text;mso-width-percent:0;mso-width-relative:margin" from=".35pt,-8.4pt" to="725.35pt,-8.4pt" o:gfxdata="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" strokecolor="#2f5597" strokeweight="2.5pt">
-              <v:stroke joinstyle="miter"/>
+            <v:line id="shape 7" o:spid="_x0000_s7" style="position:absolute;left:0;text-align:left;z-index:251654144;mso-wrap-distance-left:9.0pt;mso-wrap-distance-top:0.0pt;mso-wrap-distance-right:9.0pt;mso-wrap-distance-bottom:0.0pt;visibility:visible;" from="0.4pt,-8.4pt" to="725.3pt,-8.4pt" filled="f" strokecolor="#2F5597" strokeweight="2.50pt">
+              <v:stroke dashstyle="solid"/>
             </v:line>
           </w:pict>
         </mc:Fallback>
@@ -8102,56 +7968,34 @@
       <w:rPr>
         <w:sz w:val="18"/>
       </w:rPr>
-      <w:t xml:space="preserve">Modul </w:t>
+      <w:t>Modul KI-B1 – Finde die KI</w:t>
     </w:r>
     <w:r>
       <w:rPr>
         <w:sz w:val="18"/>
       </w:rPr>
-      <w:t>KI</w:t>
+      <w:tab/>
+      <w:t xml:space="preserve">zuletzt aktualisiert am  </w:t>
     </w:r>
     <w:r>
       <w:rPr>
         <w:sz w:val="18"/>
       </w:rPr>
-      <w:t>-B</w:t>
+      <w:t>1</w:t>
+    </w:r>
+    <w:bookmarkStart w:id="0" w:name="_GoBack"/>
+    <w:bookmarkEnd w:id="0"/>
+    <w:r>
+      <w:rPr>
+        <w:sz w:val="18"/>
+      </w:rPr>
+      <w:t>3</w:t>
     </w:r>
     <w:r>
       <w:rPr>
         <w:sz w:val="18"/>
       </w:rPr>
-      <w:t>1</w:t>
-    </w:r>
-    <w:r>
-      <w:rPr>
-        <w:sz w:val="18"/>
-      </w:rPr>
-      <w:t xml:space="preserve"> –</w:t>
-    </w:r>
-    <w:r>
-      <w:rPr>
-        <w:sz w:val="18"/>
-      </w:rPr>
-      <w:t xml:space="preserve"> </w:t>
-    </w:r>
-    <w:r>
-      <w:rPr>
-        <w:sz w:val="18"/>
-      </w:rPr>
-      <w:t>Finde die KI</w:t>
-    </w:r>
-    <w:r>
-      <w:rPr>
-        <w:sz w:val="18"/>
-      </w:rPr>
-      <w:tab/>
-      <w:t>zuletzt aktualisiert a</w:t>
-    </w:r>
-    <w:r>
-      <w:rPr>
-        <w:sz w:val="18"/>
-      </w:rPr>
-      <w:t>m 02.11.2021</w:t>
+      <w:t>.12.22</w:t>
     </w:r>
     <w:r>
       <w:rPr>
@@ -8240,7 +8084,7 @@
 </file>
 
 <file path=word/footer3.xml><?xml version="1.0" encoding="utf-8"?>
-<w:ftr xmlns:wpc="http://schemas.microsoft.com/office/word/2010/wordprocessingCanvas" xmlns:cx="http://schemas.microsoft.com/office/drawing/2014/chartex" xmlns:cx1="http://schemas.microsoft.com/office/drawing/2015/9/8/chartex" xmlns:cx2="http://schemas.microsoft.com/office/drawing/2015/10/21/chartex" xmlns:cx3="http://schemas.microsoft.com/office/drawing/2016/5/9/chartex" xmlns:cx4="http://schemas.microsoft.com/office/drawing/2016/5/10/chartex" xmlns:cx5="http://schemas.microsoft.com/office/drawing/2016/5/11/chartex" xmlns:cx6="http://schemas.microsoft.com/office/drawing/2016/5/12/chartex" xmlns:cx7="http://schemas.microsoft.com/office/drawing/2016/5/13/chartex" xmlns:cx8="http://schemas.microsoft.com/office/drawing/2016/5/14/chartex" xmlns:mc="http://schemas.openxmlformats.org/markup-compatibility/2006" xmlns:aink="http://schemas.microsoft.com/office/drawing/2016/ink" xmlns:am3d="http://schemas.microsoft.com/office/drawing/2017/model3d" xmlns:o="urn:schemas-microsoft-com:office:office" xmlns:oel="http://schemas.microsoft.com/office/2019/extlst" xmlns:r="http://schemas.openxmlformats.org/officeDocument/2006/relationships" xmlns:m="http://schemas.openxmlformats.org/officeDocument/2006/math" xmlns:v="urn:schemas-microsoft-com:vml" xmlns:wp14="http://schemas.microsoft.com/office/word/2010/wordprocessingDrawing" xmlns:wp="http://schemas.openxmlformats.org/drawingml/2006/wordprocessingDrawing" xmlns:w10="urn:schemas-microsoft-com:office:word" xmlns:w="http://schemas.openxmlformats.org/wordprocessingml/2006/main" xmlns:w14="http://schemas.microsoft.com/office/word/2010/wordml" xmlns:w15="http://schemas.microsoft.com/office/word/2012/wordml" xmlns:w16cex="http://schemas.microsoft.com/office/word/2018/wordml/cex" xmlns:w16cid="http://schemas.microsoft.com/office/word/2016/wordml/cid" xmlns:w16="http://schemas.microsoft.com/office/word/2018/wordml" xmlns:w16sdtdh="http://schemas.microsoft.com/office/word/2020/wordml/sdtdatahash" xmlns:w16se="http://schemas.microsoft.com/office/word/2015/wordml/symex" xmlns:wpg="http://schemas.microsoft.com/office/word/2010/wordprocessingGroup" xmlns:wpi="http://schemas.microsoft.com/office/word/2010/wordprocessingInk" xmlns:wne="http://schemas.microsoft.com/office/word/2006/wordml" xmlns:wps="http://schemas.microsoft.com/office/word/2010/wordprocessingShape" mc:Ignorable="w14 w15 w16se w16cid w16 w16cex w16sdtdh wp14">
+<w:ftr xmlns:wpc="http://schemas.microsoft.com/office/word/2010/wordprocessingCanvas" xmlns:cx="http://schemas.microsoft.com/office/drawing/2014/chartex" xmlns:cx1="http://schemas.microsoft.com/office/drawing/2015/9/8/chartex" xmlns:cx2="http://schemas.microsoft.com/office/drawing/2015/10/21/chartex" xmlns:cx3="http://schemas.microsoft.com/office/drawing/2016/5/9/chartex" xmlns:cx4="http://schemas.microsoft.com/office/drawing/2016/5/10/chartex" xmlns:cx5="http://schemas.microsoft.com/office/drawing/2016/5/11/chartex" xmlns:cx6="http://schemas.microsoft.com/office/drawing/2016/5/12/chartex" xmlns:cx7="http://schemas.microsoft.com/office/drawing/2016/5/13/chartex" xmlns:cx8="http://schemas.microsoft.com/office/drawing/2016/5/14/chartex" xmlns:mc="http://schemas.openxmlformats.org/markup-compatibility/2006" xmlns:aink="http://schemas.microsoft.com/office/drawing/2016/ink" xmlns:am3d="http://schemas.microsoft.com/office/drawing/2017/model3d" xmlns:o="urn:schemas-microsoft-com:office:office" xmlns:r="http://schemas.openxmlformats.org/officeDocument/2006/relationships" xmlns:m="http://schemas.openxmlformats.org/officeDocument/2006/math" xmlns:v="urn:schemas-microsoft-com:vml" xmlns:wp14="http://schemas.microsoft.com/office/word/2010/wordprocessingDrawing" xmlns:wp="http://schemas.openxmlformats.org/drawingml/2006/wordprocessingDrawing" xmlns:w10="urn:schemas-microsoft-com:office:word" xmlns:w="http://schemas.openxmlformats.org/wordprocessingml/2006/main" xmlns:w14="http://schemas.microsoft.com/office/word/2010/wordml" xmlns:w15="http://schemas.microsoft.com/office/word/2012/wordml" xmlns:w16cid="http://schemas.microsoft.com/office/word/2016/wordml/cid" xmlns:w16se="http://schemas.microsoft.com/office/word/2015/wordml/symex" xmlns:wpg="http://schemas.microsoft.com/office/word/2010/wordprocessingGroup" xmlns:wpi="http://schemas.microsoft.com/office/word/2010/wordprocessingInk" xmlns:wne="http://schemas.microsoft.com/office/word/2006/wordml" xmlns:wps="http://schemas.microsoft.com/office/word/2010/wordprocessingShape" mc:Ignorable="w14 w15 w16se w16cid wp14">
   <w:p>
     <w:pPr>
       <w:pStyle w:val="Fuzeile"/>
@@ -8250,7 +8094,7 @@
 </file>
 
 <file path=word/footer4.xml><?xml version="1.0" encoding="utf-8"?>
-<w:ftr xmlns:wpc="http://schemas.microsoft.com/office/word/2010/wordprocessingCanvas" xmlns:cx="http://schemas.microsoft.com/office/drawing/2014/chartex" xmlns:cx1="http://schemas.microsoft.com/office/drawing/2015/9/8/chartex" xmlns:cx2="http://schemas.microsoft.com/office/drawing/2015/10/21/chartex" xmlns:cx3="http://schemas.microsoft.com/office/drawing/2016/5/9/chartex" xmlns:cx4="http://schemas.microsoft.com/office/drawing/2016/5/10/chartex" xmlns:cx5="http://schemas.microsoft.com/office/drawing/2016/5/11/chartex" xmlns:cx6="http://schemas.microsoft.com/office/drawing/2016/5/12/chartex" xmlns:cx7="http://schemas.microsoft.com/office/drawing/2016/5/13/chartex" xmlns:cx8="http://schemas.microsoft.com/office/drawing/2016/5/14/chartex" xmlns:mc="http://schemas.openxmlformats.org/markup-compatibility/2006" xmlns:aink="http://schemas.microsoft.com/office/drawing/2016/ink" xmlns:am3d="http://schemas.microsoft.com/office/drawing/2017/model3d" xmlns:o="urn:schemas-microsoft-com:office:office" xmlns:oel="http://schemas.microsoft.com/office/2019/extlst" xmlns:r="http://schemas.openxmlformats.org/officeDocument/2006/relationships" xmlns:m="http://schemas.openxmlformats.org/officeDocument/2006/math" xmlns:v="urn:schemas-microsoft-com:vml" xmlns:wp14="http://schemas.microsoft.com/office/word/2010/wordprocessingDrawing" xmlns:wp="http://schemas.openxmlformats.org/drawingml/2006/wordprocessingDrawing" xmlns:w10="urn:schemas-microsoft-com:office:word" xmlns:w="http://schemas.openxmlformats.org/wordprocessingml/2006/main" xmlns:w14="http://schemas.microsoft.com/office/word/2010/wordml" xmlns:w15="http://schemas.microsoft.com/office/word/2012/wordml" xmlns:w16cex="http://schemas.microsoft.com/office/word/2018/wordml/cex" xmlns:w16cid="http://schemas.microsoft.com/office/word/2016/wordml/cid" xmlns:w16="http://schemas.microsoft.com/office/word/2018/wordml" xmlns:w16sdtdh="http://schemas.microsoft.com/office/word/2020/wordml/sdtdatahash" xmlns:w16se="http://schemas.microsoft.com/office/word/2015/wordml/symex" xmlns:wpg="http://schemas.microsoft.com/office/word/2010/wordprocessingGroup" xmlns:wpi="http://schemas.microsoft.com/office/word/2010/wordprocessingInk" xmlns:wne="http://schemas.microsoft.com/office/word/2006/wordml" xmlns:wps="http://schemas.microsoft.com/office/word/2010/wordprocessingShape" mc:Ignorable="w14 w15 w16se w16cid w16 w16cex w16sdtdh wp14">
+<w:ftr xmlns:wpc="http://schemas.microsoft.com/office/word/2010/wordprocessingCanvas" xmlns:cx="http://schemas.microsoft.com/office/drawing/2014/chartex" xmlns:cx1="http://schemas.microsoft.com/office/drawing/2015/9/8/chartex" xmlns:cx2="http://schemas.microsoft.com/office/drawing/2015/10/21/chartex" xmlns:cx3="http://schemas.microsoft.com/office/drawing/2016/5/9/chartex" xmlns:cx4="http://schemas.microsoft.com/office/drawing/2016/5/10/chartex" xmlns:cx5="http://schemas.microsoft.com/office/drawing/2016/5/11/chartex" xmlns:cx6="http://schemas.microsoft.com/office/drawing/2016/5/12/chartex" xmlns:cx7="http://schemas.microsoft.com/office/drawing/2016/5/13/chartex" xmlns:cx8="http://schemas.microsoft.com/office/drawing/2016/5/14/chartex" xmlns:mc="http://schemas.openxmlformats.org/markup-compatibility/2006" xmlns:aink="http://schemas.microsoft.com/office/drawing/2016/ink" xmlns:am3d="http://schemas.microsoft.com/office/drawing/2017/model3d" xmlns:o="urn:schemas-microsoft-com:office:office" xmlns:r="http://schemas.openxmlformats.org/officeDocument/2006/relationships" xmlns:m="http://schemas.openxmlformats.org/officeDocument/2006/math" xmlns:v="urn:schemas-microsoft-com:vml" xmlns:wp14="http://schemas.microsoft.com/office/word/2010/wordprocessingDrawing" xmlns:wp="http://schemas.openxmlformats.org/drawingml/2006/wordprocessingDrawing" xmlns:w10="urn:schemas-microsoft-com:office:word" xmlns:w="http://schemas.openxmlformats.org/wordprocessingml/2006/main" xmlns:w14="http://schemas.microsoft.com/office/word/2010/wordml" xmlns:w15="http://schemas.microsoft.com/office/word/2012/wordml" xmlns:w16cid="http://schemas.microsoft.com/office/word/2016/wordml/cid" xmlns:w16se="http://schemas.microsoft.com/office/word/2015/wordml/symex" xmlns:wpg="http://schemas.microsoft.com/office/word/2010/wordprocessingGroup" xmlns:wpi="http://schemas.microsoft.com/office/word/2010/wordprocessingInk" xmlns:wne="http://schemas.microsoft.com/office/word/2006/wordml" xmlns:wps="http://schemas.microsoft.com/office/word/2010/wordprocessingShape" mc:Ignorable="w14 w15 w16se w16cid wp14">
   <w:p>
     <w:pPr>
       <w:pStyle w:val="Kopfzeile"/>
@@ -8274,7 +8118,7 @@
       <mc:AlternateContent>
         <mc:Choice Requires="wpg">
           <w:drawing>
-            <wp:anchor distT="0" distB="0" distL="114300" distR="114300" simplePos="0" relativeHeight="251661312" behindDoc="0" locked="0" layoutInCell="1" allowOverlap="1" wp14:anchorId="27BC446F" wp14:editId="7C9A2778">
+            <wp:anchor distT="0" distB="0" distL="114300" distR="114300" simplePos="0" relativeHeight="251661312" behindDoc="0" locked="0" layoutInCell="1" allowOverlap="1">
               <wp:simplePos x="0" y="0"/>
               <wp:positionH relativeFrom="column">
                 <wp:posOffset>6000115</wp:posOffset>
@@ -8300,7 +8144,7 @@
                       </a:xfrm>
                     </wpg:grpSpPr>
                     <wps:wsp>
-                      <wps:cNvPr id="11" name="Rechteck 11"/>
+                      <wps:cNvPr id="35" name="Rechteck 35"/>
                       <wps:cNvSpPr/>
                       <wps:spPr bwMode="auto">
                         <a:xfrm rot="16199998">
@@ -8334,7 +8178,7 @@
                             </w:pPr>
                             <w:r>
                               <w:rPr>
-                                <w:rFonts w:ascii="Helvetica 55" w:hAnsi="Helvetica 55"/>
+                                <w:rFonts w:ascii="helvetica 55" w:hAnsi="helvetica 55"/>
                                 <w:color w:val="A6A6A6" w:themeColor="background1" w:themeShade="A6"/>
                                 <w:sz w:val="14"/>
                                 <w:szCs w:val="14"/>
@@ -8361,7 +8205,7 @@
                     </wps:wsp>
                     <pic:pic xmlns:pic="http://schemas.openxmlformats.org/drawingml/2006/picture">
                       <pic:nvPicPr>
-                        <pic:cNvPr id="12" name="Grafik 30"/>
+                        <pic:cNvPr id="36" name="Grafik 30"/>
                         <pic:cNvPicPr>
                           <a:picLocks noChangeAspect="1"/>
                         </pic:cNvPicPr>
@@ -8408,18 +8252,18 @@
             </wp:anchor>
           </w:drawing>
         </mc:Choice>
-        <mc:Fallback>
+        <mc:Fallback xmlns:a="http://schemas.openxmlformats.org/drawingml/2006/main">
           <w:pict>
-            <v:group w14:anchorId="27BC446F" id="_x0000_s1057" style="position:absolute;margin-left:472.45pt;margin-top:-353.85pt;width:25.9pt;height:324pt;z-index:251661312;mso-height-relative:margin" coordorigin=",-190" coordsize="3289,41151" o:gfxdata="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">
-              <v:rect id="Rechteck 11" o:spid="_x0000_s1058" style="position:absolute;left:-15798;top:15608;width:34886;height:3289;rotation:-5898242fd;visibility:visible;mso-wrap-style:square;v-text-anchor:top" o:gfxdata="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" stroked="f">
-                <v:textbox>
+            <v:group id="group 8" o:spid="_x0000_s0000" style="position:absolute;z-index:251661312;o:allowoverlap:true;o:allowincell:true;mso-position-horizontal-relative:text;margin-left:472.4pt;mso-position-horizontal:absolute;mso-position-vertical-relative:text;margin-top:-353.8pt;mso-position-vertical:absolute;width:25.9pt;height:324.0pt;mso-wrap-distance-left:9.0pt;mso-wrap-distance-top:0.0pt;mso-wrap-distance-right:9.0pt;mso-wrap-distance-bottom:0.0pt;" coordorigin="0,-190" coordsize="3289,41151">
+              <v:shape id="shape 9" o:spid="_x0000_s9" o:spt="1" type="#_x0000_t1" style="position:absolute;left:-15798;top:15608;width:34886;height:3289;rotation:269;v-text-anchor:top;visibility:visible;" fillcolor="#FFFFFF" stroked="f" strokeweight="0.75pt">
+                <v:textbox inset="0,0,0,0">
                   <w:txbxContent>
                     <w:p>
                       <w:pPr>
                         <w:spacing w:line="160" w:lineRule="exact"/>
                         <w:rPr>
                           <w:rFonts w:asciiTheme="minorHAnsi" w:hAnsiTheme="minorHAnsi" w:cstheme="minorHAnsi"/>
-                          <w:color w:val="A6A6A6"/>
+                          <w:color w:val="a6a6a6"/>
                           <w:sz w:val="14"/>
                           <w:szCs w:val="14"/>
                         </w:rPr>
@@ -8427,29 +8271,38 @@
                       <w:r>
                         <w:rPr>
                           <w:rFonts w:ascii="Helvetica 55" w:hAnsi="Helvetica 55"/>
-                          <w:color w:val="A6A6A6" w:themeColor="background1" w:themeShade="A6"/>
+                          <w:color w:val="a6a6a6" w:themeColor="background1" w:themeShade="A6"/>
                           <w:sz w:val="14"/>
                           <w:szCs w:val="14"/>
                         </w:rPr>
-                        <w:t>Eine Entwicklung in Kooperation von OFFIS e.V., der Universität Oldenburg und der Wissensfabrik – Unternehmen für Deutschland e.V.</w:t>
+                        <w:t xml:space="preserve">Eine Entwicklung in Kooperation von OFFIS e.V., der Universität Oldenburg und der Wissensfabrik – Unternehmen für Deutschland e.V.</w:t>
                       </w:r>
+                      <w:r/>
                     </w:p>
                     <w:p>
                       <w:pPr>
                         <w:spacing w:line="160" w:lineRule="exact"/>
                         <w:rPr>
                           <w:rFonts w:asciiTheme="minorHAnsi" w:hAnsiTheme="minorHAnsi" w:cstheme="minorHAnsi"/>
-                          <w:color w:val="A6A6A6"/>
+                          <w:color w:val="a6a6a6"/>
                           <w:sz w:val="14"/>
                           <w:szCs w:val="14"/>
                         </w:rPr>
                       </w:pPr>
+                      <w:r>
+                        <w:rPr>
+                          <w:rFonts w:asciiTheme="minorHAnsi" w:hAnsiTheme="minorHAnsi" w:cstheme="minorHAnsi"/>
+                          <w:color w:val="a6a6a6"/>
+                          <w:sz w:val="14"/>
+                          <w:szCs w:val="14"/>
+                        </w:rPr>
+                      </w:r>
+                      <w:r/>
                     </w:p>
                   </w:txbxContent>
                 </v:textbox>
-              </v:rect>
-              <v:shapetype id="_x0000_t75" coordsize="21600,21600" o:spt="75" o:preferrelative="t" path="m@4@5l@4@11@9@11@9@5xe" filled="f" stroked="f">
-                <v:stroke joinstyle="miter"/>
+              </v:shape>
+              <v:shapetype type="#_x0000_t75" o:spt="75" coordsize="21600,21600" o:preferrelative="t" path="m@4@5l@4@11@9@11@9@5xe">
                 <v:formulas>
                   <v:f eqn="if lineDrawn pixelLineWidth 0"/>
                   <v:f eqn="sum @0 1 0"/>
@@ -8464,11 +8317,10 @@
                   <v:f eqn="prod @7 21600 pixelHeight"/>
                   <v:f eqn="sum @10 21600 0"/>
                 </v:formulas>
-                <v:path o:extrusionok="f" gradientshapeok="t" o:connecttype="rect"/>
-                <o:lock v:ext="edit" aspectratio="t"/>
               </v:shapetype>
-              <v:shape id="Grafik 30" o:spid="_x0000_s1059" type="#_x0000_t75" style="position:absolute;left:-1655;top:36992;width:6477;height:1460;rotation:-5898242fd;visibility:visible;mso-wrap-style:square" o:gfxdata="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">
-                <v:imagedata r:id="rId2" o:title="" chromakey="#fefefe" recolortarget="#494949 [1446]"/>
+              <v:shape id="_x0000_i10" o:spid="_x0000_s10" type="#_x0000_t75" style="position:absolute;left:-1654;top:36991;width:6477;height:1460;rotation:269;" stroked="false">
+                <v:path textboxrect="0,0,0,0"/>
+                <v:imagedata r:id="rId2" o:title=""/>
               </v:shape>
             </v:group>
           </w:pict>
@@ -8481,9 +8333,9 @@
         <w:sz w:val="8"/>
       </w:rPr>
       <mc:AlternateContent>
-        <mc:Choice Requires="wps">
+        <mc:Choice Requires="wpg">
           <w:drawing>
-            <wp:anchor distT="0" distB="0" distL="114300" distR="114300" simplePos="0" relativeHeight="251655168" behindDoc="0" locked="0" layoutInCell="1" allowOverlap="1" wp14:anchorId="40E91BEF" wp14:editId="49E164AF">
+            <wp:anchor distT="0" distB="0" distL="114300" distR="114300" simplePos="0" relativeHeight="251655168" behindDoc="0" locked="0" layoutInCell="1" allowOverlap="1">
               <wp:simplePos x="0" y="0"/>
               <wp:positionH relativeFrom="column">
                 <wp:posOffset>6985</wp:posOffset>
@@ -8538,10 +8390,10 @@
             </wp:anchor>
           </w:drawing>
         </mc:Choice>
-        <mc:Fallback>
+        <mc:Fallback xmlns:a="http://schemas.openxmlformats.org/drawingml/2006/main">
           <w:pict>
-            <v:line w14:anchorId="5ACC1B74" id="Gerade Verbindung 26" o:spid="_x0000_s1026" style="position:absolute;z-index:251655168;visibility:visible;mso-wrap-style:square;mso-width-percent:0;mso-wrap-distance-left:9pt;mso-wrap-distance-top:0;mso-wrap-distance-right:9pt;mso-wrap-distance-bottom:0;mso-position-horizontal:absolute;mso-position-horizontal-relative:text;mso-position-vertical:absolute;mso-position-vertical-relative:text;mso-width-percent:0;mso-width-relative:margin" from=".55pt,-9pt" to="441.8pt,-9pt" o:gfxdata="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" strokecolor="#2f5597" strokeweight="2.5pt">
-              <v:stroke joinstyle="miter"/>
+            <v:line id="shape 11" o:spid="_x0000_s11" style="position:absolute;left:0;text-align:left;z-index:251655168;mso-wrap-distance-left:9.0pt;mso-wrap-distance-top:0.0pt;mso-wrap-distance-right:9.0pt;mso-wrap-distance-bottom:0.0pt;visibility:visible;" from="0.5pt,-9.0pt" to="441.8pt,-9.0pt" filled="f" strokecolor="#2F5597" strokeweight="2.50pt">
+              <v:stroke dashstyle="solid"/>
             </v:line>
           </w:pict>
         </mc:Fallback>
@@ -8557,47 +8409,57 @@
       <w:rPr>
         <w:sz w:val="18"/>
       </w:rPr>
-      <w:t xml:space="preserve">Modul </w:t>
+      <w:t>Modul KI-B1 – Finde die KI</w:t>
     </w:r>
     <w:r>
       <w:rPr>
         <w:sz w:val="18"/>
       </w:rPr>
-      <w:t>KI</w:t>
+      <w:tab/>
+      <w:t xml:space="preserve">zuletzt aktualisiert </w:t>
+    </w:r>
+    <w:proofErr w:type="gramStart"/>
+    <w:r>
+      <w:rPr>
+        <w:sz w:val="18"/>
+      </w:rPr>
+      <w:t xml:space="preserve">am  </w:t>
     </w:r>
     <w:r>
       <w:rPr>
         <w:sz w:val="18"/>
       </w:rPr>
-      <w:t>-B</w:t>
+      <w:t>13</w:t>
     </w:r>
     <w:r>
       <w:rPr>
         <w:sz w:val="18"/>
       </w:rPr>
-      <w:t>1</w:t>
+      <w:t>.</w:t>
+    </w:r>
+    <w:proofErr w:type="gramEnd"/>
+    <w:r>
+      <w:rPr>
+        <w:sz w:val="18"/>
+      </w:rPr>
+      <w:t>12.22</w:t>
     </w:r>
     <w:r>
       <w:rPr>
+        <w:i/>
         <w:sz w:val="18"/>
       </w:rPr>
-      <w:t xml:space="preserve"> – </w:t>
+      <w:tab/>
     </w:r>
     <w:r>
       <w:rPr>
         <w:sz w:val="18"/>
       </w:rPr>
-      <w:t>Finde die KI</w:t>
+      <w:t xml:space="preserve">Seite </w:t>
     </w:r>
     <w:r>
       <w:rPr>
-        <w:sz w:val="18"/>
-      </w:rPr>
-      <w:tab/>
-      <w:t xml:space="preserve">zuletzt aktualisiert am </w:t>
-    </w:r>
-    <w:r>
-      <w:rPr>
+        <w:bCs w:val="0"/>
         <w:sz w:val="18"/>
       </w:rPr>
       <w:fldChar w:fldCharType="begin"/>
@@ -8606,78 +8468,39 @@
       <w:rPr>
         <w:sz w:val="18"/>
       </w:rPr>
-      <w:instrText xml:space="preserve"> TIME \@ "dd.MM.yy" </w:instrText>
+      <w:instrText>PAGE  \* Arabic  \* MERGEFORMAT</w:instrText>
     </w:r>
     <w:r>
       <w:rPr>
+        <w:bCs w:val="0"/>
         <w:sz w:val="18"/>
       </w:rPr>
       <w:fldChar w:fldCharType="separate"/>
     </w:r>
     <w:r>
       <w:rPr>
-        <w:noProof/>
         <w:sz w:val="18"/>
       </w:rPr>
-      <w:t>14.01.23</w:t>
+      <w:t>4</w:t>
     </w:r>
     <w:r>
       <w:rPr>
+        <w:bCs w:val="0"/>
         <w:sz w:val="18"/>
       </w:rPr>
       <w:fldChar w:fldCharType="end"/>
     </w:r>
     <w:r>
       <w:rPr>
-        <w:i/>
         <w:sz w:val="18"/>
       </w:rPr>
-      <w:tab/>
+      <w:t xml:space="preserve"> v</w:t>
     </w:r>
     <w:r>
       <w:rPr>
         <w:sz w:val="18"/>
       </w:rPr>
-      <w:t xml:space="preserve">Seite </w:t>
-    </w:r>
-    <w:r>
-      <w:rPr>
-        <w:bCs w:val="0"/>
-        <w:sz w:val="18"/>
-      </w:rPr>
-      <w:fldChar w:fldCharType="begin"/>
-    </w:r>
-    <w:r>
-      <w:rPr>
-        <w:sz w:val="18"/>
-      </w:rPr>
-      <w:instrText>PAGE  \* Arabic  \* MERGEFORMAT</w:instrText>
-    </w:r>
-    <w:r>
-      <w:rPr>
-        <w:bCs w:val="0"/>
-        <w:sz w:val="18"/>
-      </w:rPr>
-      <w:fldChar w:fldCharType="separate"/>
-    </w:r>
-    <w:r>
-      <w:rPr>
-        <w:sz w:val="18"/>
-      </w:rPr>
-      <w:t>4</w:t>
-    </w:r>
-    <w:r>
-      <w:rPr>
-        <w:bCs w:val="0"/>
-        <w:sz w:val="18"/>
-      </w:rPr>
-      <w:fldChar w:fldCharType="end"/>
-    </w:r>
-    <w:r>
-      <w:rPr>
-        <w:sz w:val="18"/>
-      </w:rPr>
-      <w:t xml:space="preserve"> von </w:t>
+      <w:t xml:space="preserve">on </w:t>
     </w:r>
     <w:r>
       <w:rPr>
@@ -8714,7 +8537,7 @@
 </file>
 
 <file path=word/footnotes.xml><?xml version="1.0" encoding="utf-8"?>
-<w:footnotes xmlns:wpc="http://schemas.microsoft.com/office/word/2010/wordprocessingCanvas" xmlns:cx="http://schemas.microsoft.com/office/drawing/2014/chartex" xmlns:cx1="http://schemas.microsoft.com/office/drawing/2015/9/8/chartex" xmlns:cx2="http://schemas.microsoft.com/office/drawing/2015/10/21/chartex" xmlns:cx3="http://schemas.microsoft.com/office/drawing/2016/5/9/chartex" xmlns:cx4="http://schemas.microsoft.com/office/drawing/2016/5/10/chartex" xmlns:cx5="http://schemas.microsoft.com/office/drawing/2016/5/11/chartex" xmlns:cx6="http://schemas.microsoft.com/office/drawing/2016/5/12/chartex" xmlns:cx7="http://schemas.microsoft.com/office/drawing/2016/5/13/chartex" xmlns:cx8="http://schemas.microsoft.com/office/drawing/2016/5/14/chartex" xmlns:mc="http://schemas.openxmlformats.org/markup-compatibility/2006" xmlns:aink="http://schemas.microsoft.com/office/drawing/2016/ink" xmlns:am3d="http://schemas.microsoft.com/office/drawing/2017/model3d" xmlns:o="urn:schemas-microsoft-com:office:office" xmlns:oel="http://schemas.microsoft.com/office/2019/extlst" xmlns:r="http://schemas.openxmlformats.org/officeDocument/2006/relationships" xmlns:m="http://schemas.openxmlformats.org/officeDocument/2006/math" xmlns:v="urn:schemas-microsoft-com:vml" xmlns:wp14="http://schemas.microsoft.com/office/word/2010/wordprocessingDrawing" xmlns:wp="http://schemas.openxmlformats.org/drawingml/2006/wordprocessingDrawing" xmlns:w10="urn:schemas-microsoft-com:office:word" xmlns:w="http://schemas.openxmlformats.org/wordprocessingml/2006/main" xmlns:w14="http://schemas.microsoft.com/office/word/2010/wordml" xmlns:w15="http://schemas.microsoft.com/office/word/2012/wordml" xmlns:w16cex="http://schemas.microsoft.com/office/word/2018/wordml/cex" xmlns:w16cid="http://schemas.microsoft.com/office/word/2016/wordml/cid" xmlns:w16="http://schemas.microsoft.com/office/word/2018/wordml" xmlns:w16sdtdh="http://schemas.microsoft.com/office/word/2020/wordml/sdtdatahash" xmlns:w16se="http://schemas.microsoft.com/office/word/2015/wordml/symex" xmlns:wpg="http://schemas.microsoft.com/office/word/2010/wordprocessingGroup" xmlns:wpi="http://schemas.microsoft.com/office/word/2010/wordprocessingInk" xmlns:wne="http://schemas.microsoft.com/office/word/2006/wordml" xmlns:wps="http://schemas.microsoft.com/office/word/2010/wordprocessingShape" mc:Ignorable="w14 w15 w16se w16cid w16 w16cex w16sdtdh wp14">
+<w:footnotes xmlns:wpc="http://schemas.microsoft.com/office/word/2010/wordprocessingCanvas" xmlns:cx="http://schemas.microsoft.com/office/drawing/2014/chartex" xmlns:cx1="http://schemas.microsoft.com/office/drawing/2015/9/8/chartex" xmlns:cx2="http://schemas.microsoft.com/office/drawing/2015/10/21/chartex" xmlns:cx3="http://schemas.microsoft.com/office/drawing/2016/5/9/chartex" xmlns:cx4="http://schemas.microsoft.com/office/drawing/2016/5/10/chartex" xmlns:cx5="http://schemas.microsoft.com/office/drawing/2016/5/11/chartex" xmlns:cx6="http://schemas.microsoft.com/office/drawing/2016/5/12/chartex" xmlns:cx7="http://schemas.microsoft.com/office/drawing/2016/5/13/chartex" xmlns:cx8="http://schemas.microsoft.com/office/drawing/2016/5/14/chartex" xmlns:mc="http://schemas.openxmlformats.org/markup-compatibility/2006" xmlns:aink="http://schemas.microsoft.com/office/drawing/2016/ink" xmlns:am3d="http://schemas.microsoft.com/office/drawing/2017/model3d" xmlns:o="urn:schemas-microsoft-com:office:office" xmlns:r="http://schemas.openxmlformats.org/officeDocument/2006/relationships" xmlns:m="http://schemas.openxmlformats.org/officeDocument/2006/math" xmlns:v="urn:schemas-microsoft-com:vml" xmlns:wp14="http://schemas.microsoft.com/office/word/2010/wordprocessingDrawing" xmlns:wp="http://schemas.openxmlformats.org/drawingml/2006/wordprocessingDrawing" xmlns:w10="urn:schemas-microsoft-com:office:word" xmlns:w="http://schemas.openxmlformats.org/wordprocessingml/2006/main" xmlns:w14="http://schemas.microsoft.com/office/word/2010/wordml" xmlns:w15="http://schemas.microsoft.com/office/word/2012/wordml" xmlns:w16cid="http://schemas.microsoft.com/office/word/2016/wordml/cid" xmlns:w16se="http://schemas.microsoft.com/office/word/2015/wordml/symex" xmlns:wpg="http://schemas.microsoft.com/office/word/2010/wordprocessingGroup" xmlns:wpi="http://schemas.microsoft.com/office/word/2010/wordprocessingInk" xmlns:wne="http://schemas.microsoft.com/office/word/2006/wordml" xmlns:wps="http://schemas.microsoft.com/office/word/2010/wordprocessingShape" mc:Ignorable="w14 w15 w16se w16cid wp14">
   <w:footnote w:type="separator" w:id="-1">
     <w:p>
       <w:r>
@@ -8733,7 +8556,7 @@
 </file>
 
 <file path=word/header1.xml><?xml version="1.0" encoding="utf-8"?>
-<w:hdr xmlns:wpc="http://schemas.microsoft.com/office/word/2010/wordprocessingCanvas" xmlns:cx="http://schemas.microsoft.com/office/drawing/2014/chartex" xmlns:cx1="http://schemas.microsoft.com/office/drawing/2015/9/8/chartex" xmlns:cx2="http://schemas.microsoft.com/office/drawing/2015/10/21/chartex" xmlns:cx3="http://schemas.microsoft.com/office/drawing/2016/5/9/chartex" xmlns:cx4="http://schemas.microsoft.com/office/drawing/2016/5/10/chartex" xmlns:cx5="http://schemas.microsoft.com/office/drawing/2016/5/11/chartex" xmlns:cx6="http://schemas.microsoft.com/office/drawing/2016/5/12/chartex" xmlns:cx7="http://schemas.microsoft.com/office/drawing/2016/5/13/chartex" xmlns:cx8="http://schemas.microsoft.com/office/drawing/2016/5/14/chartex" xmlns:mc="http://schemas.openxmlformats.org/markup-compatibility/2006" xmlns:aink="http://schemas.microsoft.com/office/drawing/2016/ink" xmlns:am3d="http://schemas.microsoft.com/office/drawing/2017/model3d" xmlns:o="urn:schemas-microsoft-com:office:office" xmlns:oel="http://schemas.microsoft.com/office/2019/extlst" xmlns:r="http://schemas.openxmlformats.org/officeDocument/2006/relationships" xmlns:m="http://schemas.openxmlformats.org/officeDocument/2006/math" xmlns:v="urn:schemas-microsoft-com:vml" xmlns:wp14="http://schemas.microsoft.com/office/word/2010/wordprocessingDrawing" xmlns:wp="http://schemas.openxmlformats.org/drawingml/2006/wordprocessingDrawing" xmlns:w10="urn:schemas-microsoft-com:office:word" xmlns:w="http://schemas.openxmlformats.org/wordprocessingml/2006/main" xmlns:w14="http://schemas.microsoft.com/office/word/2010/wordml" xmlns:w15="http://schemas.microsoft.com/office/word/2012/wordml" xmlns:w16cex="http://schemas.microsoft.com/office/word/2018/wordml/cex" xmlns:w16cid="http://schemas.microsoft.com/office/word/2016/wordml/cid" xmlns:w16="http://schemas.microsoft.com/office/word/2018/wordml" xmlns:w16sdtdh="http://schemas.microsoft.com/office/word/2020/wordml/sdtdatahash" xmlns:w16se="http://schemas.microsoft.com/office/word/2015/wordml/symex" xmlns:wpg="http://schemas.microsoft.com/office/word/2010/wordprocessingGroup" xmlns:wpi="http://schemas.microsoft.com/office/word/2010/wordprocessingInk" xmlns:wne="http://schemas.microsoft.com/office/word/2006/wordml" xmlns:wps="http://schemas.microsoft.com/office/word/2010/wordprocessingShape" mc:Ignorable="w14 w15 w16se w16cid w16 w16cex w16sdtdh wp14">
+<w:hdr xmlns:wpc="http://schemas.microsoft.com/office/word/2010/wordprocessingCanvas" xmlns:cx="http://schemas.microsoft.com/office/drawing/2014/chartex" xmlns:cx1="http://schemas.microsoft.com/office/drawing/2015/9/8/chartex" xmlns:cx2="http://schemas.microsoft.com/office/drawing/2015/10/21/chartex" xmlns:cx3="http://schemas.microsoft.com/office/drawing/2016/5/9/chartex" xmlns:cx4="http://schemas.microsoft.com/office/drawing/2016/5/10/chartex" xmlns:cx5="http://schemas.microsoft.com/office/drawing/2016/5/11/chartex" xmlns:cx6="http://schemas.microsoft.com/office/drawing/2016/5/12/chartex" xmlns:cx7="http://schemas.microsoft.com/office/drawing/2016/5/13/chartex" xmlns:cx8="http://schemas.microsoft.com/office/drawing/2016/5/14/chartex" xmlns:mc="http://schemas.openxmlformats.org/markup-compatibility/2006" xmlns:aink="http://schemas.microsoft.com/office/drawing/2016/ink" xmlns:am3d="http://schemas.microsoft.com/office/drawing/2017/model3d" xmlns:o="urn:schemas-microsoft-com:office:office" xmlns:r="http://schemas.openxmlformats.org/officeDocument/2006/relationships" xmlns:m="http://schemas.openxmlformats.org/officeDocument/2006/math" xmlns:v="urn:schemas-microsoft-com:vml" xmlns:wp14="http://schemas.microsoft.com/office/word/2010/wordprocessingDrawing" xmlns:wp="http://schemas.openxmlformats.org/drawingml/2006/wordprocessingDrawing" xmlns:w10="urn:schemas-microsoft-com:office:word" xmlns:w="http://schemas.openxmlformats.org/wordprocessingml/2006/main" xmlns:w14="http://schemas.microsoft.com/office/word/2010/wordml" xmlns:w15="http://schemas.microsoft.com/office/word/2012/wordml" xmlns:w16cid="http://schemas.microsoft.com/office/word/2016/wordml/cid" xmlns:w16se="http://schemas.microsoft.com/office/word/2015/wordml/symex" xmlns:wpg="http://schemas.microsoft.com/office/word/2010/wordprocessingGroup" xmlns:wpi="http://schemas.microsoft.com/office/word/2010/wordprocessingInk" xmlns:wne="http://schemas.microsoft.com/office/word/2006/wordml" xmlns:wps="http://schemas.microsoft.com/office/word/2010/wordprocessingShape" mc:Ignorable="w14 w15 w16se w16cid wp14">
   <w:p>
     <w:pPr>
       <w:pStyle w:val="Kopfzeile"/>
@@ -8743,7 +8566,7 @@
 </file>
 
 <file path=word/header2.xml><?xml version="1.0" encoding="utf-8"?>
-<w:hdr xmlns:wpc="http://schemas.microsoft.com/office/word/2010/wordprocessingCanvas" xmlns:cx="http://schemas.microsoft.com/office/drawing/2014/chartex" xmlns:cx1="http://schemas.microsoft.com/office/drawing/2015/9/8/chartex" xmlns:cx2="http://schemas.microsoft.com/office/drawing/2015/10/21/chartex" xmlns:cx3="http://schemas.microsoft.com/office/drawing/2016/5/9/chartex" xmlns:cx4="http://schemas.microsoft.com/office/drawing/2016/5/10/chartex" xmlns:cx5="http://schemas.microsoft.com/office/drawing/2016/5/11/chartex" xmlns:cx6="http://schemas.microsoft.com/office/drawing/2016/5/12/chartex" xmlns:cx7="http://schemas.microsoft.com/office/drawing/2016/5/13/chartex" xmlns:cx8="http://schemas.microsoft.com/office/drawing/2016/5/14/chartex" xmlns:mc="http://schemas.openxmlformats.org/markup-compatibility/2006" xmlns:aink="http://schemas.microsoft.com/office/drawing/2016/ink" xmlns:am3d="http://schemas.microsoft.com/office/drawing/2017/model3d" xmlns:o="urn:schemas-microsoft-com:office:office" xmlns:oel="http://schemas.microsoft.com/office/2019/extlst" xmlns:r="http://schemas.openxmlformats.org/officeDocument/2006/relationships" xmlns:m="http://schemas.openxmlformats.org/officeDocument/2006/math" xmlns:v="urn:schemas-microsoft-com:vml" xmlns:wp14="http://schemas.microsoft.com/office/word/2010/wordprocessingDrawing" xmlns:wp="http://schemas.openxmlformats.org/drawingml/2006/wordprocessingDrawing" xmlns:w10="urn:schemas-microsoft-com:office:word" xmlns:w="http://schemas.openxmlformats.org/wordprocessingml/2006/main" xmlns:w14="http://schemas.microsoft.com/office/word/2010/wordml" xmlns:w15="http://schemas.microsoft.com/office/word/2012/wordml" xmlns:w16cex="http://schemas.microsoft.com/office/word/2018/wordml/cex" xmlns:w16cid="http://schemas.microsoft.com/office/word/2016/wordml/cid" xmlns:w16="http://schemas.microsoft.com/office/word/2018/wordml" xmlns:w16sdtdh="http://schemas.microsoft.com/office/word/2020/wordml/sdtdatahash" xmlns:w16se="http://schemas.microsoft.com/office/word/2015/wordml/symex" xmlns:wpg="http://schemas.microsoft.com/office/word/2010/wordprocessingGroup" xmlns:wpi="http://schemas.microsoft.com/office/word/2010/wordprocessingInk" xmlns:wne="http://schemas.microsoft.com/office/word/2006/wordml" xmlns:wps="http://schemas.microsoft.com/office/word/2010/wordprocessingShape" mc:Ignorable="w14 w15 w16se w16cid w16 w16cex w16sdtdh wp14">
+<w:hdr xmlns:wpc="http://schemas.microsoft.com/office/word/2010/wordprocessingCanvas" xmlns:cx="http://schemas.microsoft.com/office/drawing/2014/chartex" xmlns:cx1="http://schemas.microsoft.com/office/drawing/2015/9/8/chartex" xmlns:cx2="http://schemas.microsoft.com/office/drawing/2015/10/21/chartex" xmlns:cx3="http://schemas.microsoft.com/office/drawing/2016/5/9/chartex" xmlns:cx4="http://schemas.microsoft.com/office/drawing/2016/5/10/chartex" xmlns:cx5="http://schemas.microsoft.com/office/drawing/2016/5/11/chartex" xmlns:cx6="http://schemas.microsoft.com/office/drawing/2016/5/12/chartex" xmlns:cx7="http://schemas.microsoft.com/office/drawing/2016/5/13/chartex" xmlns:cx8="http://schemas.microsoft.com/office/drawing/2016/5/14/chartex" xmlns:mc="http://schemas.openxmlformats.org/markup-compatibility/2006" xmlns:aink="http://schemas.microsoft.com/office/drawing/2016/ink" xmlns:am3d="http://schemas.microsoft.com/office/drawing/2017/model3d" xmlns:o="urn:schemas-microsoft-com:office:office" xmlns:r="http://schemas.openxmlformats.org/officeDocument/2006/relationships" xmlns:m="http://schemas.openxmlformats.org/officeDocument/2006/math" xmlns:v="urn:schemas-microsoft-com:vml" xmlns:wp14="http://schemas.microsoft.com/office/word/2010/wordprocessingDrawing" xmlns:wp="http://schemas.openxmlformats.org/drawingml/2006/wordprocessingDrawing" xmlns:w10="urn:schemas-microsoft-com:office:word" xmlns:w="http://schemas.openxmlformats.org/wordprocessingml/2006/main" xmlns:w14="http://schemas.microsoft.com/office/word/2010/wordml" xmlns:w15="http://schemas.microsoft.com/office/word/2012/wordml" xmlns:w16cid="http://schemas.microsoft.com/office/word/2016/wordml/cid" xmlns:w16se="http://schemas.microsoft.com/office/word/2015/wordml/symex" xmlns:wpg="http://schemas.microsoft.com/office/word/2010/wordprocessingGroup" xmlns:wpi="http://schemas.microsoft.com/office/word/2010/wordprocessingInk" xmlns:wne="http://schemas.microsoft.com/office/word/2006/wordml" xmlns:wps="http://schemas.microsoft.com/office/word/2010/wordprocessingShape" mc:Ignorable="w14 w15 w16se w16cid wp14">
   <w:p>
     <w:pPr>
       <w:pStyle w:val="Kopfzeile"/>
@@ -8765,7 +8588,7 @@
       <mc:AlternateContent>
         <mc:Choice Requires="wpg">
           <w:drawing>
-            <wp:anchor distT="0" distB="0" distL="114300" distR="114300" simplePos="0" relativeHeight="251660288" behindDoc="0" locked="0" layoutInCell="1" allowOverlap="1" wp14:anchorId="71D80EC2" wp14:editId="08BB0B29">
+            <wp:anchor distT="0" distB="0" distL="114300" distR="114300" simplePos="0" relativeHeight="251660288" behindDoc="0" locked="0" layoutInCell="1" allowOverlap="1">
               <wp:simplePos x="0" y="0"/>
               <wp:positionH relativeFrom="column">
                 <wp:posOffset>9295765</wp:posOffset>
@@ -8776,7 +8599,7 @@
               <wp:extent cx="328930" cy="4114799"/>
               <wp:effectExtent l="0" t="19050" r="13970" b="635"/>
               <wp:wrapNone/>
-              <wp:docPr id="5" name="Gruppieren 27"/>
+              <wp:docPr id="1" name="Gruppieren 27"/>
               <wp:cNvGraphicFramePr/>
               <a:graphic xmlns:a="http://schemas.openxmlformats.org/drawingml/2006/main">
                 <a:graphicData uri="http://schemas.microsoft.com/office/word/2010/wordprocessingGroup">
@@ -8791,7 +8614,7 @@
                       </a:xfrm>
                     </wpg:grpSpPr>
                     <wps:wsp>
-                      <wps:cNvPr id="3" name="Rechteck 3"/>
+                      <wps:cNvPr id="2" name="Rechteck 2"/>
                       <wps:cNvSpPr/>
                       <wps:spPr bwMode="auto">
                         <a:xfrm rot="16199998">
@@ -8825,7 +8648,7 @@
                             </w:pPr>
                             <w:r>
                               <w:rPr>
-                                <w:rFonts w:ascii="Helvetica 55" w:hAnsi="Helvetica 55"/>
+                                <w:rFonts w:ascii="helvetica 55" w:hAnsi="helvetica 55"/>
                                 <w:color w:val="A6A6A6" w:themeColor="background1" w:themeShade="A6"/>
                                 <w:sz w:val="14"/>
                                 <w:szCs w:val="14"/>
@@ -8899,18 +8722,18 @@
             </wp:anchor>
           </w:drawing>
         </mc:Choice>
-        <mc:Fallback>
+        <mc:Fallback xmlns:a="http://schemas.openxmlformats.org/drawingml/2006/main">
           <w:pict>
-            <v:group w14:anchorId="71D80EC2" id="Gruppieren 27" o:spid="_x0000_s1050" style="position:absolute;margin-left:731.95pt;margin-top:159.55pt;width:25.9pt;height:324pt;z-index:251660288;mso-height-relative:margin" coordorigin=",-190" coordsize="3289,41151" o:gfxdata="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">
-              <v:rect id="Rechteck 3" o:spid="_x0000_s1051" style="position:absolute;left:-15798;top:15608;width:34886;height:3289;rotation:-5898242fd;visibility:visible;mso-wrap-style:square;v-text-anchor:top" o:gfxdata="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" stroked="f">
-                <v:textbox>
+            <v:group id="group 0" o:spid="_x0000_s0000" style="position:absolute;z-index:251660288;o:allowoverlap:true;o:allowincell:true;mso-position-horizontal-relative:text;margin-left:731.9pt;mso-position-horizontal:absolute;mso-position-vertical-relative:text;margin-top:159.5pt;mso-position-vertical:absolute;width:25.9pt;height:324.0pt;mso-wrap-distance-left:9.0pt;mso-wrap-distance-top:0.0pt;mso-wrap-distance-right:9.0pt;mso-wrap-distance-bottom:0.0pt;" coordorigin="0,-190" coordsize="3289,41151">
+              <v:shape id="shape 1" o:spid="_x0000_s1" o:spt="1" type="#_x0000_t1" style="position:absolute;left:-15798;top:15608;width:34886;height:3289;rotation:269;v-text-anchor:top;visibility:visible;" fillcolor="#FFFFFF" stroked="f" strokeweight="0.75pt">
+                <v:textbox inset="0,0,0,0">
                   <w:txbxContent>
                     <w:p>
                       <w:pPr>
                         <w:spacing w:line="160" w:lineRule="exact"/>
                         <w:rPr>
                           <w:rFonts w:asciiTheme="minorHAnsi" w:hAnsiTheme="minorHAnsi" w:cstheme="minorHAnsi"/>
-                          <w:color w:val="A6A6A6"/>
+                          <w:color w:val="a6a6a6"/>
                           <w:sz w:val="14"/>
                           <w:szCs w:val="14"/>
                         </w:rPr>
@@ -8918,29 +8741,38 @@
                       <w:r>
                         <w:rPr>
                           <w:rFonts w:ascii="Helvetica 55" w:hAnsi="Helvetica 55"/>
-                          <w:color w:val="A6A6A6" w:themeColor="background1" w:themeShade="A6"/>
+                          <w:color w:val="a6a6a6" w:themeColor="background1" w:themeShade="A6"/>
                           <w:sz w:val="14"/>
                           <w:szCs w:val="14"/>
                         </w:rPr>
-                        <w:t>Eine Entwicklung in Kooperation von OFFIS e.V., der Universität Oldenburg und der Wissensfabrik – Unternehmen für Deutschland e.V.</w:t>
+                        <w:t xml:space="preserve">Eine Entwicklung in Kooperation von OFFIS e.V., der Universität Oldenburg und der Wissensfabrik – Unternehmen für Deutschland e.V.</w:t>
                       </w:r>
+                      <w:r/>
                     </w:p>
                     <w:p>
                       <w:pPr>
                         <w:spacing w:line="160" w:lineRule="exact"/>
                         <w:rPr>
                           <w:rFonts w:asciiTheme="minorHAnsi" w:hAnsiTheme="minorHAnsi" w:cstheme="minorHAnsi"/>
-                          <w:color w:val="A6A6A6"/>
+                          <w:color w:val="a6a6a6"/>
                           <w:sz w:val="14"/>
                           <w:szCs w:val="14"/>
                         </w:rPr>
                       </w:pPr>
+                      <w:r>
+                        <w:rPr>
+                          <w:rFonts w:asciiTheme="minorHAnsi" w:hAnsiTheme="minorHAnsi" w:cstheme="minorHAnsi"/>
+                          <w:color w:val="a6a6a6"/>
+                          <w:sz w:val="14"/>
+                          <w:szCs w:val="14"/>
+                        </w:rPr>
+                      </w:r>
+                      <w:r/>
                     </w:p>
                   </w:txbxContent>
                 </v:textbox>
-              </v:rect>
-              <v:shapetype id="_x0000_t75" coordsize="21600,21600" o:spt="75" o:preferrelative="t" path="m@4@5l@4@11@9@11@9@5xe" filled="f" stroked="f">
-                <v:stroke joinstyle="miter"/>
+              </v:shape>
+              <v:shapetype type="#_x0000_t75" o:spt="75" coordsize="21600,21600" o:preferrelative="t" path="m@4@5l@4@11@9@11@9@5xe">
                 <v:formulas>
                   <v:f eqn="if lineDrawn pixelLineWidth 0"/>
                   <v:f eqn="sum @0 1 0"/>
@@ -8955,11 +8787,10 @@
                   <v:f eqn="prod @7 21600 pixelHeight"/>
                   <v:f eqn="sum @10 21600 0"/>
                 </v:formulas>
-                <v:path o:extrusionok="f" gradientshapeok="t" o:connecttype="rect"/>
-                <o:lock v:ext="edit" aspectratio="t"/>
               </v:shapetype>
-              <v:shape id="Grafik 30" o:spid="_x0000_s1052" type="#_x0000_t75" style="position:absolute;left:-1655;top:36992;width:6477;height:1460;rotation:-5898242fd;visibility:visible;mso-wrap-style:square" o:gfxdata="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">
-                <v:imagedata r:id="rId2" o:title="" chromakey="#fefefe" recolortarget="#494949 [1446]"/>
+              <v:shape id="_x0000_i2" o:spid="_x0000_s2" type="#_x0000_t75" style="position:absolute;left:-1654;top:36991;width:6477;height:1460;rotation:269;" stroked="false">
+                <v:path textboxrect="0,0,0,0"/>
+                <v:imagedata r:id="rId2" o:title=""/>
               </v:shape>
             </v:group>
           </w:pict>
@@ -8973,9 +8804,9 @@
         <w:sz w:val="32"/>
       </w:rPr>
       <mc:AlternateContent>
-        <mc:Choice Requires="wps">
+        <mc:Choice Requires="wpg">
           <w:drawing>
-            <wp:anchor distT="0" distB="0" distL="114300" distR="114300" simplePos="0" relativeHeight="251656192" behindDoc="1" locked="0" layoutInCell="1" allowOverlap="1" wp14:anchorId="0AA7DFEA" wp14:editId="6545DA70">
+            <wp:anchor distT="0" distB="0" distL="114300" distR="114300" simplePos="0" relativeHeight="251656192" behindDoc="1" locked="0" layoutInCell="1" allowOverlap="1">
               <wp:simplePos x="0" y="0"/>
               <wp:positionH relativeFrom="column">
                 <wp:posOffset>6422975</wp:posOffset>
@@ -8986,7 +8817,7 @@
               <wp:extent cx="3060000" cy="340242"/>
               <wp:effectExtent l="0" t="0" r="1270" b="3175"/>
               <wp:wrapNone/>
-              <wp:docPr id="1" name="Rechteck 22"/>
+              <wp:docPr id="2" name="Rechteck 22"/>
               <wp:cNvGraphicFramePr/>
               <a:graphic xmlns:a="http://schemas.openxmlformats.org/drawingml/2006/main">
                 <a:graphicData uri="http://schemas.microsoft.com/office/word/2010/wordprocessingShape">
@@ -9035,31 +8866,7 @@
                               <w:color w:val="FFFFFF" w:themeColor="background1"/>
                               <w:sz w:val="32"/>
                             </w:rPr>
-                            <w:t>Zusatzmaterial KI</w:t>
-                          </w:r>
-                          <w:r>
-                            <w:rPr>
-                              <w:b/>
-                              <w:color w:val="FFFFFF" w:themeColor="background1"/>
-                              <w:sz w:val="32"/>
-                            </w:rPr>
-                            <w:t>-B</w:t>
-                          </w:r>
-                          <w:r>
-                            <w:rPr>
-                              <w:b/>
-                              <w:color w:val="FFFFFF" w:themeColor="background1"/>
-                              <w:sz w:val="32"/>
-                            </w:rPr>
-                            <w:t>1.</w:t>
-                          </w:r>
-                          <w:r>
-                            <w:rPr>
-                              <w:b/>
-                              <w:color w:val="FFFFFF" w:themeColor="background1"/>
-                              <w:sz w:val="32"/>
-                            </w:rPr>
-                            <w:t>3.1</w:t>
+                            <w:t>Zusatzmaterial KI-B1.3.1</w:t>
                           </w:r>
                         </w:p>
                       </w:txbxContent>
@@ -9082,10 +8889,11 @@
             </wp:anchor>
           </w:drawing>
         </mc:Choice>
-        <mc:Fallback>
+        <mc:Fallback xmlns:a="http://schemas.openxmlformats.org/drawingml/2006/main">
           <w:pict>
-            <v:rect w14:anchorId="0AA7DFEA" id="Rechteck 22" o:spid="_x0000_s1053" style="position:absolute;margin-left:505.75pt;margin-top:.5pt;width:240.95pt;height:26.8pt;z-index:-251660288;visibility:visible;mso-wrap-style:square;mso-width-percent:0;mso-height-percent:0;mso-wrap-distance-left:9pt;mso-wrap-distance-top:0;mso-wrap-distance-right:9pt;mso-wrap-distance-bottom:0;mso-position-horizontal:absolute;mso-position-horizontal-relative:text;mso-position-vertical:absolute;mso-position-vertical-relative:text;mso-width-percent:0;mso-height-percent:0;mso-width-relative:margin;mso-height-relative:margin;v-text-anchor:middle" o:gfxdata="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" fillcolor="#2f5597" stroked="f" strokeweight="1pt">
-              <v:textbox>
+            <v:shape id="shape 3" o:spid="_x0000_s3" o:spt="1" type="#_x0000_t1" style="position:absolute;z-index:-251656192;o:allowoverlap:true;o:allowincell:true;mso-position-horizontal-relative:text;margin-left:505.7pt;mso-position-horizontal:absolute;mso-position-vertical-relative:text;margin-top:0.5pt;mso-position-vertical:absolute;width:240.9pt;height:26.8pt;mso-wrap-distance-left:9.0pt;mso-wrap-distance-top:0.0pt;mso-wrap-distance-right:9.0pt;mso-wrap-distance-bottom:0.0pt;v-text-anchor:middle;visibility:visible;" fillcolor="#2F5597" stroked="f" strokeweight="1.00pt">
+              <v:stroke dashstyle="solid"/>
+              <v:textbox inset="0,0,0,0">
                 <w:txbxContent>
                   <w:p>
                     <w:pPr>
@@ -9094,39 +8902,40 @@
                     <w:r>
                       <w:rPr>
                         <w:b/>
-                        <w:color w:val="FFFFFF" w:themeColor="background1"/>
+                        <w:color w:val="ffffff" w:themeColor="background1"/>
                         <w:sz w:val="32"/>
                       </w:rPr>
-                      <w:t>Zusatzmaterial KI</w:t>
+                      <w:t xml:space="preserve">Zusatzmaterial KI</w:t>
                     </w:r>
                     <w:r>
                       <w:rPr>
                         <w:b/>
-                        <w:color w:val="FFFFFF" w:themeColor="background1"/>
+                        <w:color w:val="ffffff" w:themeColor="background1"/>
                         <w:sz w:val="32"/>
                       </w:rPr>
-                      <w:t>-B</w:t>
+                      <w:t xml:space="preserve">-B</w:t>
                     </w:r>
                     <w:r>
                       <w:rPr>
                         <w:b/>
-                        <w:color w:val="FFFFFF" w:themeColor="background1"/>
+                        <w:color w:val="ffffff" w:themeColor="background1"/>
                         <w:sz w:val="32"/>
                       </w:rPr>
-                      <w:t>1.</w:t>
+                      <w:t xml:space="preserve">1.</w:t>
                     </w:r>
                     <w:r>
                       <w:rPr>
                         <w:b/>
-                        <w:color w:val="FFFFFF" w:themeColor="background1"/>
+                        <w:color w:val="ffffff" w:themeColor="background1"/>
                         <w:sz w:val="32"/>
                       </w:rPr>
-                      <w:t>3.1</w:t>
+                      <w:t xml:space="preserve">3.1</w:t>
                     </w:r>
+                    <w:r/>
                   </w:p>
                 </w:txbxContent>
               </v:textbox>
-            </v:rect>
+            </v:shape>
           </w:pict>
         </mc:Fallback>
       </mc:AlternateContent>
@@ -9138,9 +8947,9 @@
         <w:sz w:val="32"/>
       </w:rPr>
       <mc:AlternateContent>
-        <mc:Choice Requires="wps">
+        <mc:Choice Requires="wpg">
           <w:drawing>
-            <wp:anchor distT="0" distB="0" distL="114300" distR="114300" simplePos="0" relativeHeight="251658240" behindDoc="0" locked="0" layoutInCell="1" allowOverlap="1" wp14:anchorId="43D9F100" wp14:editId="1AFF5F93">
+            <wp:anchor distT="0" distB="0" distL="114300" distR="114300" simplePos="0" relativeHeight="251658240" behindDoc="0" locked="0" layoutInCell="1" allowOverlap="1">
               <wp:simplePos x="0" y="0"/>
               <wp:positionH relativeFrom="column">
                 <wp:posOffset>-1912620</wp:posOffset>
@@ -9151,7 +8960,7 @@
               <wp:extent cx="3190875" cy="247650"/>
               <wp:effectExtent l="4763" t="0" r="0" b="0"/>
               <wp:wrapNone/>
-              <wp:docPr id="2" name="Textfeld 2"/>
+              <wp:docPr id="3" name="Textfeld 2"/>
               <wp:cNvGraphicFramePr/>
               <a:graphic xmlns:a="http://schemas.openxmlformats.org/drawingml/2006/main">
                 <a:graphicData uri="http://schemas.microsoft.com/office/word/2010/wordprocessingShape">
@@ -9209,10 +9018,10 @@
             </wp:anchor>
           </w:drawing>
         </mc:Choice>
-        <mc:Fallback>
+        <mc:Fallback xmlns:a="http://schemas.openxmlformats.org/drawingml/2006/main">
           <w:pict>
-            <v:rect w14:anchorId="43D9F100" id="Textfeld 2" o:spid="_x0000_s1054" style="position:absolute;margin-left:-150.6pt;margin-top:-174.8pt;width:251.25pt;height:19.5pt;rotation:-5898242fd;z-index:251658240;visibility:visible;mso-wrap-style:square;mso-width-percent:0;mso-height-percent:0;mso-wrap-distance-left:9pt;mso-wrap-distance-top:0;mso-wrap-distance-right:9pt;mso-wrap-distance-bottom:0;mso-position-horizontal:absolute;mso-position-horizontal-relative:text;mso-position-vertical:absolute;mso-position-vertical-relative:text;mso-width-percent:0;mso-height-percent:0;mso-width-relative:margin;mso-height-relative:margin;v-text-anchor:top" o:gfxdata="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" stroked="f">
-              <v:textbox>
+            <v:shape id="shape 4" o:spid="_x0000_s4" o:spt="1" type="#_x0000_t1" style="position:absolute;z-index:251658240;o:allowoverlap:true;o:allowincell:true;mso-position-horizontal-relative:text;margin-left:-150.6pt;mso-position-horizontal:absolute;mso-position-vertical-relative:text;margin-top:-174.8pt;mso-position-vertical:absolute;width:251.2pt;height:19.5pt;mso-wrap-distance-left:9.0pt;mso-wrap-distance-top:0.0pt;mso-wrap-distance-right:9.0pt;mso-wrap-distance-bottom:0.0pt;rotation:269;v-text-anchor:top;visibility:visible;" fillcolor="#FFFFFF" stroked="f" strokeweight="0.75pt">
+              <v:textbox inset="0,0,0,0">
                 <w:txbxContent>
                   <w:p>
                     <w:pPr>
@@ -9226,12 +9035,13 @@
                         <w:sz w:val="15"/>
                         <w:szCs w:val="15"/>
                       </w:rPr>
-                      <w:t>Eine Zusammenarbeit von Wissensfabrik Deutschland und OFFIS</w:t>
+                      <w:t xml:space="preserve">Eine Zusammenarbeit von Wissensfabrik Deutschland und OFFIS</w:t>
                     </w:r>
+                    <w:r/>
                   </w:p>
                 </w:txbxContent>
               </v:textbox>
-            </v:rect>
+            </v:shape>
           </w:pict>
         </mc:Fallback>
       </mc:AlternateContent>
@@ -9248,7 +9058,7 @@
 </file>
 
 <file path=word/header3.xml><?xml version="1.0" encoding="utf-8"?>
-<w:hdr xmlns:wpc="http://schemas.microsoft.com/office/word/2010/wordprocessingCanvas" xmlns:cx="http://schemas.microsoft.com/office/drawing/2014/chartex" xmlns:cx1="http://schemas.microsoft.com/office/drawing/2015/9/8/chartex" xmlns:cx2="http://schemas.microsoft.com/office/drawing/2015/10/21/chartex" xmlns:cx3="http://schemas.microsoft.com/office/drawing/2016/5/9/chartex" xmlns:cx4="http://schemas.microsoft.com/office/drawing/2016/5/10/chartex" xmlns:cx5="http://schemas.microsoft.com/office/drawing/2016/5/11/chartex" xmlns:cx6="http://schemas.microsoft.com/office/drawing/2016/5/12/chartex" xmlns:cx7="http://schemas.microsoft.com/office/drawing/2016/5/13/chartex" xmlns:cx8="http://schemas.microsoft.com/office/drawing/2016/5/14/chartex" xmlns:mc="http://schemas.openxmlformats.org/markup-compatibility/2006" xmlns:aink="http://schemas.microsoft.com/office/drawing/2016/ink" xmlns:am3d="http://schemas.microsoft.com/office/drawing/2017/model3d" xmlns:o="urn:schemas-microsoft-com:office:office" xmlns:oel="http://schemas.microsoft.com/office/2019/extlst" xmlns:r="http://schemas.openxmlformats.org/officeDocument/2006/relationships" xmlns:m="http://schemas.openxmlformats.org/officeDocument/2006/math" xmlns:v="urn:schemas-microsoft-com:vml" xmlns:wp14="http://schemas.microsoft.com/office/word/2010/wordprocessingDrawing" xmlns:wp="http://schemas.openxmlformats.org/drawingml/2006/wordprocessingDrawing" xmlns:w10="urn:schemas-microsoft-com:office:word" xmlns:w="http://schemas.openxmlformats.org/wordprocessingml/2006/main" xmlns:w14="http://schemas.microsoft.com/office/word/2010/wordml" xmlns:w15="http://schemas.microsoft.com/office/word/2012/wordml" xmlns:w16cex="http://schemas.microsoft.com/office/word/2018/wordml/cex" xmlns:w16cid="http://schemas.microsoft.com/office/word/2016/wordml/cid" xmlns:w16="http://schemas.microsoft.com/office/word/2018/wordml" xmlns:w16sdtdh="http://schemas.microsoft.com/office/word/2020/wordml/sdtdatahash" xmlns:w16se="http://schemas.microsoft.com/office/word/2015/wordml/symex" xmlns:wpg="http://schemas.microsoft.com/office/word/2010/wordprocessingGroup" xmlns:wpi="http://schemas.microsoft.com/office/word/2010/wordprocessingInk" xmlns:wne="http://schemas.microsoft.com/office/word/2006/wordml" xmlns:wps="http://schemas.microsoft.com/office/word/2010/wordprocessingShape" mc:Ignorable="w14 w15 w16se w16cid w16 w16cex w16sdtdh wp14">
+<w:hdr xmlns:wpc="http://schemas.microsoft.com/office/word/2010/wordprocessingCanvas" xmlns:cx="http://schemas.microsoft.com/office/drawing/2014/chartex" xmlns:cx1="http://schemas.microsoft.com/office/drawing/2015/9/8/chartex" xmlns:cx2="http://schemas.microsoft.com/office/drawing/2015/10/21/chartex" xmlns:cx3="http://schemas.microsoft.com/office/drawing/2016/5/9/chartex" xmlns:cx4="http://schemas.microsoft.com/office/drawing/2016/5/10/chartex" xmlns:cx5="http://schemas.microsoft.com/office/drawing/2016/5/11/chartex" xmlns:cx6="http://schemas.microsoft.com/office/drawing/2016/5/12/chartex" xmlns:cx7="http://schemas.microsoft.com/office/drawing/2016/5/13/chartex" xmlns:cx8="http://schemas.microsoft.com/office/drawing/2016/5/14/chartex" xmlns:mc="http://schemas.openxmlformats.org/markup-compatibility/2006" xmlns:aink="http://schemas.microsoft.com/office/drawing/2016/ink" xmlns:am3d="http://schemas.microsoft.com/office/drawing/2017/model3d" xmlns:o="urn:schemas-microsoft-com:office:office" xmlns:r="http://schemas.openxmlformats.org/officeDocument/2006/relationships" xmlns:m="http://schemas.openxmlformats.org/officeDocument/2006/math" xmlns:v="urn:schemas-microsoft-com:vml" xmlns:wp14="http://schemas.microsoft.com/office/word/2010/wordprocessingDrawing" xmlns:wp="http://schemas.openxmlformats.org/drawingml/2006/wordprocessingDrawing" xmlns:w10="urn:schemas-microsoft-com:office:word" xmlns:w="http://schemas.openxmlformats.org/wordprocessingml/2006/main" xmlns:w14="http://schemas.microsoft.com/office/word/2010/wordml" xmlns:w15="http://schemas.microsoft.com/office/word/2012/wordml" xmlns:w16cid="http://schemas.microsoft.com/office/word/2016/wordml/cid" xmlns:w16se="http://schemas.microsoft.com/office/word/2015/wordml/symex" xmlns:wpg="http://schemas.microsoft.com/office/word/2010/wordprocessingGroup" xmlns:wpi="http://schemas.microsoft.com/office/word/2010/wordprocessingInk" xmlns:wne="http://schemas.microsoft.com/office/word/2006/wordml" xmlns:wps="http://schemas.microsoft.com/office/word/2010/wordprocessingShape" mc:Ignorable="w14 w15 w16se w16cid wp14">
   <w:p>
     <w:pPr>
       <w:pStyle w:val="Kopfzeile"/>
@@ -9258,7 +9068,7 @@
 </file>
 
 <file path=word/header4.xml><?xml version="1.0" encoding="utf-8"?>
-<w:hdr xmlns:wpc="http://schemas.microsoft.com/office/word/2010/wordprocessingCanvas" xmlns:cx="http://schemas.microsoft.com/office/drawing/2014/chartex" xmlns:cx1="http://schemas.microsoft.com/office/drawing/2015/9/8/chartex" xmlns:cx2="http://schemas.microsoft.com/office/drawing/2015/10/21/chartex" xmlns:cx3="http://schemas.microsoft.com/office/drawing/2016/5/9/chartex" xmlns:cx4="http://schemas.microsoft.com/office/drawing/2016/5/10/chartex" xmlns:cx5="http://schemas.microsoft.com/office/drawing/2016/5/11/chartex" xmlns:cx6="http://schemas.microsoft.com/office/drawing/2016/5/12/chartex" xmlns:cx7="http://schemas.microsoft.com/office/drawing/2016/5/13/chartex" xmlns:cx8="http://schemas.microsoft.com/office/drawing/2016/5/14/chartex" xmlns:mc="http://schemas.openxmlformats.org/markup-compatibility/2006" xmlns:aink="http://schemas.microsoft.com/office/drawing/2016/ink" xmlns:am3d="http://schemas.microsoft.com/office/drawing/2017/model3d" xmlns:o="urn:schemas-microsoft-com:office:office" xmlns:oel="http://schemas.microsoft.com/office/2019/extlst" xmlns:r="http://schemas.openxmlformats.org/officeDocument/2006/relationships" xmlns:m="http://schemas.openxmlformats.org/officeDocument/2006/math" xmlns:v="urn:schemas-microsoft-com:vml" xmlns:wp14="http://schemas.microsoft.com/office/word/2010/wordprocessingDrawing" xmlns:wp="http://schemas.openxmlformats.org/drawingml/2006/wordprocessingDrawing" xmlns:w10="urn:schemas-microsoft-com:office:word" xmlns:w="http://schemas.openxmlformats.org/wordprocessingml/2006/main" xmlns:w14="http://schemas.microsoft.com/office/word/2010/wordml" xmlns:w15="http://schemas.microsoft.com/office/word/2012/wordml" xmlns:w16cex="http://schemas.microsoft.com/office/word/2018/wordml/cex" xmlns:w16cid="http://schemas.microsoft.com/office/word/2016/wordml/cid" xmlns:w16="http://schemas.microsoft.com/office/word/2018/wordml" xmlns:w16sdtdh="http://schemas.microsoft.com/office/word/2020/wordml/sdtdatahash" xmlns:w16se="http://schemas.microsoft.com/office/word/2015/wordml/symex" xmlns:wpg="http://schemas.microsoft.com/office/word/2010/wordprocessingGroup" xmlns:wpi="http://schemas.microsoft.com/office/word/2010/wordprocessingInk" xmlns:wne="http://schemas.microsoft.com/office/word/2006/wordml" xmlns:wps="http://schemas.microsoft.com/office/word/2010/wordprocessingShape" mc:Ignorable="w14 w15 w16se w16cid w16 w16cex w16sdtdh wp14">
+<w:hdr xmlns:wpc="http://schemas.microsoft.com/office/word/2010/wordprocessingCanvas" xmlns:cx="http://schemas.microsoft.com/office/drawing/2014/chartex" xmlns:cx1="http://schemas.microsoft.com/office/drawing/2015/9/8/chartex" xmlns:cx2="http://schemas.microsoft.com/office/drawing/2015/10/21/chartex" xmlns:cx3="http://schemas.microsoft.com/office/drawing/2016/5/9/chartex" xmlns:cx4="http://schemas.microsoft.com/office/drawing/2016/5/10/chartex" xmlns:cx5="http://schemas.microsoft.com/office/drawing/2016/5/11/chartex" xmlns:cx6="http://schemas.microsoft.com/office/drawing/2016/5/12/chartex" xmlns:cx7="http://schemas.microsoft.com/office/drawing/2016/5/13/chartex" xmlns:cx8="http://schemas.microsoft.com/office/drawing/2016/5/14/chartex" xmlns:mc="http://schemas.openxmlformats.org/markup-compatibility/2006" xmlns:aink="http://schemas.microsoft.com/office/drawing/2016/ink" xmlns:am3d="http://schemas.microsoft.com/office/drawing/2017/model3d" xmlns:o="urn:schemas-microsoft-com:office:office" xmlns:r="http://schemas.openxmlformats.org/officeDocument/2006/relationships" xmlns:m="http://schemas.openxmlformats.org/officeDocument/2006/math" xmlns:v="urn:schemas-microsoft-com:vml" xmlns:wp14="http://schemas.microsoft.com/office/word/2010/wordprocessingDrawing" xmlns:wp="http://schemas.openxmlformats.org/drawingml/2006/wordprocessingDrawing" xmlns:w10="urn:schemas-microsoft-com:office:word" xmlns:w="http://schemas.openxmlformats.org/wordprocessingml/2006/main" xmlns:w14="http://schemas.microsoft.com/office/word/2010/wordml" xmlns:w15="http://schemas.microsoft.com/office/word/2012/wordml" xmlns:w16cid="http://schemas.microsoft.com/office/word/2016/wordml/cid" xmlns:w16se="http://schemas.microsoft.com/office/word/2015/wordml/symex" xmlns:wpg="http://schemas.microsoft.com/office/word/2010/wordprocessingGroup" xmlns:wpi="http://schemas.microsoft.com/office/word/2010/wordprocessingInk" xmlns:wne="http://schemas.microsoft.com/office/word/2006/wordml" xmlns:wps="http://schemas.microsoft.com/office/word/2010/wordprocessingShape" mc:Ignorable="w14 w15 w16se w16cid wp14">
   <w:p>
     <w:pPr>
       <w:pStyle w:val="Kopfzeile"/>
@@ -9279,9 +9089,9 @@
         <w:sz w:val="32"/>
       </w:rPr>
       <mc:AlternateContent>
-        <mc:Choice Requires="wps">
+        <mc:Choice Requires="wpg">
           <w:drawing>
-            <wp:anchor distT="0" distB="0" distL="114300" distR="114300" simplePos="0" relativeHeight="251657216" behindDoc="1" locked="0" layoutInCell="1" allowOverlap="1" wp14:anchorId="7CCCD221" wp14:editId="58A62A6E">
+            <wp:anchor distT="0" distB="0" distL="114300" distR="114300" simplePos="0" relativeHeight="251657216" behindDoc="1" locked="0" layoutInCell="1" allowOverlap="1">
               <wp:simplePos x="0" y="0"/>
               <wp:positionH relativeFrom="column">
                 <wp:posOffset>2557145</wp:posOffset>
@@ -9292,7 +9102,7 @@
               <wp:extent cx="3060000" cy="340242"/>
               <wp:effectExtent l="0" t="0" r="1270" b="3175"/>
               <wp:wrapNone/>
-              <wp:docPr id="3" name="Rechteck 22"/>
+              <wp:docPr id="4" name="Rechteck 22"/>
               <wp:cNvGraphicFramePr/>
               <a:graphic xmlns:a="http://schemas.openxmlformats.org/drawingml/2006/main">
                 <a:graphicData uri="http://schemas.microsoft.com/office/word/2010/wordprocessingShape">
@@ -9341,31 +9151,7 @@
                               <w:color w:val="FFFFFF" w:themeColor="background1"/>
                               <w:sz w:val="32"/>
                             </w:rPr>
-                            <w:t>Zusatzmaterial KI</w:t>
-                          </w:r>
-                          <w:r>
-                            <w:rPr>
-                              <w:b/>
-                              <w:color w:val="FFFFFF" w:themeColor="background1"/>
-                              <w:sz w:val="32"/>
-                            </w:rPr>
-                            <w:t>-B</w:t>
-                          </w:r>
-                          <w:r>
-                            <w:rPr>
-                              <w:b/>
-                              <w:color w:val="FFFFFF" w:themeColor="background1"/>
-                              <w:sz w:val="32"/>
-                            </w:rPr>
-                            <w:t>1.</w:t>
-                          </w:r>
-                          <w:r>
-                            <w:rPr>
-                              <w:b/>
-                              <w:color w:val="FFFFFF" w:themeColor="background1"/>
-                              <w:sz w:val="32"/>
-                            </w:rPr>
-                            <w:t>3.1</w:t>
+                            <w:t>Zusatzmaterial KI-B1.3.1</w:t>
                           </w:r>
                         </w:p>
                         <w:p>
@@ -9393,10 +9179,11 @@
             </wp:anchor>
           </w:drawing>
         </mc:Choice>
-        <mc:Fallback>
+        <mc:Fallback xmlns:a="http://schemas.openxmlformats.org/drawingml/2006/main">
           <w:pict>
-            <v:rect w14:anchorId="7CCCD221" id="_x0000_s1055" style="position:absolute;margin-left:201.35pt;margin-top:.5pt;width:240.95pt;height:26.8pt;z-index:-251659264;visibility:visible;mso-wrap-style:square;mso-width-percent:0;mso-height-percent:0;mso-wrap-distance-left:9pt;mso-wrap-distance-top:0;mso-wrap-distance-right:9pt;mso-wrap-distance-bottom:0;mso-position-horizontal:absolute;mso-position-horizontal-relative:text;mso-position-vertical:absolute;mso-position-vertical-relative:text;mso-width-percent:0;mso-height-percent:0;mso-width-relative:margin;mso-height-relative:margin;v-text-anchor:middle" o:gfxdata="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" fillcolor="#2f5597" stroked="f" strokeweight="1pt">
-              <v:textbox>
+            <v:shape id="shape 5" o:spid="_x0000_s5" o:spt="1" type="#_x0000_t1" style="position:absolute;z-index:-251657216;o:allowoverlap:true;o:allowincell:true;mso-position-horizontal-relative:text;margin-left:201.3pt;mso-position-horizontal:absolute;mso-position-vertical-relative:text;margin-top:0.5pt;mso-position-vertical:absolute;width:240.9pt;height:26.8pt;mso-wrap-distance-left:9.0pt;mso-wrap-distance-top:0.0pt;mso-wrap-distance-right:9.0pt;mso-wrap-distance-bottom:0.0pt;v-text-anchor:middle;visibility:visible;" fillcolor="#2F5597" stroked="f" strokeweight="1.00pt">
+              <v:stroke dashstyle="solid"/>
+              <v:textbox inset="0,0,0,0">
                 <w:txbxContent>
                   <w:p>
                     <w:pPr>
@@ -9405,44 +9192,47 @@
                     <w:r>
                       <w:rPr>
                         <w:b/>
-                        <w:color w:val="FFFFFF" w:themeColor="background1"/>
+                        <w:color w:val="ffffff" w:themeColor="background1"/>
                         <w:sz w:val="32"/>
                       </w:rPr>
-                      <w:t>Zusatzmaterial KI</w:t>
+                      <w:t xml:space="preserve">Zusatzmaterial KI</w:t>
                     </w:r>
                     <w:r>
                       <w:rPr>
                         <w:b/>
-                        <w:color w:val="FFFFFF" w:themeColor="background1"/>
+                        <w:color w:val="ffffff" w:themeColor="background1"/>
                         <w:sz w:val="32"/>
                       </w:rPr>
-                      <w:t>-B</w:t>
+                      <w:t xml:space="preserve">-B</w:t>
                     </w:r>
                     <w:r>
                       <w:rPr>
                         <w:b/>
-                        <w:color w:val="FFFFFF" w:themeColor="background1"/>
+                        <w:color w:val="ffffff" w:themeColor="background1"/>
                         <w:sz w:val="32"/>
                       </w:rPr>
-                      <w:t>1.</w:t>
+                      <w:t xml:space="preserve">1.</w:t>
                     </w:r>
                     <w:r>
                       <w:rPr>
                         <w:b/>
-                        <w:color w:val="FFFFFF" w:themeColor="background1"/>
+                        <w:color w:val="ffffff" w:themeColor="background1"/>
                         <w:sz w:val="32"/>
                       </w:rPr>
-                      <w:t>3.1</w:t>
+                      <w:t xml:space="preserve">3.1</w:t>
                     </w:r>
+                    <w:r/>
                   </w:p>
                   <w:p>
                     <w:pPr>
                       <w:jc w:val="center"/>
                     </w:pPr>
+                    <w:r/>
+                    <w:r/>
                   </w:p>
                 </w:txbxContent>
               </v:textbox>
-            </v:rect>
+            </v:shape>
           </w:pict>
         </mc:Fallback>
       </mc:AlternateContent>
@@ -9454,9 +9244,9 @@
         <w:sz w:val="32"/>
       </w:rPr>
       <mc:AlternateContent>
-        <mc:Choice Requires="wps">
+        <mc:Choice Requires="wpg">
           <w:drawing>
-            <wp:anchor distT="0" distB="0" distL="114300" distR="114300" simplePos="0" relativeHeight="251659264" behindDoc="0" locked="0" layoutInCell="1" allowOverlap="1" wp14:anchorId="79B6B445" wp14:editId="712EB3FF">
+            <wp:anchor distT="0" distB="0" distL="114300" distR="114300" simplePos="0" relativeHeight="251659264" behindDoc="0" locked="0" layoutInCell="1" allowOverlap="1">
               <wp:simplePos x="0" y="0"/>
               <wp:positionH relativeFrom="column">
                 <wp:posOffset>-1912620</wp:posOffset>
@@ -9467,7 +9257,7 @@
               <wp:extent cx="3190875" cy="247650"/>
               <wp:effectExtent l="4763" t="0" r="0" b="0"/>
               <wp:wrapNone/>
-              <wp:docPr id="4" name="Textfeld 2"/>
+              <wp:docPr id="5" name="Textfeld 2"/>
               <wp:cNvGraphicFramePr/>
               <a:graphic xmlns:a="http://schemas.openxmlformats.org/drawingml/2006/main">
                 <a:graphicData uri="http://schemas.microsoft.com/office/word/2010/wordprocessingShape">
@@ -9525,10 +9315,10 @@
             </wp:anchor>
           </w:drawing>
         </mc:Choice>
-        <mc:Fallback>
+        <mc:Fallback xmlns:a="http://schemas.openxmlformats.org/drawingml/2006/main">
           <w:pict>
-            <v:rect w14:anchorId="79B6B445" id="_x0000_s1056" style="position:absolute;margin-left:-150.6pt;margin-top:-174.8pt;width:251.25pt;height:19.5pt;rotation:-5898242fd;z-index:251659264;visibility:visible;mso-wrap-style:square;mso-width-percent:0;mso-height-percent:0;mso-wrap-distance-left:9pt;mso-wrap-distance-top:0;mso-wrap-distance-right:9pt;mso-wrap-distance-bottom:0;mso-position-horizontal:absolute;mso-position-horizontal-relative:text;mso-position-vertical:absolute;mso-position-vertical-relative:text;mso-width-percent:0;mso-height-percent:0;mso-width-relative:margin;mso-height-relative:margin;v-text-anchor:top" o:gfxdata="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" stroked="f">
-              <v:textbox>
+            <v:shape id="shape 6" o:spid="_x0000_s6" o:spt="1" type="#_x0000_t1" style="position:absolute;z-index:251659264;o:allowoverlap:true;o:allowincell:true;mso-position-horizontal-relative:text;margin-left:-150.6pt;mso-position-horizontal:absolute;mso-position-vertical-relative:text;margin-top:-174.8pt;mso-position-vertical:absolute;width:251.2pt;height:19.5pt;mso-wrap-distance-left:9.0pt;mso-wrap-distance-top:0.0pt;mso-wrap-distance-right:9.0pt;mso-wrap-distance-bottom:0.0pt;rotation:269;v-text-anchor:top;visibility:visible;" fillcolor="#FFFFFF" stroked="f" strokeweight="0.75pt">
+              <v:textbox inset="0,0,0,0">
                 <w:txbxContent>
                   <w:p>
                     <w:pPr>
@@ -9542,12 +9332,13 @@
                         <w:sz w:val="15"/>
                         <w:szCs w:val="15"/>
                       </w:rPr>
-                      <w:t>Eine Zusammenarbeit von Wissensfabrik Deutschland und OFFIS</w:t>
+                      <w:t xml:space="preserve">Eine Zusammenarbeit von Wissensfabrik Deutschland und OFFIS</w:t>
                     </w:r>
+                    <w:r/>
                   </w:p>
                 </w:txbxContent>
               </v:textbox>
-            </v:rect>
+            </v:shape>
           </w:pict>
         </mc:Fallback>
       </mc:AlternateContent>
@@ -9564,12 +9355,12 @@
 </file>
 
 <file path=word/numbering.xml><?xml version="1.0" encoding="utf-8"?>
-<w:numbering xmlns:wpc="http://schemas.microsoft.com/office/word/2010/wordprocessingCanvas" xmlns:cx="http://schemas.microsoft.com/office/drawing/2014/chartex" xmlns:cx1="http://schemas.microsoft.com/office/drawing/2015/9/8/chartex" xmlns:cx2="http://schemas.microsoft.com/office/drawing/2015/10/21/chartex" xmlns:cx3="http://schemas.microsoft.com/office/drawing/2016/5/9/chartex" xmlns:cx4="http://schemas.microsoft.com/office/drawing/2016/5/10/chartex" xmlns:cx5="http://schemas.microsoft.com/office/drawing/2016/5/11/chartex" xmlns:cx6="http://schemas.microsoft.com/office/drawing/2016/5/12/chartex" xmlns:cx7="http://schemas.microsoft.com/office/drawing/2016/5/13/chartex" xmlns:cx8="http://schemas.microsoft.com/office/drawing/2016/5/14/chartex" xmlns:mc="http://schemas.openxmlformats.org/markup-compatibility/2006" xmlns:aink="http://schemas.microsoft.com/office/drawing/2016/ink" xmlns:am3d="http://schemas.microsoft.com/office/drawing/2017/model3d" xmlns:o="urn:schemas-microsoft-com:office:office" xmlns:oel="http://schemas.microsoft.com/office/2019/extlst" xmlns:r="http://schemas.openxmlformats.org/officeDocument/2006/relationships" xmlns:m="http://schemas.openxmlformats.org/officeDocument/2006/math" xmlns:v="urn:schemas-microsoft-com:vml" xmlns:wp14="http://schemas.microsoft.com/office/word/2010/wordprocessingDrawing" xmlns:wp="http://schemas.openxmlformats.org/drawingml/2006/wordprocessingDrawing" xmlns:w10="urn:schemas-microsoft-com:office:word" xmlns:w="http://schemas.openxmlformats.org/wordprocessingml/2006/main" xmlns:w14="http://schemas.microsoft.com/office/word/2010/wordml" xmlns:w15="http://schemas.microsoft.com/office/word/2012/wordml" xmlns:w16cex="http://schemas.microsoft.com/office/word/2018/wordml/cex" xmlns:w16cid="http://schemas.microsoft.com/office/word/2016/wordml/cid" xmlns:w16="http://schemas.microsoft.com/office/word/2018/wordml" xmlns:w16sdtdh="http://schemas.microsoft.com/office/word/2020/wordml/sdtdatahash" xmlns:w16se="http://schemas.microsoft.com/office/word/2015/wordml/symex" xmlns:wpg="http://schemas.microsoft.com/office/word/2010/wordprocessingGroup" xmlns:wpi="http://schemas.microsoft.com/office/word/2010/wordprocessingInk" xmlns:wne="http://schemas.microsoft.com/office/word/2006/wordml" xmlns:wps="http://schemas.microsoft.com/office/word/2010/wordprocessingShape" mc:Ignorable="w14 w15 w16se w16cid w16 w16cex w16sdtdh wp14">
+<w:numbering xmlns:wpc="http://schemas.microsoft.com/office/word/2010/wordprocessingCanvas" xmlns:cx="http://schemas.microsoft.com/office/drawing/2014/chartex" xmlns:cx1="http://schemas.microsoft.com/office/drawing/2015/9/8/chartex" xmlns:cx2="http://schemas.microsoft.com/office/drawing/2015/10/21/chartex" xmlns:cx3="http://schemas.microsoft.com/office/drawing/2016/5/9/chartex" xmlns:cx4="http://schemas.microsoft.com/office/drawing/2016/5/10/chartex" xmlns:cx5="http://schemas.microsoft.com/office/drawing/2016/5/11/chartex" xmlns:cx6="http://schemas.microsoft.com/office/drawing/2016/5/12/chartex" xmlns:cx7="http://schemas.microsoft.com/office/drawing/2016/5/13/chartex" xmlns:cx8="http://schemas.microsoft.com/office/drawing/2016/5/14/chartex" xmlns:mc="http://schemas.openxmlformats.org/markup-compatibility/2006" xmlns:aink="http://schemas.microsoft.com/office/drawing/2016/ink" xmlns:am3d="http://schemas.microsoft.com/office/drawing/2017/model3d" xmlns:o="urn:schemas-microsoft-com:office:office" xmlns:r="http://schemas.openxmlformats.org/officeDocument/2006/relationships" xmlns:m="http://schemas.openxmlformats.org/officeDocument/2006/math" xmlns:v="urn:schemas-microsoft-com:vml" xmlns:wp14="http://schemas.microsoft.com/office/word/2010/wordprocessingDrawing" xmlns:wp="http://schemas.openxmlformats.org/drawingml/2006/wordprocessingDrawing" xmlns:w10="urn:schemas-microsoft-com:office:word" xmlns:w="http://schemas.openxmlformats.org/wordprocessingml/2006/main" xmlns:w14="http://schemas.microsoft.com/office/word/2010/wordml" xmlns:w15="http://schemas.microsoft.com/office/word/2012/wordml" xmlns:w16cid="http://schemas.microsoft.com/office/word/2016/wordml/cid" xmlns:w16se="http://schemas.microsoft.com/office/word/2015/wordml/symex" xmlns:wpg="http://schemas.microsoft.com/office/word/2010/wordprocessingGroup" xmlns:wpi="http://schemas.microsoft.com/office/word/2010/wordprocessingInk" xmlns:wne="http://schemas.microsoft.com/office/word/2006/wordml" xmlns:wps="http://schemas.microsoft.com/office/word/2010/wordprocessingShape" mc:Ignorable="w14 w15 w16se w16cid wp14">
   <w:abstractNum w:abstractNumId="0" w15:restartNumberingAfterBreak="0">
-    <w:nsid w:val="00E90DBC"/>
+    <w:nsid w:val="03FA2DD6"/>
     <w:multiLevelType w:val="hybridMultilevel"/>
-    <w:tmpl w:val="4E6ABC8E"/>
-    <w:lvl w:ilvl="0" w:tplc="42BCA50C">
+    <w:tmpl w:val="44F86732"/>
+    <w:lvl w:ilvl="0" w:tplc="40A460F6">
       <w:start w:val="1"/>
       <w:numFmt w:val="bullet"/>
       <w:lvlText w:val="·"/>
@@ -9578,10 +9369,10 @@
         <w:ind w:left="720" w:hanging="360"/>
       </w:pPr>
       <w:rPr>
-        <w:rFonts w:ascii="Symbol" w:eastAsia="Symbol" w:hAnsi="Symbol" w:cs="Symbol" w:hint="default"/>
+        <w:rFonts w:ascii="Symbol" w:eastAsia="Symbol" w:hAnsi="Symbol" w:cs="Symbol"/>
       </w:rPr>
     </w:lvl>
-    <w:lvl w:ilvl="1" w:tplc="476C6F22">
+    <w:lvl w:ilvl="1" w:tplc="45BCBBB4">
       <w:start w:val="1"/>
       <w:numFmt w:val="bullet"/>
       <w:lvlText w:val="o"/>
@@ -9590,10 +9381,10 @@
         <w:ind w:left="1440" w:hanging="360"/>
       </w:pPr>
       <w:rPr>
-        <w:rFonts w:ascii="Courier New" w:eastAsia="Courier New" w:hAnsi="Courier New" w:cs="Courier New" w:hint="default"/>
+        <w:rFonts w:ascii="Courier New" w:eastAsia="Courier New" w:hAnsi="Courier New" w:cs="Courier New"/>
       </w:rPr>
     </w:lvl>
-    <w:lvl w:ilvl="2" w:tplc="FBDAA25A">
+    <w:lvl w:ilvl="2" w:tplc="620CD67E">
       <w:start w:val="1"/>
       <w:numFmt w:val="bullet"/>
       <w:lvlText w:val="§"/>
@@ -9602,10 +9393,10 @@
         <w:ind w:left="2160" w:hanging="360"/>
       </w:pPr>
       <w:rPr>
-        <w:rFonts w:ascii="Wingdings" w:eastAsia="Wingdings" w:hAnsi="Wingdings" w:cs="Wingdings" w:hint="default"/>
+        <w:rFonts w:ascii="Wingdings" w:eastAsia="Wingdings" w:hAnsi="Wingdings" w:cs="Wingdings"/>
       </w:rPr>
     </w:lvl>
-    <w:lvl w:ilvl="3" w:tplc="CCE29506">
+    <w:lvl w:ilvl="3" w:tplc="22A8F23E">
       <w:start w:val="1"/>
       <w:numFmt w:val="bullet"/>
       <w:lvlText w:val="·"/>
@@ -9614,10 +9405,10 @@
         <w:ind w:left="2880" w:hanging="360"/>
       </w:pPr>
       <w:rPr>
-        <w:rFonts w:ascii="Symbol" w:eastAsia="Symbol" w:hAnsi="Symbol" w:cs="Symbol" w:hint="default"/>
+        <w:rFonts w:ascii="Symbol" w:eastAsia="Symbol" w:hAnsi="Symbol" w:cs="Symbol"/>
       </w:rPr>
     </w:lvl>
-    <w:lvl w:ilvl="4" w:tplc="B0C045AA">
+    <w:lvl w:ilvl="4" w:tplc="DAC0B5F6">
       <w:start w:val="1"/>
       <w:numFmt w:val="bullet"/>
       <w:lvlText w:val="o"/>
@@ -9626,10 +9417,10 @@
         <w:ind w:left="3600" w:hanging="360"/>
       </w:pPr>
       <w:rPr>
-        <w:rFonts w:ascii="Courier New" w:eastAsia="Courier New" w:hAnsi="Courier New" w:cs="Courier New" w:hint="default"/>
+        <w:rFonts w:ascii="Courier New" w:eastAsia="Courier New" w:hAnsi="Courier New" w:cs="Courier New"/>
       </w:rPr>
     </w:lvl>
-    <w:lvl w:ilvl="5" w:tplc="F150282A">
+    <w:lvl w:ilvl="5" w:tplc="564050A4">
       <w:start w:val="1"/>
       <w:numFmt w:val="bullet"/>
       <w:lvlText w:val="§"/>
@@ -9638,10 +9429,10 @@
         <w:ind w:left="4320" w:hanging="360"/>
       </w:pPr>
       <w:rPr>
-        <w:rFonts w:ascii="Wingdings" w:eastAsia="Wingdings" w:hAnsi="Wingdings" w:cs="Wingdings" w:hint="default"/>
+        <w:rFonts w:ascii="Wingdings" w:eastAsia="Wingdings" w:hAnsi="Wingdings" w:cs="Wingdings"/>
       </w:rPr>
     </w:lvl>
-    <w:lvl w:ilvl="6" w:tplc="3B406F7A">
+    <w:lvl w:ilvl="6" w:tplc="18946650">
       <w:start w:val="1"/>
       <w:numFmt w:val="bullet"/>
       <w:lvlText w:val="·"/>
@@ -9650,10 +9441,10 @@
         <w:ind w:left="5040" w:hanging="360"/>
       </w:pPr>
       <w:rPr>
-        <w:rFonts w:ascii="Symbol" w:eastAsia="Symbol" w:hAnsi="Symbol" w:cs="Symbol" w:hint="default"/>
+        <w:rFonts w:ascii="Symbol" w:eastAsia="Symbol" w:hAnsi="Symbol" w:cs="Symbol"/>
       </w:rPr>
     </w:lvl>
-    <w:lvl w:ilvl="7" w:tplc="0B78587C">
+    <w:lvl w:ilvl="7" w:tplc="76DAFA6A">
       <w:start w:val="1"/>
       <w:numFmt w:val="bullet"/>
       <w:lvlText w:val="o"/>
@@ -9662,10 +9453,10 @@
         <w:ind w:left="5760" w:hanging="360"/>
       </w:pPr>
       <w:rPr>
-        <w:rFonts w:ascii="Courier New" w:eastAsia="Courier New" w:hAnsi="Courier New" w:cs="Courier New" w:hint="default"/>
+        <w:rFonts w:ascii="Courier New" w:eastAsia="Courier New" w:hAnsi="Courier New" w:cs="Courier New"/>
       </w:rPr>
     </w:lvl>
-    <w:lvl w:ilvl="8" w:tplc="0240B366">
+    <w:lvl w:ilvl="8" w:tplc="7054D2C6">
       <w:start w:val="1"/>
       <w:numFmt w:val="bullet"/>
       <w:lvlText w:val="§"/>
@@ -9674,15 +9465,15 @@
         <w:ind w:left="6480" w:hanging="360"/>
       </w:pPr>
       <w:rPr>
-        <w:rFonts w:ascii="Wingdings" w:eastAsia="Wingdings" w:hAnsi="Wingdings" w:cs="Wingdings" w:hint="default"/>
+        <w:rFonts w:ascii="Wingdings" w:eastAsia="Wingdings" w:hAnsi="Wingdings" w:cs="Wingdings"/>
       </w:rPr>
     </w:lvl>
   </w:abstractNum>
   <w:abstractNum w:abstractNumId="1" w15:restartNumberingAfterBreak="0">
-    <w:nsid w:val="040321AF"/>
+    <w:nsid w:val="04196663"/>
     <w:multiLevelType w:val="hybridMultilevel"/>
-    <w:tmpl w:val="F33AA346"/>
-    <w:lvl w:ilvl="0" w:tplc="47B41CDE">
+    <w:tmpl w:val="3B9A111A"/>
+    <w:lvl w:ilvl="0" w:tplc="86E8ECCA">
       <w:start w:val="1"/>
       <w:numFmt w:val="bullet"/>
       <w:lvlText w:val="·"/>
@@ -9691,10 +9482,10 @@
         <w:ind w:left="720" w:hanging="360"/>
       </w:pPr>
       <w:rPr>
-        <w:rFonts w:ascii="Symbol" w:eastAsia="Symbol" w:hAnsi="Symbol" w:cs="Symbol"/>
+        <w:rFonts w:ascii="Symbol" w:eastAsia="Symbol" w:hAnsi="Symbol" w:cs="Symbol" w:hint="default"/>
       </w:rPr>
     </w:lvl>
-    <w:lvl w:ilvl="1" w:tplc="D6426160">
+    <w:lvl w:ilvl="1" w:tplc="B85059C8">
       <w:start w:val="1"/>
       <w:numFmt w:val="bullet"/>
       <w:lvlText w:val="o"/>
@@ -9703,10 +9494,10 @@
         <w:ind w:left="1440" w:hanging="360"/>
       </w:pPr>
       <w:rPr>
-        <w:rFonts w:ascii="Courier New" w:eastAsia="Courier New" w:hAnsi="Courier New" w:cs="Courier New"/>
+        <w:rFonts w:ascii="Courier New" w:eastAsia="Courier New" w:hAnsi="Courier New" w:cs="Courier New" w:hint="default"/>
       </w:rPr>
     </w:lvl>
-    <w:lvl w:ilvl="2" w:tplc="FC143398">
+    <w:lvl w:ilvl="2" w:tplc="A4E2EF4C">
       <w:start w:val="1"/>
       <w:numFmt w:val="bullet"/>
       <w:lvlText w:val="§"/>
@@ -9715,10 +9506,10 @@
         <w:ind w:left="2160" w:hanging="360"/>
       </w:pPr>
       <w:rPr>
-        <w:rFonts w:ascii="Wingdings" w:eastAsia="Wingdings" w:hAnsi="Wingdings" w:cs="Wingdings"/>
+        <w:rFonts w:ascii="Wingdings" w:eastAsia="Wingdings" w:hAnsi="Wingdings" w:cs="Wingdings" w:hint="default"/>
       </w:rPr>
     </w:lvl>
-    <w:lvl w:ilvl="3" w:tplc="C69AA8CE">
+    <w:lvl w:ilvl="3" w:tplc="C6567D6C">
       <w:start w:val="1"/>
       <w:numFmt w:val="bullet"/>
       <w:lvlText w:val="·"/>
@@ -9727,10 +9518,10 @@
         <w:ind w:left="2880" w:hanging="360"/>
       </w:pPr>
       <w:rPr>
-        <w:rFonts w:ascii="Symbol" w:eastAsia="Symbol" w:hAnsi="Symbol" w:cs="Symbol"/>
+        <w:rFonts w:ascii="Symbol" w:eastAsia="Symbol" w:hAnsi="Symbol" w:cs="Symbol" w:hint="default"/>
       </w:rPr>
     </w:lvl>
-    <w:lvl w:ilvl="4" w:tplc="5518E44C">
+    <w:lvl w:ilvl="4" w:tplc="3EA46DD8">
       <w:start w:val="1"/>
       <w:numFmt w:val="bullet"/>
       <w:lvlText w:val="o"/>
@@ -9739,10 +9530,10 @@
         <w:ind w:left="3600" w:hanging="360"/>
       </w:pPr>
       <w:rPr>
-        <w:rFonts w:ascii="Courier New" w:eastAsia="Courier New" w:hAnsi="Courier New" w:cs="Courier New"/>
+        <w:rFonts w:ascii="Courier New" w:eastAsia="Courier New" w:hAnsi="Courier New" w:cs="Courier New" w:hint="default"/>
       </w:rPr>
     </w:lvl>
-    <w:lvl w:ilvl="5" w:tplc="F244C384">
+    <w:lvl w:ilvl="5" w:tplc="972CEF9C">
       <w:start w:val="1"/>
       <w:numFmt w:val="bullet"/>
       <w:lvlText w:val="§"/>
@@ -9751,10 +9542,10 @@
         <w:ind w:left="4320" w:hanging="360"/>
       </w:pPr>
       <w:rPr>
-        <w:rFonts w:ascii="Wingdings" w:eastAsia="Wingdings" w:hAnsi="Wingdings" w:cs="Wingdings"/>
+        <w:rFonts w:ascii="Wingdings" w:eastAsia="Wingdings" w:hAnsi="Wingdings" w:cs="Wingdings" w:hint="default"/>
       </w:rPr>
     </w:lvl>
-    <w:lvl w:ilvl="6" w:tplc="4D80B316">
+    <w:lvl w:ilvl="6" w:tplc="BFE43FE4">
       <w:start w:val="1"/>
       <w:numFmt w:val="bullet"/>
       <w:lvlText w:val="·"/>
@@ -9763,10 +9554,10 @@
         <w:ind w:left="5040" w:hanging="360"/>
       </w:pPr>
       <w:rPr>
-        <w:rFonts w:ascii="Symbol" w:eastAsia="Symbol" w:hAnsi="Symbol" w:cs="Symbol"/>
+        <w:rFonts w:ascii="Symbol" w:eastAsia="Symbol" w:hAnsi="Symbol" w:cs="Symbol" w:hint="default"/>
       </w:rPr>
     </w:lvl>
-    <w:lvl w:ilvl="7" w:tplc="FDB22D82">
+    <w:lvl w:ilvl="7" w:tplc="5B36940E">
       <w:start w:val="1"/>
       <w:numFmt w:val="bullet"/>
       <w:lvlText w:val="o"/>
@@ -9775,10 +9566,10 @@
         <w:ind w:left="5760" w:hanging="360"/>
       </w:pPr>
       <w:rPr>
-        <w:rFonts w:ascii="Courier New" w:eastAsia="Courier New" w:hAnsi="Courier New" w:cs="Courier New"/>
+        <w:rFonts w:ascii="Courier New" w:eastAsia="Courier New" w:hAnsi="Courier New" w:cs="Courier New" w:hint="default"/>
       </w:rPr>
     </w:lvl>
-    <w:lvl w:ilvl="8" w:tplc="18721626">
+    <w:lvl w:ilvl="8" w:tplc="88525B32">
       <w:start w:val="1"/>
       <w:numFmt w:val="bullet"/>
       <w:lvlText w:val="§"/>
@@ -9787,28 +9578,27 @@
         <w:ind w:left="6480" w:hanging="360"/>
       </w:pPr>
       <w:rPr>
-        <w:rFonts w:ascii="Wingdings" w:eastAsia="Wingdings" w:hAnsi="Wingdings" w:cs="Wingdings"/>
+        <w:rFonts w:ascii="Wingdings" w:eastAsia="Wingdings" w:hAnsi="Wingdings" w:cs="Wingdings" w:hint="default"/>
       </w:rPr>
     </w:lvl>
   </w:abstractNum>
   <w:abstractNum w:abstractNumId="2" w15:restartNumberingAfterBreak="0">
-    <w:nsid w:val="040A3147"/>
+    <w:nsid w:val="050F3E9F"/>
     <w:multiLevelType w:val="hybridMultilevel"/>
-    <w:tmpl w:val="6B66AFDE"/>
-    <w:lvl w:ilvl="0" w:tplc="62E4489A">
+    <w:tmpl w:val="5BC4EB1E"/>
+    <w:lvl w:ilvl="0" w:tplc="5F0CC8D0">
       <w:start w:val="1"/>
       <w:numFmt w:val="bullet"/>
-      <w:pStyle w:val="WF-Listenabsatz-1-facherZeilenabstand"/>
-      <w:lvlText w:val=""/>
+      <w:lvlText w:val="·"/>
       <w:lvlJc w:val="left"/>
       <w:pPr>
         <w:ind w:left="720" w:hanging="360"/>
       </w:pPr>
       <w:rPr>
-        <w:rFonts w:ascii="Symbol" w:hAnsi="Symbol" w:hint="default"/>
+        <w:rFonts w:ascii="Symbol" w:eastAsia="Symbol" w:hAnsi="Symbol" w:cs="Symbol" w:hint="default"/>
       </w:rPr>
     </w:lvl>
-    <w:lvl w:ilvl="1" w:tplc="C5F014FE">
+    <w:lvl w:ilvl="1" w:tplc="8B14F918">
       <w:start w:val="1"/>
       <w:numFmt w:val="bullet"/>
       <w:lvlText w:val="o"/>
@@ -9817,10 +9607,1253 @@
         <w:ind w:left="1440" w:hanging="360"/>
       </w:pPr>
       <w:rPr>
+        <w:rFonts w:ascii="Courier New" w:eastAsia="Courier New" w:hAnsi="Courier New" w:cs="Courier New" w:hint="default"/>
+      </w:rPr>
+    </w:lvl>
+    <w:lvl w:ilvl="2" w:tplc="BCFA49FA">
+      <w:start w:val="1"/>
+      <w:numFmt w:val="bullet"/>
+      <w:lvlText w:val="§"/>
+      <w:lvlJc w:val="left"/>
+      <w:pPr>
+        <w:ind w:left="2160" w:hanging="360"/>
+      </w:pPr>
+      <w:rPr>
+        <w:rFonts w:ascii="Wingdings" w:eastAsia="Wingdings" w:hAnsi="Wingdings" w:cs="Wingdings" w:hint="default"/>
+      </w:rPr>
+    </w:lvl>
+    <w:lvl w:ilvl="3" w:tplc="52D66BAC">
+      <w:start w:val="1"/>
+      <w:numFmt w:val="bullet"/>
+      <w:lvlText w:val="·"/>
+      <w:lvlJc w:val="left"/>
+      <w:pPr>
+        <w:ind w:left="2880" w:hanging="360"/>
+      </w:pPr>
+      <w:rPr>
+        <w:rFonts w:ascii="Symbol" w:eastAsia="Symbol" w:hAnsi="Symbol" w:cs="Symbol" w:hint="default"/>
+      </w:rPr>
+    </w:lvl>
+    <w:lvl w:ilvl="4" w:tplc="2FE24B70">
+      <w:start w:val="1"/>
+      <w:numFmt w:val="bullet"/>
+      <w:lvlText w:val="o"/>
+      <w:lvlJc w:val="left"/>
+      <w:pPr>
+        <w:ind w:left="3600" w:hanging="360"/>
+      </w:pPr>
+      <w:rPr>
+        <w:rFonts w:ascii="Courier New" w:eastAsia="Courier New" w:hAnsi="Courier New" w:cs="Courier New" w:hint="default"/>
+      </w:rPr>
+    </w:lvl>
+    <w:lvl w:ilvl="5" w:tplc="988E2174">
+      <w:start w:val="1"/>
+      <w:numFmt w:val="bullet"/>
+      <w:lvlText w:val="§"/>
+      <w:lvlJc w:val="left"/>
+      <w:pPr>
+        <w:ind w:left="4320" w:hanging="360"/>
+      </w:pPr>
+      <w:rPr>
+        <w:rFonts w:ascii="Wingdings" w:eastAsia="Wingdings" w:hAnsi="Wingdings" w:cs="Wingdings" w:hint="default"/>
+      </w:rPr>
+    </w:lvl>
+    <w:lvl w:ilvl="6" w:tplc="A494758E">
+      <w:start w:val="1"/>
+      <w:numFmt w:val="bullet"/>
+      <w:lvlText w:val="·"/>
+      <w:lvlJc w:val="left"/>
+      <w:pPr>
+        <w:ind w:left="5040" w:hanging="360"/>
+      </w:pPr>
+      <w:rPr>
+        <w:rFonts w:ascii="Symbol" w:eastAsia="Symbol" w:hAnsi="Symbol" w:cs="Symbol" w:hint="default"/>
+      </w:rPr>
+    </w:lvl>
+    <w:lvl w:ilvl="7" w:tplc="4DD41C00">
+      <w:start w:val="1"/>
+      <w:numFmt w:val="bullet"/>
+      <w:lvlText w:val="o"/>
+      <w:lvlJc w:val="left"/>
+      <w:pPr>
+        <w:ind w:left="5760" w:hanging="360"/>
+      </w:pPr>
+      <w:rPr>
+        <w:rFonts w:ascii="Courier New" w:eastAsia="Courier New" w:hAnsi="Courier New" w:cs="Courier New" w:hint="default"/>
+      </w:rPr>
+    </w:lvl>
+    <w:lvl w:ilvl="8" w:tplc="89143632">
+      <w:start w:val="1"/>
+      <w:numFmt w:val="bullet"/>
+      <w:lvlText w:val="§"/>
+      <w:lvlJc w:val="left"/>
+      <w:pPr>
+        <w:ind w:left="6480" w:hanging="360"/>
+      </w:pPr>
+      <w:rPr>
+        <w:rFonts w:ascii="Wingdings" w:eastAsia="Wingdings" w:hAnsi="Wingdings" w:cs="Wingdings" w:hint="default"/>
+      </w:rPr>
+    </w:lvl>
+  </w:abstractNum>
+  <w:abstractNum w:abstractNumId="3" w15:restartNumberingAfterBreak="0">
+    <w:nsid w:val="0688402E"/>
+    <w:multiLevelType w:val="hybridMultilevel"/>
+    <w:tmpl w:val="B8727F5E"/>
+    <w:lvl w:ilvl="0" w:tplc="CAE654A4">
+      <w:start w:val="1"/>
+      <w:numFmt w:val="bullet"/>
+      <w:lvlText w:val="·"/>
+      <w:lvlJc w:val="left"/>
+      <w:pPr>
+        <w:ind w:left="720" w:hanging="360"/>
+      </w:pPr>
+      <w:rPr>
+        <w:rFonts w:ascii="Symbol" w:eastAsia="Symbol" w:hAnsi="Symbol" w:cs="Symbol"/>
+      </w:rPr>
+    </w:lvl>
+    <w:lvl w:ilvl="1" w:tplc="6D20E6CE">
+      <w:start w:val="1"/>
+      <w:numFmt w:val="bullet"/>
+      <w:lvlText w:val="o"/>
+      <w:lvlJc w:val="left"/>
+      <w:pPr>
+        <w:ind w:left="1440" w:hanging="360"/>
+      </w:pPr>
+      <w:rPr>
+        <w:rFonts w:ascii="Courier New" w:eastAsia="Courier New" w:hAnsi="Courier New" w:cs="Courier New"/>
+      </w:rPr>
+    </w:lvl>
+    <w:lvl w:ilvl="2" w:tplc="17905520">
+      <w:start w:val="1"/>
+      <w:numFmt w:val="bullet"/>
+      <w:lvlText w:val="§"/>
+      <w:lvlJc w:val="left"/>
+      <w:pPr>
+        <w:ind w:left="2160" w:hanging="360"/>
+      </w:pPr>
+      <w:rPr>
+        <w:rFonts w:ascii="Wingdings" w:eastAsia="Wingdings" w:hAnsi="Wingdings" w:cs="Wingdings"/>
+      </w:rPr>
+    </w:lvl>
+    <w:lvl w:ilvl="3" w:tplc="0004E69C">
+      <w:start w:val="1"/>
+      <w:numFmt w:val="bullet"/>
+      <w:lvlText w:val="·"/>
+      <w:lvlJc w:val="left"/>
+      <w:pPr>
+        <w:ind w:left="2880" w:hanging="360"/>
+      </w:pPr>
+      <w:rPr>
+        <w:rFonts w:ascii="Symbol" w:eastAsia="Symbol" w:hAnsi="Symbol" w:cs="Symbol"/>
+      </w:rPr>
+    </w:lvl>
+    <w:lvl w:ilvl="4" w:tplc="6EA08922">
+      <w:start w:val="1"/>
+      <w:numFmt w:val="bullet"/>
+      <w:lvlText w:val="o"/>
+      <w:lvlJc w:val="left"/>
+      <w:pPr>
+        <w:ind w:left="3600" w:hanging="360"/>
+      </w:pPr>
+      <w:rPr>
+        <w:rFonts w:ascii="Courier New" w:eastAsia="Courier New" w:hAnsi="Courier New" w:cs="Courier New"/>
+      </w:rPr>
+    </w:lvl>
+    <w:lvl w:ilvl="5" w:tplc="5EE87210">
+      <w:start w:val="1"/>
+      <w:numFmt w:val="bullet"/>
+      <w:lvlText w:val="§"/>
+      <w:lvlJc w:val="left"/>
+      <w:pPr>
+        <w:ind w:left="4320" w:hanging="360"/>
+      </w:pPr>
+      <w:rPr>
+        <w:rFonts w:ascii="Wingdings" w:eastAsia="Wingdings" w:hAnsi="Wingdings" w:cs="Wingdings"/>
+      </w:rPr>
+    </w:lvl>
+    <w:lvl w:ilvl="6" w:tplc="51AEE670">
+      <w:start w:val="1"/>
+      <w:numFmt w:val="bullet"/>
+      <w:lvlText w:val="·"/>
+      <w:lvlJc w:val="left"/>
+      <w:pPr>
+        <w:ind w:left="5040" w:hanging="360"/>
+      </w:pPr>
+      <w:rPr>
+        <w:rFonts w:ascii="Symbol" w:eastAsia="Symbol" w:hAnsi="Symbol" w:cs="Symbol"/>
+      </w:rPr>
+    </w:lvl>
+    <w:lvl w:ilvl="7" w:tplc="FC38AAC6">
+      <w:start w:val="1"/>
+      <w:numFmt w:val="bullet"/>
+      <w:lvlText w:val="o"/>
+      <w:lvlJc w:val="left"/>
+      <w:pPr>
+        <w:ind w:left="5760" w:hanging="360"/>
+      </w:pPr>
+      <w:rPr>
+        <w:rFonts w:ascii="Courier New" w:eastAsia="Courier New" w:hAnsi="Courier New" w:cs="Courier New"/>
+      </w:rPr>
+    </w:lvl>
+    <w:lvl w:ilvl="8" w:tplc="FB78BFA0">
+      <w:start w:val="1"/>
+      <w:numFmt w:val="bullet"/>
+      <w:lvlText w:val="§"/>
+      <w:lvlJc w:val="left"/>
+      <w:pPr>
+        <w:ind w:left="6480" w:hanging="360"/>
+      </w:pPr>
+      <w:rPr>
+        <w:rFonts w:ascii="Wingdings" w:eastAsia="Wingdings" w:hAnsi="Wingdings" w:cs="Wingdings"/>
+      </w:rPr>
+    </w:lvl>
+  </w:abstractNum>
+  <w:abstractNum w:abstractNumId="4" w15:restartNumberingAfterBreak="0">
+    <w:nsid w:val="14CA4B00"/>
+    <w:multiLevelType w:val="hybridMultilevel"/>
+    <w:tmpl w:val="24F406A8"/>
+    <w:lvl w:ilvl="0" w:tplc="B74EA91E">
+      <w:start w:val="1"/>
+      <w:numFmt w:val="bullet"/>
+      <w:lvlText w:val="·"/>
+      <w:lvlJc w:val="left"/>
+      <w:pPr>
+        <w:ind w:left="720" w:hanging="360"/>
+      </w:pPr>
+      <w:rPr>
+        <w:rFonts w:ascii="Symbol" w:eastAsia="Symbol" w:hAnsi="Symbol" w:cs="Symbol" w:hint="default"/>
+      </w:rPr>
+    </w:lvl>
+    <w:lvl w:ilvl="1" w:tplc="865614B8">
+      <w:start w:val="1"/>
+      <w:numFmt w:val="bullet"/>
+      <w:lvlText w:val="o"/>
+      <w:lvlJc w:val="left"/>
+      <w:pPr>
+        <w:ind w:left="1440" w:hanging="360"/>
+      </w:pPr>
+      <w:rPr>
+        <w:rFonts w:ascii="Courier New" w:eastAsia="Courier New" w:hAnsi="Courier New" w:cs="Courier New" w:hint="default"/>
+      </w:rPr>
+    </w:lvl>
+    <w:lvl w:ilvl="2" w:tplc="32EE60EC">
+      <w:start w:val="1"/>
+      <w:numFmt w:val="bullet"/>
+      <w:lvlText w:val="§"/>
+      <w:lvlJc w:val="left"/>
+      <w:pPr>
+        <w:ind w:left="2160" w:hanging="360"/>
+      </w:pPr>
+      <w:rPr>
+        <w:rFonts w:ascii="Wingdings" w:eastAsia="Wingdings" w:hAnsi="Wingdings" w:cs="Wingdings" w:hint="default"/>
+      </w:rPr>
+    </w:lvl>
+    <w:lvl w:ilvl="3" w:tplc="A43C0132">
+      <w:start w:val="1"/>
+      <w:numFmt w:val="bullet"/>
+      <w:lvlText w:val="·"/>
+      <w:lvlJc w:val="left"/>
+      <w:pPr>
+        <w:ind w:left="2880" w:hanging="360"/>
+      </w:pPr>
+      <w:rPr>
+        <w:rFonts w:ascii="Symbol" w:eastAsia="Symbol" w:hAnsi="Symbol" w:cs="Symbol" w:hint="default"/>
+      </w:rPr>
+    </w:lvl>
+    <w:lvl w:ilvl="4" w:tplc="26F86B90">
+      <w:start w:val="1"/>
+      <w:numFmt w:val="bullet"/>
+      <w:lvlText w:val="o"/>
+      <w:lvlJc w:val="left"/>
+      <w:pPr>
+        <w:ind w:left="3600" w:hanging="360"/>
+      </w:pPr>
+      <w:rPr>
+        <w:rFonts w:ascii="Courier New" w:eastAsia="Courier New" w:hAnsi="Courier New" w:cs="Courier New" w:hint="default"/>
+      </w:rPr>
+    </w:lvl>
+    <w:lvl w:ilvl="5" w:tplc="DC9AB78A">
+      <w:start w:val="1"/>
+      <w:numFmt w:val="bullet"/>
+      <w:lvlText w:val="§"/>
+      <w:lvlJc w:val="left"/>
+      <w:pPr>
+        <w:ind w:left="4320" w:hanging="360"/>
+      </w:pPr>
+      <w:rPr>
+        <w:rFonts w:ascii="Wingdings" w:eastAsia="Wingdings" w:hAnsi="Wingdings" w:cs="Wingdings" w:hint="default"/>
+      </w:rPr>
+    </w:lvl>
+    <w:lvl w:ilvl="6" w:tplc="C248D18C">
+      <w:start w:val="1"/>
+      <w:numFmt w:val="bullet"/>
+      <w:lvlText w:val="·"/>
+      <w:lvlJc w:val="left"/>
+      <w:pPr>
+        <w:ind w:left="5040" w:hanging="360"/>
+      </w:pPr>
+      <w:rPr>
+        <w:rFonts w:ascii="Symbol" w:eastAsia="Symbol" w:hAnsi="Symbol" w:cs="Symbol" w:hint="default"/>
+      </w:rPr>
+    </w:lvl>
+    <w:lvl w:ilvl="7" w:tplc="8F8A2E78">
+      <w:start w:val="1"/>
+      <w:numFmt w:val="bullet"/>
+      <w:lvlText w:val="o"/>
+      <w:lvlJc w:val="left"/>
+      <w:pPr>
+        <w:ind w:left="5760" w:hanging="360"/>
+      </w:pPr>
+      <w:rPr>
+        <w:rFonts w:ascii="Courier New" w:eastAsia="Courier New" w:hAnsi="Courier New" w:cs="Courier New" w:hint="default"/>
+      </w:rPr>
+    </w:lvl>
+    <w:lvl w:ilvl="8" w:tplc="2B3E6CB0">
+      <w:start w:val="1"/>
+      <w:numFmt w:val="bullet"/>
+      <w:lvlText w:val="§"/>
+      <w:lvlJc w:val="left"/>
+      <w:pPr>
+        <w:ind w:left="6480" w:hanging="360"/>
+      </w:pPr>
+      <w:rPr>
+        <w:rFonts w:ascii="Wingdings" w:eastAsia="Wingdings" w:hAnsi="Wingdings" w:cs="Wingdings" w:hint="default"/>
+      </w:rPr>
+    </w:lvl>
+  </w:abstractNum>
+  <w:abstractNum w:abstractNumId="5" w15:restartNumberingAfterBreak="0">
+    <w:nsid w:val="164B7DEA"/>
+    <w:multiLevelType w:val="hybridMultilevel"/>
+    <w:tmpl w:val="81CE293A"/>
+    <w:lvl w:ilvl="0" w:tplc="1C902B02">
+      <w:start w:val="1"/>
+      <w:numFmt w:val="bullet"/>
+      <w:lvlText w:val="·"/>
+      <w:lvlJc w:val="left"/>
+      <w:pPr>
+        <w:ind w:left="720" w:hanging="360"/>
+      </w:pPr>
+      <w:rPr>
+        <w:rFonts w:ascii="Symbol" w:eastAsia="Symbol" w:hAnsi="Symbol" w:cs="Symbol"/>
+      </w:rPr>
+    </w:lvl>
+    <w:lvl w:ilvl="1" w:tplc="39D40A10">
+      <w:start w:val="1"/>
+      <w:numFmt w:val="bullet"/>
+      <w:lvlText w:val="o"/>
+      <w:lvlJc w:val="left"/>
+      <w:pPr>
+        <w:ind w:left="1440" w:hanging="360"/>
+      </w:pPr>
+      <w:rPr>
+        <w:rFonts w:ascii="Courier New" w:eastAsia="Courier New" w:hAnsi="Courier New" w:cs="Courier New"/>
+      </w:rPr>
+    </w:lvl>
+    <w:lvl w:ilvl="2" w:tplc="60F6286E">
+      <w:start w:val="1"/>
+      <w:numFmt w:val="bullet"/>
+      <w:lvlText w:val="§"/>
+      <w:lvlJc w:val="left"/>
+      <w:pPr>
+        <w:ind w:left="2160" w:hanging="360"/>
+      </w:pPr>
+      <w:rPr>
+        <w:rFonts w:ascii="Wingdings" w:eastAsia="Wingdings" w:hAnsi="Wingdings" w:cs="Wingdings"/>
+      </w:rPr>
+    </w:lvl>
+    <w:lvl w:ilvl="3" w:tplc="5EFECD04">
+      <w:start w:val="1"/>
+      <w:numFmt w:val="bullet"/>
+      <w:lvlText w:val="·"/>
+      <w:lvlJc w:val="left"/>
+      <w:pPr>
+        <w:ind w:left="2880" w:hanging="360"/>
+      </w:pPr>
+      <w:rPr>
+        <w:rFonts w:ascii="Symbol" w:eastAsia="Symbol" w:hAnsi="Symbol" w:cs="Symbol"/>
+      </w:rPr>
+    </w:lvl>
+    <w:lvl w:ilvl="4" w:tplc="AB0C9B10">
+      <w:start w:val="1"/>
+      <w:numFmt w:val="bullet"/>
+      <w:lvlText w:val="o"/>
+      <w:lvlJc w:val="left"/>
+      <w:pPr>
+        <w:ind w:left="3600" w:hanging="360"/>
+      </w:pPr>
+      <w:rPr>
+        <w:rFonts w:ascii="Courier New" w:eastAsia="Courier New" w:hAnsi="Courier New" w:cs="Courier New"/>
+      </w:rPr>
+    </w:lvl>
+    <w:lvl w:ilvl="5" w:tplc="1B32C90A">
+      <w:start w:val="1"/>
+      <w:numFmt w:val="bullet"/>
+      <w:lvlText w:val="§"/>
+      <w:lvlJc w:val="left"/>
+      <w:pPr>
+        <w:ind w:left="4320" w:hanging="360"/>
+      </w:pPr>
+      <w:rPr>
+        <w:rFonts w:ascii="Wingdings" w:eastAsia="Wingdings" w:hAnsi="Wingdings" w:cs="Wingdings"/>
+      </w:rPr>
+    </w:lvl>
+    <w:lvl w:ilvl="6" w:tplc="2F2031E8">
+      <w:start w:val="1"/>
+      <w:numFmt w:val="bullet"/>
+      <w:lvlText w:val="·"/>
+      <w:lvlJc w:val="left"/>
+      <w:pPr>
+        <w:ind w:left="5040" w:hanging="360"/>
+      </w:pPr>
+      <w:rPr>
+        <w:rFonts w:ascii="Symbol" w:eastAsia="Symbol" w:hAnsi="Symbol" w:cs="Symbol"/>
+      </w:rPr>
+    </w:lvl>
+    <w:lvl w:ilvl="7" w:tplc="10829E1E">
+      <w:start w:val="1"/>
+      <w:numFmt w:val="bullet"/>
+      <w:lvlText w:val="o"/>
+      <w:lvlJc w:val="left"/>
+      <w:pPr>
+        <w:ind w:left="5760" w:hanging="360"/>
+      </w:pPr>
+      <w:rPr>
+        <w:rFonts w:ascii="Courier New" w:eastAsia="Courier New" w:hAnsi="Courier New" w:cs="Courier New"/>
+      </w:rPr>
+    </w:lvl>
+    <w:lvl w:ilvl="8" w:tplc="7CBCB140">
+      <w:start w:val="1"/>
+      <w:numFmt w:val="bullet"/>
+      <w:lvlText w:val="§"/>
+      <w:lvlJc w:val="left"/>
+      <w:pPr>
+        <w:ind w:left="6480" w:hanging="360"/>
+      </w:pPr>
+      <w:rPr>
+        <w:rFonts w:ascii="Wingdings" w:eastAsia="Wingdings" w:hAnsi="Wingdings" w:cs="Wingdings"/>
+      </w:rPr>
+    </w:lvl>
+  </w:abstractNum>
+  <w:abstractNum w:abstractNumId="6" w15:restartNumberingAfterBreak="0">
+    <w:nsid w:val="1F2327E0"/>
+    <w:multiLevelType w:val="hybridMultilevel"/>
+    <w:tmpl w:val="C7B6065A"/>
+    <w:lvl w:ilvl="0" w:tplc="F02C843E">
+      <w:start w:val="1"/>
+      <w:numFmt w:val="bullet"/>
+      <w:lvlText w:val="·"/>
+      <w:lvlJc w:val="left"/>
+      <w:pPr>
+        <w:ind w:left="709" w:hanging="360"/>
+      </w:pPr>
+      <w:rPr>
+        <w:rFonts w:ascii="Symbol" w:eastAsia="Symbol" w:hAnsi="Symbol" w:cs="Symbol" w:hint="default"/>
+      </w:rPr>
+    </w:lvl>
+    <w:lvl w:ilvl="1" w:tplc="AB2E6E46">
+      <w:start w:val="1"/>
+      <w:numFmt w:val="bullet"/>
+      <w:lvlText w:val="o"/>
+      <w:lvlJc w:val="left"/>
+      <w:pPr>
+        <w:ind w:left="1429" w:hanging="360"/>
+      </w:pPr>
+      <w:rPr>
+        <w:rFonts w:ascii="Courier New" w:eastAsia="Courier New" w:hAnsi="Courier New" w:cs="Courier New" w:hint="default"/>
+      </w:rPr>
+    </w:lvl>
+    <w:lvl w:ilvl="2" w:tplc="FAA416C8">
+      <w:start w:val="1"/>
+      <w:numFmt w:val="bullet"/>
+      <w:lvlText w:val="§"/>
+      <w:lvlJc w:val="left"/>
+      <w:pPr>
+        <w:ind w:left="2149" w:hanging="360"/>
+      </w:pPr>
+      <w:rPr>
+        <w:rFonts w:ascii="Wingdings" w:eastAsia="Wingdings" w:hAnsi="Wingdings" w:cs="Wingdings" w:hint="default"/>
+      </w:rPr>
+    </w:lvl>
+    <w:lvl w:ilvl="3" w:tplc="57BC37F6">
+      <w:start w:val="1"/>
+      <w:numFmt w:val="bullet"/>
+      <w:lvlText w:val="·"/>
+      <w:lvlJc w:val="left"/>
+      <w:pPr>
+        <w:ind w:left="2869" w:hanging="360"/>
+      </w:pPr>
+      <w:rPr>
+        <w:rFonts w:ascii="Symbol" w:eastAsia="Symbol" w:hAnsi="Symbol" w:cs="Symbol" w:hint="default"/>
+      </w:rPr>
+    </w:lvl>
+    <w:lvl w:ilvl="4" w:tplc="627CA184">
+      <w:start w:val="1"/>
+      <w:numFmt w:val="bullet"/>
+      <w:lvlText w:val="o"/>
+      <w:lvlJc w:val="left"/>
+      <w:pPr>
+        <w:ind w:left="3589" w:hanging="360"/>
+      </w:pPr>
+      <w:rPr>
+        <w:rFonts w:ascii="Courier New" w:eastAsia="Courier New" w:hAnsi="Courier New" w:cs="Courier New" w:hint="default"/>
+      </w:rPr>
+    </w:lvl>
+    <w:lvl w:ilvl="5" w:tplc="D35C2BAA">
+      <w:start w:val="1"/>
+      <w:numFmt w:val="bullet"/>
+      <w:lvlText w:val="§"/>
+      <w:lvlJc w:val="left"/>
+      <w:pPr>
+        <w:ind w:left="4309" w:hanging="360"/>
+      </w:pPr>
+      <w:rPr>
+        <w:rFonts w:ascii="Wingdings" w:eastAsia="Wingdings" w:hAnsi="Wingdings" w:cs="Wingdings" w:hint="default"/>
+      </w:rPr>
+    </w:lvl>
+    <w:lvl w:ilvl="6" w:tplc="84005A72">
+      <w:start w:val="1"/>
+      <w:numFmt w:val="bullet"/>
+      <w:lvlText w:val="·"/>
+      <w:lvlJc w:val="left"/>
+      <w:pPr>
+        <w:ind w:left="5029" w:hanging="360"/>
+      </w:pPr>
+      <w:rPr>
+        <w:rFonts w:ascii="Symbol" w:eastAsia="Symbol" w:hAnsi="Symbol" w:cs="Symbol" w:hint="default"/>
+      </w:rPr>
+    </w:lvl>
+    <w:lvl w:ilvl="7" w:tplc="4E767146">
+      <w:start w:val="1"/>
+      <w:numFmt w:val="bullet"/>
+      <w:lvlText w:val="o"/>
+      <w:lvlJc w:val="left"/>
+      <w:pPr>
+        <w:ind w:left="5749" w:hanging="360"/>
+      </w:pPr>
+      <w:rPr>
+        <w:rFonts w:ascii="Courier New" w:eastAsia="Courier New" w:hAnsi="Courier New" w:cs="Courier New" w:hint="default"/>
+      </w:rPr>
+    </w:lvl>
+    <w:lvl w:ilvl="8" w:tplc="0206191C">
+      <w:start w:val="1"/>
+      <w:numFmt w:val="bullet"/>
+      <w:lvlText w:val="§"/>
+      <w:lvlJc w:val="left"/>
+      <w:pPr>
+        <w:ind w:left="6469" w:hanging="360"/>
+      </w:pPr>
+      <w:rPr>
+        <w:rFonts w:ascii="Wingdings" w:eastAsia="Wingdings" w:hAnsi="Wingdings" w:cs="Wingdings" w:hint="default"/>
+      </w:rPr>
+    </w:lvl>
+  </w:abstractNum>
+  <w:abstractNum w:abstractNumId="7" w15:restartNumberingAfterBreak="0">
+    <w:nsid w:val="23F369D0"/>
+    <w:multiLevelType w:val="hybridMultilevel"/>
+    <w:tmpl w:val="294E10A2"/>
+    <w:lvl w:ilvl="0" w:tplc="73447966">
+      <w:start w:val="1"/>
+      <w:numFmt w:val="bullet"/>
+      <w:lvlText w:val="·"/>
+      <w:lvlJc w:val="left"/>
+      <w:pPr>
+        <w:ind w:left="720" w:hanging="360"/>
+      </w:pPr>
+      <w:rPr>
+        <w:rFonts w:ascii="Symbol" w:eastAsia="Symbol" w:hAnsi="Symbol" w:cs="Symbol" w:hint="default"/>
+      </w:rPr>
+    </w:lvl>
+    <w:lvl w:ilvl="1" w:tplc="CAF0E036">
+      <w:start w:val="1"/>
+      <w:numFmt w:val="bullet"/>
+      <w:lvlText w:val="o"/>
+      <w:lvlJc w:val="left"/>
+      <w:pPr>
+        <w:ind w:left="1440" w:hanging="360"/>
+      </w:pPr>
+      <w:rPr>
+        <w:rFonts w:ascii="Courier New" w:eastAsia="Courier New" w:hAnsi="Courier New" w:cs="Courier New" w:hint="default"/>
+      </w:rPr>
+    </w:lvl>
+    <w:lvl w:ilvl="2" w:tplc="2F1818E6">
+      <w:start w:val="1"/>
+      <w:numFmt w:val="bullet"/>
+      <w:lvlText w:val="§"/>
+      <w:lvlJc w:val="left"/>
+      <w:pPr>
+        <w:ind w:left="2160" w:hanging="360"/>
+      </w:pPr>
+      <w:rPr>
+        <w:rFonts w:ascii="Wingdings" w:eastAsia="Wingdings" w:hAnsi="Wingdings" w:cs="Wingdings" w:hint="default"/>
+      </w:rPr>
+    </w:lvl>
+    <w:lvl w:ilvl="3" w:tplc="AA0E7576">
+      <w:start w:val="1"/>
+      <w:numFmt w:val="bullet"/>
+      <w:lvlText w:val="·"/>
+      <w:lvlJc w:val="left"/>
+      <w:pPr>
+        <w:ind w:left="2880" w:hanging="360"/>
+      </w:pPr>
+      <w:rPr>
+        <w:rFonts w:ascii="Symbol" w:eastAsia="Symbol" w:hAnsi="Symbol" w:cs="Symbol" w:hint="default"/>
+      </w:rPr>
+    </w:lvl>
+    <w:lvl w:ilvl="4" w:tplc="D0D63C42">
+      <w:start w:val="1"/>
+      <w:numFmt w:val="bullet"/>
+      <w:lvlText w:val="o"/>
+      <w:lvlJc w:val="left"/>
+      <w:pPr>
+        <w:ind w:left="3600" w:hanging="360"/>
+      </w:pPr>
+      <w:rPr>
+        <w:rFonts w:ascii="Courier New" w:eastAsia="Courier New" w:hAnsi="Courier New" w:cs="Courier New" w:hint="default"/>
+      </w:rPr>
+    </w:lvl>
+    <w:lvl w:ilvl="5" w:tplc="0016C03A">
+      <w:start w:val="1"/>
+      <w:numFmt w:val="bullet"/>
+      <w:lvlText w:val="§"/>
+      <w:lvlJc w:val="left"/>
+      <w:pPr>
+        <w:ind w:left="4320" w:hanging="360"/>
+      </w:pPr>
+      <w:rPr>
+        <w:rFonts w:ascii="Wingdings" w:eastAsia="Wingdings" w:hAnsi="Wingdings" w:cs="Wingdings" w:hint="default"/>
+      </w:rPr>
+    </w:lvl>
+    <w:lvl w:ilvl="6" w:tplc="F402B06C">
+      <w:start w:val="1"/>
+      <w:numFmt w:val="bullet"/>
+      <w:lvlText w:val="·"/>
+      <w:lvlJc w:val="left"/>
+      <w:pPr>
+        <w:ind w:left="5040" w:hanging="360"/>
+      </w:pPr>
+      <w:rPr>
+        <w:rFonts w:ascii="Symbol" w:eastAsia="Symbol" w:hAnsi="Symbol" w:cs="Symbol" w:hint="default"/>
+      </w:rPr>
+    </w:lvl>
+    <w:lvl w:ilvl="7" w:tplc="9152690C">
+      <w:start w:val="1"/>
+      <w:numFmt w:val="bullet"/>
+      <w:lvlText w:val="o"/>
+      <w:lvlJc w:val="left"/>
+      <w:pPr>
+        <w:ind w:left="5760" w:hanging="360"/>
+      </w:pPr>
+      <w:rPr>
+        <w:rFonts w:ascii="Courier New" w:eastAsia="Courier New" w:hAnsi="Courier New" w:cs="Courier New" w:hint="default"/>
+      </w:rPr>
+    </w:lvl>
+    <w:lvl w:ilvl="8" w:tplc="8C88C412">
+      <w:start w:val="1"/>
+      <w:numFmt w:val="bullet"/>
+      <w:lvlText w:val="§"/>
+      <w:lvlJc w:val="left"/>
+      <w:pPr>
+        <w:ind w:left="6480" w:hanging="360"/>
+      </w:pPr>
+      <w:rPr>
+        <w:rFonts w:ascii="Wingdings" w:eastAsia="Wingdings" w:hAnsi="Wingdings" w:cs="Wingdings" w:hint="default"/>
+      </w:rPr>
+    </w:lvl>
+  </w:abstractNum>
+  <w:abstractNum w:abstractNumId="8" w15:restartNumberingAfterBreak="0">
+    <w:nsid w:val="2A7C0B20"/>
+    <w:multiLevelType w:val="hybridMultilevel"/>
+    <w:tmpl w:val="D86A0CA8"/>
+    <w:lvl w:ilvl="0" w:tplc="D8B068EA">
+      <w:start w:val="1"/>
+      <w:numFmt w:val="bullet"/>
+      <w:lvlText w:val="·"/>
+      <w:lvlJc w:val="left"/>
+      <w:pPr>
+        <w:ind w:left="709" w:hanging="360"/>
+      </w:pPr>
+      <w:rPr>
+        <w:rFonts w:ascii="Symbol" w:eastAsia="Symbol" w:hAnsi="Symbol" w:cs="Symbol" w:hint="default"/>
+      </w:rPr>
+    </w:lvl>
+    <w:lvl w:ilvl="1" w:tplc="4F62E690">
+      <w:start w:val="1"/>
+      <w:numFmt w:val="bullet"/>
+      <w:lvlText w:val="o"/>
+      <w:lvlJc w:val="left"/>
+      <w:pPr>
+        <w:ind w:left="1429" w:hanging="360"/>
+      </w:pPr>
+      <w:rPr>
+        <w:rFonts w:ascii="Courier New" w:eastAsia="Courier New" w:hAnsi="Courier New" w:cs="Courier New" w:hint="default"/>
+      </w:rPr>
+    </w:lvl>
+    <w:lvl w:ilvl="2" w:tplc="D2FCC6EA">
+      <w:start w:val="1"/>
+      <w:numFmt w:val="bullet"/>
+      <w:lvlText w:val="§"/>
+      <w:lvlJc w:val="left"/>
+      <w:pPr>
+        <w:ind w:left="2149" w:hanging="360"/>
+      </w:pPr>
+      <w:rPr>
+        <w:rFonts w:ascii="Wingdings" w:eastAsia="Wingdings" w:hAnsi="Wingdings" w:cs="Wingdings" w:hint="default"/>
+      </w:rPr>
+    </w:lvl>
+    <w:lvl w:ilvl="3" w:tplc="BCDE1DDE">
+      <w:start w:val="1"/>
+      <w:numFmt w:val="bullet"/>
+      <w:lvlText w:val="·"/>
+      <w:lvlJc w:val="left"/>
+      <w:pPr>
+        <w:ind w:left="2869" w:hanging="360"/>
+      </w:pPr>
+      <w:rPr>
+        <w:rFonts w:ascii="Symbol" w:eastAsia="Symbol" w:hAnsi="Symbol" w:cs="Symbol" w:hint="default"/>
+      </w:rPr>
+    </w:lvl>
+    <w:lvl w:ilvl="4" w:tplc="230279F4">
+      <w:start w:val="1"/>
+      <w:numFmt w:val="bullet"/>
+      <w:lvlText w:val="o"/>
+      <w:lvlJc w:val="left"/>
+      <w:pPr>
+        <w:ind w:left="3589" w:hanging="360"/>
+      </w:pPr>
+      <w:rPr>
+        <w:rFonts w:ascii="Courier New" w:eastAsia="Courier New" w:hAnsi="Courier New" w:cs="Courier New" w:hint="default"/>
+      </w:rPr>
+    </w:lvl>
+    <w:lvl w:ilvl="5" w:tplc="E8D86CB0">
+      <w:start w:val="1"/>
+      <w:numFmt w:val="bullet"/>
+      <w:lvlText w:val="§"/>
+      <w:lvlJc w:val="left"/>
+      <w:pPr>
+        <w:ind w:left="4309" w:hanging="360"/>
+      </w:pPr>
+      <w:rPr>
+        <w:rFonts w:ascii="Wingdings" w:eastAsia="Wingdings" w:hAnsi="Wingdings" w:cs="Wingdings" w:hint="default"/>
+      </w:rPr>
+    </w:lvl>
+    <w:lvl w:ilvl="6" w:tplc="24809158">
+      <w:start w:val="1"/>
+      <w:numFmt w:val="bullet"/>
+      <w:lvlText w:val="·"/>
+      <w:lvlJc w:val="left"/>
+      <w:pPr>
+        <w:ind w:left="5029" w:hanging="360"/>
+      </w:pPr>
+      <w:rPr>
+        <w:rFonts w:ascii="Symbol" w:eastAsia="Symbol" w:hAnsi="Symbol" w:cs="Symbol" w:hint="default"/>
+      </w:rPr>
+    </w:lvl>
+    <w:lvl w:ilvl="7" w:tplc="46E882D0">
+      <w:start w:val="1"/>
+      <w:numFmt w:val="bullet"/>
+      <w:lvlText w:val="o"/>
+      <w:lvlJc w:val="left"/>
+      <w:pPr>
+        <w:ind w:left="5749" w:hanging="360"/>
+      </w:pPr>
+      <w:rPr>
+        <w:rFonts w:ascii="Courier New" w:eastAsia="Courier New" w:hAnsi="Courier New" w:cs="Courier New" w:hint="default"/>
+      </w:rPr>
+    </w:lvl>
+    <w:lvl w:ilvl="8" w:tplc="FE92BAC8">
+      <w:start w:val="1"/>
+      <w:numFmt w:val="bullet"/>
+      <w:lvlText w:val="§"/>
+      <w:lvlJc w:val="left"/>
+      <w:pPr>
+        <w:ind w:left="6469" w:hanging="360"/>
+      </w:pPr>
+      <w:rPr>
+        <w:rFonts w:ascii="Wingdings" w:eastAsia="Wingdings" w:hAnsi="Wingdings" w:cs="Wingdings" w:hint="default"/>
+      </w:rPr>
+    </w:lvl>
+  </w:abstractNum>
+  <w:abstractNum w:abstractNumId="9" w15:restartNumberingAfterBreak="0">
+    <w:nsid w:val="2F9A5741"/>
+    <w:multiLevelType w:val="hybridMultilevel"/>
+    <w:tmpl w:val="2E9EAE08"/>
+    <w:lvl w:ilvl="0" w:tplc="D43807F0">
+      <w:start w:val="1"/>
+      <w:numFmt w:val="bullet"/>
+      <w:lvlText w:val="–"/>
+      <w:lvlJc w:val="left"/>
+      <w:pPr>
+        <w:ind w:left="709" w:hanging="360"/>
+      </w:pPr>
+      <w:rPr>
+        <w:rFonts w:ascii="Arial" w:eastAsia="Arial" w:hAnsi="Arial" w:cs="Arial" w:hint="default"/>
+      </w:rPr>
+    </w:lvl>
+    <w:lvl w:ilvl="1" w:tplc="DD8A8FD2">
+      <w:start w:val="1"/>
+      <w:numFmt w:val="bullet"/>
+      <w:lvlText w:val="o"/>
+      <w:lvlJc w:val="left"/>
+      <w:pPr>
+        <w:ind w:left="1429" w:hanging="360"/>
+      </w:pPr>
+      <w:rPr>
+        <w:rFonts w:ascii="Courier New" w:eastAsia="Courier New" w:hAnsi="Courier New" w:cs="Courier New" w:hint="default"/>
+      </w:rPr>
+    </w:lvl>
+    <w:lvl w:ilvl="2" w:tplc="CF5EFB6A">
+      <w:start w:val="1"/>
+      <w:numFmt w:val="bullet"/>
+      <w:lvlText w:val="§"/>
+      <w:lvlJc w:val="left"/>
+      <w:pPr>
+        <w:ind w:left="2149" w:hanging="360"/>
+      </w:pPr>
+      <w:rPr>
+        <w:rFonts w:ascii="Wingdings" w:eastAsia="Wingdings" w:hAnsi="Wingdings" w:cs="Wingdings" w:hint="default"/>
+      </w:rPr>
+    </w:lvl>
+    <w:lvl w:ilvl="3" w:tplc="D48C9A84">
+      <w:start w:val="1"/>
+      <w:numFmt w:val="bullet"/>
+      <w:lvlText w:val="·"/>
+      <w:lvlJc w:val="left"/>
+      <w:pPr>
+        <w:ind w:left="2869" w:hanging="360"/>
+      </w:pPr>
+      <w:rPr>
+        <w:rFonts w:ascii="Symbol" w:eastAsia="Symbol" w:hAnsi="Symbol" w:cs="Symbol" w:hint="default"/>
+      </w:rPr>
+    </w:lvl>
+    <w:lvl w:ilvl="4" w:tplc="1FDA76BA">
+      <w:start w:val="1"/>
+      <w:numFmt w:val="bullet"/>
+      <w:lvlText w:val="o"/>
+      <w:lvlJc w:val="left"/>
+      <w:pPr>
+        <w:ind w:left="3589" w:hanging="360"/>
+      </w:pPr>
+      <w:rPr>
+        <w:rFonts w:ascii="Courier New" w:eastAsia="Courier New" w:hAnsi="Courier New" w:cs="Courier New" w:hint="default"/>
+      </w:rPr>
+    </w:lvl>
+    <w:lvl w:ilvl="5" w:tplc="1996DB54">
+      <w:start w:val="1"/>
+      <w:numFmt w:val="bullet"/>
+      <w:lvlText w:val="§"/>
+      <w:lvlJc w:val="left"/>
+      <w:pPr>
+        <w:ind w:left="4309" w:hanging="360"/>
+      </w:pPr>
+      <w:rPr>
+        <w:rFonts w:ascii="Wingdings" w:eastAsia="Wingdings" w:hAnsi="Wingdings" w:cs="Wingdings" w:hint="default"/>
+      </w:rPr>
+    </w:lvl>
+    <w:lvl w:ilvl="6" w:tplc="A7D6607C">
+      <w:start w:val="1"/>
+      <w:numFmt w:val="bullet"/>
+      <w:lvlText w:val="·"/>
+      <w:lvlJc w:val="left"/>
+      <w:pPr>
+        <w:ind w:left="5029" w:hanging="360"/>
+      </w:pPr>
+      <w:rPr>
+        <w:rFonts w:ascii="Symbol" w:eastAsia="Symbol" w:hAnsi="Symbol" w:cs="Symbol" w:hint="default"/>
+      </w:rPr>
+    </w:lvl>
+    <w:lvl w:ilvl="7" w:tplc="080E7C94">
+      <w:start w:val="1"/>
+      <w:numFmt w:val="bullet"/>
+      <w:lvlText w:val="o"/>
+      <w:lvlJc w:val="left"/>
+      <w:pPr>
+        <w:ind w:left="5749" w:hanging="360"/>
+      </w:pPr>
+      <w:rPr>
+        <w:rFonts w:ascii="Courier New" w:eastAsia="Courier New" w:hAnsi="Courier New" w:cs="Courier New" w:hint="default"/>
+      </w:rPr>
+    </w:lvl>
+    <w:lvl w:ilvl="8" w:tplc="C75C9F3C">
+      <w:start w:val="1"/>
+      <w:numFmt w:val="bullet"/>
+      <w:lvlText w:val="§"/>
+      <w:lvlJc w:val="left"/>
+      <w:pPr>
+        <w:ind w:left="6469" w:hanging="360"/>
+      </w:pPr>
+      <w:rPr>
+        <w:rFonts w:ascii="Wingdings" w:eastAsia="Wingdings" w:hAnsi="Wingdings" w:cs="Wingdings" w:hint="default"/>
+      </w:rPr>
+    </w:lvl>
+  </w:abstractNum>
+  <w:abstractNum w:abstractNumId="10" w15:restartNumberingAfterBreak="0">
+    <w:nsid w:val="30932C9C"/>
+    <w:multiLevelType w:val="hybridMultilevel"/>
+    <w:tmpl w:val="0F245BAC"/>
+    <w:lvl w:ilvl="0" w:tplc="58CE4E64">
+      <w:start w:val="1"/>
+      <w:numFmt w:val="bullet"/>
+      <w:lvlText w:val="·"/>
+      <w:lvlJc w:val="left"/>
+      <w:pPr>
+        <w:ind w:left="720" w:hanging="360"/>
+      </w:pPr>
+      <w:rPr>
+        <w:rFonts w:ascii="Symbol" w:eastAsia="Symbol" w:hAnsi="Symbol" w:cs="Symbol"/>
+      </w:rPr>
+    </w:lvl>
+    <w:lvl w:ilvl="1" w:tplc="BA804138">
+      <w:start w:val="1"/>
+      <w:numFmt w:val="bullet"/>
+      <w:lvlText w:val="o"/>
+      <w:lvlJc w:val="left"/>
+      <w:pPr>
+        <w:ind w:left="1440" w:hanging="360"/>
+      </w:pPr>
+      <w:rPr>
+        <w:rFonts w:ascii="Courier New" w:eastAsia="Courier New" w:hAnsi="Courier New" w:cs="Courier New"/>
+      </w:rPr>
+    </w:lvl>
+    <w:lvl w:ilvl="2" w:tplc="867A9DDC">
+      <w:start w:val="1"/>
+      <w:numFmt w:val="bullet"/>
+      <w:lvlText w:val="§"/>
+      <w:lvlJc w:val="left"/>
+      <w:pPr>
+        <w:ind w:left="2160" w:hanging="360"/>
+      </w:pPr>
+      <w:rPr>
+        <w:rFonts w:ascii="Wingdings" w:eastAsia="Wingdings" w:hAnsi="Wingdings" w:cs="Wingdings"/>
+      </w:rPr>
+    </w:lvl>
+    <w:lvl w:ilvl="3" w:tplc="684ECF34">
+      <w:start w:val="1"/>
+      <w:numFmt w:val="bullet"/>
+      <w:lvlText w:val="·"/>
+      <w:lvlJc w:val="left"/>
+      <w:pPr>
+        <w:ind w:left="2880" w:hanging="360"/>
+      </w:pPr>
+      <w:rPr>
+        <w:rFonts w:ascii="Symbol" w:eastAsia="Symbol" w:hAnsi="Symbol" w:cs="Symbol"/>
+      </w:rPr>
+    </w:lvl>
+    <w:lvl w:ilvl="4" w:tplc="BDDE6208">
+      <w:start w:val="1"/>
+      <w:numFmt w:val="bullet"/>
+      <w:lvlText w:val="o"/>
+      <w:lvlJc w:val="left"/>
+      <w:pPr>
+        <w:ind w:left="3600" w:hanging="360"/>
+      </w:pPr>
+      <w:rPr>
+        <w:rFonts w:ascii="Courier New" w:eastAsia="Courier New" w:hAnsi="Courier New" w:cs="Courier New"/>
+      </w:rPr>
+    </w:lvl>
+    <w:lvl w:ilvl="5" w:tplc="571E99BA">
+      <w:start w:val="1"/>
+      <w:numFmt w:val="bullet"/>
+      <w:lvlText w:val="§"/>
+      <w:lvlJc w:val="left"/>
+      <w:pPr>
+        <w:ind w:left="4320" w:hanging="360"/>
+      </w:pPr>
+      <w:rPr>
+        <w:rFonts w:ascii="Wingdings" w:eastAsia="Wingdings" w:hAnsi="Wingdings" w:cs="Wingdings"/>
+      </w:rPr>
+    </w:lvl>
+    <w:lvl w:ilvl="6" w:tplc="EED87C9A">
+      <w:start w:val="1"/>
+      <w:numFmt w:val="bullet"/>
+      <w:lvlText w:val="·"/>
+      <w:lvlJc w:val="left"/>
+      <w:pPr>
+        <w:ind w:left="5040" w:hanging="360"/>
+      </w:pPr>
+      <w:rPr>
+        <w:rFonts w:ascii="Symbol" w:eastAsia="Symbol" w:hAnsi="Symbol" w:cs="Symbol"/>
+      </w:rPr>
+    </w:lvl>
+    <w:lvl w:ilvl="7" w:tplc="908A845A">
+      <w:start w:val="1"/>
+      <w:numFmt w:val="bullet"/>
+      <w:lvlText w:val="o"/>
+      <w:lvlJc w:val="left"/>
+      <w:pPr>
+        <w:ind w:left="5760" w:hanging="360"/>
+      </w:pPr>
+      <w:rPr>
+        <w:rFonts w:ascii="Courier New" w:eastAsia="Courier New" w:hAnsi="Courier New" w:cs="Courier New"/>
+      </w:rPr>
+    </w:lvl>
+    <w:lvl w:ilvl="8" w:tplc="E2E87864">
+      <w:start w:val="1"/>
+      <w:numFmt w:val="bullet"/>
+      <w:lvlText w:val="§"/>
+      <w:lvlJc w:val="left"/>
+      <w:pPr>
+        <w:ind w:left="6480" w:hanging="360"/>
+      </w:pPr>
+      <w:rPr>
+        <w:rFonts w:ascii="Wingdings" w:eastAsia="Wingdings" w:hAnsi="Wingdings" w:cs="Wingdings"/>
+      </w:rPr>
+    </w:lvl>
+  </w:abstractNum>
+  <w:abstractNum w:abstractNumId="11" w15:restartNumberingAfterBreak="0">
+    <w:nsid w:val="3E5F72F2"/>
+    <w:multiLevelType w:val="hybridMultilevel"/>
+    <w:tmpl w:val="0BF660AA"/>
+    <w:lvl w:ilvl="0" w:tplc="C42C4AE2">
+      <w:start w:val="1"/>
+      <w:numFmt w:val="bullet"/>
+      <w:lvlText w:val="·"/>
+      <w:lvlJc w:val="left"/>
+      <w:pPr>
+        <w:ind w:left="720" w:hanging="360"/>
+      </w:pPr>
+      <w:rPr>
+        <w:rFonts w:ascii="Symbol" w:eastAsia="Symbol" w:hAnsi="Symbol" w:cs="Symbol" w:hint="default"/>
+      </w:rPr>
+    </w:lvl>
+    <w:lvl w:ilvl="1" w:tplc="0FF2369C">
+      <w:start w:val="1"/>
+      <w:numFmt w:val="bullet"/>
+      <w:lvlText w:val="o"/>
+      <w:lvlJc w:val="left"/>
+      <w:pPr>
+        <w:ind w:left="1440" w:hanging="360"/>
+      </w:pPr>
+      <w:rPr>
+        <w:rFonts w:ascii="Courier New" w:eastAsia="Courier New" w:hAnsi="Courier New" w:cs="Courier New" w:hint="default"/>
+      </w:rPr>
+    </w:lvl>
+    <w:lvl w:ilvl="2" w:tplc="8F1E046A">
+      <w:start w:val="1"/>
+      <w:numFmt w:val="bullet"/>
+      <w:lvlText w:val="§"/>
+      <w:lvlJc w:val="left"/>
+      <w:pPr>
+        <w:ind w:left="2160" w:hanging="360"/>
+      </w:pPr>
+      <w:rPr>
+        <w:rFonts w:ascii="Wingdings" w:eastAsia="Wingdings" w:hAnsi="Wingdings" w:cs="Wingdings" w:hint="default"/>
+      </w:rPr>
+    </w:lvl>
+    <w:lvl w:ilvl="3" w:tplc="9FB8BC9A">
+      <w:start w:val="1"/>
+      <w:numFmt w:val="bullet"/>
+      <w:lvlText w:val="·"/>
+      <w:lvlJc w:val="left"/>
+      <w:pPr>
+        <w:ind w:left="2880" w:hanging="360"/>
+      </w:pPr>
+      <w:rPr>
+        <w:rFonts w:ascii="Symbol" w:eastAsia="Symbol" w:hAnsi="Symbol" w:cs="Symbol" w:hint="default"/>
+      </w:rPr>
+    </w:lvl>
+    <w:lvl w:ilvl="4" w:tplc="117632C6">
+      <w:start w:val="1"/>
+      <w:numFmt w:val="bullet"/>
+      <w:lvlText w:val="o"/>
+      <w:lvlJc w:val="left"/>
+      <w:pPr>
+        <w:ind w:left="3600" w:hanging="360"/>
+      </w:pPr>
+      <w:rPr>
+        <w:rFonts w:ascii="Courier New" w:eastAsia="Courier New" w:hAnsi="Courier New" w:cs="Courier New" w:hint="default"/>
+      </w:rPr>
+    </w:lvl>
+    <w:lvl w:ilvl="5" w:tplc="3848A7E4">
+      <w:start w:val="1"/>
+      <w:numFmt w:val="bullet"/>
+      <w:lvlText w:val="§"/>
+      <w:lvlJc w:val="left"/>
+      <w:pPr>
+        <w:ind w:left="4320" w:hanging="360"/>
+      </w:pPr>
+      <w:rPr>
+        <w:rFonts w:ascii="Wingdings" w:eastAsia="Wingdings" w:hAnsi="Wingdings" w:cs="Wingdings" w:hint="default"/>
+      </w:rPr>
+    </w:lvl>
+    <w:lvl w:ilvl="6" w:tplc="48124F22">
+      <w:start w:val="1"/>
+      <w:numFmt w:val="bullet"/>
+      <w:lvlText w:val="·"/>
+      <w:lvlJc w:val="left"/>
+      <w:pPr>
+        <w:ind w:left="5040" w:hanging="360"/>
+      </w:pPr>
+      <w:rPr>
+        <w:rFonts w:ascii="Symbol" w:eastAsia="Symbol" w:hAnsi="Symbol" w:cs="Symbol" w:hint="default"/>
+      </w:rPr>
+    </w:lvl>
+    <w:lvl w:ilvl="7" w:tplc="60F86E6C">
+      <w:start w:val="1"/>
+      <w:numFmt w:val="bullet"/>
+      <w:lvlText w:val="o"/>
+      <w:lvlJc w:val="left"/>
+      <w:pPr>
+        <w:ind w:left="5760" w:hanging="360"/>
+      </w:pPr>
+      <w:rPr>
+        <w:rFonts w:ascii="Courier New" w:eastAsia="Courier New" w:hAnsi="Courier New" w:cs="Courier New" w:hint="default"/>
+      </w:rPr>
+    </w:lvl>
+    <w:lvl w:ilvl="8" w:tplc="AC34D962">
+      <w:start w:val="1"/>
+      <w:numFmt w:val="bullet"/>
+      <w:lvlText w:val="§"/>
+      <w:lvlJc w:val="left"/>
+      <w:pPr>
+        <w:ind w:left="6480" w:hanging="360"/>
+      </w:pPr>
+      <w:rPr>
+        <w:rFonts w:ascii="Wingdings" w:eastAsia="Wingdings" w:hAnsi="Wingdings" w:cs="Wingdings" w:hint="default"/>
+      </w:rPr>
+    </w:lvl>
+  </w:abstractNum>
+  <w:abstractNum w:abstractNumId="12" w15:restartNumberingAfterBreak="0">
+    <w:nsid w:val="3FBB1869"/>
+    <w:multiLevelType w:val="hybridMultilevel"/>
+    <w:tmpl w:val="38A0BB7A"/>
+    <w:lvl w:ilvl="0" w:tplc="E5AEC746">
+      <w:start w:val="1"/>
+      <w:numFmt w:val="bullet"/>
+      <w:lvlText w:val="·"/>
+      <w:lvlJc w:val="left"/>
+      <w:pPr>
+        <w:ind w:left="709" w:hanging="360"/>
+      </w:pPr>
+      <w:rPr>
+        <w:rFonts w:ascii="Symbol" w:eastAsia="Symbol" w:hAnsi="Symbol" w:cs="Symbol" w:hint="default"/>
+      </w:rPr>
+    </w:lvl>
+    <w:lvl w:ilvl="1" w:tplc="68D401C6">
+      <w:start w:val="1"/>
+      <w:numFmt w:val="bullet"/>
+      <w:lvlText w:val="o"/>
+      <w:lvlJc w:val="left"/>
+      <w:pPr>
+        <w:ind w:left="1440" w:hanging="360"/>
+      </w:pPr>
+      <w:rPr>
+        <w:rFonts w:ascii="Courier New" w:eastAsia="Courier New" w:hAnsi="Courier New" w:cs="Courier New" w:hint="default"/>
+      </w:rPr>
+    </w:lvl>
+    <w:lvl w:ilvl="2" w:tplc="7D407800">
+      <w:start w:val="1"/>
+      <w:numFmt w:val="bullet"/>
+      <w:lvlText w:val="§"/>
+      <w:lvlJc w:val="left"/>
+      <w:pPr>
+        <w:ind w:left="2160" w:hanging="360"/>
+      </w:pPr>
+      <w:rPr>
+        <w:rFonts w:ascii="Wingdings" w:eastAsia="Wingdings" w:hAnsi="Wingdings" w:cs="Wingdings" w:hint="default"/>
+      </w:rPr>
+    </w:lvl>
+    <w:lvl w:ilvl="3" w:tplc="F90246C0">
+      <w:start w:val="1"/>
+      <w:numFmt w:val="bullet"/>
+      <w:lvlText w:val="·"/>
+      <w:lvlJc w:val="left"/>
+      <w:pPr>
+        <w:ind w:left="2880" w:hanging="360"/>
+      </w:pPr>
+      <w:rPr>
+        <w:rFonts w:ascii="Symbol" w:eastAsia="Symbol" w:hAnsi="Symbol" w:cs="Symbol" w:hint="default"/>
+      </w:rPr>
+    </w:lvl>
+    <w:lvl w:ilvl="4" w:tplc="93C095EE">
+      <w:start w:val="1"/>
+      <w:numFmt w:val="bullet"/>
+      <w:lvlText w:val="o"/>
+      <w:lvlJc w:val="left"/>
+      <w:pPr>
+        <w:ind w:left="3600" w:hanging="360"/>
+      </w:pPr>
+      <w:rPr>
+        <w:rFonts w:ascii="Courier New" w:eastAsia="Courier New" w:hAnsi="Courier New" w:cs="Courier New" w:hint="default"/>
+      </w:rPr>
+    </w:lvl>
+    <w:lvl w:ilvl="5" w:tplc="70DE5EA8">
+      <w:start w:val="1"/>
+      <w:numFmt w:val="bullet"/>
+      <w:lvlText w:val="§"/>
+      <w:lvlJc w:val="left"/>
+      <w:pPr>
+        <w:ind w:left="4320" w:hanging="360"/>
+      </w:pPr>
+      <w:rPr>
+        <w:rFonts w:ascii="Wingdings" w:eastAsia="Wingdings" w:hAnsi="Wingdings" w:cs="Wingdings" w:hint="default"/>
+      </w:rPr>
+    </w:lvl>
+    <w:lvl w:ilvl="6" w:tplc="AAE0E6C0">
+      <w:start w:val="1"/>
+      <w:numFmt w:val="bullet"/>
+      <w:lvlText w:val="·"/>
+      <w:lvlJc w:val="left"/>
+      <w:pPr>
+        <w:ind w:left="5040" w:hanging="360"/>
+      </w:pPr>
+      <w:rPr>
+        <w:rFonts w:ascii="Symbol" w:eastAsia="Symbol" w:hAnsi="Symbol" w:cs="Symbol" w:hint="default"/>
+      </w:rPr>
+    </w:lvl>
+    <w:lvl w:ilvl="7" w:tplc="D206AFA2">
+      <w:start w:val="1"/>
+      <w:numFmt w:val="bullet"/>
+      <w:lvlText w:val="o"/>
+      <w:lvlJc w:val="left"/>
+      <w:pPr>
+        <w:ind w:left="5760" w:hanging="360"/>
+      </w:pPr>
+      <w:rPr>
+        <w:rFonts w:ascii="Courier New" w:eastAsia="Courier New" w:hAnsi="Courier New" w:cs="Courier New" w:hint="default"/>
+      </w:rPr>
+    </w:lvl>
+    <w:lvl w:ilvl="8" w:tplc="5A3C24F2">
+      <w:start w:val="1"/>
+      <w:numFmt w:val="bullet"/>
+      <w:lvlText w:val="§"/>
+      <w:lvlJc w:val="left"/>
+      <w:pPr>
+        <w:ind w:left="6480" w:hanging="360"/>
+      </w:pPr>
+      <w:rPr>
+        <w:rFonts w:ascii="Wingdings" w:eastAsia="Wingdings" w:hAnsi="Wingdings" w:cs="Wingdings" w:hint="default"/>
+      </w:rPr>
+    </w:lvl>
+  </w:abstractNum>
+  <w:abstractNum w:abstractNumId="13" w15:restartNumberingAfterBreak="0">
+    <w:nsid w:val="432C35F0"/>
+    <w:multiLevelType w:val="hybridMultilevel"/>
+    <w:tmpl w:val="09B82E16"/>
+    <w:lvl w:ilvl="0" w:tplc="6D8290A2">
+      <w:start w:val="1"/>
+      <w:numFmt w:val="bullet"/>
+      <w:lvlText w:val=""/>
+      <w:lvlJc w:val="left"/>
+      <w:pPr>
+        <w:ind w:left="720" w:hanging="360"/>
+      </w:pPr>
+      <w:rPr>
+        <w:rFonts w:ascii="Symbol" w:hAnsi="Symbol" w:hint="default"/>
+      </w:rPr>
+    </w:lvl>
+    <w:lvl w:ilvl="1" w:tplc="2EDC3E6E">
+      <w:start w:val="1"/>
+      <w:numFmt w:val="bullet"/>
+      <w:lvlText w:val="o"/>
+      <w:lvlJc w:val="left"/>
+      <w:pPr>
+        <w:ind w:left="1440" w:hanging="360"/>
+      </w:pPr>
+      <w:rPr>
         <w:rFonts w:ascii="Courier New" w:hAnsi="Courier New" w:cs="Courier New" w:hint="default"/>
       </w:rPr>
     </w:lvl>
-    <w:lvl w:ilvl="2" w:tplc="C7B86B28">
+    <w:lvl w:ilvl="2" w:tplc="8722C244">
       <w:start w:val="1"/>
       <w:numFmt w:val="bullet"/>
       <w:lvlText w:val=""/>
@@ -9832,7 +10865,7 @@
         <w:rFonts w:ascii="Wingdings" w:hAnsi="Wingdings" w:hint="default"/>
       </w:rPr>
     </w:lvl>
-    <w:lvl w:ilvl="3" w:tplc="4DFE7A02">
+    <w:lvl w:ilvl="3" w:tplc="20968832">
       <w:start w:val="1"/>
       <w:numFmt w:val="bullet"/>
       <w:lvlText w:val=""/>
@@ -9844,7 +10877,7 @@
         <w:rFonts w:ascii="Symbol" w:hAnsi="Symbol" w:hint="default"/>
       </w:rPr>
     </w:lvl>
-    <w:lvl w:ilvl="4" w:tplc="F9F0236A">
+    <w:lvl w:ilvl="4" w:tplc="8C5C496C">
       <w:start w:val="1"/>
       <w:numFmt w:val="bullet"/>
       <w:lvlText w:val="o"/>
@@ -9856,7 +10889,7 @@
         <w:rFonts w:ascii="Courier New" w:hAnsi="Courier New" w:cs="Courier New" w:hint="default"/>
       </w:rPr>
     </w:lvl>
-    <w:lvl w:ilvl="5" w:tplc="EADEC968">
+    <w:lvl w:ilvl="5" w:tplc="0BB2F7B8">
       <w:start w:val="1"/>
       <w:numFmt w:val="bullet"/>
       <w:lvlText w:val=""/>
@@ -9868,7 +10901,7 @@
         <w:rFonts w:ascii="Wingdings" w:hAnsi="Wingdings" w:hint="default"/>
       </w:rPr>
     </w:lvl>
-    <w:lvl w:ilvl="6" w:tplc="4EC086CE">
+    <w:lvl w:ilvl="6" w:tplc="09BCBEE6">
       <w:start w:val="1"/>
       <w:numFmt w:val="bullet"/>
       <w:lvlText w:val=""/>
@@ -9880,7 +10913,7 @@
         <w:rFonts w:ascii="Symbol" w:hAnsi="Symbol" w:hint="default"/>
       </w:rPr>
     </w:lvl>
-    <w:lvl w:ilvl="7" w:tplc="2F30A162">
+    <w:lvl w:ilvl="7" w:tplc="F036C71C">
       <w:start w:val="1"/>
       <w:numFmt w:val="bullet"/>
       <w:lvlText w:val="o"/>
@@ -9892,7 +10925,7 @@
         <w:rFonts w:ascii="Courier New" w:hAnsi="Courier New" w:cs="Courier New" w:hint="default"/>
       </w:rPr>
     </w:lvl>
-    <w:lvl w:ilvl="8" w:tplc="DD489C3C">
+    <w:lvl w:ilvl="8" w:tplc="F8184BB2">
       <w:start w:val="1"/>
       <w:numFmt w:val="bullet"/>
       <w:lvlText w:val=""/>
@@ -9905,1140 +10938,10 @@
       </w:rPr>
     </w:lvl>
   </w:abstractNum>
-  <w:abstractNum w:abstractNumId="3" w15:restartNumberingAfterBreak="0">
-    <w:nsid w:val="092B6615"/>
-    <w:multiLevelType w:val="hybridMultilevel"/>
-    <w:tmpl w:val="1EDC4D7E"/>
-    <w:lvl w:ilvl="0" w:tplc="483CAE0C">
-      <w:start w:val="1"/>
-      <w:numFmt w:val="bullet"/>
-      <w:lvlText w:val="·"/>
-      <w:lvlJc w:val="left"/>
-      <w:pPr>
-        <w:ind w:left="709" w:hanging="360"/>
-      </w:pPr>
-      <w:rPr>
-        <w:rFonts w:ascii="Symbol" w:eastAsia="Symbol" w:hAnsi="Symbol" w:cs="Symbol" w:hint="default"/>
-      </w:rPr>
-    </w:lvl>
-    <w:lvl w:ilvl="1" w:tplc="B420A818">
-      <w:start w:val="1"/>
-      <w:numFmt w:val="bullet"/>
-      <w:lvlText w:val="o"/>
-      <w:lvlJc w:val="left"/>
-      <w:pPr>
-        <w:ind w:left="1429" w:hanging="360"/>
-      </w:pPr>
-      <w:rPr>
-        <w:rFonts w:ascii="Courier New" w:eastAsia="Courier New" w:hAnsi="Courier New" w:cs="Courier New" w:hint="default"/>
-      </w:rPr>
-    </w:lvl>
-    <w:lvl w:ilvl="2" w:tplc="3D9E3A28">
-      <w:start w:val="1"/>
-      <w:numFmt w:val="bullet"/>
-      <w:lvlText w:val="§"/>
-      <w:lvlJc w:val="left"/>
-      <w:pPr>
-        <w:ind w:left="2149" w:hanging="360"/>
-      </w:pPr>
-      <w:rPr>
-        <w:rFonts w:ascii="Wingdings" w:eastAsia="Wingdings" w:hAnsi="Wingdings" w:cs="Wingdings" w:hint="default"/>
-      </w:rPr>
-    </w:lvl>
-    <w:lvl w:ilvl="3" w:tplc="7B840006">
-      <w:start w:val="1"/>
-      <w:numFmt w:val="bullet"/>
-      <w:lvlText w:val="·"/>
-      <w:lvlJc w:val="left"/>
-      <w:pPr>
-        <w:ind w:left="2869" w:hanging="360"/>
-      </w:pPr>
-      <w:rPr>
-        <w:rFonts w:ascii="Symbol" w:eastAsia="Symbol" w:hAnsi="Symbol" w:cs="Symbol" w:hint="default"/>
-      </w:rPr>
-    </w:lvl>
-    <w:lvl w:ilvl="4" w:tplc="67C69764">
-      <w:start w:val="1"/>
-      <w:numFmt w:val="bullet"/>
-      <w:lvlText w:val="o"/>
-      <w:lvlJc w:val="left"/>
-      <w:pPr>
-        <w:ind w:left="3589" w:hanging="360"/>
-      </w:pPr>
-      <w:rPr>
-        <w:rFonts w:ascii="Courier New" w:eastAsia="Courier New" w:hAnsi="Courier New" w:cs="Courier New" w:hint="default"/>
-      </w:rPr>
-    </w:lvl>
-    <w:lvl w:ilvl="5" w:tplc="52447B36">
-      <w:start w:val="1"/>
-      <w:numFmt w:val="bullet"/>
-      <w:lvlText w:val="§"/>
-      <w:lvlJc w:val="left"/>
-      <w:pPr>
-        <w:ind w:left="4309" w:hanging="360"/>
-      </w:pPr>
-      <w:rPr>
-        <w:rFonts w:ascii="Wingdings" w:eastAsia="Wingdings" w:hAnsi="Wingdings" w:cs="Wingdings" w:hint="default"/>
-      </w:rPr>
-    </w:lvl>
-    <w:lvl w:ilvl="6" w:tplc="2D2C7536">
-      <w:start w:val="1"/>
-      <w:numFmt w:val="bullet"/>
-      <w:lvlText w:val="·"/>
-      <w:lvlJc w:val="left"/>
-      <w:pPr>
-        <w:ind w:left="5029" w:hanging="360"/>
-      </w:pPr>
-      <w:rPr>
-        <w:rFonts w:ascii="Symbol" w:eastAsia="Symbol" w:hAnsi="Symbol" w:cs="Symbol" w:hint="default"/>
-      </w:rPr>
-    </w:lvl>
-    <w:lvl w:ilvl="7" w:tplc="2D42CBE8">
-      <w:start w:val="1"/>
-      <w:numFmt w:val="bullet"/>
-      <w:lvlText w:val="o"/>
-      <w:lvlJc w:val="left"/>
-      <w:pPr>
-        <w:ind w:left="5749" w:hanging="360"/>
-      </w:pPr>
-      <w:rPr>
-        <w:rFonts w:ascii="Courier New" w:eastAsia="Courier New" w:hAnsi="Courier New" w:cs="Courier New" w:hint="default"/>
-      </w:rPr>
-    </w:lvl>
-    <w:lvl w:ilvl="8" w:tplc="0D68AD9C">
-      <w:start w:val="1"/>
-      <w:numFmt w:val="bullet"/>
-      <w:lvlText w:val="§"/>
-      <w:lvlJc w:val="left"/>
-      <w:pPr>
-        <w:ind w:left="6469" w:hanging="360"/>
-      </w:pPr>
-      <w:rPr>
-        <w:rFonts w:ascii="Wingdings" w:eastAsia="Wingdings" w:hAnsi="Wingdings" w:cs="Wingdings" w:hint="default"/>
-      </w:rPr>
-    </w:lvl>
-  </w:abstractNum>
-  <w:abstractNum w:abstractNumId="4" w15:restartNumberingAfterBreak="0">
-    <w:nsid w:val="11B171CB"/>
-    <w:multiLevelType w:val="hybridMultilevel"/>
-    <w:tmpl w:val="90BE6BD2"/>
-    <w:lvl w:ilvl="0" w:tplc="ED0C89C8">
-      <w:start w:val="1"/>
-      <w:numFmt w:val="bullet"/>
-      <w:lvlText w:val="·"/>
-      <w:lvlJc w:val="left"/>
-      <w:pPr>
-        <w:ind w:left="720" w:hanging="360"/>
-      </w:pPr>
-      <w:rPr>
-        <w:rFonts w:ascii="Symbol" w:eastAsia="Symbol" w:hAnsi="Symbol" w:cs="Symbol" w:hint="default"/>
-      </w:rPr>
-    </w:lvl>
-    <w:lvl w:ilvl="1" w:tplc="60A63A32">
-      <w:start w:val="1"/>
-      <w:numFmt w:val="bullet"/>
-      <w:lvlText w:val="o"/>
-      <w:lvlJc w:val="left"/>
-      <w:pPr>
-        <w:ind w:left="1440" w:hanging="360"/>
-      </w:pPr>
-      <w:rPr>
-        <w:rFonts w:ascii="Courier New" w:eastAsia="Courier New" w:hAnsi="Courier New" w:cs="Courier New" w:hint="default"/>
-      </w:rPr>
-    </w:lvl>
-    <w:lvl w:ilvl="2" w:tplc="1FA69426">
-      <w:start w:val="1"/>
-      <w:numFmt w:val="bullet"/>
-      <w:lvlText w:val="§"/>
-      <w:lvlJc w:val="left"/>
-      <w:pPr>
-        <w:ind w:left="2160" w:hanging="360"/>
-      </w:pPr>
-      <w:rPr>
-        <w:rFonts w:ascii="Wingdings" w:eastAsia="Wingdings" w:hAnsi="Wingdings" w:cs="Wingdings" w:hint="default"/>
-      </w:rPr>
-    </w:lvl>
-    <w:lvl w:ilvl="3" w:tplc="F32A451A">
-      <w:start w:val="1"/>
-      <w:numFmt w:val="bullet"/>
-      <w:lvlText w:val="·"/>
-      <w:lvlJc w:val="left"/>
-      <w:pPr>
-        <w:ind w:left="2880" w:hanging="360"/>
-      </w:pPr>
-      <w:rPr>
-        <w:rFonts w:ascii="Symbol" w:eastAsia="Symbol" w:hAnsi="Symbol" w:cs="Symbol" w:hint="default"/>
-      </w:rPr>
-    </w:lvl>
-    <w:lvl w:ilvl="4" w:tplc="532AED96">
-      <w:start w:val="1"/>
-      <w:numFmt w:val="bullet"/>
-      <w:lvlText w:val="o"/>
-      <w:lvlJc w:val="left"/>
-      <w:pPr>
-        <w:ind w:left="3600" w:hanging="360"/>
-      </w:pPr>
-      <w:rPr>
-        <w:rFonts w:ascii="Courier New" w:eastAsia="Courier New" w:hAnsi="Courier New" w:cs="Courier New" w:hint="default"/>
-      </w:rPr>
-    </w:lvl>
-    <w:lvl w:ilvl="5" w:tplc="39A6FF00">
-      <w:start w:val="1"/>
-      <w:numFmt w:val="bullet"/>
-      <w:lvlText w:val="§"/>
-      <w:lvlJc w:val="left"/>
-      <w:pPr>
-        <w:ind w:left="4320" w:hanging="360"/>
-      </w:pPr>
-      <w:rPr>
-        <w:rFonts w:ascii="Wingdings" w:eastAsia="Wingdings" w:hAnsi="Wingdings" w:cs="Wingdings" w:hint="default"/>
-      </w:rPr>
-    </w:lvl>
-    <w:lvl w:ilvl="6" w:tplc="3920C858">
-      <w:start w:val="1"/>
-      <w:numFmt w:val="bullet"/>
-      <w:lvlText w:val="·"/>
-      <w:lvlJc w:val="left"/>
-      <w:pPr>
-        <w:ind w:left="5040" w:hanging="360"/>
-      </w:pPr>
-      <w:rPr>
-        <w:rFonts w:ascii="Symbol" w:eastAsia="Symbol" w:hAnsi="Symbol" w:cs="Symbol" w:hint="default"/>
-      </w:rPr>
-    </w:lvl>
-    <w:lvl w:ilvl="7" w:tplc="51D0190A">
-      <w:start w:val="1"/>
-      <w:numFmt w:val="bullet"/>
-      <w:lvlText w:val="o"/>
-      <w:lvlJc w:val="left"/>
-      <w:pPr>
-        <w:ind w:left="5760" w:hanging="360"/>
-      </w:pPr>
-      <w:rPr>
-        <w:rFonts w:ascii="Courier New" w:eastAsia="Courier New" w:hAnsi="Courier New" w:cs="Courier New" w:hint="default"/>
-      </w:rPr>
-    </w:lvl>
-    <w:lvl w:ilvl="8" w:tplc="EDF8CD2E">
-      <w:start w:val="1"/>
-      <w:numFmt w:val="bullet"/>
-      <w:lvlText w:val="§"/>
-      <w:lvlJc w:val="left"/>
-      <w:pPr>
-        <w:ind w:left="6480" w:hanging="360"/>
-      </w:pPr>
-      <w:rPr>
-        <w:rFonts w:ascii="Wingdings" w:eastAsia="Wingdings" w:hAnsi="Wingdings" w:cs="Wingdings" w:hint="default"/>
-      </w:rPr>
-    </w:lvl>
-  </w:abstractNum>
-  <w:abstractNum w:abstractNumId="5" w15:restartNumberingAfterBreak="0">
-    <w:nsid w:val="1BAD670B"/>
-    <w:multiLevelType w:val="hybridMultilevel"/>
-    <w:tmpl w:val="9AD695BA"/>
-    <w:lvl w:ilvl="0" w:tplc="8C6EBE38">
-      <w:start w:val="1"/>
-      <w:numFmt w:val="bullet"/>
-      <w:lvlText w:val="·"/>
-      <w:lvlJc w:val="left"/>
-      <w:pPr>
-        <w:ind w:left="709" w:hanging="360"/>
-      </w:pPr>
-      <w:rPr>
-        <w:rFonts w:ascii="Symbol" w:eastAsia="Symbol" w:hAnsi="Symbol" w:cs="Symbol" w:hint="default"/>
-      </w:rPr>
-    </w:lvl>
-    <w:lvl w:ilvl="1" w:tplc="DC32087E">
-      <w:start w:val="1"/>
-      <w:numFmt w:val="bullet"/>
-      <w:lvlText w:val="o"/>
-      <w:lvlJc w:val="left"/>
-      <w:pPr>
-        <w:ind w:left="1429" w:hanging="360"/>
-      </w:pPr>
-      <w:rPr>
-        <w:rFonts w:ascii="Courier New" w:eastAsia="Courier New" w:hAnsi="Courier New" w:cs="Courier New" w:hint="default"/>
-      </w:rPr>
-    </w:lvl>
-    <w:lvl w:ilvl="2" w:tplc="0802A84C">
-      <w:start w:val="1"/>
-      <w:numFmt w:val="bullet"/>
-      <w:lvlText w:val="§"/>
-      <w:lvlJc w:val="left"/>
-      <w:pPr>
-        <w:ind w:left="2149" w:hanging="360"/>
-      </w:pPr>
-      <w:rPr>
-        <w:rFonts w:ascii="Wingdings" w:eastAsia="Wingdings" w:hAnsi="Wingdings" w:cs="Wingdings" w:hint="default"/>
-      </w:rPr>
-    </w:lvl>
-    <w:lvl w:ilvl="3" w:tplc="12663504">
-      <w:start w:val="1"/>
-      <w:numFmt w:val="bullet"/>
-      <w:lvlText w:val="·"/>
-      <w:lvlJc w:val="left"/>
-      <w:pPr>
-        <w:ind w:left="2869" w:hanging="360"/>
-      </w:pPr>
-      <w:rPr>
-        <w:rFonts w:ascii="Symbol" w:eastAsia="Symbol" w:hAnsi="Symbol" w:cs="Symbol" w:hint="default"/>
-      </w:rPr>
-    </w:lvl>
-    <w:lvl w:ilvl="4" w:tplc="40186964">
-      <w:start w:val="1"/>
-      <w:numFmt w:val="bullet"/>
-      <w:lvlText w:val="o"/>
-      <w:lvlJc w:val="left"/>
-      <w:pPr>
-        <w:ind w:left="3589" w:hanging="360"/>
-      </w:pPr>
-      <w:rPr>
-        <w:rFonts w:ascii="Courier New" w:eastAsia="Courier New" w:hAnsi="Courier New" w:cs="Courier New" w:hint="default"/>
-      </w:rPr>
-    </w:lvl>
-    <w:lvl w:ilvl="5" w:tplc="C25CBC28">
-      <w:start w:val="1"/>
-      <w:numFmt w:val="bullet"/>
-      <w:lvlText w:val="§"/>
-      <w:lvlJc w:val="left"/>
-      <w:pPr>
-        <w:ind w:left="4309" w:hanging="360"/>
-      </w:pPr>
-      <w:rPr>
-        <w:rFonts w:ascii="Wingdings" w:eastAsia="Wingdings" w:hAnsi="Wingdings" w:cs="Wingdings" w:hint="default"/>
-      </w:rPr>
-    </w:lvl>
-    <w:lvl w:ilvl="6" w:tplc="00702CB8">
-      <w:start w:val="1"/>
-      <w:numFmt w:val="bullet"/>
-      <w:lvlText w:val="·"/>
-      <w:lvlJc w:val="left"/>
-      <w:pPr>
-        <w:ind w:left="5029" w:hanging="360"/>
-      </w:pPr>
-      <w:rPr>
-        <w:rFonts w:ascii="Symbol" w:eastAsia="Symbol" w:hAnsi="Symbol" w:cs="Symbol" w:hint="default"/>
-      </w:rPr>
-    </w:lvl>
-    <w:lvl w:ilvl="7" w:tplc="135E4DE2">
-      <w:start w:val="1"/>
-      <w:numFmt w:val="bullet"/>
-      <w:lvlText w:val="o"/>
-      <w:lvlJc w:val="left"/>
-      <w:pPr>
-        <w:ind w:left="5749" w:hanging="360"/>
-      </w:pPr>
-      <w:rPr>
-        <w:rFonts w:ascii="Courier New" w:eastAsia="Courier New" w:hAnsi="Courier New" w:cs="Courier New" w:hint="default"/>
-      </w:rPr>
-    </w:lvl>
-    <w:lvl w:ilvl="8" w:tplc="6F4E9136">
-      <w:start w:val="1"/>
-      <w:numFmt w:val="bullet"/>
-      <w:lvlText w:val="§"/>
-      <w:lvlJc w:val="left"/>
-      <w:pPr>
-        <w:ind w:left="6469" w:hanging="360"/>
-      </w:pPr>
-      <w:rPr>
-        <w:rFonts w:ascii="Wingdings" w:eastAsia="Wingdings" w:hAnsi="Wingdings" w:cs="Wingdings" w:hint="default"/>
-      </w:rPr>
-    </w:lvl>
-  </w:abstractNum>
-  <w:abstractNum w:abstractNumId="6" w15:restartNumberingAfterBreak="0">
-    <w:nsid w:val="216F66F4"/>
-    <w:multiLevelType w:val="hybridMultilevel"/>
-    <w:tmpl w:val="B7B8B852"/>
-    <w:lvl w:ilvl="0" w:tplc="983E047E">
-      <w:start w:val="1"/>
-      <w:numFmt w:val="bullet"/>
-      <w:lvlText w:val="·"/>
-      <w:lvlJc w:val="left"/>
-      <w:pPr>
-        <w:ind w:left="709" w:hanging="360"/>
-      </w:pPr>
-      <w:rPr>
-        <w:rFonts w:ascii="Symbol" w:eastAsia="Symbol" w:hAnsi="Symbol" w:cs="Symbol" w:hint="default"/>
-      </w:rPr>
-    </w:lvl>
-    <w:lvl w:ilvl="1" w:tplc="C6007D74">
-      <w:start w:val="1"/>
-      <w:numFmt w:val="bullet"/>
-      <w:lvlText w:val="o"/>
-      <w:lvlJc w:val="left"/>
-      <w:pPr>
-        <w:ind w:left="1429" w:hanging="360"/>
-      </w:pPr>
-      <w:rPr>
-        <w:rFonts w:ascii="Courier New" w:eastAsia="Courier New" w:hAnsi="Courier New" w:cs="Courier New" w:hint="default"/>
-      </w:rPr>
-    </w:lvl>
-    <w:lvl w:ilvl="2" w:tplc="405A320E">
-      <w:start w:val="1"/>
-      <w:numFmt w:val="bullet"/>
-      <w:lvlText w:val="§"/>
-      <w:lvlJc w:val="left"/>
-      <w:pPr>
-        <w:ind w:left="2149" w:hanging="360"/>
-      </w:pPr>
-      <w:rPr>
-        <w:rFonts w:ascii="Wingdings" w:eastAsia="Wingdings" w:hAnsi="Wingdings" w:cs="Wingdings" w:hint="default"/>
-      </w:rPr>
-    </w:lvl>
-    <w:lvl w:ilvl="3" w:tplc="A730515C">
-      <w:start w:val="1"/>
-      <w:numFmt w:val="bullet"/>
-      <w:lvlText w:val="·"/>
-      <w:lvlJc w:val="left"/>
-      <w:pPr>
-        <w:ind w:left="2869" w:hanging="360"/>
-      </w:pPr>
-      <w:rPr>
-        <w:rFonts w:ascii="Symbol" w:eastAsia="Symbol" w:hAnsi="Symbol" w:cs="Symbol" w:hint="default"/>
-      </w:rPr>
-    </w:lvl>
-    <w:lvl w:ilvl="4" w:tplc="CF6CE7B6">
-      <w:start w:val="1"/>
-      <w:numFmt w:val="bullet"/>
-      <w:lvlText w:val="o"/>
-      <w:lvlJc w:val="left"/>
-      <w:pPr>
-        <w:ind w:left="3589" w:hanging="360"/>
-      </w:pPr>
-      <w:rPr>
-        <w:rFonts w:ascii="Courier New" w:eastAsia="Courier New" w:hAnsi="Courier New" w:cs="Courier New" w:hint="default"/>
-      </w:rPr>
-    </w:lvl>
-    <w:lvl w:ilvl="5" w:tplc="B04A884A">
-      <w:start w:val="1"/>
-      <w:numFmt w:val="bullet"/>
-      <w:lvlText w:val="§"/>
-      <w:lvlJc w:val="left"/>
-      <w:pPr>
-        <w:ind w:left="4309" w:hanging="360"/>
-      </w:pPr>
-      <w:rPr>
-        <w:rFonts w:ascii="Wingdings" w:eastAsia="Wingdings" w:hAnsi="Wingdings" w:cs="Wingdings" w:hint="default"/>
-      </w:rPr>
-    </w:lvl>
-    <w:lvl w:ilvl="6" w:tplc="FCB2FF0A">
-      <w:start w:val="1"/>
-      <w:numFmt w:val="bullet"/>
-      <w:lvlText w:val="·"/>
-      <w:lvlJc w:val="left"/>
-      <w:pPr>
-        <w:ind w:left="5029" w:hanging="360"/>
-      </w:pPr>
-      <w:rPr>
-        <w:rFonts w:ascii="Symbol" w:eastAsia="Symbol" w:hAnsi="Symbol" w:cs="Symbol" w:hint="default"/>
-      </w:rPr>
-    </w:lvl>
-    <w:lvl w:ilvl="7" w:tplc="E53817F4">
-      <w:start w:val="1"/>
-      <w:numFmt w:val="bullet"/>
-      <w:lvlText w:val="o"/>
-      <w:lvlJc w:val="left"/>
-      <w:pPr>
-        <w:ind w:left="5749" w:hanging="360"/>
-      </w:pPr>
-      <w:rPr>
-        <w:rFonts w:ascii="Courier New" w:eastAsia="Courier New" w:hAnsi="Courier New" w:cs="Courier New" w:hint="default"/>
-      </w:rPr>
-    </w:lvl>
-    <w:lvl w:ilvl="8" w:tplc="71DA1F50">
-      <w:start w:val="1"/>
-      <w:numFmt w:val="bullet"/>
-      <w:lvlText w:val="§"/>
-      <w:lvlJc w:val="left"/>
-      <w:pPr>
-        <w:ind w:left="6469" w:hanging="360"/>
-      </w:pPr>
-      <w:rPr>
-        <w:rFonts w:ascii="Wingdings" w:eastAsia="Wingdings" w:hAnsi="Wingdings" w:cs="Wingdings" w:hint="default"/>
-      </w:rPr>
-    </w:lvl>
-  </w:abstractNum>
-  <w:abstractNum w:abstractNumId="7" w15:restartNumberingAfterBreak="0">
-    <w:nsid w:val="229F65BB"/>
-    <w:multiLevelType w:val="hybridMultilevel"/>
-    <w:tmpl w:val="1A4C3492"/>
-    <w:lvl w:ilvl="0" w:tplc="4948C0AC">
-      <w:start w:val="1"/>
-      <w:numFmt w:val="bullet"/>
-      <w:lvlText w:val="·"/>
-      <w:lvlJc w:val="left"/>
-      <w:pPr>
-        <w:ind w:left="720" w:hanging="360"/>
-      </w:pPr>
-      <w:rPr>
-        <w:rFonts w:ascii="Symbol" w:eastAsia="Symbol" w:hAnsi="Symbol" w:cs="Symbol"/>
-      </w:rPr>
-    </w:lvl>
-    <w:lvl w:ilvl="1" w:tplc="FF68E50A">
-      <w:start w:val="1"/>
-      <w:numFmt w:val="bullet"/>
-      <w:lvlText w:val="o"/>
-      <w:lvlJc w:val="left"/>
-      <w:pPr>
-        <w:ind w:left="1440" w:hanging="360"/>
-      </w:pPr>
-      <w:rPr>
-        <w:rFonts w:ascii="Courier New" w:eastAsia="Courier New" w:hAnsi="Courier New" w:cs="Courier New"/>
-      </w:rPr>
-    </w:lvl>
-    <w:lvl w:ilvl="2" w:tplc="47EC9FEA">
-      <w:start w:val="1"/>
-      <w:numFmt w:val="bullet"/>
-      <w:lvlText w:val="§"/>
-      <w:lvlJc w:val="left"/>
-      <w:pPr>
-        <w:ind w:left="2160" w:hanging="360"/>
-      </w:pPr>
-      <w:rPr>
-        <w:rFonts w:ascii="Wingdings" w:eastAsia="Wingdings" w:hAnsi="Wingdings" w:cs="Wingdings"/>
-      </w:rPr>
-    </w:lvl>
-    <w:lvl w:ilvl="3" w:tplc="6B563C36">
-      <w:start w:val="1"/>
-      <w:numFmt w:val="bullet"/>
-      <w:lvlText w:val="·"/>
-      <w:lvlJc w:val="left"/>
-      <w:pPr>
-        <w:ind w:left="2880" w:hanging="360"/>
-      </w:pPr>
-      <w:rPr>
-        <w:rFonts w:ascii="Symbol" w:eastAsia="Symbol" w:hAnsi="Symbol" w:cs="Symbol"/>
-      </w:rPr>
-    </w:lvl>
-    <w:lvl w:ilvl="4" w:tplc="4F606D4E">
-      <w:start w:val="1"/>
-      <w:numFmt w:val="bullet"/>
-      <w:lvlText w:val="o"/>
-      <w:lvlJc w:val="left"/>
-      <w:pPr>
-        <w:ind w:left="3600" w:hanging="360"/>
-      </w:pPr>
-      <w:rPr>
-        <w:rFonts w:ascii="Courier New" w:eastAsia="Courier New" w:hAnsi="Courier New" w:cs="Courier New"/>
-      </w:rPr>
-    </w:lvl>
-    <w:lvl w:ilvl="5" w:tplc="D3FE42E4">
-      <w:start w:val="1"/>
-      <w:numFmt w:val="bullet"/>
-      <w:lvlText w:val="§"/>
-      <w:lvlJc w:val="left"/>
-      <w:pPr>
-        <w:ind w:left="4320" w:hanging="360"/>
-      </w:pPr>
-      <w:rPr>
-        <w:rFonts w:ascii="Wingdings" w:eastAsia="Wingdings" w:hAnsi="Wingdings" w:cs="Wingdings"/>
-      </w:rPr>
-    </w:lvl>
-    <w:lvl w:ilvl="6" w:tplc="771248DA">
-      <w:start w:val="1"/>
-      <w:numFmt w:val="bullet"/>
-      <w:lvlText w:val="·"/>
-      <w:lvlJc w:val="left"/>
-      <w:pPr>
-        <w:ind w:left="5040" w:hanging="360"/>
-      </w:pPr>
-      <w:rPr>
-        <w:rFonts w:ascii="Symbol" w:eastAsia="Symbol" w:hAnsi="Symbol" w:cs="Symbol"/>
-      </w:rPr>
-    </w:lvl>
-    <w:lvl w:ilvl="7" w:tplc="3886D378">
-      <w:start w:val="1"/>
-      <w:numFmt w:val="bullet"/>
-      <w:lvlText w:val="o"/>
-      <w:lvlJc w:val="left"/>
-      <w:pPr>
-        <w:ind w:left="5760" w:hanging="360"/>
-      </w:pPr>
-      <w:rPr>
-        <w:rFonts w:ascii="Courier New" w:eastAsia="Courier New" w:hAnsi="Courier New" w:cs="Courier New"/>
-      </w:rPr>
-    </w:lvl>
-    <w:lvl w:ilvl="8" w:tplc="4BD6A336">
-      <w:start w:val="1"/>
-      <w:numFmt w:val="bullet"/>
-      <w:lvlText w:val="§"/>
-      <w:lvlJc w:val="left"/>
-      <w:pPr>
-        <w:ind w:left="6480" w:hanging="360"/>
-      </w:pPr>
-      <w:rPr>
-        <w:rFonts w:ascii="Wingdings" w:eastAsia="Wingdings" w:hAnsi="Wingdings" w:cs="Wingdings"/>
-      </w:rPr>
-    </w:lvl>
-  </w:abstractNum>
-  <w:abstractNum w:abstractNumId="8" w15:restartNumberingAfterBreak="0">
-    <w:nsid w:val="242E3AD4"/>
-    <w:multiLevelType w:val="hybridMultilevel"/>
-    <w:tmpl w:val="4B6CC98C"/>
-    <w:lvl w:ilvl="0" w:tplc="A0B82F90">
-      <w:start w:val="1"/>
-      <w:numFmt w:val="bullet"/>
-      <w:lvlText w:val="·"/>
-      <w:lvlJc w:val="left"/>
-      <w:pPr>
-        <w:ind w:left="720" w:hanging="360"/>
-      </w:pPr>
-      <w:rPr>
-        <w:rFonts w:ascii="Symbol" w:eastAsia="Symbol" w:hAnsi="Symbol" w:cs="Symbol" w:hint="default"/>
-      </w:rPr>
-    </w:lvl>
-    <w:lvl w:ilvl="1" w:tplc="2DD499B6">
-      <w:start w:val="1"/>
-      <w:numFmt w:val="bullet"/>
-      <w:lvlText w:val="o"/>
-      <w:lvlJc w:val="left"/>
-      <w:pPr>
-        <w:ind w:left="1440" w:hanging="360"/>
-      </w:pPr>
-      <w:rPr>
-        <w:rFonts w:ascii="Courier New" w:eastAsia="Courier New" w:hAnsi="Courier New" w:cs="Courier New" w:hint="default"/>
-      </w:rPr>
-    </w:lvl>
-    <w:lvl w:ilvl="2" w:tplc="54886C9E">
-      <w:start w:val="1"/>
-      <w:numFmt w:val="bullet"/>
-      <w:lvlText w:val="§"/>
-      <w:lvlJc w:val="left"/>
-      <w:pPr>
-        <w:ind w:left="2160" w:hanging="360"/>
-      </w:pPr>
-      <w:rPr>
-        <w:rFonts w:ascii="Wingdings" w:eastAsia="Wingdings" w:hAnsi="Wingdings" w:cs="Wingdings" w:hint="default"/>
-      </w:rPr>
-    </w:lvl>
-    <w:lvl w:ilvl="3" w:tplc="61AC7080">
-      <w:start w:val="1"/>
-      <w:numFmt w:val="bullet"/>
-      <w:lvlText w:val="·"/>
-      <w:lvlJc w:val="left"/>
-      <w:pPr>
-        <w:ind w:left="2880" w:hanging="360"/>
-      </w:pPr>
-      <w:rPr>
-        <w:rFonts w:ascii="Symbol" w:eastAsia="Symbol" w:hAnsi="Symbol" w:cs="Symbol" w:hint="default"/>
-      </w:rPr>
-    </w:lvl>
-    <w:lvl w:ilvl="4" w:tplc="70700714">
-      <w:start w:val="1"/>
-      <w:numFmt w:val="bullet"/>
-      <w:lvlText w:val="o"/>
-      <w:lvlJc w:val="left"/>
-      <w:pPr>
-        <w:ind w:left="3600" w:hanging="360"/>
-      </w:pPr>
-      <w:rPr>
-        <w:rFonts w:ascii="Courier New" w:eastAsia="Courier New" w:hAnsi="Courier New" w:cs="Courier New" w:hint="default"/>
-      </w:rPr>
-    </w:lvl>
-    <w:lvl w:ilvl="5" w:tplc="D784654E">
-      <w:start w:val="1"/>
-      <w:numFmt w:val="bullet"/>
-      <w:lvlText w:val="§"/>
-      <w:lvlJc w:val="left"/>
-      <w:pPr>
-        <w:ind w:left="4320" w:hanging="360"/>
-      </w:pPr>
-      <w:rPr>
-        <w:rFonts w:ascii="Wingdings" w:eastAsia="Wingdings" w:hAnsi="Wingdings" w:cs="Wingdings" w:hint="default"/>
-      </w:rPr>
-    </w:lvl>
-    <w:lvl w:ilvl="6" w:tplc="F91EB622">
-      <w:start w:val="1"/>
-      <w:numFmt w:val="bullet"/>
-      <w:lvlText w:val="·"/>
-      <w:lvlJc w:val="left"/>
-      <w:pPr>
-        <w:ind w:left="5040" w:hanging="360"/>
-      </w:pPr>
-      <w:rPr>
-        <w:rFonts w:ascii="Symbol" w:eastAsia="Symbol" w:hAnsi="Symbol" w:cs="Symbol" w:hint="default"/>
-      </w:rPr>
-    </w:lvl>
-    <w:lvl w:ilvl="7" w:tplc="D352ACDC">
-      <w:start w:val="1"/>
-      <w:numFmt w:val="bullet"/>
-      <w:lvlText w:val="o"/>
-      <w:lvlJc w:val="left"/>
-      <w:pPr>
-        <w:ind w:left="5760" w:hanging="360"/>
-      </w:pPr>
-      <w:rPr>
-        <w:rFonts w:ascii="Courier New" w:eastAsia="Courier New" w:hAnsi="Courier New" w:cs="Courier New" w:hint="default"/>
-      </w:rPr>
-    </w:lvl>
-    <w:lvl w:ilvl="8" w:tplc="F0801D84">
-      <w:start w:val="1"/>
-      <w:numFmt w:val="bullet"/>
-      <w:lvlText w:val="§"/>
-      <w:lvlJc w:val="left"/>
-      <w:pPr>
-        <w:ind w:left="6480" w:hanging="360"/>
-      </w:pPr>
-      <w:rPr>
-        <w:rFonts w:ascii="Wingdings" w:eastAsia="Wingdings" w:hAnsi="Wingdings" w:cs="Wingdings" w:hint="default"/>
-      </w:rPr>
-    </w:lvl>
-  </w:abstractNum>
-  <w:abstractNum w:abstractNumId="9" w15:restartNumberingAfterBreak="0">
-    <w:nsid w:val="332370F2"/>
-    <w:multiLevelType w:val="hybridMultilevel"/>
-    <w:tmpl w:val="9E8E3BA8"/>
-    <w:lvl w:ilvl="0" w:tplc="1CC03944">
-      <w:start w:val="1"/>
-      <w:numFmt w:val="bullet"/>
-      <w:lvlText w:val="·"/>
-      <w:lvlJc w:val="left"/>
-      <w:pPr>
-        <w:ind w:left="720" w:hanging="360"/>
-      </w:pPr>
-      <w:rPr>
-        <w:rFonts w:ascii="Symbol" w:eastAsia="Symbol" w:hAnsi="Symbol" w:cs="Symbol"/>
-      </w:rPr>
-    </w:lvl>
-    <w:lvl w:ilvl="1" w:tplc="5E263DFE">
-      <w:start w:val="1"/>
-      <w:numFmt w:val="bullet"/>
-      <w:lvlText w:val="o"/>
-      <w:lvlJc w:val="left"/>
-      <w:pPr>
-        <w:ind w:left="1440" w:hanging="360"/>
-      </w:pPr>
-      <w:rPr>
-        <w:rFonts w:ascii="Courier New" w:eastAsia="Courier New" w:hAnsi="Courier New" w:cs="Courier New"/>
-      </w:rPr>
-    </w:lvl>
-    <w:lvl w:ilvl="2" w:tplc="A934CA8A">
-      <w:start w:val="1"/>
-      <w:numFmt w:val="bullet"/>
-      <w:lvlText w:val="§"/>
-      <w:lvlJc w:val="left"/>
-      <w:pPr>
-        <w:ind w:left="2160" w:hanging="360"/>
-      </w:pPr>
-      <w:rPr>
-        <w:rFonts w:ascii="Wingdings" w:eastAsia="Wingdings" w:hAnsi="Wingdings" w:cs="Wingdings"/>
-      </w:rPr>
-    </w:lvl>
-    <w:lvl w:ilvl="3" w:tplc="C578313C">
-      <w:start w:val="1"/>
-      <w:numFmt w:val="bullet"/>
-      <w:lvlText w:val="·"/>
-      <w:lvlJc w:val="left"/>
-      <w:pPr>
-        <w:ind w:left="2880" w:hanging="360"/>
-      </w:pPr>
-      <w:rPr>
-        <w:rFonts w:ascii="Symbol" w:eastAsia="Symbol" w:hAnsi="Symbol" w:cs="Symbol"/>
-      </w:rPr>
-    </w:lvl>
-    <w:lvl w:ilvl="4" w:tplc="22C42852">
-      <w:start w:val="1"/>
-      <w:numFmt w:val="bullet"/>
-      <w:lvlText w:val="o"/>
-      <w:lvlJc w:val="left"/>
-      <w:pPr>
-        <w:ind w:left="3600" w:hanging="360"/>
-      </w:pPr>
-      <w:rPr>
-        <w:rFonts w:ascii="Courier New" w:eastAsia="Courier New" w:hAnsi="Courier New" w:cs="Courier New"/>
-      </w:rPr>
-    </w:lvl>
-    <w:lvl w:ilvl="5" w:tplc="429E1558">
-      <w:start w:val="1"/>
-      <w:numFmt w:val="bullet"/>
-      <w:lvlText w:val="§"/>
-      <w:lvlJc w:val="left"/>
-      <w:pPr>
-        <w:ind w:left="4320" w:hanging="360"/>
-      </w:pPr>
-      <w:rPr>
-        <w:rFonts w:ascii="Wingdings" w:eastAsia="Wingdings" w:hAnsi="Wingdings" w:cs="Wingdings"/>
-      </w:rPr>
-    </w:lvl>
-    <w:lvl w:ilvl="6" w:tplc="27A8D82E">
-      <w:start w:val="1"/>
-      <w:numFmt w:val="bullet"/>
-      <w:lvlText w:val="·"/>
-      <w:lvlJc w:val="left"/>
-      <w:pPr>
-        <w:ind w:left="5040" w:hanging="360"/>
-      </w:pPr>
-      <w:rPr>
-        <w:rFonts w:ascii="Symbol" w:eastAsia="Symbol" w:hAnsi="Symbol" w:cs="Symbol"/>
-      </w:rPr>
-    </w:lvl>
-    <w:lvl w:ilvl="7" w:tplc="DB5AA17C">
-      <w:start w:val="1"/>
-      <w:numFmt w:val="bullet"/>
-      <w:lvlText w:val="o"/>
-      <w:lvlJc w:val="left"/>
-      <w:pPr>
-        <w:ind w:left="5760" w:hanging="360"/>
-      </w:pPr>
-      <w:rPr>
-        <w:rFonts w:ascii="Courier New" w:eastAsia="Courier New" w:hAnsi="Courier New" w:cs="Courier New"/>
-      </w:rPr>
-    </w:lvl>
-    <w:lvl w:ilvl="8" w:tplc="B8D2D9D8">
-      <w:start w:val="1"/>
-      <w:numFmt w:val="bullet"/>
-      <w:lvlText w:val="§"/>
-      <w:lvlJc w:val="left"/>
-      <w:pPr>
-        <w:ind w:left="6480" w:hanging="360"/>
-      </w:pPr>
-      <w:rPr>
-        <w:rFonts w:ascii="Wingdings" w:eastAsia="Wingdings" w:hAnsi="Wingdings" w:cs="Wingdings"/>
-      </w:rPr>
-    </w:lvl>
-  </w:abstractNum>
-  <w:abstractNum w:abstractNumId="10" w15:restartNumberingAfterBreak="0">
-    <w:nsid w:val="35A12CAD"/>
-    <w:multiLevelType w:val="hybridMultilevel"/>
-    <w:tmpl w:val="5862F94C"/>
-    <w:lvl w:ilvl="0" w:tplc="598A5CD6">
-      <w:start w:val="1"/>
-      <w:numFmt w:val="bullet"/>
-      <w:lvlText w:val="·"/>
-      <w:lvlJc w:val="left"/>
-      <w:pPr>
-        <w:ind w:left="720" w:hanging="360"/>
-      </w:pPr>
-      <w:rPr>
-        <w:rFonts w:ascii="Symbol" w:eastAsia="Symbol" w:hAnsi="Symbol" w:cs="Symbol"/>
-      </w:rPr>
-    </w:lvl>
-    <w:lvl w:ilvl="1" w:tplc="E228D1D6">
-      <w:start w:val="1"/>
-      <w:numFmt w:val="bullet"/>
-      <w:lvlText w:val="o"/>
-      <w:lvlJc w:val="left"/>
-      <w:pPr>
-        <w:ind w:left="1440" w:hanging="360"/>
-      </w:pPr>
-      <w:rPr>
-        <w:rFonts w:ascii="Courier New" w:eastAsia="Courier New" w:hAnsi="Courier New" w:cs="Courier New" w:hint="default"/>
-      </w:rPr>
-    </w:lvl>
-    <w:lvl w:ilvl="2" w:tplc="882A1930">
-      <w:start w:val="1"/>
-      <w:numFmt w:val="bullet"/>
-      <w:lvlText w:val="§"/>
-      <w:lvlJc w:val="left"/>
-      <w:pPr>
-        <w:ind w:left="2160" w:hanging="360"/>
-      </w:pPr>
-      <w:rPr>
-        <w:rFonts w:ascii="Wingdings" w:eastAsia="Wingdings" w:hAnsi="Wingdings" w:cs="Wingdings" w:hint="default"/>
-      </w:rPr>
-    </w:lvl>
-    <w:lvl w:ilvl="3" w:tplc="A67C8C4A">
-      <w:start w:val="1"/>
-      <w:numFmt w:val="bullet"/>
-      <w:lvlText w:val="·"/>
-      <w:lvlJc w:val="left"/>
-      <w:pPr>
-        <w:ind w:left="2880" w:hanging="360"/>
-      </w:pPr>
-      <w:rPr>
-        <w:rFonts w:ascii="Symbol" w:eastAsia="Symbol" w:hAnsi="Symbol" w:cs="Symbol" w:hint="default"/>
-      </w:rPr>
-    </w:lvl>
-    <w:lvl w:ilvl="4" w:tplc="5B24EE7E">
-      <w:start w:val="1"/>
-      <w:numFmt w:val="bullet"/>
-      <w:lvlText w:val="o"/>
-      <w:lvlJc w:val="left"/>
-      <w:pPr>
-        <w:ind w:left="3600" w:hanging="360"/>
-      </w:pPr>
-      <w:rPr>
-        <w:rFonts w:ascii="Courier New" w:eastAsia="Courier New" w:hAnsi="Courier New" w:cs="Courier New" w:hint="default"/>
-      </w:rPr>
-    </w:lvl>
-    <w:lvl w:ilvl="5" w:tplc="FC0AD3FE">
-      <w:start w:val="1"/>
-      <w:numFmt w:val="bullet"/>
-      <w:lvlText w:val="§"/>
-      <w:lvlJc w:val="left"/>
-      <w:pPr>
-        <w:ind w:left="4320" w:hanging="360"/>
-      </w:pPr>
-      <w:rPr>
-        <w:rFonts w:ascii="Wingdings" w:eastAsia="Wingdings" w:hAnsi="Wingdings" w:cs="Wingdings" w:hint="default"/>
-      </w:rPr>
-    </w:lvl>
-    <w:lvl w:ilvl="6" w:tplc="3EEC6070">
-      <w:start w:val="1"/>
-      <w:numFmt w:val="bullet"/>
-      <w:lvlText w:val="·"/>
-      <w:lvlJc w:val="left"/>
-      <w:pPr>
-        <w:ind w:left="5040" w:hanging="360"/>
-      </w:pPr>
-      <w:rPr>
-        <w:rFonts w:ascii="Symbol" w:eastAsia="Symbol" w:hAnsi="Symbol" w:cs="Symbol" w:hint="default"/>
-      </w:rPr>
-    </w:lvl>
-    <w:lvl w:ilvl="7" w:tplc="3210EFB6">
-      <w:start w:val="1"/>
-      <w:numFmt w:val="bullet"/>
-      <w:lvlText w:val="o"/>
-      <w:lvlJc w:val="left"/>
-      <w:pPr>
-        <w:ind w:left="5760" w:hanging="360"/>
-      </w:pPr>
-      <w:rPr>
-        <w:rFonts w:ascii="Courier New" w:eastAsia="Courier New" w:hAnsi="Courier New" w:cs="Courier New" w:hint="default"/>
-      </w:rPr>
-    </w:lvl>
-    <w:lvl w:ilvl="8" w:tplc="9EE2D02E">
-      <w:start w:val="1"/>
-      <w:numFmt w:val="bullet"/>
-      <w:lvlText w:val="§"/>
-      <w:lvlJc w:val="left"/>
-      <w:pPr>
-        <w:ind w:left="6480" w:hanging="360"/>
-      </w:pPr>
-      <w:rPr>
-        <w:rFonts w:ascii="Wingdings" w:eastAsia="Wingdings" w:hAnsi="Wingdings" w:cs="Wingdings" w:hint="default"/>
-      </w:rPr>
-    </w:lvl>
-  </w:abstractNum>
-  <w:abstractNum w:abstractNumId="11" w15:restartNumberingAfterBreak="0">
-    <w:nsid w:val="40FF3B00"/>
-    <w:multiLevelType w:val="hybridMultilevel"/>
-    <w:tmpl w:val="7B747064"/>
-    <w:lvl w:ilvl="0" w:tplc="2EC6A79C">
-      <w:start w:val="1"/>
-      <w:numFmt w:val="bullet"/>
-      <w:lvlText w:val="·"/>
-      <w:lvlJc w:val="left"/>
-      <w:pPr>
-        <w:ind w:left="709" w:hanging="360"/>
-      </w:pPr>
-      <w:rPr>
-        <w:rFonts w:ascii="Symbol" w:eastAsia="Symbol" w:hAnsi="Symbol" w:cs="Symbol" w:hint="default"/>
-      </w:rPr>
-    </w:lvl>
-    <w:lvl w:ilvl="1" w:tplc="95183AE8">
-      <w:start w:val="1"/>
-      <w:numFmt w:val="bullet"/>
-      <w:lvlText w:val="o"/>
-      <w:lvlJc w:val="left"/>
-      <w:pPr>
-        <w:ind w:left="1440" w:hanging="360"/>
-      </w:pPr>
-      <w:rPr>
-        <w:rFonts w:ascii="Courier New" w:eastAsia="Courier New" w:hAnsi="Courier New" w:cs="Courier New" w:hint="default"/>
-      </w:rPr>
-    </w:lvl>
-    <w:lvl w:ilvl="2" w:tplc="673004B8">
-      <w:start w:val="1"/>
-      <w:numFmt w:val="bullet"/>
-      <w:lvlText w:val="§"/>
-      <w:lvlJc w:val="left"/>
-      <w:pPr>
-        <w:ind w:left="2160" w:hanging="360"/>
-      </w:pPr>
-      <w:rPr>
-        <w:rFonts w:ascii="Wingdings" w:eastAsia="Wingdings" w:hAnsi="Wingdings" w:cs="Wingdings" w:hint="default"/>
-      </w:rPr>
-    </w:lvl>
-    <w:lvl w:ilvl="3" w:tplc="88EC58B8">
-      <w:start w:val="1"/>
-      <w:numFmt w:val="bullet"/>
-      <w:lvlText w:val="·"/>
-      <w:lvlJc w:val="left"/>
-      <w:pPr>
-        <w:ind w:left="2880" w:hanging="360"/>
-      </w:pPr>
-      <w:rPr>
-        <w:rFonts w:ascii="Symbol" w:eastAsia="Symbol" w:hAnsi="Symbol" w:cs="Symbol" w:hint="default"/>
-      </w:rPr>
-    </w:lvl>
-    <w:lvl w:ilvl="4" w:tplc="F8184516">
-      <w:start w:val="1"/>
-      <w:numFmt w:val="bullet"/>
-      <w:lvlText w:val="o"/>
-      <w:lvlJc w:val="left"/>
-      <w:pPr>
-        <w:ind w:left="3600" w:hanging="360"/>
-      </w:pPr>
-      <w:rPr>
-        <w:rFonts w:ascii="Courier New" w:eastAsia="Courier New" w:hAnsi="Courier New" w:cs="Courier New" w:hint="default"/>
-      </w:rPr>
-    </w:lvl>
-    <w:lvl w:ilvl="5" w:tplc="BE8A25CA">
-      <w:start w:val="1"/>
-      <w:numFmt w:val="bullet"/>
-      <w:lvlText w:val="§"/>
-      <w:lvlJc w:val="left"/>
-      <w:pPr>
-        <w:ind w:left="4320" w:hanging="360"/>
-      </w:pPr>
-      <w:rPr>
-        <w:rFonts w:ascii="Wingdings" w:eastAsia="Wingdings" w:hAnsi="Wingdings" w:cs="Wingdings" w:hint="default"/>
-      </w:rPr>
-    </w:lvl>
-    <w:lvl w:ilvl="6" w:tplc="13DAF58C">
-      <w:start w:val="1"/>
-      <w:numFmt w:val="bullet"/>
-      <w:lvlText w:val="·"/>
-      <w:lvlJc w:val="left"/>
-      <w:pPr>
-        <w:ind w:left="5040" w:hanging="360"/>
-      </w:pPr>
-      <w:rPr>
-        <w:rFonts w:ascii="Symbol" w:eastAsia="Symbol" w:hAnsi="Symbol" w:cs="Symbol" w:hint="default"/>
-      </w:rPr>
-    </w:lvl>
-    <w:lvl w:ilvl="7" w:tplc="A936F32E">
-      <w:start w:val="1"/>
-      <w:numFmt w:val="bullet"/>
-      <w:lvlText w:val="o"/>
-      <w:lvlJc w:val="left"/>
-      <w:pPr>
-        <w:ind w:left="5760" w:hanging="360"/>
-      </w:pPr>
-      <w:rPr>
-        <w:rFonts w:ascii="Courier New" w:eastAsia="Courier New" w:hAnsi="Courier New" w:cs="Courier New" w:hint="default"/>
-      </w:rPr>
-    </w:lvl>
-    <w:lvl w:ilvl="8" w:tplc="DA4ADC36">
-      <w:start w:val="1"/>
-      <w:numFmt w:val="bullet"/>
-      <w:lvlText w:val="§"/>
-      <w:lvlJc w:val="left"/>
-      <w:pPr>
-        <w:ind w:left="6480" w:hanging="360"/>
-      </w:pPr>
-      <w:rPr>
-        <w:rFonts w:ascii="Wingdings" w:eastAsia="Wingdings" w:hAnsi="Wingdings" w:cs="Wingdings" w:hint="default"/>
-      </w:rPr>
-    </w:lvl>
-  </w:abstractNum>
-  <w:abstractNum w:abstractNumId="12" w15:restartNumberingAfterBreak="0">
-    <w:nsid w:val="45CD1CDF"/>
-    <w:multiLevelType w:val="hybridMultilevel"/>
-    <w:tmpl w:val="846CC506"/>
-    <w:lvl w:ilvl="0" w:tplc="243EC024">
-      <w:start w:val="1"/>
-      <w:numFmt w:val="bullet"/>
-      <w:lvlText w:val="·"/>
-      <w:lvlJc w:val="left"/>
-      <w:pPr>
-        <w:ind w:left="709" w:hanging="360"/>
-      </w:pPr>
-      <w:rPr>
-        <w:rFonts w:ascii="Symbol" w:eastAsia="Symbol" w:hAnsi="Symbol" w:cs="Symbol" w:hint="default"/>
-      </w:rPr>
-    </w:lvl>
-    <w:lvl w:ilvl="1" w:tplc="BD3C324A">
-      <w:start w:val="1"/>
-      <w:numFmt w:val="bullet"/>
-      <w:lvlText w:val="o"/>
-      <w:lvlJc w:val="left"/>
-      <w:pPr>
-        <w:ind w:left="1429" w:hanging="360"/>
-      </w:pPr>
-      <w:rPr>
-        <w:rFonts w:ascii="Courier New" w:eastAsia="Courier New" w:hAnsi="Courier New" w:cs="Courier New"/>
-      </w:rPr>
-    </w:lvl>
-    <w:lvl w:ilvl="2" w:tplc="B82ABA9C">
-      <w:start w:val="1"/>
-      <w:numFmt w:val="bullet"/>
-      <w:lvlText w:val="§"/>
-      <w:lvlJc w:val="left"/>
-      <w:pPr>
-        <w:ind w:left="2149" w:hanging="360"/>
-      </w:pPr>
-      <w:rPr>
-        <w:rFonts w:ascii="Wingdings" w:eastAsia="Wingdings" w:hAnsi="Wingdings" w:cs="Wingdings"/>
-      </w:rPr>
-    </w:lvl>
-    <w:lvl w:ilvl="3" w:tplc="8E20EF6A">
-      <w:start w:val="1"/>
-      <w:numFmt w:val="bullet"/>
-      <w:lvlText w:val="·"/>
-      <w:lvlJc w:val="left"/>
-      <w:pPr>
-        <w:ind w:left="2869" w:hanging="360"/>
-      </w:pPr>
-      <w:rPr>
-        <w:rFonts w:ascii="Symbol" w:eastAsia="Symbol" w:hAnsi="Symbol" w:cs="Symbol"/>
-      </w:rPr>
-    </w:lvl>
-    <w:lvl w:ilvl="4" w:tplc="7F8244AA">
-      <w:start w:val="1"/>
-      <w:numFmt w:val="bullet"/>
-      <w:lvlText w:val="o"/>
-      <w:lvlJc w:val="left"/>
-      <w:pPr>
-        <w:ind w:left="3589" w:hanging="360"/>
-      </w:pPr>
-      <w:rPr>
-        <w:rFonts w:ascii="Courier New" w:eastAsia="Courier New" w:hAnsi="Courier New" w:cs="Courier New"/>
-      </w:rPr>
-    </w:lvl>
-    <w:lvl w:ilvl="5" w:tplc="953801B4">
-      <w:start w:val="1"/>
-      <w:numFmt w:val="bullet"/>
-      <w:lvlText w:val="§"/>
-      <w:lvlJc w:val="left"/>
-      <w:pPr>
-        <w:ind w:left="4309" w:hanging="360"/>
-      </w:pPr>
-      <w:rPr>
-        <w:rFonts w:ascii="Wingdings" w:eastAsia="Wingdings" w:hAnsi="Wingdings" w:cs="Wingdings"/>
-      </w:rPr>
-    </w:lvl>
-    <w:lvl w:ilvl="6" w:tplc="A4F4C8F4">
-      <w:start w:val="1"/>
-      <w:numFmt w:val="bullet"/>
-      <w:lvlText w:val="·"/>
-      <w:lvlJc w:val="left"/>
-      <w:pPr>
-        <w:ind w:left="5029" w:hanging="360"/>
-      </w:pPr>
-      <w:rPr>
-        <w:rFonts w:ascii="Symbol" w:eastAsia="Symbol" w:hAnsi="Symbol" w:cs="Symbol"/>
-      </w:rPr>
-    </w:lvl>
-    <w:lvl w:ilvl="7" w:tplc="B51A4C76">
-      <w:start w:val="1"/>
-      <w:numFmt w:val="bullet"/>
-      <w:lvlText w:val="o"/>
-      <w:lvlJc w:val="left"/>
-      <w:pPr>
-        <w:ind w:left="5749" w:hanging="360"/>
-      </w:pPr>
-      <w:rPr>
-        <w:rFonts w:ascii="Courier New" w:eastAsia="Courier New" w:hAnsi="Courier New" w:cs="Courier New"/>
-      </w:rPr>
-    </w:lvl>
-    <w:lvl w:ilvl="8" w:tplc="E3445BE6">
-      <w:start w:val="1"/>
-      <w:numFmt w:val="bullet"/>
-      <w:lvlText w:val="§"/>
-      <w:lvlJc w:val="left"/>
-      <w:pPr>
-        <w:ind w:left="6469" w:hanging="360"/>
-      </w:pPr>
-      <w:rPr>
-        <w:rFonts w:ascii="Wingdings" w:eastAsia="Wingdings" w:hAnsi="Wingdings" w:cs="Wingdings"/>
-      </w:rPr>
-    </w:lvl>
-  </w:abstractNum>
-  <w:abstractNum w:abstractNumId="13" w15:restartNumberingAfterBreak="0">
-    <w:nsid w:val="4E16574F"/>
+  <w:abstractNum w:abstractNumId="14" w15:restartNumberingAfterBreak="0">
+    <w:nsid w:val="448D276D"/>
     <w:multiLevelType w:val="multilevel"/>
-    <w:tmpl w:val="98C0A96E"/>
+    <w:tmpl w:val="81E8044C"/>
     <w:lvl w:ilvl="0">
       <w:start w:val="1"/>
       <w:numFmt w:val="decimal"/>
@@ -11129,11 +11032,11 @@
       </w:pPr>
     </w:lvl>
   </w:abstractNum>
-  <w:abstractNum w:abstractNumId="14" w15:restartNumberingAfterBreak="0">
-    <w:nsid w:val="582E141C"/>
+  <w:abstractNum w:abstractNumId="15" w15:restartNumberingAfterBreak="0">
+    <w:nsid w:val="4BA82DFF"/>
     <w:multiLevelType w:val="hybridMultilevel"/>
-    <w:tmpl w:val="651C7492"/>
-    <w:lvl w:ilvl="0" w:tplc="A5D800CA">
+    <w:tmpl w:val="A4AA8436"/>
+    <w:lvl w:ilvl="0" w:tplc="6B0C1DA8">
       <w:start w:val="1"/>
       <w:numFmt w:val="bullet"/>
       <w:lvlText w:val="·"/>
@@ -11142,10 +11045,10 @@
         <w:ind w:left="720" w:hanging="360"/>
       </w:pPr>
       <w:rPr>
-        <w:rFonts w:ascii="Symbol" w:eastAsia="Symbol" w:hAnsi="Symbol" w:cs="Symbol" w:hint="default"/>
+        <w:rFonts w:ascii="Symbol" w:eastAsia="Symbol" w:hAnsi="Symbol" w:cs="Symbol"/>
       </w:rPr>
     </w:lvl>
-    <w:lvl w:ilvl="1" w:tplc="B0F2C13E">
+    <w:lvl w:ilvl="1" w:tplc="38580936">
       <w:start w:val="1"/>
       <w:numFmt w:val="bullet"/>
       <w:lvlText w:val="o"/>
@@ -11154,10 +11057,10 @@
         <w:ind w:left="1440" w:hanging="360"/>
       </w:pPr>
       <w:rPr>
-        <w:rFonts w:ascii="Courier New" w:eastAsia="Courier New" w:hAnsi="Courier New" w:cs="Courier New" w:hint="default"/>
+        <w:rFonts w:ascii="Courier New" w:eastAsia="Courier New" w:hAnsi="Courier New" w:cs="Courier New"/>
       </w:rPr>
     </w:lvl>
-    <w:lvl w:ilvl="2" w:tplc="E3CA50B0">
+    <w:lvl w:ilvl="2" w:tplc="D304D030">
       <w:start w:val="1"/>
       <w:numFmt w:val="bullet"/>
       <w:lvlText w:val="§"/>
@@ -11166,10 +11069,10 @@
         <w:ind w:left="2160" w:hanging="360"/>
       </w:pPr>
       <w:rPr>
-        <w:rFonts w:ascii="Wingdings" w:eastAsia="Wingdings" w:hAnsi="Wingdings" w:cs="Wingdings" w:hint="default"/>
+        <w:rFonts w:ascii="Wingdings" w:eastAsia="Wingdings" w:hAnsi="Wingdings" w:cs="Wingdings"/>
       </w:rPr>
     </w:lvl>
-    <w:lvl w:ilvl="3" w:tplc="BF54ABBC">
+    <w:lvl w:ilvl="3" w:tplc="6352D466">
       <w:start w:val="1"/>
       <w:numFmt w:val="bullet"/>
       <w:lvlText w:val="·"/>
@@ -11178,10 +11081,10 @@
         <w:ind w:left="2880" w:hanging="360"/>
       </w:pPr>
       <w:rPr>
-        <w:rFonts w:ascii="Symbol" w:eastAsia="Symbol" w:hAnsi="Symbol" w:cs="Symbol" w:hint="default"/>
+        <w:rFonts w:ascii="Symbol" w:eastAsia="Symbol" w:hAnsi="Symbol" w:cs="Symbol"/>
       </w:rPr>
     </w:lvl>
-    <w:lvl w:ilvl="4" w:tplc="E31EAABA">
+    <w:lvl w:ilvl="4" w:tplc="DD84A844">
       <w:start w:val="1"/>
       <w:numFmt w:val="bullet"/>
       <w:lvlText w:val="o"/>
@@ -11190,10 +11093,10 @@
         <w:ind w:left="3600" w:hanging="360"/>
       </w:pPr>
       <w:rPr>
-        <w:rFonts w:ascii="Courier New" w:eastAsia="Courier New" w:hAnsi="Courier New" w:cs="Courier New" w:hint="default"/>
+        <w:rFonts w:ascii="Courier New" w:eastAsia="Courier New" w:hAnsi="Courier New" w:cs="Courier New"/>
       </w:rPr>
     </w:lvl>
-    <w:lvl w:ilvl="5" w:tplc="38883788">
+    <w:lvl w:ilvl="5" w:tplc="AD4267EC">
       <w:start w:val="1"/>
       <w:numFmt w:val="bullet"/>
       <w:lvlText w:val="§"/>
@@ -11202,10 +11105,10 @@
         <w:ind w:left="4320" w:hanging="360"/>
       </w:pPr>
       <w:rPr>
-        <w:rFonts w:ascii="Wingdings" w:eastAsia="Wingdings" w:hAnsi="Wingdings" w:cs="Wingdings" w:hint="default"/>
+        <w:rFonts w:ascii="Wingdings" w:eastAsia="Wingdings" w:hAnsi="Wingdings" w:cs="Wingdings"/>
       </w:rPr>
     </w:lvl>
-    <w:lvl w:ilvl="6" w:tplc="E7182402">
+    <w:lvl w:ilvl="6" w:tplc="6888A292">
       <w:start w:val="1"/>
       <w:numFmt w:val="bullet"/>
       <w:lvlText w:val="·"/>
@@ -11214,10 +11117,10 @@
         <w:ind w:left="5040" w:hanging="360"/>
       </w:pPr>
       <w:rPr>
-        <w:rFonts w:ascii="Symbol" w:eastAsia="Symbol" w:hAnsi="Symbol" w:cs="Symbol" w:hint="default"/>
+        <w:rFonts w:ascii="Symbol" w:eastAsia="Symbol" w:hAnsi="Symbol" w:cs="Symbol"/>
       </w:rPr>
     </w:lvl>
-    <w:lvl w:ilvl="7" w:tplc="C69A92F0">
+    <w:lvl w:ilvl="7" w:tplc="3364E3E6">
       <w:start w:val="1"/>
       <w:numFmt w:val="bullet"/>
       <w:lvlText w:val="o"/>
@@ -11226,10 +11129,10 @@
         <w:ind w:left="5760" w:hanging="360"/>
       </w:pPr>
       <w:rPr>
-        <w:rFonts w:ascii="Courier New" w:eastAsia="Courier New" w:hAnsi="Courier New" w:cs="Courier New" w:hint="default"/>
+        <w:rFonts w:ascii="Courier New" w:eastAsia="Courier New" w:hAnsi="Courier New" w:cs="Courier New"/>
       </w:rPr>
     </w:lvl>
-    <w:lvl w:ilvl="8" w:tplc="65D868F0">
+    <w:lvl w:ilvl="8" w:tplc="A8624EAC">
       <w:start w:val="1"/>
       <w:numFmt w:val="bullet"/>
       <w:lvlText w:val="§"/>
@@ -11238,15 +11141,15 @@
         <w:ind w:left="6480" w:hanging="360"/>
       </w:pPr>
       <w:rPr>
-        <w:rFonts w:ascii="Wingdings" w:eastAsia="Wingdings" w:hAnsi="Wingdings" w:cs="Wingdings" w:hint="default"/>
+        <w:rFonts w:ascii="Wingdings" w:eastAsia="Wingdings" w:hAnsi="Wingdings" w:cs="Wingdings"/>
       </w:rPr>
     </w:lvl>
   </w:abstractNum>
-  <w:abstractNum w:abstractNumId="15" w15:restartNumberingAfterBreak="0">
-    <w:nsid w:val="587F436E"/>
+  <w:abstractNum w:abstractNumId="16" w15:restartNumberingAfterBreak="0">
+    <w:nsid w:val="4BB51608"/>
     <w:multiLevelType w:val="hybridMultilevel"/>
-    <w:tmpl w:val="29003BE4"/>
-    <w:lvl w:ilvl="0" w:tplc="1E0E5044">
+    <w:tmpl w:val="A7D4FE56"/>
+    <w:lvl w:ilvl="0" w:tplc="B7A00658">
       <w:start w:val="1"/>
       <w:numFmt w:val="bullet"/>
       <w:lvlText w:val="·"/>
@@ -11258,7 +11161,7 @@
         <w:rFonts w:ascii="Symbol" w:eastAsia="Symbol" w:hAnsi="Symbol" w:cs="Symbol" w:hint="default"/>
       </w:rPr>
     </w:lvl>
-    <w:lvl w:ilvl="1" w:tplc="D0FAB2A4">
+    <w:lvl w:ilvl="1" w:tplc="DC4C087C">
       <w:start w:val="1"/>
       <w:numFmt w:val="bullet"/>
       <w:lvlText w:val="o"/>
@@ -11270,7 +11173,7 @@
         <w:rFonts w:ascii="Courier New" w:eastAsia="Courier New" w:hAnsi="Courier New" w:cs="Courier New" w:hint="default"/>
       </w:rPr>
     </w:lvl>
-    <w:lvl w:ilvl="2" w:tplc="DF36957C">
+    <w:lvl w:ilvl="2" w:tplc="D7265F84">
       <w:start w:val="1"/>
       <w:numFmt w:val="bullet"/>
       <w:lvlText w:val="§"/>
@@ -11282,7 +11185,7 @@
         <w:rFonts w:ascii="Wingdings" w:eastAsia="Wingdings" w:hAnsi="Wingdings" w:cs="Wingdings" w:hint="default"/>
       </w:rPr>
     </w:lvl>
-    <w:lvl w:ilvl="3" w:tplc="3FE0BF1A">
+    <w:lvl w:ilvl="3" w:tplc="D8BE8C2E">
       <w:start w:val="1"/>
       <w:numFmt w:val="bullet"/>
       <w:lvlText w:val="·"/>
@@ -11294,7 +11197,7 @@
         <w:rFonts w:ascii="Symbol" w:eastAsia="Symbol" w:hAnsi="Symbol" w:cs="Symbol" w:hint="default"/>
       </w:rPr>
     </w:lvl>
-    <w:lvl w:ilvl="4" w:tplc="C4209912">
+    <w:lvl w:ilvl="4" w:tplc="5818043E">
       <w:start w:val="1"/>
       <w:numFmt w:val="bullet"/>
       <w:lvlText w:val="o"/>
@@ -11306,7 +11209,7 @@
         <w:rFonts w:ascii="Courier New" w:eastAsia="Courier New" w:hAnsi="Courier New" w:cs="Courier New" w:hint="default"/>
       </w:rPr>
     </w:lvl>
-    <w:lvl w:ilvl="5" w:tplc="B08ED42C">
+    <w:lvl w:ilvl="5" w:tplc="FF2A8260">
       <w:start w:val="1"/>
       <w:numFmt w:val="bullet"/>
       <w:lvlText w:val="§"/>
@@ -11318,7 +11221,7 @@
         <w:rFonts w:ascii="Wingdings" w:eastAsia="Wingdings" w:hAnsi="Wingdings" w:cs="Wingdings" w:hint="default"/>
       </w:rPr>
     </w:lvl>
-    <w:lvl w:ilvl="6" w:tplc="58063088">
+    <w:lvl w:ilvl="6" w:tplc="1680AA0C">
       <w:start w:val="1"/>
       <w:numFmt w:val="bullet"/>
       <w:lvlText w:val="·"/>
@@ -11330,7 +11233,7 @@
         <w:rFonts w:ascii="Symbol" w:eastAsia="Symbol" w:hAnsi="Symbol" w:cs="Symbol" w:hint="default"/>
       </w:rPr>
     </w:lvl>
-    <w:lvl w:ilvl="7" w:tplc="55448460">
+    <w:lvl w:ilvl="7" w:tplc="22AC9AF6">
       <w:start w:val="1"/>
       <w:numFmt w:val="bullet"/>
       <w:lvlText w:val="o"/>
@@ -11342,7 +11245,7 @@
         <w:rFonts w:ascii="Courier New" w:eastAsia="Courier New" w:hAnsi="Courier New" w:cs="Courier New" w:hint="default"/>
       </w:rPr>
     </w:lvl>
-    <w:lvl w:ilvl="8" w:tplc="C048420E">
+    <w:lvl w:ilvl="8" w:tplc="55CC0AA0">
       <w:start w:val="1"/>
       <w:numFmt w:val="bullet"/>
       <w:lvlText w:val="§"/>
@@ -11355,11 +11258,11 @@
       </w:rPr>
     </w:lvl>
   </w:abstractNum>
-  <w:abstractNum w:abstractNumId="16" w15:restartNumberingAfterBreak="0">
-    <w:nsid w:val="59BD7933"/>
+  <w:abstractNum w:abstractNumId="17" w15:restartNumberingAfterBreak="0">
+    <w:nsid w:val="52BF3665"/>
     <w:multiLevelType w:val="hybridMultilevel"/>
-    <w:tmpl w:val="C186CEAC"/>
-    <w:lvl w:ilvl="0" w:tplc="3782BE4A">
+    <w:tmpl w:val="20EAF94A"/>
+    <w:lvl w:ilvl="0" w:tplc="2392F686">
       <w:start w:val="1"/>
       <w:numFmt w:val="bullet"/>
       <w:lvlText w:val="·"/>
@@ -11371,7 +11274,7 @@
         <w:rFonts w:ascii="Symbol" w:eastAsia="Symbol" w:hAnsi="Symbol" w:cs="Symbol" w:hint="default"/>
       </w:rPr>
     </w:lvl>
-    <w:lvl w:ilvl="1" w:tplc="D3923D40">
+    <w:lvl w:ilvl="1" w:tplc="15E8C0D4">
       <w:start w:val="1"/>
       <w:numFmt w:val="bullet"/>
       <w:lvlText w:val="o"/>
@@ -11380,10 +11283,10 @@
         <w:ind w:left="1429" w:hanging="360"/>
       </w:pPr>
       <w:rPr>
-        <w:rFonts w:ascii="Courier New" w:eastAsia="Courier New" w:hAnsi="Courier New" w:cs="Courier New" w:hint="default"/>
+        <w:rFonts w:ascii="Courier New" w:eastAsia="Courier New" w:hAnsi="Courier New" w:cs="Courier New"/>
       </w:rPr>
     </w:lvl>
-    <w:lvl w:ilvl="2" w:tplc="540E37C4">
+    <w:lvl w:ilvl="2" w:tplc="3D08B7F6">
       <w:start w:val="1"/>
       <w:numFmt w:val="bullet"/>
       <w:lvlText w:val="§"/>
@@ -11392,10 +11295,10 @@
         <w:ind w:left="2149" w:hanging="360"/>
       </w:pPr>
       <w:rPr>
-        <w:rFonts w:ascii="Wingdings" w:eastAsia="Wingdings" w:hAnsi="Wingdings" w:cs="Wingdings" w:hint="default"/>
+        <w:rFonts w:ascii="Wingdings" w:eastAsia="Wingdings" w:hAnsi="Wingdings" w:cs="Wingdings"/>
       </w:rPr>
     </w:lvl>
-    <w:lvl w:ilvl="3" w:tplc="E78EEA0C">
+    <w:lvl w:ilvl="3" w:tplc="F2CC3636">
       <w:start w:val="1"/>
       <w:numFmt w:val="bullet"/>
       <w:lvlText w:val="·"/>
@@ -11404,10 +11307,10 @@
         <w:ind w:left="2869" w:hanging="360"/>
       </w:pPr>
       <w:rPr>
-        <w:rFonts w:ascii="Symbol" w:eastAsia="Symbol" w:hAnsi="Symbol" w:cs="Symbol" w:hint="default"/>
+        <w:rFonts w:ascii="Symbol" w:eastAsia="Symbol" w:hAnsi="Symbol" w:cs="Symbol"/>
       </w:rPr>
     </w:lvl>
-    <w:lvl w:ilvl="4" w:tplc="9724EBC8">
+    <w:lvl w:ilvl="4" w:tplc="01B4C252">
       <w:start w:val="1"/>
       <w:numFmt w:val="bullet"/>
       <w:lvlText w:val="o"/>
@@ -11416,10 +11319,10 @@
         <w:ind w:left="3589" w:hanging="360"/>
       </w:pPr>
       <w:rPr>
-        <w:rFonts w:ascii="Courier New" w:eastAsia="Courier New" w:hAnsi="Courier New" w:cs="Courier New" w:hint="default"/>
+        <w:rFonts w:ascii="Courier New" w:eastAsia="Courier New" w:hAnsi="Courier New" w:cs="Courier New"/>
       </w:rPr>
     </w:lvl>
-    <w:lvl w:ilvl="5" w:tplc="E6667D42">
+    <w:lvl w:ilvl="5" w:tplc="42DA2726">
       <w:start w:val="1"/>
       <w:numFmt w:val="bullet"/>
       <w:lvlText w:val="§"/>
@@ -11428,10 +11331,10 @@
         <w:ind w:left="4309" w:hanging="360"/>
       </w:pPr>
       <w:rPr>
-        <w:rFonts w:ascii="Wingdings" w:eastAsia="Wingdings" w:hAnsi="Wingdings" w:cs="Wingdings" w:hint="default"/>
+        <w:rFonts w:ascii="Wingdings" w:eastAsia="Wingdings" w:hAnsi="Wingdings" w:cs="Wingdings"/>
       </w:rPr>
     </w:lvl>
-    <w:lvl w:ilvl="6" w:tplc="C23AA51E">
+    <w:lvl w:ilvl="6" w:tplc="69AC5902">
       <w:start w:val="1"/>
       <w:numFmt w:val="bullet"/>
       <w:lvlText w:val="·"/>
@@ -11440,10 +11343,10 @@
         <w:ind w:left="5029" w:hanging="360"/>
       </w:pPr>
       <w:rPr>
-        <w:rFonts w:ascii="Symbol" w:eastAsia="Symbol" w:hAnsi="Symbol" w:cs="Symbol" w:hint="default"/>
+        <w:rFonts w:ascii="Symbol" w:eastAsia="Symbol" w:hAnsi="Symbol" w:cs="Symbol"/>
       </w:rPr>
     </w:lvl>
-    <w:lvl w:ilvl="7" w:tplc="0EA897FE">
+    <w:lvl w:ilvl="7" w:tplc="180CDD8C">
       <w:start w:val="1"/>
       <w:numFmt w:val="bullet"/>
       <w:lvlText w:val="o"/>
@@ -11452,10 +11355,10 @@
         <w:ind w:left="5749" w:hanging="360"/>
       </w:pPr>
       <w:rPr>
-        <w:rFonts w:ascii="Courier New" w:eastAsia="Courier New" w:hAnsi="Courier New" w:cs="Courier New" w:hint="default"/>
+        <w:rFonts w:ascii="Courier New" w:eastAsia="Courier New" w:hAnsi="Courier New" w:cs="Courier New"/>
       </w:rPr>
     </w:lvl>
-    <w:lvl w:ilvl="8" w:tplc="59CAF9B2">
+    <w:lvl w:ilvl="8" w:tplc="DB28221A">
       <w:start w:val="1"/>
       <w:numFmt w:val="bullet"/>
       <w:lvlText w:val="§"/>
@@ -11464,241 +11367,241 @@
         <w:ind w:left="6469" w:hanging="360"/>
       </w:pPr>
       <w:rPr>
-        <w:rFonts w:ascii="Wingdings" w:eastAsia="Wingdings" w:hAnsi="Wingdings" w:cs="Wingdings" w:hint="default"/>
+        <w:rFonts w:ascii="Wingdings" w:eastAsia="Wingdings" w:hAnsi="Wingdings" w:cs="Wingdings"/>
       </w:rPr>
     </w:lvl>
   </w:abstractNum>
-  <w:abstractNum w:abstractNumId="17" w15:restartNumberingAfterBreak="0">
-    <w:nsid w:val="59DA57DA"/>
+  <w:abstractNum w:abstractNumId="18" w15:restartNumberingAfterBreak="0">
+    <w:nsid w:val="52F1231B"/>
     <w:multiLevelType w:val="hybridMultilevel"/>
-    <w:tmpl w:val="2E7EE05C"/>
-    <w:lvl w:ilvl="0" w:tplc="AF221A62">
+    <w:tmpl w:val="1068AB46"/>
+    <w:lvl w:ilvl="0" w:tplc="4D74D546">
       <w:start w:val="1"/>
       <w:numFmt w:val="bullet"/>
       <w:lvlText w:val="·"/>
       <w:lvlJc w:val="left"/>
       <w:pPr>
-        <w:ind w:left="720" w:hanging="360"/>
-      </w:pPr>
-      <w:rPr>
-        <w:rFonts w:ascii="Symbol" w:eastAsia="Symbol" w:hAnsi="Symbol" w:cs="Symbol"/>
+        <w:ind w:left="709" w:hanging="360"/>
+      </w:pPr>
+      <w:rPr>
+        <w:rFonts w:ascii="Symbol" w:eastAsia="Symbol" w:hAnsi="Symbol" w:cs="Symbol" w:hint="default"/>
       </w:rPr>
     </w:lvl>
-    <w:lvl w:ilvl="1" w:tplc="664AB790">
+    <w:lvl w:ilvl="1" w:tplc="6C88069A">
       <w:start w:val="1"/>
       <w:numFmt w:val="bullet"/>
       <w:lvlText w:val="o"/>
       <w:lvlJc w:val="left"/>
       <w:pPr>
-        <w:ind w:left="1440" w:hanging="360"/>
+        <w:ind w:left="1429" w:hanging="360"/>
       </w:pPr>
       <w:rPr>
         <w:rFonts w:ascii="Courier New" w:eastAsia="Courier New" w:hAnsi="Courier New" w:cs="Courier New"/>
       </w:rPr>
     </w:lvl>
-    <w:lvl w:ilvl="2" w:tplc="8FFAE444">
+    <w:lvl w:ilvl="2" w:tplc="9CA637C8">
       <w:start w:val="1"/>
       <w:numFmt w:val="bullet"/>
       <w:lvlText w:val="§"/>
       <w:lvlJc w:val="left"/>
       <w:pPr>
-        <w:ind w:left="2160" w:hanging="360"/>
+        <w:ind w:left="2149" w:hanging="360"/>
       </w:pPr>
       <w:rPr>
         <w:rFonts w:ascii="Wingdings" w:eastAsia="Wingdings" w:hAnsi="Wingdings" w:cs="Wingdings"/>
       </w:rPr>
     </w:lvl>
-    <w:lvl w:ilvl="3" w:tplc="C4F8F3E8">
+    <w:lvl w:ilvl="3" w:tplc="7B06199A">
       <w:start w:val="1"/>
       <w:numFmt w:val="bullet"/>
       <w:lvlText w:val="·"/>
       <w:lvlJc w:val="left"/>
       <w:pPr>
-        <w:ind w:left="2880" w:hanging="360"/>
+        <w:ind w:left="2869" w:hanging="360"/>
       </w:pPr>
       <w:rPr>
         <w:rFonts w:ascii="Symbol" w:eastAsia="Symbol" w:hAnsi="Symbol" w:cs="Symbol"/>
       </w:rPr>
     </w:lvl>
-    <w:lvl w:ilvl="4" w:tplc="BCB4D540">
+    <w:lvl w:ilvl="4" w:tplc="9C3C539C">
       <w:start w:val="1"/>
       <w:numFmt w:val="bullet"/>
       <w:lvlText w:val="o"/>
       <w:lvlJc w:val="left"/>
       <w:pPr>
-        <w:ind w:left="3600" w:hanging="360"/>
+        <w:ind w:left="3589" w:hanging="360"/>
       </w:pPr>
       <w:rPr>
         <w:rFonts w:ascii="Courier New" w:eastAsia="Courier New" w:hAnsi="Courier New" w:cs="Courier New"/>
       </w:rPr>
     </w:lvl>
-    <w:lvl w:ilvl="5" w:tplc="721ADC1E">
+    <w:lvl w:ilvl="5" w:tplc="E53E0892">
       <w:start w:val="1"/>
       <w:numFmt w:val="bullet"/>
       <w:lvlText w:val="§"/>
       <w:lvlJc w:val="left"/>
       <w:pPr>
-        <w:ind w:left="4320" w:hanging="360"/>
+        <w:ind w:left="4309" w:hanging="360"/>
       </w:pPr>
       <w:rPr>
         <w:rFonts w:ascii="Wingdings" w:eastAsia="Wingdings" w:hAnsi="Wingdings" w:cs="Wingdings"/>
       </w:rPr>
     </w:lvl>
-    <w:lvl w:ilvl="6" w:tplc="10EEB786">
+    <w:lvl w:ilvl="6" w:tplc="0CD81CE4">
       <w:start w:val="1"/>
       <w:numFmt w:val="bullet"/>
       <w:lvlText w:val="·"/>
       <w:lvlJc w:val="left"/>
       <w:pPr>
-        <w:ind w:left="5040" w:hanging="360"/>
+        <w:ind w:left="5029" w:hanging="360"/>
       </w:pPr>
       <w:rPr>
         <w:rFonts w:ascii="Symbol" w:eastAsia="Symbol" w:hAnsi="Symbol" w:cs="Symbol"/>
       </w:rPr>
     </w:lvl>
-    <w:lvl w:ilvl="7" w:tplc="3892A270">
+    <w:lvl w:ilvl="7" w:tplc="9DCE80A6">
       <w:start w:val="1"/>
       <w:numFmt w:val="bullet"/>
       <w:lvlText w:val="o"/>
       <w:lvlJc w:val="left"/>
       <w:pPr>
-        <w:ind w:left="5760" w:hanging="360"/>
+        <w:ind w:left="5749" w:hanging="360"/>
       </w:pPr>
       <w:rPr>
         <w:rFonts w:ascii="Courier New" w:eastAsia="Courier New" w:hAnsi="Courier New" w:cs="Courier New"/>
       </w:rPr>
     </w:lvl>
-    <w:lvl w:ilvl="8" w:tplc="4E86BA06">
+    <w:lvl w:ilvl="8" w:tplc="E288171E">
       <w:start w:val="1"/>
       <w:numFmt w:val="bullet"/>
       <w:lvlText w:val="§"/>
       <w:lvlJc w:val="left"/>
       <w:pPr>
-        <w:ind w:left="6480" w:hanging="360"/>
+        <w:ind w:left="6469" w:hanging="360"/>
       </w:pPr>
       <w:rPr>
         <w:rFonts w:ascii="Wingdings" w:eastAsia="Wingdings" w:hAnsi="Wingdings" w:cs="Wingdings"/>
       </w:rPr>
     </w:lvl>
   </w:abstractNum>
-  <w:abstractNum w:abstractNumId="18" w15:restartNumberingAfterBreak="0">
-    <w:nsid w:val="5CBB4340"/>
+  <w:abstractNum w:abstractNumId="19" w15:restartNumberingAfterBreak="0">
+    <w:nsid w:val="554B5DE2"/>
     <w:multiLevelType w:val="hybridMultilevel"/>
-    <w:tmpl w:val="7A2EB9F8"/>
-    <w:lvl w:ilvl="0" w:tplc="08C0EA42">
+    <w:tmpl w:val="E17C027A"/>
+    <w:lvl w:ilvl="0" w:tplc="4EA8042E">
       <w:start w:val="1"/>
       <w:numFmt w:val="bullet"/>
       <w:lvlText w:val="·"/>
       <w:lvlJc w:val="left"/>
       <w:pPr>
-        <w:ind w:left="720" w:hanging="360"/>
+        <w:ind w:left="709" w:hanging="360"/>
       </w:pPr>
       <w:rPr>
         <w:rFonts w:ascii="Symbol" w:eastAsia="Symbol" w:hAnsi="Symbol" w:cs="Symbol" w:hint="default"/>
       </w:rPr>
     </w:lvl>
-    <w:lvl w:ilvl="1" w:tplc="AD9A5E5A">
+    <w:lvl w:ilvl="1" w:tplc="C7BAB466">
       <w:start w:val="1"/>
       <w:numFmt w:val="bullet"/>
       <w:lvlText w:val="o"/>
       <w:lvlJc w:val="left"/>
       <w:pPr>
-        <w:ind w:left="1440" w:hanging="360"/>
+        <w:ind w:left="1429" w:hanging="360"/>
       </w:pPr>
       <w:rPr>
         <w:rFonts w:ascii="Courier New" w:eastAsia="Courier New" w:hAnsi="Courier New" w:cs="Courier New" w:hint="default"/>
       </w:rPr>
     </w:lvl>
-    <w:lvl w:ilvl="2" w:tplc="0226AD94">
+    <w:lvl w:ilvl="2" w:tplc="296C9C3C">
       <w:start w:val="1"/>
       <w:numFmt w:val="bullet"/>
       <w:lvlText w:val="§"/>
       <w:lvlJc w:val="left"/>
       <w:pPr>
-        <w:ind w:left="2160" w:hanging="360"/>
+        <w:ind w:left="2149" w:hanging="360"/>
       </w:pPr>
       <w:rPr>
         <w:rFonts w:ascii="Wingdings" w:eastAsia="Wingdings" w:hAnsi="Wingdings" w:cs="Wingdings" w:hint="default"/>
       </w:rPr>
     </w:lvl>
-    <w:lvl w:ilvl="3" w:tplc="78DC0940">
+    <w:lvl w:ilvl="3" w:tplc="13309958">
       <w:start w:val="1"/>
       <w:numFmt w:val="bullet"/>
       <w:lvlText w:val="·"/>
       <w:lvlJc w:val="left"/>
       <w:pPr>
-        <w:ind w:left="2880" w:hanging="360"/>
+        <w:ind w:left="2869" w:hanging="360"/>
       </w:pPr>
       <w:rPr>
         <w:rFonts w:ascii="Symbol" w:eastAsia="Symbol" w:hAnsi="Symbol" w:cs="Symbol" w:hint="default"/>
       </w:rPr>
     </w:lvl>
-    <w:lvl w:ilvl="4" w:tplc="1A347C50">
+    <w:lvl w:ilvl="4" w:tplc="49628354">
       <w:start w:val="1"/>
       <w:numFmt w:val="bullet"/>
       <w:lvlText w:val="o"/>
       <w:lvlJc w:val="left"/>
       <w:pPr>
-        <w:ind w:left="3600" w:hanging="360"/>
+        <w:ind w:left="3589" w:hanging="360"/>
       </w:pPr>
       <w:rPr>
         <w:rFonts w:ascii="Courier New" w:eastAsia="Courier New" w:hAnsi="Courier New" w:cs="Courier New" w:hint="default"/>
       </w:rPr>
     </w:lvl>
-    <w:lvl w:ilvl="5" w:tplc="7AD6D5EA">
+    <w:lvl w:ilvl="5" w:tplc="97ECA65E">
       <w:start w:val="1"/>
       <w:numFmt w:val="bullet"/>
       <w:lvlText w:val="§"/>
       <w:lvlJc w:val="left"/>
       <w:pPr>
-        <w:ind w:left="4320" w:hanging="360"/>
+        <w:ind w:left="4309" w:hanging="360"/>
       </w:pPr>
       <w:rPr>
         <w:rFonts w:ascii="Wingdings" w:eastAsia="Wingdings" w:hAnsi="Wingdings" w:cs="Wingdings" w:hint="default"/>
       </w:rPr>
     </w:lvl>
-    <w:lvl w:ilvl="6" w:tplc="EA068416">
+    <w:lvl w:ilvl="6" w:tplc="13121450">
       <w:start w:val="1"/>
       <w:numFmt w:val="bullet"/>
       <w:lvlText w:val="·"/>
       <w:lvlJc w:val="left"/>
       <w:pPr>
-        <w:ind w:left="5040" w:hanging="360"/>
+        <w:ind w:left="5029" w:hanging="360"/>
       </w:pPr>
       <w:rPr>
         <w:rFonts w:ascii="Symbol" w:eastAsia="Symbol" w:hAnsi="Symbol" w:cs="Symbol" w:hint="default"/>
       </w:rPr>
     </w:lvl>
-    <w:lvl w:ilvl="7" w:tplc="A4281F78">
+    <w:lvl w:ilvl="7" w:tplc="C7BE678C">
       <w:start w:val="1"/>
       <w:numFmt w:val="bullet"/>
       <w:lvlText w:val="o"/>
       <w:lvlJc w:val="left"/>
       <w:pPr>
-        <w:ind w:left="5760" w:hanging="360"/>
+        <w:ind w:left="5749" w:hanging="360"/>
       </w:pPr>
       <w:rPr>
         <w:rFonts w:ascii="Courier New" w:eastAsia="Courier New" w:hAnsi="Courier New" w:cs="Courier New" w:hint="default"/>
       </w:rPr>
     </w:lvl>
-    <w:lvl w:ilvl="8" w:tplc="A9B4E972">
+    <w:lvl w:ilvl="8" w:tplc="C136D300">
       <w:start w:val="1"/>
       <w:numFmt w:val="bullet"/>
       <w:lvlText w:val="§"/>
       <w:lvlJc w:val="left"/>
       <w:pPr>
-        <w:ind w:left="6480" w:hanging="360"/>
+        <w:ind w:left="6469" w:hanging="360"/>
       </w:pPr>
       <w:rPr>
         <w:rFonts w:ascii="Wingdings" w:eastAsia="Wingdings" w:hAnsi="Wingdings" w:cs="Wingdings" w:hint="default"/>
       </w:rPr>
     </w:lvl>
   </w:abstractNum>
-  <w:abstractNum w:abstractNumId="19" w15:restartNumberingAfterBreak="0">
-    <w:nsid w:val="602523F8"/>
+  <w:abstractNum w:abstractNumId="20" w15:restartNumberingAfterBreak="0">
+    <w:nsid w:val="5AA406F2"/>
     <w:multiLevelType w:val="hybridMultilevel"/>
-    <w:tmpl w:val="413046B0"/>
-    <w:lvl w:ilvl="0" w:tplc="3C9EC968">
+    <w:tmpl w:val="64F80B66"/>
+    <w:lvl w:ilvl="0" w:tplc="AB80E606">
       <w:start w:val="1"/>
       <w:numFmt w:val="bullet"/>
       <w:lvlText w:val="·"/>
@@ -11710,7 +11613,7 @@
         <w:rFonts w:ascii="Symbol" w:eastAsia="Symbol" w:hAnsi="Symbol" w:cs="Symbol"/>
       </w:rPr>
     </w:lvl>
-    <w:lvl w:ilvl="1" w:tplc="1D5EE7CC">
+    <w:lvl w:ilvl="1" w:tplc="24CACA64">
       <w:start w:val="1"/>
       <w:numFmt w:val="bullet"/>
       <w:lvlText w:val="o"/>
@@ -11719,10 +11622,10 @@
         <w:ind w:left="1440" w:hanging="360"/>
       </w:pPr>
       <w:rPr>
-        <w:rFonts w:ascii="Courier New" w:eastAsia="Courier New" w:hAnsi="Courier New" w:cs="Courier New"/>
+        <w:rFonts w:ascii="Courier New" w:eastAsia="Courier New" w:hAnsi="Courier New" w:cs="Courier New" w:hint="default"/>
       </w:rPr>
     </w:lvl>
-    <w:lvl w:ilvl="2" w:tplc="05CA856E">
+    <w:lvl w:ilvl="2" w:tplc="0DB2B8EE">
       <w:start w:val="1"/>
       <w:numFmt w:val="bullet"/>
       <w:lvlText w:val="§"/>
@@ -11731,10 +11634,10 @@
         <w:ind w:left="2160" w:hanging="360"/>
       </w:pPr>
       <w:rPr>
-        <w:rFonts w:ascii="Wingdings" w:eastAsia="Wingdings" w:hAnsi="Wingdings" w:cs="Wingdings"/>
+        <w:rFonts w:ascii="Wingdings" w:eastAsia="Wingdings" w:hAnsi="Wingdings" w:cs="Wingdings" w:hint="default"/>
       </w:rPr>
     </w:lvl>
-    <w:lvl w:ilvl="3" w:tplc="37C27540">
+    <w:lvl w:ilvl="3" w:tplc="1346CED2">
       <w:start w:val="1"/>
       <w:numFmt w:val="bullet"/>
       <w:lvlText w:val="·"/>
@@ -11743,10 +11646,10 @@
         <w:ind w:left="2880" w:hanging="360"/>
       </w:pPr>
       <w:rPr>
-        <w:rFonts w:ascii="Symbol" w:eastAsia="Symbol" w:hAnsi="Symbol" w:cs="Symbol"/>
+        <w:rFonts w:ascii="Symbol" w:eastAsia="Symbol" w:hAnsi="Symbol" w:cs="Symbol" w:hint="default"/>
       </w:rPr>
     </w:lvl>
-    <w:lvl w:ilvl="4" w:tplc="B798B140">
+    <w:lvl w:ilvl="4" w:tplc="0CF0AC26">
       <w:start w:val="1"/>
       <w:numFmt w:val="bullet"/>
       <w:lvlText w:val="o"/>
@@ -11755,10 +11658,10 @@
         <w:ind w:left="3600" w:hanging="360"/>
       </w:pPr>
       <w:rPr>
-        <w:rFonts w:ascii="Courier New" w:eastAsia="Courier New" w:hAnsi="Courier New" w:cs="Courier New"/>
+        <w:rFonts w:ascii="Courier New" w:eastAsia="Courier New" w:hAnsi="Courier New" w:cs="Courier New" w:hint="default"/>
       </w:rPr>
     </w:lvl>
-    <w:lvl w:ilvl="5" w:tplc="632C004C">
+    <w:lvl w:ilvl="5" w:tplc="D78CB514">
       <w:start w:val="1"/>
       <w:numFmt w:val="bullet"/>
       <w:lvlText w:val="§"/>
@@ -11767,10 +11670,10 @@
         <w:ind w:left="4320" w:hanging="360"/>
       </w:pPr>
       <w:rPr>
-        <w:rFonts w:ascii="Wingdings" w:eastAsia="Wingdings" w:hAnsi="Wingdings" w:cs="Wingdings"/>
+        <w:rFonts w:ascii="Wingdings" w:eastAsia="Wingdings" w:hAnsi="Wingdings" w:cs="Wingdings" w:hint="default"/>
       </w:rPr>
     </w:lvl>
-    <w:lvl w:ilvl="6" w:tplc="C240A7CE">
+    <w:lvl w:ilvl="6" w:tplc="64DE371C">
       <w:start w:val="1"/>
       <w:numFmt w:val="bullet"/>
       <w:lvlText w:val="·"/>
@@ -11779,10 +11682,10 @@
         <w:ind w:left="5040" w:hanging="360"/>
       </w:pPr>
       <w:rPr>
-        <w:rFonts w:ascii="Symbol" w:eastAsia="Symbol" w:hAnsi="Symbol" w:cs="Symbol"/>
+        <w:rFonts w:ascii="Symbol" w:eastAsia="Symbol" w:hAnsi="Symbol" w:cs="Symbol" w:hint="default"/>
       </w:rPr>
     </w:lvl>
-    <w:lvl w:ilvl="7" w:tplc="20166E44">
+    <w:lvl w:ilvl="7" w:tplc="9FAE5B98">
       <w:start w:val="1"/>
       <w:numFmt w:val="bullet"/>
       <w:lvlText w:val="o"/>
@@ -11791,10 +11694,10 @@
         <w:ind w:left="5760" w:hanging="360"/>
       </w:pPr>
       <w:rPr>
-        <w:rFonts w:ascii="Courier New" w:eastAsia="Courier New" w:hAnsi="Courier New" w:cs="Courier New"/>
+        <w:rFonts w:ascii="Courier New" w:eastAsia="Courier New" w:hAnsi="Courier New" w:cs="Courier New" w:hint="default"/>
       </w:rPr>
     </w:lvl>
-    <w:lvl w:ilvl="8" w:tplc="9C16833E">
+    <w:lvl w:ilvl="8" w:tplc="671E49CC">
       <w:start w:val="1"/>
       <w:numFmt w:val="bullet"/>
       <w:lvlText w:val="§"/>
@@ -11803,128 +11706,128 @@
         <w:ind w:left="6480" w:hanging="360"/>
       </w:pPr>
       <w:rPr>
-        <w:rFonts w:ascii="Wingdings" w:eastAsia="Wingdings" w:hAnsi="Wingdings" w:cs="Wingdings"/>
+        <w:rFonts w:ascii="Wingdings" w:eastAsia="Wingdings" w:hAnsi="Wingdings" w:cs="Wingdings" w:hint="default"/>
       </w:rPr>
     </w:lvl>
   </w:abstractNum>
-  <w:abstractNum w:abstractNumId="20" w15:restartNumberingAfterBreak="0">
-    <w:nsid w:val="62BB68E2"/>
+  <w:abstractNum w:abstractNumId="21" w15:restartNumberingAfterBreak="0">
+    <w:nsid w:val="5C7F40A8"/>
     <w:multiLevelType w:val="hybridMultilevel"/>
-    <w:tmpl w:val="D53E3BEE"/>
-    <w:lvl w:ilvl="0" w:tplc="6F6857C6">
+    <w:tmpl w:val="667AE5E8"/>
+    <w:lvl w:ilvl="0" w:tplc="729E83F8">
       <w:start w:val="1"/>
       <w:numFmt w:val="bullet"/>
       <w:lvlText w:val="·"/>
       <w:lvlJc w:val="left"/>
       <w:pPr>
-        <w:ind w:left="709" w:hanging="360"/>
+        <w:ind w:left="720" w:hanging="360"/>
       </w:pPr>
       <w:rPr>
         <w:rFonts w:ascii="Symbol" w:eastAsia="Symbol" w:hAnsi="Symbol" w:cs="Symbol" w:hint="default"/>
       </w:rPr>
     </w:lvl>
-    <w:lvl w:ilvl="1" w:tplc="C4129E6E">
+    <w:lvl w:ilvl="1" w:tplc="28140068">
       <w:start w:val="1"/>
       <w:numFmt w:val="bullet"/>
       <w:lvlText w:val="o"/>
       <w:lvlJc w:val="left"/>
       <w:pPr>
-        <w:ind w:left="1429" w:hanging="360"/>
-      </w:pPr>
-      <w:rPr>
-        <w:rFonts w:ascii="Courier New" w:eastAsia="Courier New" w:hAnsi="Courier New" w:cs="Courier New"/>
+        <w:ind w:left="1440" w:hanging="360"/>
+      </w:pPr>
+      <w:rPr>
+        <w:rFonts w:ascii="Courier New" w:eastAsia="Courier New" w:hAnsi="Courier New" w:cs="Courier New" w:hint="default"/>
       </w:rPr>
     </w:lvl>
-    <w:lvl w:ilvl="2" w:tplc="4F20DE12">
+    <w:lvl w:ilvl="2" w:tplc="D9761D0C">
       <w:start w:val="1"/>
       <w:numFmt w:val="bullet"/>
       <w:lvlText w:val="§"/>
       <w:lvlJc w:val="left"/>
       <w:pPr>
-        <w:ind w:left="2149" w:hanging="360"/>
-      </w:pPr>
-      <w:rPr>
-        <w:rFonts w:ascii="Wingdings" w:eastAsia="Wingdings" w:hAnsi="Wingdings" w:cs="Wingdings"/>
+        <w:ind w:left="2160" w:hanging="360"/>
+      </w:pPr>
+      <w:rPr>
+        <w:rFonts w:ascii="Wingdings" w:eastAsia="Wingdings" w:hAnsi="Wingdings" w:cs="Wingdings" w:hint="default"/>
       </w:rPr>
     </w:lvl>
-    <w:lvl w:ilvl="3" w:tplc="E46233D0">
+    <w:lvl w:ilvl="3" w:tplc="D6924116">
       <w:start w:val="1"/>
       <w:numFmt w:val="bullet"/>
       <w:lvlText w:val="·"/>
       <w:lvlJc w:val="left"/>
       <w:pPr>
-        <w:ind w:left="2869" w:hanging="360"/>
-      </w:pPr>
-      <w:rPr>
-        <w:rFonts w:ascii="Symbol" w:eastAsia="Symbol" w:hAnsi="Symbol" w:cs="Symbol"/>
+        <w:ind w:left="2880" w:hanging="360"/>
+      </w:pPr>
+      <w:rPr>
+        <w:rFonts w:ascii="Symbol" w:eastAsia="Symbol" w:hAnsi="Symbol" w:cs="Symbol" w:hint="default"/>
       </w:rPr>
     </w:lvl>
-    <w:lvl w:ilvl="4" w:tplc="3A90265E">
+    <w:lvl w:ilvl="4" w:tplc="42D07718">
       <w:start w:val="1"/>
       <w:numFmt w:val="bullet"/>
       <w:lvlText w:val="o"/>
       <w:lvlJc w:val="left"/>
       <w:pPr>
-        <w:ind w:left="3589" w:hanging="360"/>
-      </w:pPr>
-      <w:rPr>
-        <w:rFonts w:ascii="Courier New" w:eastAsia="Courier New" w:hAnsi="Courier New" w:cs="Courier New"/>
+        <w:ind w:left="3600" w:hanging="360"/>
+      </w:pPr>
+      <w:rPr>
+        <w:rFonts w:ascii="Courier New" w:eastAsia="Courier New" w:hAnsi="Courier New" w:cs="Courier New" w:hint="default"/>
       </w:rPr>
     </w:lvl>
-    <w:lvl w:ilvl="5" w:tplc="345C0096">
+    <w:lvl w:ilvl="5" w:tplc="6958BA96">
       <w:start w:val="1"/>
       <w:numFmt w:val="bullet"/>
       <w:lvlText w:val="§"/>
       <w:lvlJc w:val="left"/>
       <w:pPr>
-        <w:ind w:left="4309" w:hanging="360"/>
-      </w:pPr>
-      <w:rPr>
-        <w:rFonts w:ascii="Wingdings" w:eastAsia="Wingdings" w:hAnsi="Wingdings" w:cs="Wingdings"/>
+        <w:ind w:left="4320" w:hanging="360"/>
+      </w:pPr>
+      <w:rPr>
+        <w:rFonts w:ascii="Wingdings" w:eastAsia="Wingdings" w:hAnsi="Wingdings" w:cs="Wingdings" w:hint="default"/>
       </w:rPr>
     </w:lvl>
-    <w:lvl w:ilvl="6" w:tplc="D1C891CA">
+    <w:lvl w:ilvl="6" w:tplc="9314F668">
       <w:start w:val="1"/>
       <w:numFmt w:val="bullet"/>
       <w:lvlText w:val="·"/>
       <w:lvlJc w:val="left"/>
       <w:pPr>
-        <w:ind w:left="5029" w:hanging="360"/>
-      </w:pPr>
-      <w:rPr>
-        <w:rFonts w:ascii="Symbol" w:eastAsia="Symbol" w:hAnsi="Symbol" w:cs="Symbol"/>
+        <w:ind w:left="5040" w:hanging="360"/>
+      </w:pPr>
+      <w:rPr>
+        <w:rFonts w:ascii="Symbol" w:eastAsia="Symbol" w:hAnsi="Symbol" w:cs="Symbol" w:hint="default"/>
       </w:rPr>
     </w:lvl>
-    <w:lvl w:ilvl="7" w:tplc="9626B1D6">
+    <w:lvl w:ilvl="7" w:tplc="94061A22">
       <w:start w:val="1"/>
       <w:numFmt w:val="bullet"/>
       <w:lvlText w:val="o"/>
       <w:lvlJc w:val="left"/>
       <w:pPr>
-        <w:ind w:left="5749" w:hanging="360"/>
-      </w:pPr>
-      <w:rPr>
-        <w:rFonts w:ascii="Courier New" w:eastAsia="Courier New" w:hAnsi="Courier New" w:cs="Courier New"/>
+        <w:ind w:left="5760" w:hanging="360"/>
+      </w:pPr>
+      <w:rPr>
+        <w:rFonts w:ascii="Courier New" w:eastAsia="Courier New" w:hAnsi="Courier New" w:cs="Courier New" w:hint="default"/>
       </w:rPr>
     </w:lvl>
-    <w:lvl w:ilvl="8" w:tplc="FD0E93DC">
+    <w:lvl w:ilvl="8" w:tplc="F5544E58">
       <w:start w:val="1"/>
       <w:numFmt w:val="bullet"/>
       <w:lvlText w:val="§"/>
       <w:lvlJc w:val="left"/>
       <w:pPr>
-        <w:ind w:left="6469" w:hanging="360"/>
-      </w:pPr>
-      <w:rPr>
-        <w:rFonts w:ascii="Wingdings" w:eastAsia="Wingdings" w:hAnsi="Wingdings" w:cs="Wingdings"/>
+        <w:ind w:left="6480" w:hanging="360"/>
+      </w:pPr>
+      <w:rPr>
+        <w:rFonts w:ascii="Wingdings" w:eastAsia="Wingdings" w:hAnsi="Wingdings" w:cs="Wingdings" w:hint="default"/>
       </w:rPr>
     </w:lvl>
   </w:abstractNum>
-  <w:abstractNum w:abstractNumId="21" w15:restartNumberingAfterBreak="0">
-    <w:nsid w:val="6AE1020D"/>
+  <w:abstractNum w:abstractNumId="22" w15:restartNumberingAfterBreak="0">
+    <w:nsid w:val="6E32358E"/>
     <w:multiLevelType w:val="hybridMultilevel"/>
-    <w:tmpl w:val="B210ADCC"/>
-    <w:lvl w:ilvl="0" w:tplc="07222444">
+    <w:tmpl w:val="832A64CE"/>
+    <w:lvl w:ilvl="0" w:tplc="AEFA4680">
       <w:start w:val="1"/>
       <w:numFmt w:val="bullet"/>
       <w:lvlText w:val="·"/>
@@ -11936,7 +11839,7 @@
         <w:rFonts w:ascii="Symbol" w:eastAsia="Symbol" w:hAnsi="Symbol" w:cs="Symbol" w:hint="default"/>
       </w:rPr>
     </w:lvl>
-    <w:lvl w:ilvl="1" w:tplc="9EDCC776">
+    <w:lvl w:ilvl="1" w:tplc="250CC79A">
       <w:start w:val="1"/>
       <w:numFmt w:val="bullet"/>
       <w:lvlText w:val="o"/>
@@ -11948,7 +11851,7 @@
         <w:rFonts w:ascii="Courier New" w:eastAsia="Courier New" w:hAnsi="Courier New" w:cs="Courier New" w:hint="default"/>
       </w:rPr>
     </w:lvl>
-    <w:lvl w:ilvl="2" w:tplc="ABA6B240">
+    <w:lvl w:ilvl="2" w:tplc="F81E1CC2">
       <w:start w:val="1"/>
       <w:numFmt w:val="bullet"/>
       <w:lvlText w:val="§"/>
@@ -11960,7 +11863,7 @@
         <w:rFonts w:ascii="Wingdings" w:eastAsia="Wingdings" w:hAnsi="Wingdings" w:cs="Wingdings" w:hint="default"/>
       </w:rPr>
     </w:lvl>
-    <w:lvl w:ilvl="3" w:tplc="C00AC802">
+    <w:lvl w:ilvl="3" w:tplc="859C2E3C">
       <w:start w:val="1"/>
       <w:numFmt w:val="bullet"/>
       <w:lvlText w:val="·"/>
@@ -11972,7 +11875,7 @@
         <w:rFonts w:ascii="Symbol" w:eastAsia="Symbol" w:hAnsi="Symbol" w:cs="Symbol" w:hint="default"/>
       </w:rPr>
     </w:lvl>
-    <w:lvl w:ilvl="4" w:tplc="88EC5EC2">
+    <w:lvl w:ilvl="4" w:tplc="2BB88EB6">
       <w:start w:val="1"/>
       <w:numFmt w:val="bullet"/>
       <w:lvlText w:val="o"/>
@@ -11984,7 +11887,7 @@
         <w:rFonts w:ascii="Courier New" w:eastAsia="Courier New" w:hAnsi="Courier New" w:cs="Courier New" w:hint="default"/>
       </w:rPr>
     </w:lvl>
-    <w:lvl w:ilvl="5" w:tplc="8B5604C2">
+    <w:lvl w:ilvl="5" w:tplc="83C6A2CE">
       <w:start w:val="1"/>
       <w:numFmt w:val="bullet"/>
       <w:lvlText w:val="§"/>
@@ -11996,7 +11899,7 @@
         <w:rFonts w:ascii="Wingdings" w:eastAsia="Wingdings" w:hAnsi="Wingdings" w:cs="Wingdings" w:hint="default"/>
       </w:rPr>
     </w:lvl>
-    <w:lvl w:ilvl="6" w:tplc="DC0C3C8C">
+    <w:lvl w:ilvl="6" w:tplc="550E8040">
       <w:start w:val="1"/>
       <w:numFmt w:val="bullet"/>
       <w:lvlText w:val="·"/>
@@ -12008,7 +11911,7 @@
         <w:rFonts w:ascii="Symbol" w:eastAsia="Symbol" w:hAnsi="Symbol" w:cs="Symbol" w:hint="default"/>
       </w:rPr>
     </w:lvl>
-    <w:lvl w:ilvl="7" w:tplc="43B49C98">
+    <w:lvl w:ilvl="7" w:tplc="9FF879D4">
       <w:start w:val="1"/>
       <w:numFmt w:val="bullet"/>
       <w:lvlText w:val="o"/>
@@ -12020,7 +11923,7 @@
         <w:rFonts w:ascii="Courier New" w:eastAsia="Courier New" w:hAnsi="Courier New" w:cs="Courier New" w:hint="default"/>
       </w:rPr>
     </w:lvl>
-    <w:lvl w:ilvl="8" w:tplc="F4587A06">
+    <w:lvl w:ilvl="8" w:tplc="2AB019E0">
       <w:start w:val="1"/>
       <w:numFmt w:val="bullet"/>
       <w:lvlText w:val="§"/>
@@ -12033,541 +11936,445 @@
       </w:rPr>
     </w:lvl>
   </w:abstractNum>
-  <w:abstractNum w:abstractNumId="22" w15:restartNumberingAfterBreak="0">
-    <w:nsid w:val="738C0212"/>
+  <w:abstractNum w:abstractNumId="23" w15:restartNumberingAfterBreak="0">
+    <w:nsid w:val="72395857"/>
     <w:multiLevelType w:val="hybridMultilevel"/>
-    <w:tmpl w:val="28D6E462"/>
-    <w:lvl w:ilvl="0" w:tplc="2B689B12">
+    <w:tmpl w:val="B23AE1A0"/>
+    <w:lvl w:ilvl="0" w:tplc="65EEEF5C">
       <w:start w:val="1"/>
       <w:numFmt w:val="bullet"/>
       <w:lvlText w:val="·"/>
       <w:lvlJc w:val="left"/>
       <w:pPr>
-        <w:ind w:left="720" w:hanging="360"/>
-      </w:pPr>
-      <w:rPr>
-        <w:rFonts w:ascii="Symbol" w:eastAsia="Symbol" w:hAnsi="Symbol" w:cs="Symbol"/>
+        <w:ind w:left="709" w:hanging="360"/>
+      </w:pPr>
+      <w:rPr>
+        <w:rFonts w:ascii="Symbol" w:eastAsia="Symbol" w:hAnsi="Symbol" w:cs="Symbol" w:hint="default"/>
       </w:rPr>
     </w:lvl>
-    <w:lvl w:ilvl="1" w:tplc="98E8A45A">
+    <w:lvl w:ilvl="1" w:tplc="4F388798">
       <w:start w:val="1"/>
       <w:numFmt w:val="bullet"/>
       <w:lvlText w:val="o"/>
       <w:lvlJc w:val="left"/>
       <w:pPr>
-        <w:ind w:left="1440" w:hanging="360"/>
-      </w:pPr>
-      <w:rPr>
-        <w:rFonts w:ascii="Courier New" w:eastAsia="Courier New" w:hAnsi="Courier New" w:cs="Courier New"/>
+        <w:ind w:left="1429" w:hanging="360"/>
+      </w:pPr>
+      <w:rPr>
+        <w:rFonts w:ascii="Courier New" w:eastAsia="Courier New" w:hAnsi="Courier New" w:cs="Courier New" w:hint="default"/>
       </w:rPr>
     </w:lvl>
-    <w:lvl w:ilvl="2" w:tplc="95FEA1CC">
+    <w:lvl w:ilvl="2" w:tplc="33EEB802">
       <w:start w:val="1"/>
       <w:numFmt w:val="bullet"/>
       <w:lvlText w:val="§"/>
       <w:lvlJc w:val="left"/>
       <w:pPr>
-        <w:ind w:left="2160" w:hanging="360"/>
-      </w:pPr>
-      <w:rPr>
-        <w:rFonts w:ascii="Wingdings" w:eastAsia="Wingdings" w:hAnsi="Wingdings" w:cs="Wingdings"/>
+        <w:ind w:left="2149" w:hanging="360"/>
+      </w:pPr>
+      <w:rPr>
+        <w:rFonts w:ascii="Wingdings" w:eastAsia="Wingdings" w:hAnsi="Wingdings" w:cs="Wingdings" w:hint="default"/>
       </w:rPr>
     </w:lvl>
-    <w:lvl w:ilvl="3" w:tplc="A5CC01DE">
+    <w:lvl w:ilvl="3" w:tplc="A1943CBC">
       <w:start w:val="1"/>
       <w:numFmt w:val="bullet"/>
       <w:lvlText w:val="·"/>
       <w:lvlJc w:val="left"/>
       <w:pPr>
-        <w:ind w:left="2880" w:hanging="360"/>
-      </w:pPr>
-      <w:rPr>
-        <w:rFonts w:ascii="Symbol" w:eastAsia="Symbol" w:hAnsi="Symbol" w:cs="Symbol"/>
+        <w:ind w:left="2869" w:hanging="360"/>
+      </w:pPr>
+      <w:rPr>
+        <w:rFonts w:ascii="Symbol" w:eastAsia="Symbol" w:hAnsi="Symbol" w:cs="Symbol" w:hint="default"/>
       </w:rPr>
     </w:lvl>
-    <w:lvl w:ilvl="4" w:tplc="0792A47C">
+    <w:lvl w:ilvl="4" w:tplc="4600D25A">
       <w:start w:val="1"/>
       <w:numFmt w:val="bullet"/>
       <w:lvlText w:val="o"/>
       <w:lvlJc w:val="left"/>
       <w:pPr>
-        <w:ind w:left="3600" w:hanging="360"/>
-      </w:pPr>
-      <w:rPr>
-        <w:rFonts w:ascii="Courier New" w:eastAsia="Courier New" w:hAnsi="Courier New" w:cs="Courier New"/>
+        <w:ind w:left="3589" w:hanging="360"/>
+      </w:pPr>
+      <w:rPr>
+        <w:rFonts w:ascii="Courier New" w:eastAsia="Courier New" w:hAnsi="Courier New" w:cs="Courier New" w:hint="default"/>
       </w:rPr>
     </w:lvl>
-    <w:lvl w:ilvl="5" w:tplc="DB40AE3C">
+    <w:lvl w:ilvl="5" w:tplc="6D3AA208">
       <w:start w:val="1"/>
       <w:numFmt w:val="bullet"/>
       <w:lvlText w:val="§"/>
       <w:lvlJc w:val="left"/>
       <w:pPr>
-        <w:ind w:left="4320" w:hanging="360"/>
-      </w:pPr>
-      <w:rPr>
-        <w:rFonts w:ascii="Wingdings" w:eastAsia="Wingdings" w:hAnsi="Wingdings" w:cs="Wingdings"/>
+        <w:ind w:left="4309" w:hanging="360"/>
+      </w:pPr>
+      <w:rPr>
+        <w:rFonts w:ascii="Wingdings" w:eastAsia="Wingdings" w:hAnsi="Wingdings" w:cs="Wingdings" w:hint="default"/>
       </w:rPr>
     </w:lvl>
-    <w:lvl w:ilvl="6" w:tplc="BDC01D4A">
+    <w:lvl w:ilvl="6" w:tplc="8A2ACD6E">
       <w:start w:val="1"/>
       <w:numFmt w:val="bullet"/>
       <w:lvlText w:val="·"/>
       <w:lvlJc w:val="left"/>
       <w:pPr>
-        <w:ind w:left="5040" w:hanging="360"/>
-      </w:pPr>
-      <w:rPr>
-        <w:rFonts w:ascii="Symbol" w:eastAsia="Symbol" w:hAnsi="Symbol" w:cs="Symbol"/>
+        <w:ind w:left="5029" w:hanging="360"/>
+      </w:pPr>
+      <w:rPr>
+        <w:rFonts w:ascii="Symbol" w:eastAsia="Symbol" w:hAnsi="Symbol" w:cs="Symbol" w:hint="default"/>
       </w:rPr>
     </w:lvl>
-    <w:lvl w:ilvl="7" w:tplc="ECAC1B10">
+    <w:lvl w:ilvl="7" w:tplc="721AE7BC">
       <w:start w:val="1"/>
       <w:numFmt w:val="bullet"/>
       <w:lvlText w:val="o"/>
       <w:lvlJc w:val="left"/>
       <w:pPr>
-        <w:ind w:left="5760" w:hanging="360"/>
-      </w:pPr>
-      <w:rPr>
-        <w:rFonts w:ascii="Courier New" w:eastAsia="Courier New" w:hAnsi="Courier New" w:cs="Courier New"/>
+        <w:ind w:left="5749" w:hanging="360"/>
+      </w:pPr>
+      <w:rPr>
+        <w:rFonts w:ascii="Courier New" w:eastAsia="Courier New" w:hAnsi="Courier New" w:cs="Courier New" w:hint="default"/>
       </w:rPr>
     </w:lvl>
-    <w:lvl w:ilvl="8" w:tplc="865016E8">
+    <w:lvl w:ilvl="8" w:tplc="B1664362">
       <w:start w:val="1"/>
       <w:numFmt w:val="bullet"/>
       <w:lvlText w:val="§"/>
       <w:lvlJc w:val="left"/>
       <w:pPr>
-        <w:ind w:left="6480" w:hanging="360"/>
-      </w:pPr>
-      <w:rPr>
-        <w:rFonts w:ascii="Wingdings" w:eastAsia="Wingdings" w:hAnsi="Wingdings" w:cs="Wingdings"/>
+        <w:ind w:left="6469" w:hanging="360"/>
+      </w:pPr>
+      <w:rPr>
+        <w:rFonts w:ascii="Wingdings" w:eastAsia="Wingdings" w:hAnsi="Wingdings" w:cs="Wingdings" w:hint="default"/>
       </w:rPr>
     </w:lvl>
   </w:abstractNum>
-  <w:abstractNum w:abstractNumId="23" w15:restartNumberingAfterBreak="0">
-    <w:nsid w:val="7A4B5BDC"/>
+  <w:abstractNum w:abstractNumId="24" w15:restartNumberingAfterBreak="0">
+    <w:nsid w:val="754074BD"/>
     <w:multiLevelType w:val="hybridMultilevel"/>
-    <w:tmpl w:val="A6E42A80"/>
-    <w:lvl w:ilvl="0" w:tplc="04070001">
+    <w:tmpl w:val="75E42F64"/>
+    <w:lvl w:ilvl="0" w:tplc="59B00AC4">
+      <w:start w:val="1"/>
+      <w:numFmt w:val="bullet"/>
+      <w:pStyle w:val="WF-Listenabsatz-1-facherZeilenabstand"/>
+      <w:lvlText w:val=""/>
+      <w:lvlJc w:val="left"/>
+      <w:pPr>
+        <w:ind w:left="720" w:hanging="360"/>
+      </w:pPr>
+      <w:rPr>
+        <w:rFonts w:ascii="Symbol" w:hAnsi="Symbol" w:hint="default"/>
+      </w:rPr>
+    </w:lvl>
+    <w:lvl w:ilvl="1" w:tplc="5F1054BA">
+      <w:start w:val="1"/>
+      <w:numFmt w:val="bullet"/>
+      <w:lvlText w:val="o"/>
+      <w:lvlJc w:val="left"/>
+      <w:pPr>
+        <w:ind w:left="1440" w:hanging="360"/>
+      </w:pPr>
+      <w:rPr>
+        <w:rFonts w:ascii="Courier New" w:hAnsi="Courier New" w:cs="Courier New" w:hint="default"/>
+      </w:rPr>
+    </w:lvl>
+    <w:lvl w:ilvl="2" w:tplc="CE60F6DE">
+      <w:start w:val="1"/>
+      <w:numFmt w:val="bullet"/>
+      <w:lvlText w:val=""/>
+      <w:lvlJc w:val="left"/>
+      <w:pPr>
+        <w:ind w:left="2160" w:hanging="360"/>
+      </w:pPr>
+      <w:rPr>
+        <w:rFonts w:ascii="Wingdings" w:hAnsi="Wingdings" w:hint="default"/>
+      </w:rPr>
+    </w:lvl>
+    <w:lvl w:ilvl="3" w:tplc="54C2FB6C">
       <w:start w:val="1"/>
       <w:numFmt w:val="bullet"/>
       <w:lvlText w:val=""/>
       <w:lvlJc w:val="left"/>
       <w:pPr>
-        <w:ind w:left="720" w:hanging="360"/>
+        <w:ind w:left="2880" w:hanging="360"/>
       </w:pPr>
       <w:rPr>
         <w:rFonts w:ascii="Symbol" w:hAnsi="Symbol" w:hint="default"/>
       </w:rPr>
     </w:lvl>
-    <w:lvl w:ilvl="1" w:tplc="04070003" w:tentative="1">
+    <w:lvl w:ilvl="4" w:tplc="F1303DE4">
       <w:start w:val="1"/>
       <w:numFmt w:val="bullet"/>
       <w:lvlText w:val="o"/>
       <w:lvlJc w:val="left"/>
       <w:pPr>
-        <w:ind w:left="1440" w:hanging="360"/>
+        <w:ind w:left="3600" w:hanging="360"/>
       </w:pPr>
       <w:rPr>
         <w:rFonts w:ascii="Courier New" w:hAnsi="Courier New" w:cs="Courier New" w:hint="default"/>
       </w:rPr>
     </w:lvl>
-    <w:lvl w:ilvl="2" w:tplc="04070005" w:tentative="1">
+    <w:lvl w:ilvl="5" w:tplc="BA90B490">
       <w:start w:val="1"/>
       <w:numFmt w:val="bullet"/>
       <w:lvlText w:val=""/>
       <w:lvlJc w:val="left"/>
       <w:pPr>
-        <w:ind w:left="2160" w:hanging="360"/>
+        <w:ind w:left="4320" w:hanging="360"/>
       </w:pPr>
       <w:rPr>
         <w:rFonts w:ascii="Wingdings" w:hAnsi="Wingdings" w:hint="default"/>
       </w:rPr>
     </w:lvl>
-    <w:lvl w:ilvl="3" w:tplc="04070001" w:tentative="1">
+    <w:lvl w:ilvl="6" w:tplc="6C7A0244">
       <w:start w:val="1"/>
       <w:numFmt w:val="bullet"/>
       <w:lvlText w:val=""/>
       <w:lvlJc w:val="left"/>
       <w:pPr>
-        <w:ind w:left="2880" w:hanging="360"/>
+        <w:ind w:left="5040" w:hanging="360"/>
       </w:pPr>
       <w:rPr>
         <w:rFonts w:ascii="Symbol" w:hAnsi="Symbol" w:hint="default"/>
       </w:rPr>
     </w:lvl>
-    <w:lvl w:ilvl="4" w:tplc="04070003" w:tentative="1">
+    <w:lvl w:ilvl="7" w:tplc="68E8F166">
       <w:start w:val="1"/>
       <w:numFmt w:val="bullet"/>
       <w:lvlText w:val="o"/>
       <w:lvlJc w:val="left"/>
       <w:pPr>
-        <w:ind w:left="3600" w:hanging="360"/>
+        <w:ind w:left="5760" w:hanging="360"/>
       </w:pPr>
       <w:rPr>
         <w:rFonts w:ascii="Courier New" w:hAnsi="Courier New" w:cs="Courier New" w:hint="default"/>
       </w:rPr>
     </w:lvl>
-    <w:lvl w:ilvl="5" w:tplc="04070005" w:tentative="1">
+    <w:lvl w:ilvl="8" w:tplc="734A5AC8">
       <w:start w:val="1"/>
       <w:numFmt w:val="bullet"/>
       <w:lvlText w:val=""/>
       <w:lvlJc w:val="left"/>
       <w:pPr>
-        <w:ind w:left="4320" w:hanging="360"/>
+        <w:ind w:left="6480" w:hanging="360"/>
       </w:pPr>
       <w:rPr>
         <w:rFonts w:ascii="Wingdings" w:hAnsi="Wingdings" w:hint="default"/>
       </w:rPr>
     </w:lvl>
-    <w:lvl w:ilvl="6" w:tplc="04070001" w:tentative="1">
+  </w:abstractNum>
+  <w:abstractNum w:abstractNumId="25" w15:restartNumberingAfterBreak="0">
+    <w:nsid w:val="76957B6A"/>
+    <w:multiLevelType w:val="hybridMultilevel"/>
+    <w:tmpl w:val="B0F06A8A"/>
+    <w:lvl w:ilvl="0" w:tplc="9CDAD96E">
       <w:start w:val="1"/>
       <w:numFmt w:val="bullet"/>
-      <w:lvlText w:val=""/>
+      <w:lvlText w:val="·"/>
       <w:lvlJc w:val="left"/>
       <w:pPr>
-        <w:ind w:left="5040" w:hanging="360"/>
-      </w:pPr>
-      <w:rPr>
-        <w:rFonts w:ascii="Symbol" w:hAnsi="Symbol" w:hint="default"/>
+        <w:ind w:left="720" w:hanging="360"/>
+      </w:pPr>
+      <w:rPr>
+        <w:rFonts w:ascii="Symbol" w:eastAsia="Symbol" w:hAnsi="Symbol" w:cs="Symbol"/>
       </w:rPr>
     </w:lvl>
-    <w:lvl w:ilvl="7" w:tplc="04070003" w:tentative="1">
+    <w:lvl w:ilvl="1" w:tplc="EE001D16">
       <w:start w:val="1"/>
       <w:numFmt w:val="bullet"/>
       <w:lvlText w:val="o"/>
       <w:lvlJc w:val="left"/>
       <w:pPr>
-        <w:ind w:left="5760" w:hanging="360"/>
-      </w:pPr>
-      <w:rPr>
-        <w:rFonts w:ascii="Courier New" w:hAnsi="Courier New" w:cs="Courier New" w:hint="default"/>
+        <w:ind w:left="1440" w:hanging="360"/>
+      </w:pPr>
+      <w:rPr>
+        <w:rFonts w:ascii="Courier New" w:eastAsia="Courier New" w:hAnsi="Courier New" w:cs="Courier New"/>
       </w:rPr>
     </w:lvl>
-    <w:lvl w:ilvl="8" w:tplc="04070005" w:tentative="1">
+    <w:lvl w:ilvl="2" w:tplc="56767550">
       <w:start w:val="1"/>
       <w:numFmt w:val="bullet"/>
-      <w:lvlText w:val=""/>
+      <w:lvlText w:val="§"/>
       <w:lvlJc w:val="left"/>
       <w:pPr>
-        <w:ind w:left="6480" w:hanging="360"/>
-      </w:pPr>
-      <w:rPr>
-        <w:rFonts w:ascii="Wingdings" w:hAnsi="Wingdings" w:hint="default"/>
+        <w:ind w:left="2160" w:hanging="360"/>
+      </w:pPr>
+      <w:rPr>
+        <w:rFonts w:ascii="Wingdings" w:eastAsia="Wingdings" w:hAnsi="Wingdings" w:cs="Wingdings"/>
       </w:rPr>
     </w:lvl>
-  </w:abstractNum>
-  <w:abstractNum w:abstractNumId="24" w15:restartNumberingAfterBreak="0">
-    <w:nsid w:val="7F3B42FF"/>
-    <w:multiLevelType w:val="hybridMultilevel"/>
-    <w:tmpl w:val="0B5C3C74"/>
-    <w:lvl w:ilvl="0" w:tplc="91C0E252">
+    <w:lvl w:ilvl="3" w:tplc="074C41A4">
       <w:start w:val="1"/>
       <w:numFmt w:val="bullet"/>
-      <w:lvlText w:val="–"/>
+      <w:lvlText w:val="·"/>
       <w:lvlJc w:val="left"/>
       <w:pPr>
-        <w:ind w:left="709" w:hanging="360"/>
-      </w:pPr>
-      <w:rPr>
-        <w:rFonts w:ascii="Arial" w:eastAsia="Arial" w:hAnsi="Arial" w:cs="Arial" w:hint="default"/>
+        <w:ind w:left="2880" w:hanging="360"/>
+      </w:pPr>
+      <w:rPr>
+        <w:rFonts w:ascii="Symbol" w:eastAsia="Symbol" w:hAnsi="Symbol" w:cs="Symbol"/>
       </w:rPr>
     </w:lvl>
-    <w:lvl w:ilvl="1" w:tplc="18442FF2">
+    <w:lvl w:ilvl="4" w:tplc="850C9BE0">
       <w:start w:val="1"/>
       <w:numFmt w:val="bullet"/>
       <w:lvlText w:val="o"/>
       <w:lvlJc w:val="left"/>
       <w:pPr>
-        <w:ind w:left="1429" w:hanging="360"/>
-      </w:pPr>
-      <w:rPr>
-        <w:rFonts w:ascii="Courier New" w:eastAsia="Courier New" w:hAnsi="Courier New" w:cs="Courier New" w:hint="default"/>
+        <w:ind w:left="3600" w:hanging="360"/>
+      </w:pPr>
+      <w:rPr>
+        <w:rFonts w:ascii="Courier New" w:eastAsia="Courier New" w:hAnsi="Courier New" w:cs="Courier New"/>
       </w:rPr>
     </w:lvl>
-    <w:lvl w:ilvl="2" w:tplc="B5760F02">
+    <w:lvl w:ilvl="5" w:tplc="8C9EFF22">
       <w:start w:val="1"/>
       <w:numFmt w:val="bullet"/>
       <w:lvlText w:val="§"/>
       <w:lvlJc w:val="left"/>
       <w:pPr>
-        <w:ind w:left="2149" w:hanging="360"/>
-      </w:pPr>
-      <w:rPr>
-        <w:rFonts w:ascii="Wingdings" w:eastAsia="Wingdings" w:hAnsi="Wingdings" w:cs="Wingdings" w:hint="default"/>
+        <w:ind w:left="4320" w:hanging="360"/>
+      </w:pPr>
+      <w:rPr>
+        <w:rFonts w:ascii="Wingdings" w:eastAsia="Wingdings" w:hAnsi="Wingdings" w:cs="Wingdings"/>
       </w:rPr>
     </w:lvl>
-    <w:lvl w:ilvl="3" w:tplc="3AA88CB8">
+    <w:lvl w:ilvl="6" w:tplc="8586E2BE">
       <w:start w:val="1"/>
       <w:numFmt w:val="bullet"/>
       <w:lvlText w:val="·"/>
       <w:lvlJc w:val="left"/>
       <w:pPr>
-        <w:ind w:left="2869" w:hanging="360"/>
-      </w:pPr>
-      <w:rPr>
-        <w:rFonts w:ascii="Symbol" w:eastAsia="Symbol" w:hAnsi="Symbol" w:cs="Symbol" w:hint="default"/>
+        <w:ind w:left="5040" w:hanging="360"/>
+      </w:pPr>
+      <w:rPr>
+        <w:rFonts w:ascii="Symbol" w:eastAsia="Symbol" w:hAnsi="Symbol" w:cs="Symbol"/>
       </w:rPr>
     </w:lvl>
-    <w:lvl w:ilvl="4" w:tplc="ECF04660">
+    <w:lvl w:ilvl="7" w:tplc="274C0078">
       <w:start w:val="1"/>
       <w:numFmt w:val="bullet"/>
       <w:lvlText w:val="o"/>
       <w:lvlJc w:val="left"/>
       <w:pPr>
-        <w:ind w:left="3589" w:hanging="360"/>
-      </w:pPr>
-      <w:rPr>
-        <w:rFonts w:ascii="Courier New" w:eastAsia="Courier New" w:hAnsi="Courier New" w:cs="Courier New" w:hint="default"/>
+        <w:ind w:left="5760" w:hanging="360"/>
+      </w:pPr>
+      <w:rPr>
+        <w:rFonts w:ascii="Courier New" w:eastAsia="Courier New" w:hAnsi="Courier New" w:cs="Courier New"/>
       </w:rPr>
     </w:lvl>
-    <w:lvl w:ilvl="5" w:tplc="5B206F8A">
+    <w:lvl w:ilvl="8" w:tplc="449C9B42">
       <w:start w:val="1"/>
       <w:numFmt w:val="bullet"/>
       <w:lvlText w:val="§"/>
       <w:lvlJc w:val="left"/>
       <w:pPr>
-        <w:ind w:left="4309" w:hanging="360"/>
-      </w:pPr>
-      <w:rPr>
-        <w:rFonts w:ascii="Wingdings" w:eastAsia="Wingdings" w:hAnsi="Wingdings" w:cs="Wingdings" w:hint="default"/>
-      </w:rPr>
-    </w:lvl>
-    <w:lvl w:ilvl="6" w:tplc="8696AD1E">
-      <w:start w:val="1"/>
-      <w:numFmt w:val="bullet"/>
-      <w:lvlText w:val="·"/>
-      <w:lvlJc w:val="left"/>
-      <w:pPr>
-        <w:ind w:left="5029" w:hanging="360"/>
-      </w:pPr>
-      <w:rPr>
-        <w:rFonts w:ascii="Symbol" w:eastAsia="Symbol" w:hAnsi="Symbol" w:cs="Symbol" w:hint="default"/>
-      </w:rPr>
-    </w:lvl>
-    <w:lvl w:ilvl="7" w:tplc="D3F4EF04">
-      <w:start w:val="1"/>
-      <w:numFmt w:val="bullet"/>
-      <w:lvlText w:val="o"/>
-      <w:lvlJc w:val="left"/>
-      <w:pPr>
-        <w:ind w:left="5749" w:hanging="360"/>
-      </w:pPr>
-      <w:rPr>
-        <w:rFonts w:ascii="Courier New" w:eastAsia="Courier New" w:hAnsi="Courier New" w:cs="Courier New" w:hint="default"/>
-      </w:rPr>
-    </w:lvl>
-    <w:lvl w:ilvl="8" w:tplc="33C0B6CA">
-      <w:start w:val="1"/>
-      <w:numFmt w:val="bullet"/>
-      <w:lvlText w:val="§"/>
-      <w:lvlJc w:val="left"/>
-      <w:pPr>
-        <w:ind w:left="6469" w:hanging="360"/>
-      </w:pPr>
-      <w:rPr>
-        <w:rFonts w:ascii="Wingdings" w:eastAsia="Wingdings" w:hAnsi="Wingdings" w:cs="Wingdings" w:hint="default"/>
+        <w:ind w:left="6480" w:hanging="360"/>
+      </w:pPr>
+      <w:rPr>
+        <w:rFonts w:ascii="Wingdings" w:eastAsia="Wingdings" w:hAnsi="Wingdings" w:cs="Wingdings"/>
       </w:rPr>
     </w:lvl>
   </w:abstractNum>
-  <w:abstractNum w:abstractNumId="25" w15:restartNumberingAfterBreak="0">
-    <w:nsid w:val="7F705032"/>
-    <w:multiLevelType w:val="hybridMultilevel"/>
-    <w:tmpl w:val="9C82C540"/>
-    <w:lvl w:ilvl="0" w:tplc="DBF6136E">
-      <w:start w:val="1"/>
-      <w:numFmt w:val="bullet"/>
-      <w:lvlText w:val="·"/>
-      <w:lvlJc w:val="left"/>
-      <w:pPr>
-        <w:ind w:left="720" w:hanging="360"/>
-      </w:pPr>
-      <w:rPr>
-        <w:rFonts w:ascii="Symbol" w:eastAsia="Symbol" w:hAnsi="Symbol" w:cs="Symbol" w:hint="default"/>
-      </w:rPr>
-    </w:lvl>
-    <w:lvl w:ilvl="1" w:tplc="C0E0E1BA">
-      <w:start w:val="1"/>
-      <w:numFmt w:val="bullet"/>
-      <w:lvlText w:val="o"/>
-      <w:lvlJc w:val="left"/>
-      <w:pPr>
-        <w:ind w:left="1440" w:hanging="360"/>
-      </w:pPr>
-      <w:rPr>
-        <w:rFonts w:ascii="Courier New" w:eastAsia="Courier New" w:hAnsi="Courier New" w:cs="Courier New" w:hint="default"/>
-      </w:rPr>
-    </w:lvl>
-    <w:lvl w:ilvl="2" w:tplc="3EE07BF4">
-      <w:start w:val="1"/>
-      <w:numFmt w:val="bullet"/>
-      <w:lvlText w:val="§"/>
-      <w:lvlJc w:val="left"/>
-      <w:pPr>
-        <w:ind w:left="2160" w:hanging="360"/>
-      </w:pPr>
-      <w:rPr>
-        <w:rFonts w:ascii="Wingdings" w:eastAsia="Wingdings" w:hAnsi="Wingdings" w:cs="Wingdings" w:hint="default"/>
-      </w:rPr>
-    </w:lvl>
-    <w:lvl w:ilvl="3" w:tplc="B1C4341E">
-      <w:start w:val="1"/>
-      <w:numFmt w:val="bullet"/>
-      <w:lvlText w:val="·"/>
-      <w:lvlJc w:val="left"/>
-      <w:pPr>
-        <w:ind w:left="2880" w:hanging="360"/>
-      </w:pPr>
-      <w:rPr>
-        <w:rFonts w:ascii="Symbol" w:eastAsia="Symbol" w:hAnsi="Symbol" w:cs="Symbol" w:hint="default"/>
-      </w:rPr>
-    </w:lvl>
-    <w:lvl w:ilvl="4" w:tplc="B1F6A7AE">
-      <w:start w:val="1"/>
-      <w:numFmt w:val="bullet"/>
-      <w:lvlText w:val="o"/>
-      <w:lvlJc w:val="left"/>
-      <w:pPr>
-        <w:ind w:left="3600" w:hanging="360"/>
-      </w:pPr>
-      <w:rPr>
-        <w:rFonts w:ascii="Courier New" w:eastAsia="Courier New" w:hAnsi="Courier New" w:cs="Courier New" w:hint="default"/>
-      </w:rPr>
-    </w:lvl>
-    <w:lvl w:ilvl="5" w:tplc="6D967E54">
-      <w:start w:val="1"/>
-      <w:numFmt w:val="bullet"/>
-      <w:lvlText w:val="§"/>
-      <w:lvlJc w:val="left"/>
-      <w:pPr>
-        <w:ind w:left="4320" w:hanging="360"/>
-      </w:pPr>
-      <w:rPr>
-        <w:rFonts w:ascii="Wingdings" w:eastAsia="Wingdings" w:hAnsi="Wingdings" w:cs="Wingdings" w:hint="default"/>
-      </w:rPr>
-    </w:lvl>
-    <w:lvl w:ilvl="6" w:tplc="C67E50DC">
-      <w:start w:val="1"/>
-      <w:numFmt w:val="bullet"/>
-      <w:lvlText w:val="·"/>
-      <w:lvlJc w:val="left"/>
-      <w:pPr>
-        <w:ind w:left="5040" w:hanging="360"/>
-      </w:pPr>
-      <w:rPr>
-        <w:rFonts w:ascii="Symbol" w:eastAsia="Symbol" w:hAnsi="Symbol" w:cs="Symbol" w:hint="default"/>
-      </w:rPr>
-    </w:lvl>
-    <w:lvl w:ilvl="7" w:tplc="864C7858">
-      <w:start w:val="1"/>
-      <w:numFmt w:val="bullet"/>
-      <w:lvlText w:val="o"/>
-      <w:lvlJc w:val="left"/>
-      <w:pPr>
-        <w:ind w:left="5760" w:hanging="360"/>
-      </w:pPr>
-      <w:rPr>
-        <w:rFonts w:ascii="Courier New" w:eastAsia="Courier New" w:hAnsi="Courier New" w:cs="Courier New" w:hint="default"/>
-      </w:rPr>
-    </w:lvl>
-    <w:lvl w:ilvl="8" w:tplc="34A03F8C">
-      <w:start w:val="1"/>
-      <w:numFmt w:val="bullet"/>
-      <w:lvlText w:val="§"/>
-      <w:lvlJc w:val="left"/>
-      <w:pPr>
-        <w:ind w:left="6480" w:hanging="360"/>
-      </w:pPr>
-      <w:rPr>
-        <w:rFonts w:ascii="Wingdings" w:eastAsia="Wingdings" w:hAnsi="Wingdings" w:cs="Wingdings" w:hint="default"/>
-      </w:rPr>
-    </w:lvl>
-  </w:abstractNum>
-  <w:num w:numId="1" w16cid:durableId="2069183831">
-    <w:abstractNumId w:val="13"/>
+  <w:num w:numId="1">
+    <w:abstractNumId w:val="14"/>
   </w:num>
-  <w:num w:numId="2" w16cid:durableId="665476199">
+  <w:num w:numId="2">
+    <w:abstractNumId w:val="24"/>
+  </w:num>
+  <w:num w:numId="3">
+    <w:abstractNumId w:val="15"/>
+  </w:num>
+  <w:num w:numId="4">
+    <w:abstractNumId w:val="3"/>
+  </w:num>
+  <w:num w:numId="5">
+    <w:abstractNumId w:val="0"/>
+  </w:num>
+  <w:num w:numId="6">
+    <w:abstractNumId w:val="25"/>
+  </w:num>
+  <w:num w:numId="7">
+    <w:abstractNumId w:val="10"/>
+  </w:num>
+  <w:num w:numId="8">
+    <w:abstractNumId w:val="5"/>
+  </w:num>
+  <w:num w:numId="9">
+    <w:abstractNumId w:val="18"/>
+  </w:num>
+  <w:num w:numId="10">
+    <w:abstractNumId w:val="17"/>
+  </w:num>
+  <w:num w:numId="11">
+    <w:abstractNumId w:val="1"/>
+  </w:num>
+  <w:num w:numId="12">
+    <w:abstractNumId w:val="23"/>
+  </w:num>
+  <w:num w:numId="13">
+    <w:abstractNumId w:val="7"/>
+  </w:num>
+  <w:num w:numId="14">
+    <w:abstractNumId w:val="19"/>
+  </w:num>
+  <w:num w:numId="15">
     <w:abstractNumId w:val="2"/>
   </w:num>
-  <w:num w:numId="3" w16cid:durableId="595207492">
+  <w:num w:numId="16">
     <w:abstractNumId w:val="22"/>
   </w:num>
-  <w:num w:numId="4" w16cid:durableId="240216989">
-    <w:abstractNumId w:val="1"/>
+  <w:num w:numId="17">
+    <w:abstractNumId w:val="11"/>
   </w:num>
-  <w:num w:numId="5" w16cid:durableId="986009746">
+  <w:num w:numId="18">
+    <w:abstractNumId w:val="16"/>
+  </w:num>
+  <w:num w:numId="19">
+    <w:abstractNumId w:val="21"/>
+  </w:num>
+  <w:num w:numId="20">
+    <w:abstractNumId w:val="6"/>
+  </w:num>
+  <w:num w:numId="21">
+    <w:abstractNumId w:val="8"/>
+  </w:num>
+  <w:num w:numId="22">
+    <w:abstractNumId w:val="12"/>
+  </w:num>
+  <w:num w:numId="23">
     <w:abstractNumId w:val="9"/>
   </w:num>
-  <w:num w:numId="6" w16cid:durableId="1302611006">
-    <w:abstractNumId w:val="19"/>
+  <w:num w:numId="24">
+    <w:abstractNumId w:val="4"/>
   </w:num>
-  <w:num w:numId="7" w16cid:durableId="1880122938">
-    <w:abstractNumId w:val="17"/>
-  </w:num>
-  <w:num w:numId="8" w16cid:durableId="1990212860">
-    <w:abstractNumId w:val="7"/>
-  </w:num>
-  <w:num w:numId="9" w16cid:durableId="1229998663">
+  <w:num w:numId="25">
     <w:abstractNumId w:val="20"/>
   </w:num>
-  <w:num w:numId="10" w16cid:durableId="487213823">
-    <w:abstractNumId w:val="12"/>
-  </w:num>
-  <w:num w:numId="11" w16cid:durableId="101533317">
-    <w:abstractNumId w:val="18"/>
-  </w:num>
-  <w:num w:numId="12" w16cid:durableId="1406873342">
-    <w:abstractNumId w:val="5"/>
-  </w:num>
-  <w:num w:numId="13" w16cid:durableId="420882458">
-    <w:abstractNumId w:val="21"/>
-  </w:num>
-  <w:num w:numId="14" w16cid:durableId="957179399">
-    <w:abstractNumId w:val="16"/>
-  </w:num>
-  <w:num w:numId="15" w16cid:durableId="708920032">
-    <w:abstractNumId w:val="15"/>
-  </w:num>
-  <w:num w:numId="16" w16cid:durableId="1856070146">
-    <w:abstractNumId w:val="14"/>
-  </w:num>
-  <w:num w:numId="17" w16cid:durableId="891505061">
-    <w:abstractNumId w:val="8"/>
-  </w:num>
-  <w:num w:numId="18" w16cid:durableId="328947812">
-    <w:abstractNumId w:val="4"/>
-  </w:num>
-  <w:num w:numId="19" w16cid:durableId="1962489995">
-    <w:abstractNumId w:val="0"/>
-  </w:num>
-  <w:num w:numId="20" w16cid:durableId="1260481990">
-    <w:abstractNumId w:val="3"/>
-  </w:num>
-  <w:num w:numId="21" w16cid:durableId="629870186">
-    <w:abstractNumId w:val="6"/>
-  </w:num>
-  <w:num w:numId="22" w16cid:durableId="203293932">
-    <w:abstractNumId w:val="11"/>
-  </w:num>
-  <w:num w:numId="23" w16cid:durableId="1357846552">
-    <w:abstractNumId w:val="24"/>
-  </w:num>
-  <w:num w:numId="24" w16cid:durableId="773132944">
-    <w:abstractNumId w:val="25"/>
-  </w:num>
-  <w:num w:numId="25" w16cid:durableId="677578776">
-    <w:abstractNumId w:val="10"/>
-  </w:num>
-  <w:num w:numId="26" w16cid:durableId="1868524290">
-    <w:abstractNumId w:val="23"/>
+  <w:num w:numId="26">
+    <w:abstractNumId w:val="13"/>
   </w:num>
 </w:numbering>
 </file>
 
+<file path=word/people.xml><?xml version="1.0" encoding="utf-8"?>
+<w15:people xmlns:wpc="http://schemas.microsoft.com/office/word/2010/wordprocessingCanvas" xmlns:cx="http://schemas.microsoft.com/office/drawing/2014/chartex" xmlns:cx1="http://schemas.microsoft.com/office/drawing/2015/9/8/chartex" xmlns:cx2="http://schemas.microsoft.com/office/drawing/2015/10/21/chartex" xmlns:cx3="http://schemas.microsoft.com/office/drawing/2016/5/9/chartex" xmlns:cx4="http://schemas.microsoft.com/office/drawing/2016/5/10/chartex" xmlns:cx5="http://schemas.microsoft.com/office/drawing/2016/5/11/chartex" xmlns:cx6="http://schemas.microsoft.com/office/drawing/2016/5/12/chartex" xmlns:cx7="http://schemas.microsoft.com/office/drawing/2016/5/13/chartex" xmlns:cx8="http://schemas.microsoft.com/office/drawing/2016/5/14/chartex" xmlns:mc="http://schemas.openxmlformats.org/markup-compatibility/2006" xmlns:aink="http://schemas.microsoft.com/office/drawing/2016/ink" xmlns:am3d="http://schemas.microsoft.com/office/drawing/2017/model3d" xmlns:o="urn:schemas-microsoft-com:office:office" xmlns:r="http://schemas.openxmlformats.org/officeDocument/2006/relationships" xmlns:m="http://schemas.openxmlformats.org/officeDocument/2006/math" xmlns:v="urn:schemas-microsoft-com:vml" xmlns:wp14="http://schemas.microsoft.com/office/word/2010/wordprocessingDrawing" xmlns:wp="http://schemas.openxmlformats.org/drawingml/2006/wordprocessingDrawing" xmlns:w10="urn:schemas-microsoft-com:office:word" xmlns:w="http://schemas.openxmlformats.org/wordprocessingml/2006/main" xmlns:w14="http://schemas.microsoft.com/office/word/2010/wordml" xmlns:w15="http://schemas.microsoft.com/office/word/2012/wordml" xmlns:w16cid="http://schemas.microsoft.com/office/word/2016/wordml/cid" xmlns:w16se="http://schemas.microsoft.com/office/word/2015/wordml/symex" xmlns:wpg="http://schemas.microsoft.com/office/word/2010/wordprocessingGroup" xmlns:wpi="http://schemas.microsoft.com/office/word/2010/wordprocessingInk" xmlns:wne="http://schemas.microsoft.com/office/word/2006/wordml" xmlns:wps="http://schemas.microsoft.com/office/word/2010/wordprocessingShape" mc:Ignorable="w14 w15 w16se w16cid wp14">
+  <w15:person w15:author="Imke Endjer">
+    <w15:presenceInfo w15:providerId="AD" w15:userId="S-1-5-21-1085031214-1614895754-682003330-382812"/>
+  </w15:person>
+</w15:people>
+</file>
+
+<file path=word/peopleDocument.xml><?xml version="1.0" encoding="utf-8"?>
+<w15:people xmlns:wpc="http://schemas.microsoft.com/office/word/2010/wordprocessingCanvas" xmlns:mc="http://schemas.openxmlformats.org/markup-compatibility/2006" xmlns:o="urn:schemas-microsoft-com:office:office" xmlns:r="http://schemas.openxmlformats.org/officeDocument/2006/relationships" xmlns:m="http://schemas.openxmlformats.org/officeDocument/2006/math" xmlns:v="urn:schemas-microsoft-com:vml" xmlns:wp14="http://schemas.microsoft.com/office/word/2010/wordprocessingDrawing" xmlns:wp="http://schemas.openxmlformats.org/drawingml/2006/wordprocessingDrawing" xmlns:w10="urn:schemas-microsoft-com:office:word" xmlns:w="http://schemas.openxmlformats.org/wordprocessingml/2006/main" xmlns:w14="http://schemas.microsoft.com/office/word/2010/wordml" xmlns:w15="http://schemas.microsoft.com/office/word/2012/wordml" xmlns:wpg="http://schemas.microsoft.com/office/word/2010/wordprocessingGroup" xmlns:wpi="http://schemas.microsoft.com/office/word/2010/wordprocessingInk" xmlns:wne="http://schemas.microsoft.com/office/word/2006/wordml" xmlns:wps="http://schemas.microsoft.com/office/word/2010/wordprocessingShape" mc:Ignorable="w14 w15 wp14">
+  <w15:person w15:author="Imke Endjer">
+    <w15:presenceInfo w15:providerId="None" w15:userId="Imke Endjer"/>
+  </w15:person>
+</w15:people>
+</file>
+
 <file path=word/styles.xml><?xml version="1.0" encoding="utf-8"?>
-<w:styles xmlns:mc="http://schemas.openxmlformats.org/markup-compatibility/2006" xmlns:r="http://schemas.openxmlformats.org/officeDocument/2006/relationships" xmlns:w="http://schemas.openxmlformats.org/wordprocessingml/2006/main" xmlns:w14="http://schemas.microsoft.com/office/word/2010/wordml" xmlns:w15="http://schemas.microsoft.com/office/word/2012/wordml" xmlns:w16cex="http://schemas.microsoft.com/office/word/2018/wordml/cex" xmlns:w16cid="http://schemas.microsoft.com/office/word/2016/wordml/cid" xmlns:w16="http://schemas.microsoft.com/office/word/2018/wordml" xmlns:w16sdtdh="http://schemas.microsoft.com/office/word/2020/wordml/sdtdatahash" xmlns:w16se="http://schemas.microsoft.com/office/word/2015/wordml/symex" mc:Ignorable="w14 w15 w16se w16cid w16 w16cex w16sdtdh">
+<w:styles xmlns:mc="http://schemas.openxmlformats.org/markup-compatibility/2006" xmlns:r="http://schemas.openxmlformats.org/officeDocument/2006/relationships" xmlns:w="http://schemas.openxmlformats.org/wordprocessingml/2006/main" xmlns:w14="http://schemas.microsoft.com/office/word/2010/wordml" xmlns:w15="http://schemas.microsoft.com/office/word/2012/wordml" xmlns:w16cid="http://schemas.microsoft.com/office/word/2016/wordml/cid" xmlns:w16se="http://schemas.microsoft.com/office/word/2015/wordml/symex" mc:Ignorable="w14 w15 w16se w16cid">
   <w:docDefaults>
     <w:rPrDefault>
       <w:rPr>
@@ -12583,7 +12390,7 @@
       </w:pPr>
     </w:pPrDefault>
   </w:docDefaults>
-  <w:latentStyles w:defLockedState="0" w:defUIPriority="99" w:defSemiHidden="0" w:defUnhideWhenUsed="0" w:defQFormat="0" w:count="376">
+  <w:latentStyles w:defLockedState="0" w:defUIPriority="99" w:defSemiHidden="0" w:defUnhideWhenUsed="0" w:defQFormat="0" w:count="375">
     <w:lsdException w:name="Normal" w:uiPriority="0" w:qFormat="1"/>
     <w:lsdException w:name="heading 1" w:uiPriority="9" w:qFormat="1"/>
     <w:lsdException w:name="heading 2" w:semiHidden="1" w:uiPriority="9" w:unhideWhenUsed="1" w:qFormat="1"/>
@@ -12738,7 +12545,7 @@
     <w:lsdException w:name="Table Web 2" w:semiHidden="1" w:unhideWhenUsed="1"/>
     <w:lsdException w:name="Table Web 3" w:semiHidden="1" w:unhideWhenUsed="1"/>
     <w:lsdException w:name="Balloon Text" w:semiHidden="1" w:unhideWhenUsed="1"/>
-    <w:lsdException w:name="Table Grid" w:uiPriority="59"/>
+    <w:lsdException w:name="Table Grid" w:semiHidden="1" w:uiPriority="59" w:unhideWhenUsed="1"/>
     <w:lsdException w:name="Table Theme" w:semiHidden="1" w:unhideWhenUsed="1"/>
     <w:lsdException w:name="Placeholder Text" w:semiHidden="1"/>
     <w:lsdException w:name="No Spacing" w:uiPriority="1" w:qFormat="1"/>
@@ -12959,12 +12766,10 @@
     <w:lsdException w:name="Smart Hyperlink" w:semiHidden="1" w:unhideWhenUsed="1"/>
     <w:lsdException w:name="Hashtag" w:semiHidden="1" w:unhideWhenUsed="1"/>
     <w:lsdException w:name="Unresolved Mention" w:semiHidden="1" w:unhideWhenUsed="1"/>
-    <w:lsdException w:name="Smart Link" w:semiHidden="1" w:unhideWhenUsed="1"/>
   </w:latentStyles>
   <w:style w:type="paragraph" w:default="1" w:styleId="Standard">
     <w:name w:val="Normal"/>
     <w:qFormat/>
-    <w:rsid w:val="00F93FAA"/>
     <w:pPr>
       <w:spacing w:line="288" w:lineRule="auto"/>
     </w:pPr>
@@ -12988,7 +12793,7 @@
       <w:outlineLvl w:val="0"/>
     </w:pPr>
     <w:rPr>
-      <w:rFonts w:ascii="Helvetica 65" w:hAnsi="Helvetica 65"/>
+      <w:rFonts w:ascii="helvetica 65" w:hAnsi="helvetica 65"/>
       <w:bCs w:val="0"/>
       <w:color w:val="000000" w:themeColor="text1"/>
       <w:sz w:val="28"/>
@@ -13014,7 +12819,7 @@
       <w:outlineLvl w:val="1"/>
     </w:pPr>
     <w:rPr>
-      <w:rFonts w:ascii="Helvetica 65" w:hAnsi="Helvetica 65"/>
+      <w:rFonts w:ascii="helvetica 65" w:hAnsi="helvetica 65"/>
       <w:bCs w:val="0"/>
       <w:color w:val="000000" w:themeColor="text1"/>
       <w:sz w:val="24"/>
@@ -13040,7 +12845,7 @@
       <w:outlineLvl w:val="2"/>
     </w:pPr>
     <w:rPr>
-      <w:rFonts w:ascii="Helvetica 65" w:hAnsi="Helvetica 65"/>
+      <w:rFonts w:ascii="helvetica 65" w:hAnsi="helvetica 65"/>
       <w:bCs w:val="0"/>
       <w:color w:val="000000" w:themeColor="text1"/>
       <w:sz w:val="22"/>
@@ -24453,7 +24258,6 @@
     <w:link w:val="TitelZchn"/>
     <w:uiPriority w:val="10"/>
     <w:qFormat/>
-    <w:rsid w:val="00F93FAA"/>
     <w:pPr>
       <w:spacing w:after="240" w:line="240" w:lineRule="auto"/>
       <w:contextualSpacing/>
@@ -24469,7 +24273,6 @@
     <w:basedOn w:val="Absatz-Standardschriftart"/>
     <w:link w:val="Titel"/>
     <w:uiPriority w:val="10"/>
-    <w:rsid w:val="00F93FAA"/>
     <w:rPr>
       <w:bCs/>
       <w:color w:val="000000" w:themeColor="text1"/>
@@ -24513,7 +24316,7 @@
     <w:link w:val="berschrift1"/>
     <w:uiPriority w:val="9"/>
     <w:rPr>
-      <w:rFonts w:ascii="Helvetica 65" w:eastAsia="Arial" w:hAnsi="Helvetica 65" w:cs="Arial"/>
+      <w:rFonts w:ascii="helvetica 65" w:eastAsia="Arial" w:hAnsi="helvetica 65" w:cs="Arial"/>
       <w:color w:val="000000" w:themeColor="text1"/>
       <w:sz w:val="28"/>
       <w:szCs w:val="36"/>
@@ -24542,7 +24345,7 @@
     <w:link w:val="berschrift2"/>
     <w:uiPriority w:val="9"/>
     <w:rPr>
-      <w:rFonts w:ascii="Helvetica 65" w:hAnsi="Helvetica 65"/>
+      <w:rFonts w:ascii="helvetica 65" w:hAnsi="helvetica 65"/>
       <w:color w:val="000000" w:themeColor="text1"/>
       <w:sz w:val="24"/>
       <w:szCs w:val="28"/>
@@ -24647,7 +24450,7 @@
     <w:link w:val="berschrift3"/>
     <w:uiPriority w:val="9"/>
     <w:rPr>
-      <w:rFonts w:ascii="Helvetica 65" w:hAnsi="Helvetica 65"/>
+      <w:rFonts w:ascii="helvetica 65" w:hAnsi="helvetica 65"/>
       <w:color w:val="000000" w:themeColor="text1"/>
       <w:lang w:eastAsia="de-DE"/>
     </w:rPr>
@@ -25162,7 +24965,6 @@
     <w:basedOn w:val="Standard"/>
     <w:link w:val="KommentartextZchn"/>
     <w:uiPriority w:val="99"/>
-    <w:semiHidden/>
     <w:unhideWhenUsed/>
     <w:pPr>
       <w:spacing w:line="240" w:lineRule="auto"/>
@@ -25177,7 +24979,6 @@
     <w:basedOn w:val="Absatz-Standardschriftart"/>
     <w:link w:val="Kommentartext"/>
     <w:uiPriority w:val="99"/>
-    <w:semiHidden/>
     <w:rPr>
       <w:sz w:val="20"/>
       <w:szCs w:val="20"/>
@@ -25215,7 +25016,7 @@
     <w:link w:val="Listenabsatz"/>
     <w:uiPriority w:val="34"/>
     <w:rPr>
-      <w:rFonts w:ascii="Helvetica 45" w:eastAsia="Arial" w:hAnsi="Helvetica 45"/>
+      <w:rFonts w:ascii="helvetica 45" w:eastAsia="Arial" w:hAnsi="helvetica 45"/>
       <w:bCs/>
       <w:sz w:val="21"/>
       <w:lang w:eastAsia="de-DE"/>
@@ -25227,7 +25028,7 @@
     <w:link w:val="WF-InhaltsverzeichnisZchn"/>
     <w:qFormat/>
     <w:rPr>
-      <w:rFonts w:ascii="Helvetica 65" w:hAnsi="Helvetica 65"/>
+      <w:rFonts w:ascii="helvetica 65" w:hAnsi="helvetica 65"/>
       <w:color w:val="000000" w:themeColor="text1"/>
       <w:sz w:val="28"/>
       <w:szCs w:val="36"/>
@@ -25238,7 +25039,7 @@
     <w:basedOn w:val="berschrift1Zchn"/>
     <w:link w:val="WF-Inhaltsverzeichnis"/>
     <w:rPr>
-      <w:rFonts w:ascii="Helvetica 65" w:eastAsia="Arial" w:hAnsi="Helvetica 65" w:cs="Arial"/>
+      <w:rFonts w:ascii="helvetica 65" w:eastAsia="Arial" w:hAnsi="helvetica 65" w:cs="Arial"/>
       <w:bCs/>
       <w:color w:val="000000" w:themeColor="text1"/>
       <w:sz w:val="28"/>
@@ -25263,7 +25064,7 @@
     <w:basedOn w:val="ListenabsatzZchn"/>
     <w:link w:val="WF-Listenabsatz-1-facherZeilenabstand"/>
     <w:rPr>
-      <w:rFonts w:ascii="Helvetica 45" w:eastAsia="Arial" w:hAnsi="Helvetica 45"/>
+      <w:rFonts w:ascii="helvetica 45" w:eastAsia="Arial" w:hAnsi="helvetica 45"/>
       <w:bCs/>
       <w:sz w:val="21"/>
       <w:lang w:eastAsia="de-DE"/>
@@ -25274,7 +25075,7 @@
     <w:basedOn w:val="Standard"/>
     <w:qFormat/>
     <w:rPr>
-      <w:rFonts w:ascii="Helvetica 65" w:hAnsi="Helvetica 65"/>
+      <w:rFonts w:ascii="helvetica 65" w:hAnsi="helvetica 65"/>
       <w:sz w:val="44"/>
       <w:szCs w:val="44"/>
     </w:rPr>
@@ -25284,7 +25085,7 @@
     <w:basedOn w:val="Beschriftung"/>
     <w:qFormat/>
     <w:rPr>
-      <w:rFonts w:ascii="Helvetica 55" w:hAnsi="Helvetica 55"/>
+      <w:rFonts w:ascii="helvetica 55" w:hAnsi="helvetica 55"/>
       <w:lang w:val="en-US"/>
     </w:rPr>
   </w:style>
@@ -25375,6 +25176,20 @@
     <w:rPr>
       <w:i/>
       <w:iCs/>
+    </w:rPr>
+  </w:style>
+  <w:style w:type="paragraph" w:styleId="berarbeitung">
+    <w:name w:val="Revision"/>
+    <w:hidden/>
+    <w:uiPriority w:val="99"/>
+    <w:semiHidden/>
+    <w:pPr>
+      <w:spacing w:after="0" w:line="240" w:lineRule="auto"/>
+    </w:pPr>
+    <w:rPr>
+      <w:bCs/>
+      <w:sz w:val="21"/>
+      <w:lang w:eastAsia="de-DE"/>
     </w:rPr>
   </w:style>
 </w:styles>
@@ -25601,7 +25416,7 @@
 </file>
 
 <file path=customXml/itemProps1.xml><?xml version="1.0" encoding="utf-8"?>
-<ds:datastoreItem xmlns:ds="http://schemas.openxmlformats.org/officeDocument/2006/customXml" ds:itemID="{5D0AEA6B-E499-4EEF-98A3-AFBB261C493E}">
+<ds:datastoreItem xmlns:ds="http://schemas.openxmlformats.org/officeDocument/2006/customXml" ds:itemID="{39ADA8A4-338C-1649-9F0C-872B43818B14}">
   <ds:schemaRefs>
     <ds:schemaRef ds:uri="http://schemas.openxmlformats.org/wordprocessingml/2006/main"/>
   </ds:schemaRefs>
@@ -25609,7 +25424,7 @@
 </file>
 
 <file path=customXml/itemProps2.xml><?xml version="1.0" encoding="utf-8"?>
-<ds:datastoreItem xmlns:ds="http://schemas.openxmlformats.org/officeDocument/2006/customXml" ds:itemID="{39ADA8A4-338C-1649-9F0C-872B43818B14}">
+<ds:datastoreItem xmlns:ds="http://schemas.openxmlformats.org/officeDocument/2006/customXml" ds:itemID="{5D0AEA6B-E499-4EEF-98A3-AFBB261C493E}">
   <ds:schemaRefs>
     <ds:schemaRef ds:uri="http://schemas.openxmlformats.org/wordprocessingml/2006/main"/>
   </ds:schemaRefs>

--- a/7_KI-Basismodule/KI-B1/KI-B1.3.1_Wimmelbild_ZusätzlicheErklärung.docx
+++ b/7_KI-Basismodule/KI-B1/KI-B1.3.1_Wimmelbild_ZusätzlicheErklärung.docx
@@ -1,9 +1,10 @@
 
 <file path=word/document.xml><?xml version="1.0" encoding="utf-8"?>
-<w:document xmlns:wpc="http://schemas.microsoft.com/office/word/2010/wordprocessingCanvas" xmlns:cx="http://schemas.microsoft.com/office/drawing/2014/chartex" xmlns:cx1="http://schemas.microsoft.com/office/drawing/2015/9/8/chartex" xmlns:cx2="http://schemas.microsoft.com/office/drawing/2015/10/21/chartex" xmlns:cx3="http://schemas.microsoft.com/office/drawing/2016/5/9/chartex" xmlns:cx4="http://schemas.microsoft.com/office/drawing/2016/5/10/chartex" xmlns:cx5="http://schemas.microsoft.com/office/drawing/2016/5/11/chartex" xmlns:cx6="http://schemas.microsoft.com/office/drawing/2016/5/12/chartex" xmlns:cx7="http://schemas.microsoft.com/office/drawing/2016/5/13/chartex" xmlns:cx8="http://schemas.microsoft.com/office/drawing/2016/5/14/chartex" xmlns:mc="http://schemas.openxmlformats.org/markup-compatibility/2006" xmlns:aink="http://schemas.microsoft.com/office/drawing/2016/ink" xmlns:am3d="http://schemas.microsoft.com/office/drawing/2017/model3d" xmlns:o="urn:schemas-microsoft-com:office:office" xmlns:r="http://schemas.openxmlformats.org/officeDocument/2006/relationships" xmlns:m="http://schemas.openxmlformats.org/officeDocument/2006/math" xmlns:v="urn:schemas-microsoft-com:vml" xmlns:wp14="http://schemas.microsoft.com/office/word/2010/wordprocessingDrawing" xmlns:wp="http://schemas.openxmlformats.org/drawingml/2006/wordprocessingDrawing" xmlns:w10="urn:schemas-microsoft-com:office:word" xmlns:w="http://schemas.openxmlformats.org/wordprocessingml/2006/main" xmlns:w14="http://schemas.microsoft.com/office/word/2010/wordml" xmlns:w15="http://schemas.microsoft.com/office/word/2012/wordml" xmlns:w16cid="http://schemas.microsoft.com/office/word/2016/wordml/cid" xmlns:w16se="http://schemas.microsoft.com/office/word/2015/wordml/symex" xmlns:wpg="http://schemas.microsoft.com/office/word/2010/wordprocessingGroup" xmlns:wpi="http://schemas.microsoft.com/office/word/2010/wordprocessingInk" xmlns:wne="http://schemas.microsoft.com/office/word/2006/wordml" xmlns:wps="http://schemas.microsoft.com/office/word/2010/wordprocessingShape" mc:Ignorable="w14 w15 w16se w16cid wp14">
+<w:document xmlns:wpc="http://schemas.microsoft.com/office/word/2010/wordprocessingCanvas" xmlns:cx="http://schemas.microsoft.com/office/drawing/2014/chartex" xmlns:cx1="http://schemas.microsoft.com/office/drawing/2015/9/8/chartex" xmlns:cx2="http://schemas.microsoft.com/office/drawing/2015/10/21/chartex" xmlns:cx3="http://schemas.microsoft.com/office/drawing/2016/5/9/chartex" xmlns:cx4="http://schemas.microsoft.com/office/drawing/2016/5/10/chartex" xmlns:cx5="http://schemas.microsoft.com/office/drawing/2016/5/11/chartex" xmlns:cx6="http://schemas.microsoft.com/office/drawing/2016/5/12/chartex" xmlns:cx7="http://schemas.microsoft.com/office/drawing/2016/5/13/chartex" xmlns:cx8="http://schemas.microsoft.com/office/drawing/2016/5/14/chartex" xmlns:mc="http://schemas.openxmlformats.org/markup-compatibility/2006" xmlns:aink="http://schemas.microsoft.com/office/drawing/2016/ink" xmlns:am3d="http://schemas.microsoft.com/office/drawing/2017/model3d" xmlns:o="urn:schemas-microsoft-com:office:office" xmlns:oel="http://schemas.microsoft.com/office/2019/extlst" xmlns:r="http://schemas.openxmlformats.org/officeDocument/2006/relationships" xmlns:m="http://schemas.openxmlformats.org/officeDocument/2006/math" xmlns:v="urn:schemas-microsoft-com:vml" xmlns:wp14="http://schemas.microsoft.com/office/word/2010/wordprocessingDrawing" xmlns:wp="http://schemas.openxmlformats.org/drawingml/2006/wordprocessingDrawing" xmlns:w10="urn:schemas-microsoft-com:office:word" xmlns:w="http://schemas.openxmlformats.org/wordprocessingml/2006/main" xmlns:w14="http://schemas.microsoft.com/office/word/2010/wordml" xmlns:w15="http://schemas.microsoft.com/office/word/2012/wordml" xmlns:w16cex="http://schemas.microsoft.com/office/word/2018/wordml/cex" xmlns:w16cid="http://schemas.microsoft.com/office/word/2016/wordml/cid" xmlns:w16="http://schemas.microsoft.com/office/word/2018/wordml" xmlns:w16du="http://schemas.microsoft.com/office/word/2023/wordml/word16du" xmlns:w16sdtdh="http://schemas.microsoft.com/office/word/2020/wordml/sdtdatahash" xmlns:w16se="http://schemas.microsoft.com/office/word/2015/wordml/symex" xmlns:wpg="http://schemas.microsoft.com/office/word/2010/wordprocessingGroup" xmlns:wpi="http://schemas.microsoft.com/office/word/2010/wordprocessingInk" xmlns:wne="http://schemas.microsoft.com/office/word/2006/wordml" xmlns:wps="http://schemas.microsoft.com/office/word/2010/wordprocessingShape" mc:Ignorable="w14 w15 w16se w16cid w16 w16cex w16sdtdh wp14">
   <w:body>
     <w:p>
       <w:pPr>
+        <w:jc w:val="both"/>
         <w:sectPr>
           <w:headerReference w:type="even" r:id="rId9"/>
           <w:headerReference w:type="default" r:id="rId10"/>
@@ -24,7 +25,7 @@
         <mc:AlternateContent>
           <mc:Choice Requires="wpg">
             <w:drawing>
-              <wp:anchor distT="0" distB="0" distL="114300" distR="114300" simplePos="0" relativeHeight="251658239" behindDoc="0" locked="0" layoutInCell="1" allowOverlap="1">
+              <wp:anchor distT="0" distB="0" distL="114300" distR="114300" simplePos="0" relativeHeight="251658239" behindDoc="0" locked="0" layoutInCell="1" allowOverlap="1" wp14:anchorId="1B516FCC" wp14:editId="1E3AB044">
                 <wp:simplePos x="0" y="0"/>
                 <wp:positionH relativeFrom="margin">
                   <wp:align>left</wp:align>
@@ -106,7 +107,7 @@
         <mc:AlternateContent>
           <mc:Choice Requires="wpg">
             <w:drawing>
-              <wp:anchor distT="0" distB="0" distL="114300" distR="114300" simplePos="0" relativeHeight="251705344" behindDoc="0" locked="0" layoutInCell="1" allowOverlap="1">
+              <wp:anchor distT="0" distB="0" distL="114300" distR="114300" simplePos="0" relativeHeight="251705344" behindDoc="0" locked="0" layoutInCell="1" allowOverlap="1" wp14:anchorId="4C88DB4C" wp14:editId="3951CE19">
                 <wp:simplePos x="0" y="0"/>
                 <wp:positionH relativeFrom="margin">
                   <wp:posOffset>5501640</wp:posOffset>
@@ -238,7 +239,7 @@
         <mc:AlternateContent>
           <mc:Choice Requires="wpg">
             <w:drawing>
-              <wp:anchor distT="0" distB="0" distL="114300" distR="114300" simplePos="0" relativeHeight="251701248" behindDoc="0" locked="0" layoutInCell="1" allowOverlap="1">
+              <wp:anchor distT="0" distB="0" distL="114300" distR="114300" simplePos="0" relativeHeight="251701248" behindDoc="0" locked="0" layoutInCell="1" allowOverlap="1" wp14:anchorId="125C669B" wp14:editId="7DD913C2">
                 <wp:simplePos x="0" y="0"/>
                 <wp:positionH relativeFrom="margin">
                   <wp:posOffset>5957570</wp:posOffset>
@@ -370,7 +371,7 @@
         <mc:AlternateContent>
           <mc:Choice Requires="wpg">
             <w:drawing>
-              <wp:anchor distT="0" distB="0" distL="114300" distR="114300" simplePos="0" relativeHeight="251703296" behindDoc="0" locked="0" layoutInCell="1" allowOverlap="1">
+              <wp:anchor distT="0" distB="0" distL="114300" distR="114300" simplePos="0" relativeHeight="251703296" behindDoc="0" locked="0" layoutInCell="1" allowOverlap="1" wp14:anchorId="0BD7F650" wp14:editId="7710FFD9">
                 <wp:simplePos x="0" y="0"/>
                 <wp:positionH relativeFrom="margin">
                   <wp:posOffset>4591050</wp:posOffset>
@@ -502,7 +503,7 @@
         <mc:AlternateContent>
           <mc:Choice Requires="wpg">
             <w:drawing>
-              <wp:anchor distT="0" distB="0" distL="114300" distR="114300" simplePos="0" relativeHeight="251711488" behindDoc="0" locked="0" layoutInCell="1" allowOverlap="1">
+              <wp:anchor distT="0" distB="0" distL="114300" distR="114300" simplePos="0" relativeHeight="251711488" behindDoc="0" locked="0" layoutInCell="1" allowOverlap="1" wp14:anchorId="62342F27" wp14:editId="0701C6CF">
                 <wp:simplePos x="0" y="0"/>
                 <wp:positionH relativeFrom="margin">
                   <wp:posOffset>4609465</wp:posOffset>
@@ -634,7 +635,7 @@
         <mc:AlternateContent>
           <mc:Choice Requires="wpg">
             <w:drawing>
-              <wp:anchor distT="0" distB="0" distL="114300" distR="114300" simplePos="0" relativeHeight="251709440" behindDoc="0" locked="0" layoutInCell="1" allowOverlap="1">
+              <wp:anchor distT="0" distB="0" distL="114300" distR="114300" simplePos="0" relativeHeight="251709440" behindDoc="0" locked="0" layoutInCell="1" allowOverlap="1" wp14:anchorId="6A34AC4B" wp14:editId="01C2A2D3">
                 <wp:simplePos x="0" y="0"/>
                 <wp:positionH relativeFrom="margin">
                   <wp:posOffset>2408473</wp:posOffset>
@@ -766,7 +767,7 @@
         <mc:AlternateContent>
           <mc:Choice Requires="wpg">
             <w:drawing>
-              <wp:anchor distT="0" distB="0" distL="114300" distR="114300" simplePos="0" relativeHeight="251707392" behindDoc="0" locked="0" layoutInCell="1" allowOverlap="1">
+              <wp:anchor distT="0" distB="0" distL="114300" distR="114300" simplePos="0" relativeHeight="251707392" behindDoc="0" locked="0" layoutInCell="1" allowOverlap="1" wp14:anchorId="22ED2982" wp14:editId="7F5E242F">
                 <wp:simplePos x="0" y="0"/>
                 <wp:positionH relativeFrom="margin">
                   <wp:posOffset>3312770</wp:posOffset>
@@ -898,7 +899,7 @@
         <mc:AlternateContent>
           <mc:Choice Requires="wpg">
             <w:drawing>
-              <wp:anchor distT="0" distB="0" distL="114300" distR="114300" simplePos="0" relativeHeight="251699200" behindDoc="0" locked="0" layoutInCell="1" allowOverlap="1">
+              <wp:anchor distT="0" distB="0" distL="114300" distR="114300" simplePos="0" relativeHeight="251699200" behindDoc="0" locked="0" layoutInCell="1" allowOverlap="1" wp14:anchorId="599F2C9D" wp14:editId="4A7F6185">
                 <wp:simplePos x="0" y="0"/>
                 <wp:positionH relativeFrom="margin">
                   <wp:posOffset>7858521</wp:posOffset>
@@ -1030,7 +1031,7 @@
         <mc:AlternateContent>
           <mc:Choice Requires="wpg">
             <w:drawing>
-              <wp:anchor distT="0" distB="0" distL="114300" distR="114300" simplePos="0" relativeHeight="251696128" behindDoc="0" locked="0" layoutInCell="1" allowOverlap="1">
+              <wp:anchor distT="0" distB="0" distL="114300" distR="114300" simplePos="0" relativeHeight="251696128" behindDoc="0" locked="0" layoutInCell="1" allowOverlap="1" wp14:anchorId="13CD0708" wp14:editId="3B937DF8">
                 <wp:simplePos x="0" y="0"/>
                 <wp:positionH relativeFrom="margin">
                   <wp:posOffset>6603472</wp:posOffset>
@@ -1162,7 +1163,7 @@
         <mc:AlternateContent>
           <mc:Choice Requires="wpg">
             <w:drawing>
-              <wp:anchor distT="0" distB="0" distL="114300" distR="114300" simplePos="0" relativeHeight="251691008" behindDoc="0" locked="0" layoutInCell="1" allowOverlap="1">
+              <wp:anchor distT="0" distB="0" distL="114300" distR="114300" simplePos="0" relativeHeight="251691008" behindDoc="0" locked="0" layoutInCell="1" allowOverlap="1" wp14:anchorId="2454788C" wp14:editId="57A16A73">
                 <wp:simplePos x="0" y="0"/>
                 <wp:positionH relativeFrom="margin">
                   <wp:posOffset>7575544</wp:posOffset>
@@ -1294,7 +1295,7 @@
         <mc:AlternateContent>
           <mc:Choice Requires="wpg">
             <w:drawing>
-              <wp:anchor distT="0" distB="0" distL="114300" distR="114300" simplePos="0" relativeHeight="251688960" behindDoc="0" locked="0" layoutInCell="1" allowOverlap="1">
+              <wp:anchor distT="0" distB="0" distL="114300" distR="114300" simplePos="0" relativeHeight="251688960" behindDoc="0" locked="0" layoutInCell="1" allowOverlap="1" wp14:anchorId="667DA494" wp14:editId="7D1FA3B2">
                 <wp:simplePos x="0" y="0"/>
                 <wp:positionH relativeFrom="margin">
                   <wp:posOffset>5903966</wp:posOffset>
@@ -1426,7 +1427,7 @@
         <mc:AlternateContent>
           <mc:Choice Requires="wpg">
             <w:drawing>
-              <wp:anchor distT="0" distB="0" distL="114300" distR="114300" simplePos="0" relativeHeight="251676672" behindDoc="0" locked="0" layoutInCell="1" allowOverlap="1">
+              <wp:anchor distT="0" distB="0" distL="114300" distR="114300" simplePos="0" relativeHeight="251676672" behindDoc="0" locked="0" layoutInCell="1" allowOverlap="1" wp14:anchorId="41D7CD03" wp14:editId="0EE0D4EB">
                 <wp:simplePos x="0" y="0"/>
                 <wp:positionH relativeFrom="margin">
                   <wp:posOffset>7012701</wp:posOffset>
@@ -1558,7 +1559,7 @@
         <mc:AlternateContent>
           <mc:Choice Requires="wpg">
             <w:drawing>
-              <wp:anchor distT="0" distB="0" distL="114300" distR="114300" simplePos="0" relativeHeight="251684864" behindDoc="0" locked="0" layoutInCell="1" allowOverlap="1">
+              <wp:anchor distT="0" distB="0" distL="114300" distR="114300" simplePos="0" relativeHeight="251684864" behindDoc="0" locked="0" layoutInCell="1" allowOverlap="1" wp14:anchorId="6254F344" wp14:editId="700564DF">
                 <wp:simplePos x="0" y="0"/>
                 <wp:positionH relativeFrom="margin">
                   <wp:posOffset>5891071</wp:posOffset>
@@ -1690,7 +1691,7 @@
         <mc:AlternateContent>
           <mc:Choice Requires="wpg">
             <w:drawing>
-              <wp:anchor distT="0" distB="0" distL="114300" distR="114300" simplePos="0" relativeHeight="251682816" behindDoc="0" locked="0" layoutInCell="1" allowOverlap="1">
+              <wp:anchor distT="0" distB="0" distL="114300" distR="114300" simplePos="0" relativeHeight="251682816" behindDoc="0" locked="0" layoutInCell="1" allowOverlap="1" wp14:anchorId="19FBB1CE" wp14:editId="67E0E9CD">
                 <wp:simplePos x="0" y="0"/>
                 <wp:positionH relativeFrom="margin">
                   <wp:posOffset>2689420</wp:posOffset>
@@ -1822,7 +1823,7 @@
         <mc:AlternateContent>
           <mc:Choice Requires="wpg">
             <w:drawing>
-              <wp:anchor distT="0" distB="0" distL="114300" distR="114300" simplePos="0" relativeHeight="251686912" behindDoc="0" locked="0" layoutInCell="1" allowOverlap="1">
+              <wp:anchor distT="0" distB="0" distL="114300" distR="114300" simplePos="0" relativeHeight="251686912" behindDoc="0" locked="0" layoutInCell="1" allowOverlap="1" wp14:anchorId="3A763FA1" wp14:editId="6573DB61">
                 <wp:simplePos x="0" y="0"/>
                 <wp:positionH relativeFrom="margin">
                   <wp:posOffset>4279007</wp:posOffset>
@@ -1954,7 +1955,7 @@
         <mc:AlternateContent>
           <mc:Choice Requires="wpg">
             <w:drawing>
-              <wp:anchor distT="0" distB="0" distL="114300" distR="114300" simplePos="0" relativeHeight="251680768" behindDoc="0" locked="0" layoutInCell="1" allowOverlap="1">
+              <wp:anchor distT="0" distB="0" distL="114300" distR="114300" simplePos="0" relativeHeight="251680768" behindDoc="0" locked="0" layoutInCell="1" allowOverlap="1" wp14:anchorId="28B3F48D" wp14:editId="1AB996AC">
                 <wp:simplePos x="0" y="0"/>
                 <wp:positionH relativeFrom="margin">
                   <wp:posOffset>3468860</wp:posOffset>
@@ -2086,7 +2087,7 @@
         <mc:AlternateContent>
           <mc:Choice Requires="wpg">
             <w:drawing>
-              <wp:anchor distT="0" distB="0" distL="114300" distR="114300" simplePos="0" relativeHeight="251678720" behindDoc="0" locked="0" layoutInCell="1" allowOverlap="1">
+              <wp:anchor distT="0" distB="0" distL="114300" distR="114300" simplePos="0" relativeHeight="251678720" behindDoc="0" locked="0" layoutInCell="1" allowOverlap="1" wp14:anchorId="5CD608F8" wp14:editId="1A22ECAF">
                 <wp:simplePos x="0" y="0"/>
                 <wp:positionH relativeFrom="margin">
                   <wp:posOffset>80104</wp:posOffset>
@@ -2218,7 +2219,7 @@
         <mc:AlternateContent>
           <mc:Choice Requires="wpg">
             <w:drawing>
-              <wp:anchor distT="0" distB="0" distL="114300" distR="114300" simplePos="0" relativeHeight="251674624" behindDoc="0" locked="0" layoutInCell="1" allowOverlap="1">
+              <wp:anchor distT="0" distB="0" distL="114300" distR="114300" simplePos="0" relativeHeight="251674624" behindDoc="0" locked="0" layoutInCell="1" allowOverlap="1" wp14:anchorId="48DEC034" wp14:editId="2480616F">
                 <wp:simplePos x="0" y="0"/>
                 <wp:positionH relativeFrom="margin">
                   <wp:posOffset>841312</wp:posOffset>
@@ -2350,7 +2351,7 @@
         <mc:AlternateContent>
           <mc:Choice Requires="wpg">
             <w:drawing>
-              <wp:anchor distT="0" distB="0" distL="114300" distR="114300" simplePos="0" relativeHeight="251672576" behindDoc="0" locked="0" layoutInCell="1" allowOverlap="1">
+              <wp:anchor distT="0" distB="0" distL="114300" distR="114300" simplePos="0" relativeHeight="251672576" behindDoc="0" locked="0" layoutInCell="1" allowOverlap="1" wp14:anchorId="6C26B14B" wp14:editId="236C7F83">
                 <wp:simplePos x="0" y="0"/>
                 <wp:positionH relativeFrom="margin">
                   <wp:posOffset>3272790</wp:posOffset>
@@ -2482,7 +2483,7 @@
         <mc:AlternateContent>
           <mc:Choice Requires="wpg">
             <w:drawing>
-              <wp:anchor distT="0" distB="0" distL="114300" distR="114300" simplePos="0" relativeHeight="251670528" behindDoc="0" locked="0" layoutInCell="1" allowOverlap="1">
+              <wp:anchor distT="0" distB="0" distL="114300" distR="114300" simplePos="0" relativeHeight="251670528" behindDoc="0" locked="0" layoutInCell="1" allowOverlap="1" wp14:anchorId="14648269" wp14:editId="6EEBA400">
                 <wp:simplePos x="0" y="0"/>
                 <wp:positionH relativeFrom="margin">
                   <wp:posOffset>2785745</wp:posOffset>
@@ -2614,7 +2615,7 @@
         <mc:AlternateContent>
           <mc:Choice Requires="wpg">
             <w:drawing>
-              <wp:anchor distT="0" distB="0" distL="114300" distR="114300" simplePos="0" relativeHeight="251668480" behindDoc="0" locked="0" layoutInCell="1" allowOverlap="1">
+              <wp:anchor distT="0" distB="0" distL="114300" distR="114300" simplePos="0" relativeHeight="251668480" behindDoc="0" locked="0" layoutInCell="1" allowOverlap="1" wp14:anchorId="60FF7422" wp14:editId="431717FD">
                 <wp:simplePos x="0" y="0"/>
                 <wp:positionH relativeFrom="margin">
                   <wp:posOffset>1892935</wp:posOffset>
@@ -2746,7 +2747,7 @@
         <mc:AlternateContent>
           <mc:Choice Requires="wpg">
             <w:drawing>
-              <wp:anchor distT="0" distB="0" distL="114300" distR="114300" simplePos="0" relativeHeight="251666432" behindDoc="0" locked="0" layoutInCell="1" allowOverlap="1">
+              <wp:anchor distT="0" distB="0" distL="114300" distR="114300" simplePos="0" relativeHeight="251666432" behindDoc="0" locked="0" layoutInCell="1" allowOverlap="1" wp14:anchorId="6800245E" wp14:editId="688013B8">
                 <wp:simplePos x="0" y="0"/>
                 <wp:positionH relativeFrom="margin">
                   <wp:posOffset>1412875</wp:posOffset>
@@ -2878,7 +2879,7 @@
         <mc:AlternateContent>
           <mc:Choice Requires="wpg">
             <w:drawing>
-              <wp:anchor distT="0" distB="0" distL="114300" distR="114300" simplePos="0" relativeHeight="251664384" behindDoc="0" locked="0" layoutInCell="1" allowOverlap="1">
+              <wp:anchor distT="0" distB="0" distL="114300" distR="114300" simplePos="0" relativeHeight="251664384" behindDoc="0" locked="0" layoutInCell="1" allowOverlap="1" wp14:anchorId="1481776D" wp14:editId="45CF548F">
                 <wp:simplePos x="0" y="0"/>
                 <wp:positionH relativeFrom="margin">
                   <wp:posOffset>874395</wp:posOffset>
@@ -3010,7 +3011,7 @@
         <mc:AlternateContent>
           <mc:Choice Requires="wpg">
             <w:drawing>
-              <wp:anchor distT="0" distB="0" distL="114300" distR="114300" simplePos="0" relativeHeight="251662336" behindDoc="0" locked="0" layoutInCell="1" allowOverlap="1">
+              <wp:anchor distT="0" distB="0" distL="114300" distR="114300" simplePos="0" relativeHeight="251662336" behindDoc="0" locked="0" layoutInCell="1" allowOverlap="1" wp14:anchorId="3DEBC21F" wp14:editId="188306BE">
                 <wp:simplePos x="0" y="0"/>
                 <wp:positionH relativeFrom="margin">
                   <wp:posOffset>145415</wp:posOffset>
@@ -3142,7 +3143,7 @@
         <mc:AlternateContent>
           <mc:Choice Requires="wpg">
             <w:drawing>
-              <wp:anchor distT="0" distB="0" distL="114300" distR="114300" simplePos="0" relativeHeight="251659264" behindDoc="0" locked="0" layoutInCell="1" allowOverlap="1">
+              <wp:anchor distT="0" distB="0" distL="114300" distR="114300" simplePos="0" relativeHeight="251659264" behindDoc="0" locked="0" layoutInCell="1" allowOverlap="1" wp14:anchorId="75A65494" wp14:editId="09079C64">
                 <wp:simplePos x="0" y="0"/>
                 <wp:positionH relativeFrom="margin">
                   <wp:posOffset>537845</wp:posOffset>
@@ -3271,9 +3272,7 @@
     <w:p>
       <w:pPr>
         <w:pStyle w:val="Titel"/>
-        <w:rPr>
-          <w:ins w:id="1" w:author="Imke Endjer" w:date="2022-12-13T10:02:00Z"/>
-        </w:rPr>
+        <w:jc w:val="both"/>
       </w:pPr>
       <w:r>
         <w:lastRenderedPageBreak/>
@@ -3283,48 +3282,10 @@
     <w:p>
       <w:pPr>
         <w:jc w:val="both"/>
-        <w:pPrChange w:id="2" w:author="Imke Endjer" w:date="2023-01-27T13:25:00Z">
-          <w:pPr/>
-        </w:pPrChange>
-      </w:pPr>
-      <w:ins w:id="3" w:author="Imke Endjer" w:date="2022-12-13T10:02:00Z">
-        <w:r>
-          <w:t>Das Wimmel</w:t>
-        </w:r>
-      </w:ins>
-      <w:ins w:id="4" w:author="Imke Endjer" w:date="2022-12-13T10:03:00Z">
-        <w:r>
-          <w:t xml:space="preserve">bild zeigt viele verschiedene Situationen, die von den Schülerinnen und Schülern als KI </w:t>
-        </w:r>
-      </w:ins>
-      <w:ins w:id="5" w:author="Imke Endjer" w:date="2022-12-13T10:04:00Z">
-        <w:r>
-          <w:t>klassifiziert werden könnten</w:t>
-        </w:r>
-      </w:ins>
-      <w:ins w:id="6" w:author="imke.endjer@uni-oldenburg.de" w:date="2023-01-27T11:56:00Z">
-        <w:r>
-          <w:t>.</w:t>
-        </w:r>
-      </w:ins>
-      <w:ins w:id="7" w:author="Imke Endjer" w:date="2022-12-13T10:04:00Z">
-        <w:del w:id="8" w:author="imke.endjer@uni-oldenburg.de" w:date="2023-01-27T11:56:00Z">
-          <w:r>
-            <w:delText>,</w:delText>
-          </w:r>
-        </w:del>
-        <w:r>
-          <w:t xml:space="preserve"> Hierbei kann es durchaus passieren, dass die Schülerinnen und Schüler Situationen als KI identifi</w:t>
-        </w:r>
-      </w:ins>
-      <w:ins w:id="9" w:author="Imke Endjer" w:date="2022-12-13T10:05:00Z">
-        <w:r>
-          <w:t>zieren, die gar keine sind oder bspw. ni</w:t>
-        </w:r>
-        <w:r>
-          <w:t xml:space="preserve">cht in dieser folgenden Liste auftauchen. </w:t>
-        </w:r>
-      </w:ins>
+      </w:pPr>
+      <w:r>
+        <w:t xml:space="preserve">Das Wimmelbild zeigt viele verschiedene Situationen, die von den Schülerinnen und Schülern als KI klassifiziert werden könnten. Hierbei kann es durchaus passieren, dass die Schülerinnen und Schüler Situationen als KI identifizieren, die gar keine sind oder bspw. nicht in dieser folgenden Liste auftauchen. </w:t>
+      </w:r>
     </w:p>
     <w:tbl>
       <w:tblPr>
@@ -3374,6 +3335,7 @@
                 <w:right w:val="none" w:sz="4" w:space="0" w:color="000000"/>
               </w:pBdr>
               <w:spacing w:line="252" w:lineRule="atLeast"/>
+              <w:jc w:val="both"/>
             </w:pPr>
             <w:r>
               <w:rPr>
@@ -3412,6 +3374,7 @@
                 <w:right w:val="none" w:sz="4" w:space="0" w:color="000000"/>
               </w:pBdr>
               <w:spacing w:line="252" w:lineRule="atLeast"/>
+              <w:jc w:val="both"/>
             </w:pPr>
             <w:r>
               <w:rPr>
@@ -3448,6 +3411,7 @@
                 <w:right w:val="none" w:sz="4" w:space="0" w:color="000000"/>
               </w:pBdr>
               <w:spacing w:line="252" w:lineRule="atLeast"/>
+              <w:jc w:val="both"/>
             </w:pPr>
             <w:r>
               <w:rPr>
@@ -3465,18 +3429,13 @@
                 <w:right w:val="none" w:sz="4" w:space="0" w:color="000000"/>
               </w:pBdr>
               <w:spacing w:line="252" w:lineRule="atLeast"/>
+              <w:jc w:val="both"/>
             </w:pPr>
             <w:r>
               <w:rPr>
                 <w:color w:val="000000"/>
               </w:rPr>
-              <w:t>Eine Überwachungskamera ist in erster Linie kein Beispiel für künstliche Intelligenz. Jedoch könnte hinter einem Überwachungssystem</w:t>
-            </w:r>
-            <w:r>
-              <w:rPr>
-                <w:color w:val="000000"/>
-              </w:rPr>
-              <w:t xml:space="preserve"> künstliche Intelligenz stecken, die beispielsweise einen Ladendiebstahl erkennt. Zudem gibt es auch Überwachungskameras, die mithilfe von künstlicher Intelligenz unter anderem Funktionen für die Gesichtserkennung oder Abstandsmessung integriert haben.</w:t>
+              <w:t>Eine Überwachungskamera ist in erster Linie kein Beispiel für künstliche Intelligenz. Jedoch könnte hinter einem Überwachungssystem künstliche Intelligenz stecken, die beispielsweise einen Ladendiebstahl erkennt. Zudem gibt es auch Überwachungskameras, die mithilfe von künstlicher Intelligenz unter anderem Funktionen für die Gesichtserkennung oder Abstandsmessung integriert haben.</w:t>
             </w:r>
           </w:p>
           <w:p>
@@ -3492,19 +3451,14 @@
                 <w:right w:val="none" w:sz="4" w:space="0" w:color="000000"/>
               </w:pBdr>
               <w:spacing w:before="120" w:line="252" w:lineRule="atLeast"/>
+              <w:jc w:val="both"/>
             </w:pPr>
             <w:hyperlink r:id="rId20" w:tooltip="https://www.sicherheit.info/deep-learning-ki-funktionen-fuer-ueberwachungskameras" w:history="1">
               <w:r>
                 <w:rPr>
                   <w:rStyle w:val="Hyperlink"/>
                 </w:rPr>
-                <w:t>https://www.sicherheit.info/deep-learning-ki-funktionen-fuer-ueberwachungs</w:t>
-              </w:r>
-              <w:r>
-                <w:rPr>
-                  <w:rStyle w:val="Hyperlink"/>
-                </w:rPr>
-                <w:t>kameras</w:t>
+                <w:t>https://www.sicherheit.info/deep-learning-ki-funktionen-fuer-ueberwachungskameras</w:t>
               </w:r>
             </w:hyperlink>
           </w:p>
@@ -3521,6 +3475,7 @@
                 <w:right w:val="none" w:sz="4" w:space="0" w:color="000000"/>
               </w:pBdr>
               <w:spacing w:before="120" w:line="252" w:lineRule="atLeast"/>
+              <w:jc w:val="both"/>
             </w:pPr>
             <w:hyperlink r:id="rId21" w:tooltip="https://business.panasonic.de/sicherheitslosungen/analytische-videouberwachung-auf-basis-von-kunstlicher-intelligenz-ki" w:history="1">
               <w:r>
@@ -3565,6 +3520,7 @@
                 <w:right w:val="none" w:sz="4" w:space="0" w:color="000000"/>
               </w:pBdr>
               <w:spacing w:line="252" w:lineRule="atLeast"/>
+              <w:jc w:val="both"/>
             </w:pPr>
             <w:r>
               <w:rPr>
@@ -3600,6 +3556,7 @@
                 <w:right w:val="none" w:sz="4" w:space="0" w:color="000000"/>
               </w:pBdr>
               <w:spacing w:line="252" w:lineRule="atLeast"/>
+              <w:jc w:val="both"/>
               <w:rPr>
                 <w:color w:val="000000"/>
               </w:rPr>
@@ -3620,6 +3577,7 @@
                 <w:right w:val="none" w:sz="4" w:space="0" w:color="000000"/>
               </w:pBdr>
               <w:spacing w:line="252" w:lineRule="atLeast"/>
+              <w:jc w:val="both"/>
               <w:rPr>
                 <w:color w:val="000000"/>
               </w:rPr>
@@ -3628,13 +3586,7 @@
               <w:rPr>
                 <w:color w:val="000000"/>
               </w:rPr>
-              <w:t>Ein Leergutautomat ist in erster Linie kein Bei</w:t>
-            </w:r>
-            <w:r>
-              <w:rPr>
-                <w:color w:val="000000"/>
-              </w:rPr>
-              <w:t xml:space="preserve">spiel für künstliche Intelligenz. Er verfügt zum Beispiel über einen Laserscanner zum Lesen von dem Strichcode und Pfandsymbol, einem Gewichtssensor und einer Kamera. Dabei erkennt der Leergutautomat mithilfe der Kamera, um welche Flasche es sich handelt: </w:t>
+              <w:t xml:space="preserve">Ein Leergutautomat ist in erster Linie kein Beispiel für künstliche Intelligenz. Er verfügt zum Beispiel über einen Laserscanner zum Lesen von dem Strichcode und Pfandsymbol, einem Gewichtssensor und einer Kamera. Dabei erkennt der Leergutautomat mithilfe der Kamera, um welche Flasche es sich handelt: </w:t>
             </w:r>
             <w:proofErr w:type="spellStart"/>
             <w:r>
@@ -3660,6 +3612,7 @@
                 <w:right w:val="none" w:sz="4" w:space="0" w:color="000000"/>
               </w:pBdr>
               <w:spacing w:line="252" w:lineRule="atLeast"/>
+              <w:jc w:val="both"/>
             </w:pPr>
           </w:p>
           <w:p>
@@ -3671,6 +3624,7 @@
                 <w:right w:val="none" w:sz="4" w:space="0" w:color="000000"/>
               </w:pBdr>
               <w:spacing w:line="252" w:lineRule="atLeast"/>
+              <w:jc w:val="both"/>
               <w:rPr>
                 <w:color w:val="000000"/>
               </w:rPr>
@@ -3696,6 +3650,7 @@
                 <w:right w:val="none" w:sz="4" w:space="0" w:color="000000"/>
               </w:pBdr>
               <w:spacing w:line="252" w:lineRule="atLeast"/>
+              <w:jc w:val="both"/>
               <w:rPr>
                 <w:rStyle w:val="Hyperlink"/>
                 <w:color w:val="auto"/>
@@ -3724,19 +3679,14 @@
                 <w:right w:val="none" w:sz="4" w:space="0" w:color="000000"/>
               </w:pBdr>
               <w:spacing w:before="0" w:after="0" w:line="252" w:lineRule="atLeast"/>
+              <w:jc w:val="both"/>
             </w:pPr>
             <w:hyperlink r:id="rId23" w:tooltip="https://www.all-electronics.de/automatisierung/mit-anderen-augen.html" w:history="1">
               <w:r>
                 <w:rPr>
                   <w:rStyle w:val="Hyperlink"/>
                 </w:rPr>
-                <w:t>https://www.all-electronics</w:t>
-              </w:r>
-              <w:r>
-                <w:rPr>
-                  <w:rStyle w:val="Hyperlink"/>
-                </w:rPr>
-                <w:t>.de/automatisierung/mit-anderen-augen.html</w:t>
+                <w:t>https://www.all-electronics.de/automatisierung/mit-anderen-augen.html</w:t>
               </w:r>
             </w:hyperlink>
             <w:r>
@@ -3757,6 +3707,7 @@
                 <w:right w:val="none" w:sz="4" w:space="0" w:color="000000"/>
               </w:pBdr>
               <w:spacing w:line="252" w:lineRule="atLeast"/>
+              <w:jc w:val="both"/>
             </w:pPr>
             <w:hyperlink r:id="rId24" w:tooltip="https://eu-recycling.com/Archive/31120" w:history="1">
               <w:r>
@@ -3796,6 +3747,7 @@
                 <w:right w:val="none" w:sz="4" w:space="0" w:color="000000"/>
               </w:pBdr>
               <w:spacing w:line="252" w:lineRule="atLeast"/>
+              <w:jc w:val="both"/>
             </w:pPr>
             <w:r>
               <w:rPr>
@@ -3832,6 +3784,7 @@
                 <w:right w:val="none" w:sz="4" w:space="0" w:color="000000"/>
               </w:pBdr>
               <w:spacing w:line="252" w:lineRule="atLeast"/>
+              <w:jc w:val="both"/>
             </w:pPr>
             <w:r>
               <w:rPr>
@@ -3849,6 +3802,7 @@
                 <w:right w:val="none" w:sz="4" w:space="0" w:color="000000"/>
               </w:pBdr>
               <w:spacing w:line="252" w:lineRule="atLeast"/>
+              <w:jc w:val="both"/>
               <w:rPr>
                 <w:color w:val="000000"/>
               </w:rPr>
@@ -3857,13 +3811,7 @@
               <w:rPr>
                 <w:color w:val="000000"/>
               </w:rPr>
-              <w:t xml:space="preserve">In den frühen Selbstbedienungskassen steckte noch keine künstliche Intelligenz. Jedoch werden die Selbstbedienungskassen fortlaufend weiterentwickelt. Dabei steckt künstliche Intelligenz bspw. in der Erkennung von Obst und Gemüse. So entfällt die manuelle </w:t>
-            </w:r>
-            <w:r>
-              <w:rPr>
-                <w:color w:val="000000"/>
-              </w:rPr>
-              <w:t xml:space="preserve">Auswahl aus dem Produktkatalog und eine Falschetikettierung wird verhindert. Unter dieser Annahme ist eine SB-Kasse durchaus als KI-System zu begreifen. </w:t>
+              <w:t xml:space="preserve">In den frühen Selbstbedienungskassen steckte noch keine künstliche Intelligenz. Jedoch werden die Selbstbedienungskassen fortlaufend weiterentwickelt. Dabei steckt künstliche Intelligenz bspw. in der Erkennung von Obst und Gemüse. So entfällt die manuelle Auswahl aus dem Produktkatalog und eine Falschetikettierung wird verhindert. Unter dieser Annahme ist eine SB-Kasse durchaus als KI-System zu begreifen. </w:t>
             </w:r>
           </w:p>
           <w:p>
@@ -3880,6 +3828,7 @@
                 <w:right w:val="none" w:sz="4" w:space="0" w:color="000000"/>
               </w:pBdr>
               <w:spacing w:line="252" w:lineRule="atLeast"/>
+              <w:jc w:val="both"/>
             </w:pPr>
             <w:hyperlink r:id="rId25" w:tooltip="https://de.wikipedia.org/wiki/Selbstbedienungskasse" w:history="1">
               <w:r>
@@ -3903,6 +3852,7 @@
                 <w:right w:val="none" w:sz="4" w:space="0" w:color="000000"/>
               </w:pBdr>
               <w:spacing w:before="120" w:line="252" w:lineRule="atLeast"/>
+              <w:jc w:val="both"/>
             </w:pPr>
             <w:hyperlink r:id="rId26" w:tooltip="https://www.ncr-news.de/2018/01/30/20-jahre-self-checkout-ncr-macht-selbstbedienungskassen-intelligent/" w:history="1">
               <w:r>
@@ -3947,6 +3897,7 @@
                 <w:right w:val="none" w:sz="4" w:space="0" w:color="000000"/>
               </w:pBdr>
               <w:spacing w:line="252" w:lineRule="atLeast"/>
+              <w:jc w:val="both"/>
             </w:pPr>
             <w:r>
               <w:rPr>
@@ -3982,6 +3933,7 @@
                 <w:right w:val="none" w:sz="4" w:space="0" w:color="000000"/>
               </w:pBdr>
               <w:spacing w:line="252" w:lineRule="atLeast"/>
+              <w:jc w:val="both"/>
             </w:pPr>
             <w:r>
               <w:rPr>
@@ -3999,6 +3951,7 @@
                 <w:right w:val="none" w:sz="4" w:space="0" w:color="000000"/>
               </w:pBdr>
               <w:spacing w:line="252" w:lineRule="atLeast"/>
+              <w:jc w:val="both"/>
               <w:rPr>
                 <w:color w:val="000000"/>
               </w:rPr>
@@ -4007,19 +3960,7 @@
               <w:rPr>
                 <w:color w:val="000000"/>
               </w:rPr>
-              <w:t>Transportbänder werden in der Logistik verwendet, um Waren zu transpor</w:t>
-            </w:r>
-            <w:r>
-              <w:rPr>
-                <w:color w:val="000000"/>
-              </w:rPr>
-              <w:t>tieren. Mit Hilfe von Sensoren, wie z.B. Lichtschranken oder Kameras, kann der Warentransport automatisiert werden. Diesbezüglich ist ein Warentransportband (so wie im Supermarkt) in erster Linie kein Beispiel für künstliche Intelligenz. In der Industrie k</w:t>
-            </w:r>
-            <w:r>
-              <w:rPr>
-                <w:color w:val="000000"/>
-              </w:rPr>
-              <w:t>ommen jedoch technisch anspruchsvollere Systeme zum Einsatz, die mittels KI automatisch Pakete erkennen und organisieren können:</w:t>
+              <w:t>Transportbänder werden in der Logistik verwendet, um Waren zu transportieren. Mit Hilfe von Sensoren, wie z.B. Lichtschranken oder Kameras, kann der Warentransport automatisiert werden. Diesbezüglich ist ein Warentransportband (so wie im Supermarkt) in erster Linie kein Beispiel für künstliche Intelligenz. In der Industrie kommen jedoch technisch anspruchsvollere Systeme zum Einsatz, die mittels KI automatisch Pakete erkennen und organisieren können:</w:t>
             </w:r>
           </w:p>
           <w:p>
@@ -4036,6 +3977,7 @@
                 <w:right w:val="none" w:sz="4" w:space="0" w:color="000000"/>
               </w:pBdr>
               <w:spacing w:before="0" w:after="0" w:line="252" w:lineRule="atLeast"/>
+              <w:jc w:val="both"/>
               <w:rPr>
                 <w:b/>
               </w:rPr>
@@ -4069,6 +4011,7 @@
                 <w:right w:val="none" w:sz="4" w:space="0" w:color="000000"/>
               </w:pBdr>
               <w:spacing w:before="0" w:after="0" w:line="252" w:lineRule="atLeast"/>
+              <w:jc w:val="both"/>
               <w:rPr>
                 <w:bCs w:val="0"/>
               </w:rPr>
@@ -4103,15 +4046,9 @@
                 <w:right w:val="none" w:sz="4" w:space="0" w:color="000000"/>
               </w:pBdr>
               <w:spacing w:before="0" w:after="0" w:line="252" w:lineRule="atLeast"/>
+              <w:jc w:val="both"/>
               <w:rPr>
-                <w:ins w:id="10" w:author="Imke Endjer" w:date="2023-01-27T13:22:00Z"/>
                 <w:b/>
-                <w:rPrChange w:id="11" w:author="Imke Endjer" w:date="2023-01-27T13:22:00Z">
-                  <w:rPr>
-                    <w:ins w:id="12" w:author="Imke Endjer" w:date="2023-01-27T13:22:00Z"/>
-                    <w:color w:val="000000"/>
-                  </w:rPr>
-                </w:rPrChange>
               </w:rPr>
             </w:pPr>
             <w:hyperlink r:id="rId29" w:tooltip="https://www.maschinenmarkt.vogel.de/sensoren-mit-integrierter-ki-a-814929/" w:history="1">
@@ -4138,8 +4075,8 @@
                 <w:right w:val="none" w:sz="4" w:space="0" w:color="000000"/>
               </w:pBdr>
               <w:spacing w:line="252" w:lineRule="atLeast"/>
+              <w:jc w:val="both"/>
               <w:rPr>
-                <w:ins w:id="13" w:author="Imke Endjer" w:date="2023-01-27T13:23:00Z"/>
                 <w:b/>
               </w:rPr>
             </w:pPr>
@@ -4153,28 +4090,10 @@
                 <w:right w:val="none" w:sz="4" w:space="0" w:color="000000"/>
               </w:pBdr>
               <w:spacing w:line="252" w:lineRule="atLeast"/>
+              <w:jc w:val="both"/>
               <w:rPr>
                 <w:b/>
-                <w:rPrChange w:id="14" w:author="Imke Endjer" w:date="2023-01-27T13:22:00Z">
-                  <w:rPr/>
-                </w:rPrChange>
               </w:rPr>
-              <w:pPrChange w:id="15" w:author="Imke Endjer" w:date="2023-01-27T13:22:00Z">
-                <w:pPr>
-                  <w:pStyle w:val="Listenabsatz"/>
-                  <w:numPr>
-                    <w:numId w:val="13"/>
-                  </w:numPr>
-                  <w:pBdr>
-                    <w:top w:val="none" w:sz="4" w:space="0" w:color="000000"/>
-                    <w:left w:val="none" w:sz="4" w:space="0" w:color="000000"/>
-                    <w:bottom w:val="none" w:sz="4" w:space="0" w:color="000000"/>
-                    <w:right w:val="none" w:sz="4" w:space="0" w:color="000000"/>
-                  </w:pBdr>
-                  <w:spacing w:before="0" w:after="0" w:line="252" w:lineRule="atLeast"/>
-                  <w:ind w:hanging="360"/>
-                </w:pPr>
-              </w:pPrChange>
             </w:pPr>
           </w:p>
         </w:tc>
@@ -4205,6 +4124,7 @@
                 <w:right w:val="none" w:sz="4" w:space="0" w:color="000000"/>
               </w:pBdr>
               <w:spacing w:line="252" w:lineRule="atLeast"/>
+              <w:jc w:val="both"/>
             </w:pPr>
             <w:r>
               <w:rPr>
@@ -4241,6 +4161,7 @@
                 <w:right w:val="none" w:sz="4" w:space="0" w:color="000000"/>
               </w:pBdr>
               <w:spacing w:line="252" w:lineRule="atLeast"/>
+              <w:jc w:val="both"/>
             </w:pPr>
             <w:r>
               <w:rPr>
@@ -4258,24 +4179,13 @@
                 <w:right w:val="none" w:sz="4" w:space="0" w:color="000000"/>
               </w:pBdr>
               <w:spacing w:line="252" w:lineRule="atLeast"/>
+              <w:jc w:val="both"/>
             </w:pPr>
             <w:r>
               <w:rPr>
                 <w:color w:val="000000"/>
               </w:rPr>
-              <w:t>Es gibt einige versch</w:t>
-            </w:r>
-            <w:r>
-              <w:rPr>
-                <w:color w:val="000000"/>
-              </w:rPr>
-              <w:t>iedene Arten und Modelle von Registrierkassen. Ihre Aufgabe ist es, bspw. den Preis und die Produktbezeichnung eines eingescannten Artikels auf einen Kassenbon zu drucken, das Ausrechnen des Wechselgeldes oder bargeldloses Bezahlen mithilfe eines Kartenter</w:t>
-            </w:r>
-            <w:r>
-              <w:rPr>
-                <w:color w:val="000000"/>
-              </w:rPr>
-              <w:t>minals zu ermöglichen. Diesbezüglich sind Registrierkassen kein Beispiel für künstliche Intelligenz. Dennoch könnte bspw. eine künstlich intelligente Videoüberwachung im Kassenbereich Diebstahl oder Fehler frühzeitig zu erkennen. (Siehe Überwachungskamera)</w:t>
+              <w:t>Es gibt einige verschiedene Arten und Modelle von Registrierkassen. Ihre Aufgabe ist es, bspw. den Preis und die Produktbezeichnung eines eingescannten Artikels auf einen Kassenbon zu drucken, das Ausrechnen des Wechselgeldes oder bargeldloses Bezahlen mithilfe eines Kartenterminals zu ermöglichen. Diesbezüglich sind Registrierkassen kein Beispiel für künstliche Intelligenz. Dennoch könnte bspw. eine künstlich intelligente Videoüberwachung im Kassenbereich Diebstahl oder Fehler frühzeitig zu erkennen. (Siehe Überwachungskamera)</w:t>
             </w:r>
           </w:p>
           <w:p>
@@ -4291,6 +4201,7 @@
                 <w:right w:val="none" w:sz="4" w:space="0" w:color="000000"/>
               </w:pBdr>
               <w:spacing w:before="120" w:line="252" w:lineRule="atLeast"/>
+              <w:jc w:val="both"/>
             </w:pPr>
             <w:hyperlink r:id="rId30" w:tooltip="https://de.wikipedia.org/wiki/Registrierkasse" w:history="1">
               <w:r>
@@ -4314,19 +4225,14 @@
                 <w:right w:val="none" w:sz="4" w:space="0" w:color="000000"/>
               </w:pBdr>
               <w:spacing w:before="120" w:line="252" w:lineRule="atLeast"/>
+              <w:jc w:val="both"/>
             </w:pPr>
             <w:hyperlink r:id="rId31" w:tooltip="https://digitaleweltmagazin.de/2018/06/20/5-beispiele-wie-der-einzelhandel-von-kuenstlicher-intelligenz-profitiert/" w:history="1">
               <w:r>
                 <w:rPr>
                   <w:rStyle w:val="Hyperlink"/>
                 </w:rPr>
-                <w:t>https://digitaleweltmagazin.de/2018/06/20/5-beispiele-wie-der-einzelhandel-von-kuenstlicher-intelli</w:t>
-              </w:r>
-              <w:r>
-                <w:rPr>
-                  <w:rStyle w:val="Hyperlink"/>
-                </w:rPr>
-                <w:t>genz-profitiert/</w:t>
+                <w:t>https://digitaleweltmagazin.de/2018/06/20/5-beispiele-wie-der-einzelhandel-von-kuenstlicher-intelligenz-profitiert/</w:t>
               </w:r>
             </w:hyperlink>
             <w:r>
@@ -4365,6 +4271,7 @@
                 <w:right w:val="none" w:sz="4" w:space="0" w:color="000000"/>
               </w:pBdr>
               <w:spacing w:line="252" w:lineRule="atLeast"/>
+              <w:jc w:val="both"/>
             </w:pPr>
             <w:r>
               <w:rPr>
@@ -4401,6 +4308,7 @@
                 <w:right w:val="none" w:sz="4" w:space="0" w:color="000000"/>
               </w:pBdr>
               <w:spacing w:line="252" w:lineRule="atLeast"/>
+              <w:jc w:val="both"/>
             </w:pPr>
             <w:r>
               <w:rPr>
@@ -4418,6 +4326,7 @@
                 <w:right w:val="none" w:sz="4" w:space="0" w:color="000000"/>
               </w:pBdr>
               <w:spacing w:line="252" w:lineRule="atLeast"/>
+              <w:jc w:val="both"/>
             </w:pPr>
             <w:r>
               <w:t>Es gibt stationäre und mobile Geräte, die Kartenzahlung in Geschäften ermöglicht.</w:t>
@@ -4432,6 +4341,7 @@
                 <w:right w:val="none" w:sz="4" w:space="0" w:color="000000"/>
               </w:pBdr>
               <w:spacing w:line="252" w:lineRule="atLeast"/>
+              <w:jc w:val="both"/>
             </w:pPr>
             <w:r>
               <w:t xml:space="preserve">Primär steckt hinter der Kartenzahlung keine künstliche Intelligenz. Mit der Eingabe der Pin oder einer Unterschrift bestätigten die Kartenbesitzenden, dass das Geld von ihrem Konto abgezogen werden kann. </w:t>
@@ -4446,12 +4356,10 @@
                 <w:right w:val="none" w:sz="4" w:space="0" w:color="000000"/>
               </w:pBdr>
               <w:spacing w:line="252" w:lineRule="atLeast"/>
+              <w:jc w:val="both"/>
             </w:pPr>
             <w:r>
-              <w:t>Dennoch kann und wird teilweise künstliche Intelli</w:t>
-            </w:r>
-            <w:r>
-              <w:t>genz bei der Sicherheit im Zahlungsverkehr und bei der Analyse von Daten in Bankenprozessen eingesetzt. Darüber hinaus könnte in Zukunft Kartenzahlung bzw. das bargeldlose Bezahlen mit der Stimme autorisiert werden, dass künstliche Intelligenz erfordert.</w:t>
+              <w:t>Dennoch kann und wird teilweise künstliche Intelligenz bei der Sicherheit im Zahlungsverkehr und bei der Analyse von Daten in Bankenprozessen eingesetzt. Darüber hinaus könnte in Zukunft Kartenzahlung bzw. das bargeldlose Bezahlen mit der Stimme autorisiert werden, dass künstliche Intelligenz erfordert.</w:t>
             </w:r>
           </w:p>
           <w:p>
@@ -4467,6 +4375,7 @@
                 <w:right w:val="none" w:sz="4" w:space="0" w:color="000000"/>
               </w:pBdr>
               <w:spacing w:before="120" w:line="252" w:lineRule="atLeast"/>
+              <w:jc w:val="both"/>
             </w:pPr>
             <w:hyperlink r:id="rId32" w:tooltip="https://www.techfacts.de/ratgeber/wie-funktioniert-kartenzahlung/" w:history="1">
               <w:r>
@@ -4490,6 +4399,7 @@
                 <w:right w:val="none" w:sz="4" w:space="0" w:color="000000"/>
               </w:pBdr>
               <w:spacing w:before="120" w:line="252" w:lineRule="atLeast"/>
+              <w:jc w:val="both"/>
             </w:pPr>
             <w:hyperlink r:id="rId33" w:tooltip="https://www.geldinstitute.de/callcenter4finance/2019/05/_kuenstliche_intelligenzkiwirddiesicherheitbeimcashlesspaymentwe.html" w:history="1">
               <w:r>
@@ -4534,6 +4444,7 @@
                 <w:right w:val="none" w:sz="4" w:space="0" w:color="000000"/>
               </w:pBdr>
               <w:spacing w:line="252" w:lineRule="atLeast"/>
+              <w:jc w:val="both"/>
             </w:pPr>
             <w:r>
               <w:rPr>
@@ -4569,6 +4480,7 @@
                 <w:right w:val="none" w:sz="4" w:space="0" w:color="000000"/>
               </w:pBdr>
               <w:spacing w:line="252" w:lineRule="atLeast"/>
+              <w:jc w:val="both"/>
             </w:pPr>
             <w:r>
               <w:rPr>
@@ -4586,24 +4498,13 @@
                 <w:right w:val="none" w:sz="4" w:space="0" w:color="000000"/>
               </w:pBdr>
               <w:spacing w:line="252" w:lineRule="atLeast"/>
+              <w:jc w:val="both"/>
             </w:pPr>
             <w:r>
               <w:rPr>
                 <w:color w:val="000000"/>
               </w:rPr>
-              <w:t>Ein reiner Lautsprecher erfordert keine künstliche Intelligenz, um akustische Signale zu erzeugen</w:t>
-            </w:r>
-            <w:r>
-              <w:rPr>
-                <w:color w:val="000000"/>
-              </w:rPr>
-              <w:t xml:space="preserve"> und ist deshalb kein Beispiel für eine künstliche Intelligenz. Handelt es sich allerdings bei dem Lautsprecher um ein Sprachassistenzsystem, wird künstliche Intelligenz bspw. für die Spracherkennung und Sprachsynthese benötigt. (Siehe Sprachassistenzsyste</w:t>
-            </w:r>
-            <w:r>
-              <w:rPr>
-                <w:color w:val="000000"/>
-              </w:rPr>
-              <w:t>me)</w:t>
+              <w:t>Ein reiner Lautsprecher erfordert keine künstliche Intelligenz, um akustische Signale zu erzeugen und ist deshalb kein Beispiel für eine künstliche Intelligenz. Handelt es sich allerdings bei dem Lautsprecher um ein Sprachassistenzsystem, wird künstliche Intelligenz bspw. für die Spracherkennung und Sprachsynthese benötigt. (Siehe Sprachassistenzsysteme)</w:t>
             </w:r>
           </w:p>
           <w:p>
@@ -4619,6 +4520,7 @@
                 <w:right w:val="none" w:sz="4" w:space="0" w:color="000000"/>
               </w:pBdr>
               <w:spacing w:before="120" w:line="252" w:lineRule="atLeast"/>
+              <w:jc w:val="both"/>
             </w:pPr>
             <w:hyperlink r:id="rId34" w:tooltip="https://de.wikipedia.org/wiki/Lautsprecher" w:history="1">
               <w:r>
@@ -4658,6 +4560,7 @@
                 <w:right w:val="none" w:sz="4" w:space="0" w:color="000000"/>
               </w:pBdr>
               <w:spacing w:line="252" w:lineRule="atLeast"/>
+              <w:jc w:val="both"/>
             </w:pPr>
             <w:r>
               <w:rPr>
@@ -4696,6 +4599,7 @@
                 <w:right w:val="none" w:sz="4" w:space="0" w:color="000000"/>
               </w:pBdr>
               <w:spacing w:line="252" w:lineRule="atLeast"/>
+              <w:jc w:val="both"/>
               <w:rPr>
                 <w:b/>
                 <w:color w:val="000000"/>
@@ -4736,6 +4640,7 @@
                 <w:right w:val="none" w:sz="4" w:space="0" w:color="000000"/>
               </w:pBdr>
               <w:spacing w:line="252" w:lineRule="atLeast"/>
+              <w:jc w:val="both"/>
               <w:rPr>
                 <w:color w:val="000000" w:themeColor="text1"/>
               </w:rPr>
@@ -4756,6 +4661,7 @@
                 <w:right w:val="none" w:sz="4" w:space="0" w:color="000000"/>
               </w:pBdr>
               <w:spacing w:line="252" w:lineRule="atLeast"/>
+              <w:jc w:val="both"/>
               <w:rPr>
                 <w:color w:val="000000"/>
               </w:rPr>
@@ -4764,13 +4670,7 @@
               <w:rPr>
                 <w:color w:val="000000"/>
               </w:rPr>
-              <w:t>Sprachassistenzsysteme, wie das auf dem Plakat beworben,</w:t>
-            </w:r>
-            <w:r>
-              <w:rPr>
-                <w:color w:val="000000"/>
-              </w:rPr>
-              <w:t xml:space="preserve"> sind ein klares Beispiel für künstliche Intelligenz (siehe Zusatzmaterial KI-B1.1.1 Erklärung zu Concept Cartoons)</w:t>
+              <w:t>Sprachassistenzsysteme, wie das auf dem Plakat beworben, sind ein klares Beispiel für künstliche Intelligenz (siehe Zusatzmaterial KI-B1.1.1 Erklärung zu Concept Cartoons)</w:t>
             </w:r>
           </w:p>
         </w:tc>
@@ -4802,6 +4702,7 @@
                 <w:right w:val="none" w:sz="4" w:space="0" w:color="000000"/>
               </w:pBdr>
               <w:spacing w:line="252" w:lineRule="atLeast"/>
+              <w:jc w:val="both"/>
               <w:rPr>
                 <w:b/>
                 <w:color w:val="000000"/>
@@ -4842,6 +4743,7 @@
                 <w:right w:val="none" w:sz="4" w:space="0" w:color="000000"/>
               </w:pBdr>
               <w:spacing w:line="252" w:lineRule="atLeast"/>
+              <w:jc w:val="both"/>
               <w:rPr>
                 <w:color w:val="000000"/>
               </w:rPr>
@@ -4862,18 +4764,13 @@
                 <w:right w:val="none" w:sz="4" w:space="0" w:color="000000"/>
               </w:pBdr>
               <w:spacing w:line="252" w:lineRule="atLeast"/>
+              <w:jc w:val="both"/>
             </w:pPr>
             <w:r>
               <w:rPr>
                 <w:color w:val="000000"/>
               </w:rPr>
-              <w:t>Ein Selfie-Filter ist ein Beispiel für künstliche Intelligenz, die bspw. bei der Gesichtserkennung und der Platzierung des</w:t>
-            </w:r>
-            <w:r>
-              <w:rPr>
-                <w:color w:val="000000"/>
-              </w:rPr>
-              <w:t xml:space="preserve"> Filters auf dem Gesicht zum Einsatz kommt (Siehe Zusatzmaterial KI-B1.1.1 Erklärung zu Concept Cartoons). Selfie-Filter oder Foto-Filter gibt es in vielen verschiedenen Apps und auf </w:t>
+              <w:t xml:space="preserve">Ein Selfie-Filter ist ein Beispiel für künstliche Intelligenz, die bspw. bei der Gesichtserkennung und der Platzierung des Filters auf dem Gesicht zum Einsatz kommt (Siehe Zusatzmaterial KI-B1.1.1 Erklärung zu Concept Cartoons). Selfie-Filter oder Foto-Filter gibt es in vielen verschiedenen Apps und auf </w:t>
             </w:r>
             <w:proofErr w:type="spellStart"/>
             <w:r>
@@ -4904,6 +4801,7 @@
                 <w:right w:val="none" w:sz="4" w:space="0" w:color="000000"/>
               </w:pBdr>
               <w:spacing w:after="0" w:line="252" w:lineRule="atLeast"/>
+              <w:jc w:val="both"/>
               <w:rPr>
                 <w:color w:val="000000"/>
               </w:rPr>
@@ -4913,13 +4811,7 @@
                 <w:rPr>
                   <w:rStyle w:val="Hyperlink"/>
                 </w:rPr>
-                <w:t>https://www.vivanty.de/auto-technik/k-nstliche-</w:t>
-              </w:r>
-              <w:r>
-                <w:rPr>
-                  <w:rStyle w:val="Hyperlink"/>
-                </w:rPr>
-                <w:t>intelligenz-f-r-aufsehenerregende-selfie-videos</w:t>
+                <w:t>https://www.vivanty.de/auto-technik/k-nstliche-intelligenz-f-r-aufsehenerregende-selfie-videos</w:t>
               </w:r>
             </w:hyperlink>
             <w:r>
@@ -4958,6 +4850,7 @@
                 <w:right w:val="none" w:sz="4" w:space="0" w:color="000000"/>
               </w:pBdr>
               <w:spacing w:line="252" w:lineRule="atLeast"/>
+              <w:jc w:val="both"/>
               <w:rPr>
                 <w:b/>
                 <w:color w:val="000000"/>
@@ -4998,6 +4891,7 @@
                 <w:right w:val="none" w:sz="4" w:space="0" w:color="000000"/>
               </w:pBdr>
               <w:spacing w:line="252" w:lineRule="atLeast"/>
+              <w:jc w:val="both"/>
               <w:rPr>
                 <w:color w:val="000000"/>
               </w:rPr>
@@ -5018,6 +4912,7 @@
                 <w:right w:val="none" w:sz="4" w:space="0" w:color="000000"/>
               </w:pBdr>
               <w:spacing w:line="252" w:lineRule="atLeast"/>
+              <w:jc w:val="both"/>
               <w:rPr>
                 <w:color w:val="000000"/>
               </w:rPr>
@@ -5026,20 +4921,23 @@
               <w:rPr>
                 <w:color w:val="000000"/>
               </w:rPr>
-              <w:t>In modernen Autos werden bereits Intelligente Systeme integriert, wie zum Beispiel die Spracherkennung, Abstandstempomaten oder Spurhalteassistenten. Auch bei Elektroautos gibt Navigationssysteme, d</w:t>
+              <w:t>In modernen Autos werden bereits Intelligente Systeme integriert, wie zum Beispiel die Spracherkennung, Abstandstempomaten oder Spurhalteassistenten. Auch bei Elektroautos gibt Navigationssysteme, die mit künstlicher Intelligenz den Fahrenden bei der Routenplanung unterstützen und anhand der jeweiligen Fahrweise lernt, wann ein Stopp nötig sein wird. Vor allem autonome Fahrzeuge sind ein klares Beispiel für den Einsatz künstlicher Intelligenz (siehe Zusatzmaterial KI-B1.1.1 Erklärung zu Concept Cartoons)</w:t>
             </w:r>
-            <w:r>
+          </w:p>
+          <w:p>
+            <w:pPr>
+              <w:pBdr>
+                <w:top w:val="none" w:sz="4" w:space="0" w:color="000000"/>
+                <w:left w:val="none" w:sz="4" w:space="0" w:color="000000"/>
+                <w:bottom w:val="none" w:sz="4" w:space="0" w:color="000000"/>
+                <w:right w:val="none" w:sz="4" w:space="0" w:color="000000"/>
+              </w:pBdr>
+              <w:spacing w:line="252" w:lineRule="atLeast"/>
+              <w:jc w:val="both"/>
               <w:rPr>
                 <w:color w:val="000000"/>
               </w:rPr>
-              <w:t xml:space="preserve">ie mit künstlicher Intelligenz den Fahrenden bei der Routenplanung unterstützen und anhand der jeweiligen Fahrweise lernt, wann ein Stopp nötig sein wird. Vor allem autonome Fahrzeuge sind ein klares Beispiel für den Einsatz künstlicher Intelligenz (siehe </w:t>
-            </w:r>
-            <w:r>
-              <w:rPr>
-                <w:color w:val="000000"/>
-              </w:rPr>
-              <w:t>Zusatzmaterial KI-B1.1.1 Erklärung zu Concept Cartoons)</w:t>
-            </w:r>
+            </w:pPr>
           </w:p>
         </w:tc>
       </w:tr>
@@ -5070,6 +4968,7 @@
                 <w:right w:val="none" w:sz="4" w:space="0" w:color="000000"/>
               </w:pBdr>
               <w:spacing w:line="252" w:lineRule="atLeast"/>
+              <w:jc w:val="both"/>
               <w:rPr>
                 <w:b/>
                 <w:color w:val="000000"/>
@@ -5110,6 +5009,7 @@
                 <w:right w:val="none" w:sz="4" w:space="0" w:color="000000"/>
               </w:pBdr>
               <w:spacing w:line="252" w:lineRule="atLeast"/>
+              <w:jc w:val="both"/>
             </w:pPr>
             <w:r>
               <w:rPr>
@@ -5127,6 +5027,7 @@
                 <w:right w:val="none" w:sz="4" w:space="0" w:color="000000"/>
               </w:pBdr>
               <w:spacing w:line="252" w:lineRule="atLeast"/>
+              <w:jc w:val="both"/>
             </w:pPr>
             <w:r>
               <w:lastRenderedPageBreak/>
@@ -5142,12 +5043,10 @@
                 <w:right w:val="none" w:sz="4" w:space="0" w:color="000000"/>
               </w:pBdr>
               <w:spacing w:line="252" w:lineRule="atLeast"/>
+              <w:jc w:val="both"/>
             </w:pPr>
             <w:r>
-              <w:t>Dabei sind Ampeln bspw. an einer Kreuzung miteinander über einen Schaltkasten verbunden und verfügen teilweise über ein festes Programm, das festlegt, welche Ampel wann grün ist. Aktuell sind die meisten Ampeln/ Lichtsignalanlagen keine Beispiele für künst</w:t>
-            </w:r>
-            <w:r>
-              <w:t xml:space="preserve">liche Intelligenz. </w:t>
+              <w:t xml:space="preserve">Dabei sind Ampeln bspw. an einer Kreuzung miteinander über einen Schaltkasten verbunden und verfügen teilweise über ein festes Programm, das festlegt, welche Ampel wann grün ist. Aktuell sind die meisten Ampeln/ Lichtsignalanlagen keine Beispiele für künstliche Intelligenz. </w:t>
             </w:r>
           </w:p>
           <w:p>
@@ -5159,12 +5058,10 @@
                 <w:right w:val="none" w:sz="4" w:space="0" w:color="000000"/>
               </w:pBdr>
               <w:spacing w:line="252" w:lineRule="atLeast"/>
+              <w:jc w:val="both"/>
             </w:pPr>
             <w:r>
-              <w:t>Dennoch gibt es bspw. bereits Ampelsysteme, die künstlich intelligente sind, um den Verkehrsfluss in Städten zu optimieren. Zudem sind weitere Projekte für die Integration von künstlicher Intelligenz in Ampelsysteme sind geplant. z.B. i</w:t>
-            </w:r>
-            <w:r>
-              <w:t>n Ingolstadt</w:t>
+              <w:t>Dennoch gibt es bspw. bereits Ampelsysteme, die künstlich intelligente sind, um den Verkehrsfluss in Städten zu optimieren. Zudem sind weitere Projekte für die Integration von künstlicher Intelligenz in Ampelsysteme sind geplant. z.B. in Ingolstadt</w:t>
             </w:r>
           </w:p>
           <w:p>
@@ -5181,6 +5078,7 @@
                 <w:right w:val="none" w:sz="4" w:space="0" w:color="000000"/>
               </w:pBdr>
               <w:spacing w:before="0" w:after="0" w:line="252" w:lineRule="atLeast"/>
+              <w:jc w:val="both"/>
             </w:pPr>
             <w:hyperlink r:id="rId36" w:tooltip="https://de.wikipedia.org/wiki/Ampel" w:history="1">
               <w:r>
@@ -5211,6 +5109,7 @@
                 <w:right w:val="none" w:sz="4" w:space="0" w:color="000000"/>
               </w:pBdr>
               <w:spacing w:before="0" w:after="0" w:line="252" w:lineRule="atLeast"/>
+              <w:jc w:val="both"/>
             </w:pPr>
             <w:hyperlink r:id="rId37" w:tooltip="https://www.youtube.com/watch?v=uZANL07_0Ps" w:history="1">
               <w:r>
@@ -5235,19 +5134,14 @@
                 <w:right w:val="none" w:sz="4" w:space="0" w:color="000000"/>
               </w:pBdr>
               <w:spacing w:before="0" w:after="0" w:line="252" w:lineRule="atLeast"/>
+              <w:jc w:val="both"/>
             </w:pPr>
             <w:hyperlink r:id="rId38" w:tooltip="https://www.bmvi.de/SharedDocs/DE/Artikel/DG/mfund-projekte/ki4lsa.html" w:history="1">
               <w:r>
                 <w:rPr>
                   <w:rStyle w:val="Hyperlink"/>
                 </w:rPr>
-                <w:t>https://www.bmvi.de/SharedDocs/DE/Artikel/DG/mf</w:t>
-              </w:r>
-              <w:r>
-                <w:rPr>
-                  <w:rStyle w:val="Hyperlink"/>
-                </w:rPr>
-                <w:t>und-projekte/ki4lsa.html</w:t>
+                <w:t>https://www.bmvi.de/SharedDocs/DE/Artikel/DG/mfund-projekte/ki4lsa.html</w:t>
               </w:r>
             </w:hyperlink>
           </w:p>
@@ -5265,6 +5159,7 @@
                 <w:right w:val="none" w:sz="4" w:space="0" w:color="000000"/>
               </w:pBdr>
               <w:spacing w:before="0" w:after="0" w:line="252" w:lineRule="atLeast"/>
+              <w:jc w:val="both"/>
             </w:pPr>
             <w:hyperlink r:id="rId39" w:tooltip="https://m.facebook.com/Weltspiegel/videos/444105632908840/" w:history="1">
               <w:r>
@@ -5310,6 +5205,7 @@
                 <w:right w:val="none" w:sz="4" w:space="0" w:color="000000"/>
               </w:pBdr>
               <w:spacing w:line="252" w:lineRule="atLeast"/>
+              <w:jc w:val="both"/>
               <w:rPr>
                 <w:b/>
                 <w:color w:val="000000"/>
@@ -5351,6 +5247,7 @@
                 <w:right w:val="none" w:sz="4" w:space="0" w:color="000000"/>
               </w:pBdr>
               <w:spacing w:line="252" w:lineRule="atLeast"/>
+              <w:jc w:val="both"/>
               <w:rPr>
                 <w:color w:val="000000"/>
               </w:rPr>
@@ -5371,6 +5268,7 @@
                 <w:right w:val="none" w:sz="4" w:space="0" w:color="000000"/>
               </w:pBdr>
               <w:spacing w:line="252" w:lineRule="atLeast"/>
+              <w:jc w:val="both"/>
               <w:rPr>
                 <w:color w:val="000000"/>
               </w:rPr>
@@ -5379,13 +5277,7 @@
               <w:rPr>
                 <w:color w:val="000000"/>
               </w:rPr>
-              <w:t>Ein Segway ist ein elektrisch angetriebenes Fahrzeug mit zwei Rädern und wird zur Beförderung einzelner Personen genutzt. Durch das Verlagern des Gewichtes auf dem Segway kann dieses gesteuert werden – Bedienelemente zum Bremsen oder Beschleunigen sind dah</w:t>
-            </w:r>
-            <w:r>
-              <w:rPr>
-                <w:color w:val="000000"/>
-              </w:rPr>
-              <w:t xml:space="preserve">er nicht vorgesehen. </w:t>
+              <w:t xml:space="preserve">Ein Segway ist ein elektrisch angetriebenes Fahrzeug mit zwei Rädern und wird zur Beförderung einzelner Personen genutzt. Durch das Verlagern des Gewichtes auf dem Segway kann dieses gesteuert werden – Bedienelemente zum Bremsen oder Beschleunigen sind daher nicht vorgesehen. </w:t>
             </w:r>
           </w:p>
           <w:p>
@@ -5397,6 +5289,7 @@
                 <w:right w:val="none" w:sz="4" w:space="0" w:color="000000"/>
               </w:pBdr>
               <w:spacing w:line="252" w:lineRule="atLeast"/>
+              <w:jc w:val="both"/>
               <w:rPr>
                 <w:color w:val="000000"/>
               </w:rPr>
@@ -5422,6 +5315,7 @@
                 <w:right w:val="none" w:sz="4" w:space="0" w:color="000000"/>
               </w:pBdr>
               <w:spacing w:after="0" w:line="252" w:lineRule="atLeast"/>
+              <w:jc w:val="both"/>
               <w:rPr>
                 <w:color w:val="000000"/>
               </w:rPr>
@@ -5470,6 +5364,7 @@
                 <w:right w:val="none" w:sz="4" w:space="0" w:color="000000"/>
               </w:pBdr>
               <w:spacing w:line="252" w:lineRule="atLeast"/>
+              <w:jc w:val="both"/>
               <w:rPr>
                 <w:b/>
                 <w:color w:val="000000"/>
@@ -5510,6 +5405,7 @@
                 <w:right w:val="none" w:sz="4" w:space="0" w:color="000000"/>
               </w:pBdr>
               <w:spacing w:line="252" w:lineRule="atLeast"/>
+              <w:jc w:val="both"/>
               <w:rPr>
                 <w:color w:val="000000"/>
               </w:rPr>
@@ -5530,6 +5426,7 @@
                 <w:right w:val="none" w:sz="4" w:space="0" w:color="000000"/>
               </w:pBdr>
               <w:spacing w:line="252" w:lineRule="atLeast"/>
+              <w:jc w:val="both"/>
               <w:rPr>
                 <w:color w:val="000000"/>
               </w:rPr>
@@ -5538,13 +5435,7 @@
               <w:rPr>
                 <w:color w:val="000000"/>
               </w:rPr>
-              <w:t>Diese Fahrgastinformationssysteme dienen als Informationsquelle für Fahrgäste. Diese Systeme werden im Bahn- und Busverkehr häufig verwendet und variieren je nach Einsatzort und Einsatzzweck. In erster Linie steckt hinter Fahrgastinformationssystemen keine</w:t>
-            </w:r>
-            <w:r>
-              <w:rPr>
-                <w:color w:val="000000"/>
-              </w:rPr>
-              <w:t xml:space="preserve"> künstliche Intelligenz. </w:t>
+              <w:t xml:space="preserve">Diese Fahrgastinformationssysteme dienen als Informationsquelle für Fahrgäste. Diese Systeme werden im Bahn- und Busverkehr häufig verwendet und variieren je nach Einsatzort und Einsatzzweck. In erster Linie steckt hinter Fahrgastinformationssystemen keine künstliche Intelligenz. </w:t>
             </w:r>
           </w:p>
           <w:p>
@@ -5556,6 +5447,7 @@
                 <w:right w:val="none" w:sz="4" w:space="0" w:color="000000"/>
               </w:pBdr>
               <w:spacing w:line="252" w:lineRule="atLeast"/>
+              <w:jc w:val="both"/>
               <w:rPr>
                 <w:color w:val="000000"/>
               </w:rPr>
@@ -5581,6 +5473,7 @@
                 <w:right w:val="none" w:sz="4" w:space="0" w:color="000000"/>
               </w:pBdr>
               <w:spacing w:after="0" w:line="252" w:lineRule="atLeast"/>
+              <w:jc w:val="both"/>
               <w:rPr>
                 <w:color w:val="000000"/>
               </w:rPr>
@@ -5629,6 +5522,7 @@
                 <w:right w:val="none" w:sz="4" w:space="0" w:color="000000"/>
               </w:pBdr>
               <w:spacing w:line="252" w:lineRule="atLeast"/>
+              <w:jc w:val="both"/>
             </w:pPr>
             <w:r>
               <w:rPr>
@@ -5665,6 +5559,7 @@
                 <w:right w:val="none" w:sz="4" w:space="0" w:color="000000"/>
               </w:pBdr>
               <w:spacing w:line="252" w:lineRule="atLeast"/>
+              <w:jc w:val="both"/>
             </w:pPr>
             <w:r>
               <w:rPr>
@@ -5682,6 +5577,7 @@
                 <w:right w:val="none" w:sz="4" w:space="0" w:color="000000"/>
               </w:pBdr>
               <w:spacing w:line="252" w:lineRule="atLeast"/>
+              <w:jc w:val="both"/>
               <w:rPr>
                 <w:color w:val="000000"/>
               </w:rPr>
@@ -5690,13 +5586,7 @@
               <w:rPr>
                 <w:color w:val="000000"/>
               </w:rPr>
-              <w:t>Auf dem Markt gibt es viele verschiedenen Smartpho</w:t>
-            </w:r>
-            <w:r>
-              <w:rPr>
-                <w:color w:val="000000"/>
-              </w:rPr>
-              <w:t>nes, die eine Vielzahl von Funktionen innehalten. Dabei wird in einem Smartphone viel künstliche Intelligenz eingesetzt, bspw. bei der Gesichtserkennung, Spracherkennung oder bei der Verbesserung der Akkulaufzeit.</w:t>
+              <w:t>Auf dem Markt gibt es viele verschiedenen Smartphones, die eine Vielzahl von Funktionen innehalten. Dabei wird in einem Smartphone viel künstliche Intelligenz eingesetzt, bspw. bei der Gesichtserkennung, Spracherkennung oder bei der Verbesserung der Akkulaufzeit.</w:t>
             </w:r>
             <w:r>
               <w:t xml:space="preserve"> </w:t>
@@ -5718,13 +5608,7 @@
               <w:rPr>
                 <w:color w:val="000000"/>
               </w:rPr>
-              <w:t>ph</w:t>
-            </w:r>
-            <w:r>
-              <w:rPr>
-                <w:color w:val="000000"/>
-              </w:rPr>
-              <w:t>ones als Beispielanwendungen künstlicher Intelligenz verstanden werden.</w:t>
+              <w:t>phones als Beispielanwendungen künstlicher Intelligenz verstanden werden.</w:t>
             </w:r>
           </w:p>
           <w:p>
@@ -5741,6 +5625,7 @@
                 <w:right w:val="none" w:sz="4" w:space="0" w:color="000000"/>
               </w:pBdr>
               <w:spacing w:before="0" w:after="0" w:line="252" w:lineRule="atLeast"/>
+              <w:jc w:val="both"/>
             </w:pPr>
             <w:hyperlink r:id="rId42" w:tooltip="https://www.wertgarantie.de/ratgeber/technik-news/smartphone/kuenstliche-intelligenz-smartphones-inwieweit-wird-sie-bereits-eingesetzt" w:history="1">
               <w:r>
@@ -5786,6 +5671,7 @@
                 <w:right w:val="none" w:sz="4" w:space="0" w:color="000000"/>
               </w:pBdr>
               <w:spacing w:line="252" w:lineRule="atLeast"/>
+              <w:jc w:val="both"/>
             </w:pPr>
             <w:r>
               <w:rPr>
@@ -5824,6 +5710,7 @@
                 <w:right w:val="none" w:sz="4" w:space="0" w:color="000000"/>
               </w:pBdr>
               <w:spacing w:line="252" w:lineRule="atLeast"/>
+              <w:jc w:val="both"/>
               <w:rPr>
                 <w:b/>
                 <w:color w:val="000000"/>
@@ -5864,6 +5751,7 @@
                 <w:right w:val="none" w:sz="4" w:space="0" w:color="000000"/>
               </w:pBdr>
               <w:spacing w:line="252" w:lineRule="atLeast"/>
+              <w:jc w:val="both"/>
               <w:rPr>
                 <w:color w:val="000000"/>
               </w:rPr>
@@ -5884,6 +5772,7 @@
                 <w:right w:val="none" w:sz="4" w:space="0" w:color="000000"/>
               </w:pBdr>
               <w:spacing w:line="252" w:lineRule="atLeast"/>
+              <w:jc w:val="both"/>
               <w:rPr>
                 <w:color w:val="000000"/>
               </w:rPr>
@@ -5892,19 +5781,7 @@
               <w:rPr>
                 <w:color w:val="000000"/>
               </w:rPr>
-              <w:t>Ein Rasenmähroboter ist mit vielen Sensoren ausgestattet</w:t>
-            </w:r>
-            <w:r>
-              <w:rPr>
-                <w:color w:val="000000"/>
-              </w:rPr>
-              <w:t>, die zur Routenplanung und Routenführung eingesetzt werden. Dadurch ist ein autonomes Mähen und Erreichen der Ladestation möglich. Neuere Rasenmähroboter verfügen bereits über künstliche Intelligenz und können damit auch selbstständig Entscheidungen treff</w:t>
-            </w:r>
-            <w:r>
-              <w:rPr>
-                <w:color w:val="000000"/>
-              </w:rPr>
-              <w:t>en. In diesem Sinne könnte ein Rasennähroboter als Beispiel für künstliche Intelligenz gelten.</w:t>
+              <w:t>Ein Rasenmähroboter ist mit vielen Sensoren ausgestattet, die zur Routenplanung und Routenführung eingesetzt werden. Dadurch ist ein autonomes Mähen und Erreichen der Ladestation möglich. Neuere Rasenmähroboter verfügen bereits über künstliche Intelligenz und können damit auch selbstständig Entscheidungen treffen. In diesem Sinne könnte ein Rasennähroboter als Beispiel für künstliche Intelligenz gelten.</w:t>
             </w:r>
           </w:p>
           <w:p>
@@ -5921,6 +5798,7 @@
                 <w:right w:val="none" w:sz="4" w:space="0" w:color="000000"/>
               </w:pBdr>
               <w:spacing w:after="0" w:line="252" w:lineRule="atLeast"/>
+              <w:jc w:val="both"/>
               <w:rPr>
                 <w:color w:val="000000"/>
               </w:rPr>
@@ -5969,6 +5847,7 @@
                 <w:right w:val="none" w:sz="4" w:space="0" w:color="000000"/>
               </w:pBdr>
               <w:spacing w:line="252" w:lineRule="atLeast"/>
+              <w:jc w:val="both"/>
             </w:pPr>
             <w:r>
               <w:rPr>
@@ -6005,6 +5884,7 @@
                 <w:right w:val="none" w:sz="4" w:space="0" w:color="000000"/>
               </w:pBdr>
               <w:spacing w:line="252" w:lineRule="atLeast"/>
+              <w:jc w:val="both"/>
               <w:rPr>
                 <w:color w:val="000000"/>
               </w:rPr>
@@ -6025,6 +5905,7 @@
                 <w:right w:val="none" w:sz="4" w:space="0" w:color="000000"/>
               </w:pBdr>
               <w:spacing w:line="252" w:lineRule="atLeast"/>
+              <w:jc w:val="both"/>
               <w:rPr>
                 <w:color w:val="000000"/>
               </w:rPr>
@@ -6064,6 +5945,7 @@
                 <w:right w:val="none" w:sz="4" w:space="0" w:color="000000"/>
               </w:pBdr>
               <w:spacing w:line="252" w:lineRule="atLeast"/>
+              <w:jc w:val="both"/>
             </w:pPr>
             <w:r>
               <w:rPr>
@@ -6099,6 +5981,7 @@
                 <w:right w:val="none" w:sz="4" w:space="0" w:color="000000"/>
               </w:pBdr>
               <w:spacing w:line="252" w:lineRule="atLeast"/>
+              <w:jc w:val="both"/>
               <w:rPr>
                 <w:color w:val="000000"/>
               </w:rPr>
@@ -6119,6 +6002,7 @@
                 <w:right w:val="none" w:sz="4" w:space="0" w:color="000000"/>
               </w:pBdr>
               <w:spacing w:line="252" w:lineRule="atLeast"/>
+              <w:jc w:val="both"/>
               <w:rPr>
                 <w:color w:val="000000"/>
               </w:rPr>
@@ -6128,13 +6012,7 @@
                 <w:color w:val="000000"/>
               </w:rPr>
               <w:lastRenderedPageBreak/>
-              <w:t>Ein gewöhnlicher Fernseher ist in</w:t>
-            </w:r>
-            <w:r>
-              <w:rPr>
-                <w:color w:val="000000"/>
-              </w:rPr>
-              <w:t xml:space="preserve"> erster Linie kein Beispiel für künstliche Intelligenz. Jedoch gibt es vermehrte Hersteller, die künstliche Intelligenz für die Verbesserung der Bildqualität einsetzten. </w:t>
+              <w:t xml:space="preserve">Ein gewöhnlicher Fernseher ist in erster Linie kein Beispiel für künstliche Intelligenz. Jedoch gibt es vermehrte Hersteller, die künstliche Intelligenz für die Verbesserung der Bildqualität einsetzten. </w:t>
             </w:r>
           </w:p>
           <w:p>
@@ -6146,6 +6024,7 @@
                 <w:right w:val="none" w:sz="4" w:space="0" w:color="000000"/>
               </w:pBdr>
               <w:spacing w:line="252" w:lineRule="atLeast"/>
+              <w:jc w:val="both"/>
               <w:rPr>
                 <w:color w:val="000000"/>
               </w:rPr>
@@ -6191,6 +6070,7 @@
                 <w:right w:val="none" w:sz="4" w:space="0" w:color="000000"/>
               </w:pBdr>
               <w:spacing w:line="252" w:lineRule="atLeast"/>
+              <w:jc w:val="both"/>
             </w:pPr>
             <w:r>
               <w:rPr>
@@ -6230,6 +6110,7 @@
                 <w:right w:val="none" w:sz="4" w:space="0" w:color="000000"/>
               </w:pBdr>
               <w:spacing w:line="252" w:lineRule="atLeast"/>
+              <w:jc w:val="both"/>
             </w:pPr>
             <w:r>
               <w:rPr>
@@ -6266,6 +6147,7 @@
                 <w:right w:val="none" w:sz="4" w:space="0" w:color="000000"/>
               </w:pBdr>
               <w:spacing w:line="252" w:lineRule="atLeast"/>
+              <w:jc w:val="both"/>
             </w:pPr>
             <w:r>
               <w:rPr>
@@ -6283,6 +6165,7 @@
                 <w:right w:val="none" w:sz="4" w:space="0" w:color="000000"/>
               </w:pBdr>
               <w:spacing w:line="252" w:lineRule="atLeast"/>
+              <w:jc w:val="both"/>
               <w:rPr>
                 <w:color w:val="000000"/>
               </w:rPr>
@@ -6291,13 +6174,7 @@
               <w:rPr>
                 <w:color w:val="000000"/>
               </w:rPr>
-              <w:t>In erster Linie ist eine einfache, manuell gesteuerte Drohne kein Beispiel für künstliche Intelligenz. Ausnahmen sind Drohnen, die z.B. autonom in Formationen fliegen können oder Objekten folgen können. Besonders umstritten ist der Einsatz autonomer, kampf</w:t>
-            </w:r>
-            <w:r>
-              <w:rPr>
-                <w:color w:val="000000"/>
-              </w:rPr>
-              <w:t>fähiger Drohnen im militärischen Kontext.</w:t>
+              <w:t>In erster Linie ist eine einfache, manuell gesteuerte Drohne kein Beispiel für künstliche Intelligenz. Ausnahmen sind Drohnen, die z.B. autonom in Formationen fliegen können oder Objekten folgen können. Besonders umstritten ist der Einsatz autonomer, kampffähiger Drohnen im militärischen Kontext.</w:t>
             </w:r>
           </w:p>
           <w:p>
@@ -6314,19 +6191,14 @@
                 <w:right w:val="none" w:sz="4" w:space="0" w:color="000000"/>
               </w:pBdr>
               <w:spacing w:before="0" w:after="0" w:line="252" w:lineRule="atLeast"/>
+              <w:jc w:val="both"/>
             </w:pPr>
             <w:hyperlink r:id="rId45" w:tooltip="https://cordis.europa.eu/article/id/251211-ai-powered-drones-for-difficult-maintenance-tasks/de" w:history="1">
               <w:r>
                 <w:rPr>
                   <w:rStyle w:val="Hyperlink"/>
                 </w:rPr>
-                <w:t>h</w:t>
-              </w:r>
-              <w:r>
-                <w:rPr>
-                  <w:rStyle w:val="Hyperlink"/>
-                </w:rPr>
-                <w:t>ttps://cordis.europa.eu/article/id/251211-ai-powered-drones-for-difficult-maintenance-tasks/de</w:t>
+                <w:t>https://cordis.europa.eu/article/id/251211-ai-powered-drones-for-difficult-maintenance-tasks/de</w:t>
               </w:r>
             </w:hyperlink>
             <w:r>
@@ -6350,6 +6222,7 @@
                 <w:right w:val="none" w:sz="4" w:space="0" w:color="000000"/>
               </w:pBdr>
               <w:spacing w:before="0" w:after="0" w:line="252" w:lineRule="atLeast"/>
+              <w:jc w:val="both"/>
             </w:pPr>
             <w:hyperlink r:id="rId46" w:tooltip="https://www.youtube.com/watch?v=LvYNHSf7FbI" w:history="1">
               <w:r>
@@ -6377,6 +6250,7 @@
                 <w:right w:val="none" w:sz="4" w:space="0" w:color="000000"/>
               </w:pBdr>
               <w:spacing w:before="0" w:after="0" w:line="252" w:lineRule="atLeast"/>
+              <w:jc w:val="both"/>
             </w:pPr>
             <w:hyperlink r:id="rId47" w:tooltip="https://www.trendreport.de/drohne-und-ki-im-einsatz/" w:history="1">
               <w:r>
@@ -6407,19 +6281,14 @@
                 <w:right w:val="none" w:sz="4" w:space="0" w:color="000000"/>
               </w:pBdr>
               <w:spacing w:before="0" w:after="0" w:line="252" w:lineRule="atLeast"/>
+              <w:jc w:val="both"/>
             </w:pPr>
             <w:hyperlink r:id="rId48" w:tooltip="https://www.technologyreview.com/2017/03/29/152895/ai-powered-drone-will-follow-you-around-and-take-pictures/" w:history="1">
               <w:r>
                 <w:rPr>
                   <w:rStyle w:val="Hyperlink"/>
                 </w:rPr>
-                <w:t>https://www.technologyreview.com/2017/03/29/152895/ai-powered-drone-will-follow-you-around-and-t</w:t>
-              </w:r>
-              <w:r>
-                <w:rPr>
-                  <w:rStyle w:val="Hyperlink"/>
-                </w:rPr>
-                <w:t>ake-pictures/</w:t>
+                <w:t>https://www.technologyreview.com/2017/03/29/152895/ai-powered-drone-will-follow-you-around-and-take-pictures/</w:t>
               </w:r>
             </w:hyperlink>
             <w:r>
@@ -6443,6 +6312,7 @@
                 <w:right w:val="none" w:sz="4" w:space="0" w:color="000000"/>
               </w:pBdr>
               <w:spacing w:before="0" w:after="0" w:line="252" w:lineRule="atLeast"/>
+              <w:jc w:val="both"/>
             </w:pPr>
             <w:hyperlink r:id="rId49" w:tooltip="https://www.youtube.com/watch?v=O-2tpwW0kmU" w:history="1">
               <w:r>
@@ -6467,6 +6337,7 @@
                 <w:right w:val="none" w:sz="4" w:space="0" w:color="000000"/>
               </w:pBdr>
               <w:spacing w:before="0" w:after="0" w:line="252" w:lineRule="atLeast"/>
+              <w:jc w:val="both"/>
             </w:pPr>
             <w:hyperlink r:id="rId50" w:tooltip="https://de.wikipedia.org/wiki/Loyal_Wingman" w:history="1">
               <w:r>
@@ -6512,6 +6383,7 @@
                 <w:right w:val="none" w:sz="4" w:space="0" w:color="000000"/>
               </w:pBdr>
               <w:spacing w:line="252" w:lineRule="atLeast"/>
+              <w:jc w:val="both"/>
               <w:rPr>
                 <w:b/>
                 <w:color w:val="000000"/>
@@ -6552,6 +6424,7 @@
                 <w:right w:val="none" w:sz="4" w:space="0" w:color="000000"/>
               </w:pBdr>
               <w:spacing w:line="252" w:lineRule="atLeast"/>
+              <w:jc w:val="both"/>
               <w:rPr>
                 <w:color w:val="000000"/>
               </w:rPr>
@@ -6572,6 +6445,7 @@
                 <w:right w:val="none" w:sz="4" w:space="0" w:color="000000"/>
               </w:pBdr>
               <w:spacing w:line="252" w:lineRule="atLeast"/>
+              <w:jc w:val="both"/>
               <w:rPr>
                 <w:color w:val="000000"/>
               </w:rPr>
@@ -6580,13 +6454,7 @@
               <w:rPr>
                 <w:color w:val="000000"/>
               </w:rPr>
-              <w:t xml:space="preserve">Der Blick durch eine VR-Brille suggeriert dem Gehirn eine virtuelle 3D-Welt. Wie in der realen Welt, kann man sich mit der VR-Brille durch Kopfbewegungen umsehen. </w:t>
-            </w:r>
-            <w:r>
-              <w:rPr>
-                <w:color w:val="000000"/>
-              </w:rPr>
-              <w:t>Die künstliche Intelligenz verbirgt sich hierbei jedoch nicht in der VR-Brille, sondern in der virtuellen Welt – beispielsweise in Computerspielen (siehe Zusatzmaterial KI-B1.1.1 Erklärung zu Concept Cartoons).</w:t>
+              <w:t>Der Blick durch eine VR-Brille suggeriert dem Gehirn eine virtuelle 3D-Welt. Wie in der realen Welt, kann man sich mit der VR-Brille durch Kopfbewegungen umsehen. Die künstliche Intelligenz verbirgt sich hierbei jedoch nicht in der VR-Brille, sondern in der virtuellen Welt – beispielsweise in Computerspielen (siehe Zusatzmaterial KI-B1.1.1 Erklärung zu Concept Cartoons).</w:t>
             </w:r>
           </w:p>
           <w:p>
@@ -6603,6 +6471,7 @@
                 <w:right w:val="none" w:sz="4" w:space="0" w:color="000000"/>
               </w:pBdr>
               <w:spacing w:before="0" w:after="0" w:line="252" w:lineRule="atLeast"/>
+              <w:jc w:val="both"/>
               <w:rPr>
                 <w:color w:val="000000"/>
               </w:rPr>
@@ -6612,13 +6481,7 @@
                 <w:rPr>
                   <w:rStyle w:val="Hyperlink"/>
                 </w:rPr>
-                <w:t>https://www.vdc-fellbach.de/nachrichten/2020/</w:t>
-              </w:r>
-              <w:r>
-                <w:rPr>
-                  <w:rStyle w:val="Hyperlink"/>
-                </w:rPr>
-                <w:t>08/11/wie-ki-die-virtuelle-realitaet-unterstuetzt/</w:t>
+                <w:t>https://www.vdc-fellbach.de/nachrichten/2020/08/11/wie-ki-die-virtuelle-realitaet-unterstuetzt/</w:t>
               </w:r>
             </w:hyperlink>
             <w:r>
@@ -6642,6 +6505,7 @@
                 <w:right w:val="none" w:sz="4" w:space="0" w:color="000000"/>
               </w:pBdr>
               <w:spacing w:before="0" w:after="0" w:line="252" w:lineRule="atLeast"/>
+              <w:jc w:val="both"/>
               <w:rPr>
                 <w:color w:val="000000"/>
               </w:rPr>
@@ -6691,6 +6555,7 @@
                 <w:right w:val="none" w:sz="4" w:space="0" w:color="000000"/>
               </w:pBdr>
               <w:spacing w:line="252" w:lineRule="atLeast"/>
+              <w:jc w:val="both"/>
             </w:pPr>
             <w:r>
               <w:rPr>
@@ -6728,6 +6593,7 @@
                 <w:right w:val="none" w:sz="4" w:space="0" w:color="000000"/>
               </w:pBdr>
               <w:spacing w:line="252" w:lineRule="atLeast"/>
+              <w:jc w:val="both"/>
             </w:pPr>
             <w:r>
               <w:rPr>
@@ -6763,6 +6629,7 @@
                 <w:right w:val="none" w:sz="4" w:space="0" w:color="000000"/>
               </w:pBdr>
               <w:spacing w:line="252" w:lineRule="atLeast"/>
+              <w:jc w:val="both"/>
               <w:rPr>
                 <w:color w:val="000000"/>
               </w:rPr>
@@ -6783,6 +6650,7 @@
                 <w:right w:val="none" w:sz="4" w:space="0" w:color="000000"/>
               </w:pBdr>
               <w:spacing w:line="252" w:lineRule="atLeast"/>
+              <w:jc w:val="both"/>
               <w:rPr>
                 <w:color w:val="000000"/>
               </w:rPr>
@@ -6791,59 +6659,21 @@
               <w:rPr>
                 <w:color w:val="000000"/>
               </w:rPr>
-              <w:t xml:space="preserve">In der Medizin </w:t>
-            </w:r>
-            <w:r>
-              <w:rPr>
-                <w:color w:val="000000"/>
-              </w:rPr>
-              <w:t>gehören Operationen zum Alltag. Dabei unterscheiden sich die verwendeten Instrumente, der Aufwand und auch die Dauer einer Operation stark. Eine künstliche Intelligenz kann Ärztinnen und Ärzten bei solchen Eingriffen unterstützen. Bei Operationen werden be</w:t>
-            </w:r>
-            <w:r>
-              <w:rPr>
-                <w:color w:val="000000"/>
-              </w:rPr>
-              <w:t xml:space="preserve">reits Roboter zur Unterstützung eingesetzt, wie beispielsweise der </w:t>
+              <w:t xml:space="preserve">In der Medizin gehören Operationen zum Alltag. Dabei unterscheiden sich die verwendeten Instrumente, der Aufwand und auch die Dauer einer Operation stark. Eine künstliche Intelligenz kann Ärztinnen und Ärzten bei solchen Eingriffen unterstützen. Bei Operationen werden bereits Roboter zur Unterstützung eingesetzt, wie beispielsweise der </w:t>
             </w:r>
             <w:hyperlink r:id="rId53" w:tooltip="https://www.ukaachen.de/kliniken-institute/klinik-fuer-urologie/sektion-robotik/" w:history="1">
               <w:r>
                 <w:rPr>
                   <w:rStyle w:val="Hyperlink"/>
                 </w:rPr>
-                <w:t>"Da Vi</w:t>
-              </w:r>
-              <w:r>
-                <w:rPr>
-                  <w:rStyle w:val="Hyperlink"/>
-                </w:rPr>
-                <w:t>nci"</w:t>
+                <w:t>"Da Vinci"</w:t>
               </w:r>
             </w:hyperlink>
             <w:r>
               <w:rPr>
                 <w:color w:val="000000"/>
               </w:rPr>
-              <w:t>. Jedoch liegt beim Da Vinci die Steuerung und Entscheidungen bei den Operierenden. Wenn aber ein entsprechender Roboter eigenständig Entscheidungen trifft oder Empfehlungen ausspricht, dann kann aufgrund dieser Funktionalität von KI gesprochen werden.</w:t>
-            </w:r>
-            <w:r>
-              <w:rPr>
-                <w:color w:val="000000"/>
-              </w:rPr>
-              <w:t xml:space="preserve"> In der Science-Fiction werden Operationen autonom von Robotern durchgeführt, wie zum Beispiel im Film „Star Wars: Die Rache der </w:t>
-            </w:r>
-            <w:proofErr w:type="spellStart"/>
-            <w:r>
-              <w:rPr>
-                <w:color w:val="000000"/>
-              </w:rPr>
-              <w:t>Sith</w:t>
-            </w:r>
-            <w:proofErr w:type="spellEnd"/>
-            <w:r>
-              <w:rPr>
-                <w:color w:val="000000"/>
-              </w:rPr>
-              <w:t>“ oder „Prometheus:</w:t>
+              <w:t>. Jedoch liegt beim Da Vinci die Steuerung und Entscheidungen bei den Operierenden. Wenn aber ein entsprechender Roboter eigenständig Entscheidungen trifft oder Empfehlungen ausspricht, dann kann aufgrund dieser Funktionalität von KI gesprochen werden. In der Science-Fiction werden Operationen autonom von Robotern durchgeführt, wie zum Beispiel im Film „Star Wars: Die Rache der Sith“ oder „Prometheus:</w:t>
             </w:r>
             <w:r>
               <w:t xml:space="preserve"> </w:t>
@@ -6852,13 +6682,7 @@
               <w:rPr>
                 <w:color w:val="000000"/>
               </w:rPr>
-              <w:t xml:space="preserve">Prometheus – Dunkle Zeichen“. Wann es in der realen Welt zu solchen Operationen kommt, steht jedoch in </w:t>
-            </w:r>
-            <w:r>
-              <w:rPr>
-                <w:color w:val="000000"/>
-              </w:rPr>
-              <w:t>den Sternen.</w:t>
+              <w:t>Prometheus – Dunkle Zeichen“. Wann es in der realen Welt zu solchen Operationen kommt, steht jedoch in den Sternen.</w:t>
             </w:r>
           </w:p>
           <w:p>
@@ -6875,6 +6699,7 @@
                 <w:right w:val="none" w:sz="4" w:space="0" w:color="000000"/>
               </w:pBdr>
               <w:spacing w:before="0" w:after="0" w:line="252" w:lineRule="atLeast"/>
+              <w:jc w:val="both"/>
               <w:rPr>
                 <w:color w:val="000000"/>
               </w:rPr>
@@ -6908,6 +6733,7 @@
                 <w:right w:val="none" w:sz="4" w:space="0" w:color="000000"/>
               </w:pBdr>
               <w:spacing w:before="0" w:after="0" w:line="252" w:lineRule="atLeast"/>
+              <w:jc w:val="both"/>
               <w:rPr>
                 <w:color w:val="000000"/>
               </w:rPr>
@@ -6941,6 +6767,7 @@
                 <w:right w:val="none" w:sz="4" w:space="0" w:color="000000"/>
               </w:pBdr>
               <w:spacing w:before="0" w:after="0" w:line="252" w:lineRule="atLeast"/>
+              <w:jc w:val="both"/>
               <w:rPr>
                 <w:color w:val="000000"/>
               </w:rPr>
@@ -6950,13 +6777,7 @@
                 <w:rPr>
                   <w:rStyle w:val="Hyperlink"/>
                 </w:rPr>
-                <w:t>https://www.aerzteblatt.de/archiv/17178/Kuenstliche-Intelligenz-Roboter-fuer-die-Gesichtschir</w:t>
-              </w:r>
-              <w:r>
-                <w:rPr>
-                  <w:rStyle w:val="Hyperlink"/>
-                </w:rPr>
-                <w:t>urgie</w:t>
+                <w:t>https://www.aerzteblatt.de/archiv/17178/Kuenstliche-Intelligenz-Roboter-fuer-die-Gesichtschirurgie</w:t>
               </w:r>
             </w:hyperlink>
             <w:r>
@@ -6980,8 +6801,8 @@
                 <w:right w:val="none" w:sz="4" w:space="0" w:color="000000"/>
               </w:pBdr>
               <w:spacing w:before="0" w:after="0" w:line="252" w:lineRule="atLeast"/>
+              <w:jc w:val="both"/>
               <w:rPr>
-                <w:ins w:id="16" w:author="Imke Endjer" w:date="2023-01-27T13:23:00Z"/>
                 <w:color w:val="000000"/>
               </w:rPr>
             </w:pPr>
@@ -7009,8 +6830,8 @@
                 <w:right w:val="none" w:sz="4" w:space="0" w:color="000000"/>
               </w:pBdr>
               <w:spacing w:line="252" w:lineRule="atLeast"/>
+              <w:jc w:val="both"/>
               <w:rPr>
-                <w:ins w:id="17" w:author="Imke Endjer" w:date="2023-01-27T13:23:00Z"/>
                 <w:color w:val="000000"/>
               </w:rPr>
             </w:pPr>
@@ -7024,8 +6845,8 @@
                 <w:right w:val="none" w:sz="4" w:space="0" w:color="000000"/>
               </w:pBdr>
               <w:spacing w:line="252" w:lineRule="atLeast"/>
+              <w:jc w:val="both"/>
               <w:rPr>
-                <w:ins w:id="18" w:author="Imke Endjer" w:date="2023-01-27T13:23:00Z"/>
                 <w:color w:val="000000"/>
               </w:rPr>
             </w:pPr>
@@ -7039,8 +6860,8 @@
                 <w:right w:val="none" w:sz="4" w:space="0" w:color="000000"/>
               </w:pBdr>
               <w:spacing w:line="252" w:lineRule="atLeast"/>
+              <w:jc w:val="both"/>
               <w:rPr>
-                <w:ins w:id="19" w:author="Imke Endjer" w:date="2023-01-27T13:23:00Z"/>
                 <w:color w:val="000000"/>
               </w:rPr>
             </w:pPr>
@@ -7054,28 +6875,10 @@
                 <w:right w:val="none" w:sz="4" w:space="0" w:color="000000"/>
               </w:pBdr>
               <w:spacing w:line="252" w:lineRule="atLeast"/>
+              <w:jc w:val="both"/>
               <w:rPr>
                 <w:color w:val="000000"/>
-                <w:rPrChange w:id="20" w:author="Imke Endjer" w:date="2023-01-27T13:23:00Z">
-                  <w:rPr/>
-                </w:rPrChange>
               </w:rPr>
-              <w:pPrChange w:id="21" w:author="Imke Endjer" w:date="2023-01-27T13:23:00Z">
-                <w:pPr>
-                  <w:pStyle w:val="Listenabsatz"/>
-                  <w:numPr>
-                    <w:numId w:val="15"/>
-                  </w:numPr>
-                  <w:pBdr>
-                    <w:top w:val="none" w:sz="4" w:space="0" w:color="000000"/>
-                    <w:left w:val="none" w:sz="4" w:space="0" w:color="000000"/>
-                    <w:bottom w:val="none" w:sz="4" w:space="0" w:color="000000"/>
-                    <w:right w:val="none" w:sz="4" w:space="0" w:color="000000"/>
-                  </w:pBdr>
-                  <w:spacing w:before="0" w:after="0" w:line="252" w:lineRule="atLeast"/>
-                  <w:ind w:hanging="360"/>
-                </w:pPr>
-              </w:pPrChange>
             </w:pPr>
           </w:p>
         </w:tc>
@@ -7107,6 +6910,7 @@
                 <w:right w:val="none" w:sz="4" w:space="0" w:color="000000"/>
               </w:pBdr>
               <w:spacing w:line="252" w:lineRule="atLeast"/>
+              <w:jc w:val="both"/>
             </w:pPr>
             <w:r>
               <w:rPr>
@@ -7143,6 +6947,7 @@
                 <w:right w:val="none" w:sz="4" w:space="0" w:color="000000"/>
               </w:pBdr>
               <w:spacing w:line="252" w:lineRule="atLeast"/>
+              <w:jc w:val="both"/>
               <w:rPr>
                 <w:color w:val="000000"/>
               </w:rPr>
@@ -7151,13 +6956,7 @@
               <w:rPr>
                 <w:color w:val="000000"/>
               </w:rPr>
-              <w:t>Magnetre</w:t>
-            </w:r>
-            <w:r>
-              <w:rPr>
-                <w:color w:val="000000"/>
-              </w:rPr>
-              <w:t>sonanztomographie (MRT):</w:t>
+              <w:t>Magnetresonanztomographie (MRT):</w:t>
             </w:r>
           </w:p>
           <w:p>
@@ -7169,6 +6968,7 @@
                 <w:right w:val="none" w:sz="4" w:space="0" w:color="000000"/>
               </w:pBdr>
               <w:spacing w:line="252" w:lineRule="atLeast"/>
+              <w:jc w:val="both"/>
               <w:rPr>
                 <w:color w:val="000000"/>
               </w:rPr>
@@ -7177,6 +6977,7 @@
               <w:rPr>
                 <w:color w:val="000000"/>
               </w:rPr>
+              <w:lastRenderedPageBreak/>
               <w:t xml:space="preserve">Das MRT ist in der Lage Schnittbilder des Körpers zu erstellen. Ärztinnen und Ärzte können mit Hilfe solcher Aufnahmen Krankheiten erkennen. Dies </w:t>
             </w:r>
             <w:proofErr w:type="gramStart"/>
@@ -7191,20 +6992,7 @@
               <w:rPr>
                 <w:color w:val="000000"/>
               </w:rPr>
-              <w:t xml:space="preserve"> jedoch eine lange Ausbildung und viel Erfahrung. Die reine Bildgebung durch</w:t>
-            </w:r>
-            <w:r>
-              <w:rPr>
-                <w:color w:val="000000"/>
-              </w:rPr>
-              <w:t xml:space="preserve"> das MRT ist nicht </w:t>
-            </w:r>
-            <w:r>
-              <w:rPr>
-                <w:color w:val="000000"/>
-              </w:rPr>
-              <w:lastRenderedPageBreak/>
-              <w:t xml:space="preserve">künstlich intelligent. Jedoch wird schon heute künstliche Intelligenz eingesetzt, um das medizinische Personal bei der Auswertung solcher Bilder zu unterstützen. </w:t>
+              <w:t xml:space="preserve"> jedoch eine lange Ausbildung und viel Erfahrung. Die reine Bildgebung durch das MRT ist nicht künstlich intelligent. Jedoch wird schon heute künstliche Intelligenz eingesetzt, um das medizinische Personal bei der Auswertung solcher Bilder zu unterstützen. </w:t>
             </w:r>
           </w:p>
           <w:p>
@@ -7221,6 +7009,7 @@
                 <w:right w:val="none" w:sz="4" w:space="0" w:color="000000"/>
               </w:pBdr>
               <w:spacing w:before="0" w:after="0" w:line="252" w:lineRule="atLeast"/>
+              <w:jc w:val="both"/>
             </w:pPr>
             <w:hyperlink r:id="rId58" w:tooltip="https://www.ibm.com/blogs/research/2019/07/ai-tools-for-cancer-research/" w:history="1">
               <w:r>
@@ -7248,19 +7037,14 @@
                 <w:right w:val="none" w:sz="4" w:space="0" w:color="000000"/>
               </w:pBdr>
               <w:spacing w:before="0" w:after="0" w:line="252" w:lineRule="atLeast"/>
+              <w:jc w:val="both"/>
             </w:pPr>
             <w:hyperlink r:id="rId59" w:tooltip="https://www.aerzteblatt.de/nachrichten/108688/Kuenstliche-Intelligenz-soll-MRT-Auswertung-beschleunigen" w:history="1">
               <w:r>
                 <w:rPr>
                   <w:rStyle w:val="Hyperlink"/>
                 </w:rPr>
-                <w:t>https://www.aerzteblatt.de/nachrichten/10868</w:t>
-              </w:r>
-              <w:r>
-                <w:rPr>
-                  <w:rStyle w:val="Hyperlink"/>
-                </w:rPr>
-                <w:t>8/Kuenstliche-Intelligenz-soll-MRT-Auswertung-beschleunigen</w:t>
+                <w:t>https://www.aerzteblatt.de/nachrichten/108688/Kuenstliche-Intelligenz-soll-MRT-Auswertung-beschleunigen</w:t>
               </w:r>
             </w:hyperlink>
             <w:r>
@@ -7298,6 +7082,7 @@
                 <w:right w:val="none" w:sz="4" w:space="0" w:color="000000"/>
               </w:pBdr>
               <w:spacing w:line="252" w:lineRule="atLeast"/>
+              <w:jc w:val="both"/>
             </w:pPr>
             <w:r>
               <w:rPr>
@@ -7334,6 +7119,7 @@
                 <w:right w:val="none" w:sz="4" w:space="0" w:color="000000"/>
               </w:pBdr>
               <w:spacing w:line="252" w:lineRule="atLeast"/>
+              <w:jc w:val="both"/>
               <w:rPr>
                 <w:color w:val="000000"/>
               </w:rPr>
@@ -7354,6 +7140,7 @@
                 <w:right w:val="none" w:sz="4" w:space="0" w:color="000000"/>
               </w:pBdr>
               <w:spacing w:line="252" w:lineRule="atLeast"/>
+              <w:jc w:val="both"/>
               <w:rPr>
                 <w:color w:val="000000"/>
               </w:rPr>
@@ -7362,13 +7149,7 @@
               <w:rPr>
                 <w:color w:val="000000"/>
               </w:rPr>
-              <w:t>Eine medizinische Untersuchung, bei der ein U</w:t>
-            </w:r>
-            <w:r>
-              <w:rPr>
-                <w:color w:val="000000"/>
-              </w:rPr>
-              <w:t xml:space="preserve">ltraschall zum Einsatz kommt, ist zunächst ohne künstliche Intelligenz durchführbar. Jedoch gibt es (wie beim MRT) bereits Systeme, die die Ärzte und Ärztinnen bei der Interpretation der Ultraschallbilder unterstützen und Krankheiten früh erkennen können. </w:t>
+              <w:t xml:space="preserve">Eine medizinische Untersuchung, bei der ein Ultraschall zum Einsatz kommt, ist zunächst ohne künstliche Intelligenz durchführbar. Jedoch gibt es (wie beim MRT) bereits Systeme, die die Ärzte und Ärztinnen bei der Interpretation der Ultraschallbilder unterstützen und Krankheiten früh erkennen können. </w:t>
             </w:r>
           </w:p>
           <w:p>
@@ -7385,6 +7166,7 @@
                 <w:right w:val="none" w:sz="4" w:space="0" w:color="000000"/>
               </w:pBdr>
               <w:spacing w:line="252" w:lineRule="atLeast"/>
+              <w:jc w:val="both"/>
             </w:pPr>
             <w:hyperlink r:id="rId60" w:anchor="Anwendungen" w:tooltip="https://de.wikipedia.org/wiki/Ultraschall#Anwendungen" w:history="1">
               <w:r>
@@ -7415,19 +7197,14 @@
                 <w:right w:val="none" w:sz="4" w:space="0" w:color="000000"/>
               </w:pBdr>
               <w:spacing w:line="252" w:lineRule="atLeast"/>
+              <w:jc w:val="both"/>
             </w:pPr>
             <w:hyperlink r:id="rId61" w:tooltip="https://www.medica.de/de/News/Archiv/KI_Wie_intelligenter_Ultraschall_die_Krebsfr%C3%BCherkennung_revolutioniert" w:history="1">
               <w:r>
                 <w:rPr>
                   <w:rStyle w:val="Hyperlink"/>
                 </w:rPr>
-                <w:t>https://www.medica.de/de/News/Archiv/KI_Wie_intelligenter_Ultraschall_die_K</w:t>
-              </w:r>
-              <w:r>
-                <w:rPr>
-                  <w:rStyle w:val="Hyperlink"/>
-                </w:rPr>
-                <w:t>rebsfr%C3%BCherkennung_revolutioniert</w:t>
+                <w:t>https://www.medica.de/de/News/Archiv/KI_Wie_intelligenter_Ultraschall_die_Krebsfr%C3%BCherkennung_revolutioniert</w:t>
               </w:r>
             </w:hyperlink>
             <w:r>
@@ -7466,6 +7243,7 @@
                 <w:right w:val="none" w:sz="4" w:space="0" w:color="000000"/>
               </w:pBdr>
               <w:spacing w:line="252" w:lineRule="atLeast"/>
+              <w:jc w:val="both"/>
             </w:pPr>
             <w:r>
               <w:rPr>
@@ -7502,6 +7280,7 @@
                 <w:right w:val="none" w:sz="4" w:space="0" w:color="000000"/>
               </w:pBdr>
               <w:spacing w:line="252" w:lineRule="atLeast"/>
+              <w:jc w:val="both"/>
               <w:rPr>
                 <w:color w:val="000000"/>
               </w:rPr>
@@ -7522,6 +7301,7 @@
                 <w:right w:val="none" w:sz="4" w:space="0" w:color="000000"/>
               </w:pBdr>
               <w:spacing w:line="252" w:lineRule="atLeast"/>
+              <w:jc w:val="both"/>
               <w:rPr>
                 <w:color w:val="000000"/>
               </w:rPr>
@@ -7530,19 +7310,7 @@
               <w:rPr>
                 <w:color w:val="000000"/>
               </w:rPr>
-              <w:t>Dem</w:t>
-            </w:r>
-            <w:r>
-              <w:rPr>
-                <w:color w:val="000000"/>
-              </w:rPr>
-              <w:t xml:space="preserve"> steigenden Fachkräftebedarf kann (zumindest teilweise) mit speziellen Robotern entgegengewirkt werden. Vor allem in Japan wird an solchen Systemen geforscht. Mit Hilfe künstlicher Intelligenz sind diese Roboter in der Lage sich mit Menschen zu unterhalten</w:t>
-            </w:r>
-            <w:r>
-              <w:rPr>
-                <w:color w:val="000000"/>
-              </w:rPr>
-              <w:t xml:space="preserve"> oder im Notfall einen Hilferuf abzusetzen.</w:t>
+              <w:t>Dem steigenden Fachkräftebedarf kann (zumindest teilweise) mit speziellen Robotern entgegengewirkt werden. Vor allem in Japan wird an solchen Systemen geforscht. Mit Hilfe künstlicher Intelligenz sind diese Roboter in der Lage sich mit Menschen zu unterhalten oder im Notfall einen Hilferuf abzusetzen.</w:t>
             </w:r>
           </w:p>
           <w:p>
@@ -7559,6 +7327,7 @@
                 <w:right w:val="none" w:sz="4" w:space="0" w:color="000000"/>
               </w:pBdr>
               <w:spacing w:before="0" w:after="0" w:line="252" w:lineRule="atLeast"/>
+              <w:jc w:val="both"/>
               <w:rPr>
                 <w:color w:val="000000"/>
               </w:rPr>
@@ -7592,6 +7361,7 @@
                 <w:right w:val="none" w:sz="4" w:space="0" w:color="000000"/>
               </w:pBdr>
               <w:spacing w:before="0" w:after="0" w:line="252" w:lineRule="atLeast"/>
+              <w:jc w:val="both"/>
               <w:rPr>
                 <w:color w:val="000000"/>
               </w:rPr>
@@ -7601,13 +7371,7 @@
                 <w:rPr>
                   <w:rStyle w:val="Hyperlink"/>
                 </w:rPr>
-                <w:t>https://www.bmwi.de/Redaktion</w:t>
-              </w:r>
-              <w:r>
-                <w:rPr>
-                  <w:rStyle w:val="Hyperlink"/>
-                </w:rPr>
-                <w:t>/DE/Publikationen/Studien/einsatz-von-robotischen-systemen-pflege-japan.pdf?__blob=publicationFile&amp;v=4</w:t>
+                <w:t>https://www.bmwi.de/Redaktion/DE/Publikationen/Studien/einsatz-von-robotischen-systemen-pflege-japan.pdf?__blob=publicationFile&amp;v=4</w:t>
               </w:r>
             </w:hyperlink>
             <w:r>
@@ -7646,6 +7410,7 @@
                 <w:right w:val="none" w:sz="4" w:space="0" w:color="000000"/>
               </w:pBdr>
               <w:spacing w:line="252" w:lineRule="atLeast"/>
+              <w:jc w:val="both"/>
             </w:pPr>
             <w:r>
               <w:rPr>
@@ -7682,6 +7447,7 @@
                 <w:right w:val="none" w:sz="4" w:space="0" w:color="000000"/>
               </w:pBdr>
               <w:spacing w:line="252" w:lineRule="atLeast"/>
+              <w:jc w:val="both"/>
               <w:rPr>
                 <w:color w:val="000000"/>
               </w:rPr>
@@ -7702,6 +7468,7 @@
                 <w:right w:val="none" w:sz="4" w:space="0" w:color="000000"/>
               </w:pBdr>
               <w:spacing w:line="252" w:lineRule="atLeast"/>
+              <w:jc w:val="both"/>
               <w:rPr>
                 <w:color w:val="000000"/>
               </w:rPr>
@@ -7710,13 +7477,7 @@
               <w:rPr>
                 <w:color w:val="000000"/>
               </w:rPr>
-              <w:t xml:space="preserve">Ein elektrisches Rollo bzw. eine elektrische Jalousie ist an sich kein Beispiel für künstliche Intelligenz. </w:t>
-            </w:r>
-            <w:r>
-              <w:rPr>
-                <w:color w:val="000000"/>
-              </w:rPr>
-              <w:t>Im Kontext Smart-Home kann eine künstliche Intelligenz Aufgaben übernehmen, um den Komfort und sie Sicherheit zu verbessern oder den Energieverbrauch zu optimieren.</w:t>
+              <w:t>Ein elektrisches Rollo bzw. eine elektrische Jalousie ist an sich kein Beispiel für künstliche Intelligenz. Im Kontext Smart-Home kann eine künstliche Intelligenz Aufgaben übernehmen, um den Komfort und sie Sicherheit zu verbessern oder den Energieverbrauch zu optimieren.</w:t>
             </w:r>
           </w:p>
           <w:p>
@@ -7733,6 +7494,7 @@
                 <w:right w:val="none" w:sz="4" w:space="0" w:color="000000"/>
               </w:pBdr>
               <w:spacing w:before="0" w:after="0" w:line="252" w:lineRule="atLeast"/>
+              <w:jc w:val="both"/>
               <w:rPr>
                 <w:color w:val="000000"/>
               </w:rPr>
@@ -7766,6 +7528,7 @@
                 <w:right w:val="none" w:sz="4" w:space="0" w:color="000000"/>
               </w:pBdr>
               <w:spacing w:before="0" w:after="0" w:line="252" w:lineRule="atLeast"/>
+              <w:jc w:val="both"/>
               <w:rPr>
                 <w:color w:val="000000"/>
               </w:rPr>
@@ -7788,7 +7551,11 @@
         </w:tc>
       </w:tr>
     </w:tbl>
-    <w:p/>
+    <w:p>
+      <w:pPr>
+        <w:jc w:val="both"/>
+      </w:pPr>
+    </w:p>
     <w:sectPr>
       <w:headerReference w:type="default" r:id="rId66"/>
       <w:footerReference w:type="default" r:id="rId67"/>
@@ -7841,7 +7608,7 @@
 </file>
 
 <file path=word/endnotes.xml><?xml version="1.0" encoding="utf-8"?>
-<w:endnotes xmlns:wpc="http://schemas.microsoft.com/office/word/2010/wordprocessingCanvas" xmlns:cx="http://schemas.microsoft.com/office/drawing/2014/chartex" xmlns:cx1="http://schemas.microsoft.com/office/drawing/2015/9/8/chartex" xmlns:cx2="http://schemas.microsoft.com/office/drawing/2015/10/21/chartex" xmlns:cx3="http://schemas.microsoft.com/office/drawing/2016/5/9/chartex" xmlns:cx4="http://schemas.microsoft.com/office/drawing/2016/5/10/chartex" xmlns:cx5="http://schemas.microsoft.com/office/drawing/2016/5/11/chartex" xmlns:cx6="http://schemas.microsoft.com/office/drawing/2016/5/12/chartex" xmlns:cx7="http://schemas.microsoft.com/office/drawing/2016/5/13/chartex" xmlns:cx8="http://schemas.microsoft.com/office/drawing/2016/5/14/chartex" xmlns:mc="http://schemas.openxmlformats.org/markup-compatibility/2006" xmlns:aink="http://schemas.microsoft.com/office/drawing/2016/ink" xmlns:am3d="http://schemas.microsoft.com/office/drawing/2017/model3d" xmlns:o="urn:schemas-microsoft-com:office:office" xmlns:r="http://schemas.openxmlformats.org/officeDocument/2006/relationships" xmlns:m="http://schemas.openxmlformats.org/officeDocument/2006/math" xmlns:v="urn:schemas-microsoft-com:vml" xmlns:wp14="http://schemas.microsoft.com/office/word/2010/wordprocessingDrawing" xmlns:wp="http://schemas.openxmlformats.org/drawingml/2006/wordprocessingDrawing" xmlns:w10="urn:schemas-microsoft-com:office:word" xmlns:w="http://schemas.openxmlformats.org/wordprocessingml/2006/main" xmlns:w14="http://schemas.microsoft.com/office/word/2010/wordml" xmlns:w15="http://schemas.microsoft.com/office/word/2012/wordml" xmlns:w16cid="http://schemas.microsoft.com/office/word/2016/wordml/cid" xmlns:w16se="http://schemas.microsoft.com/office/word/2015/wordml/symex" xmlns:wpg="http://schemas.microsoft.com/office/word/2010/wordprocessingGroup" xmlns:wpi="http://schemas.microsoft.com/office/word/2010/wordprocessingInk" xmlns:wne="http://schemas.microsoft.com/office/word/2006/wordml" xmlns:wps="http://schemas.microsoft.com/office/word/2010/wordprocessingShape" mc:Ignorable="w14 w15 w16se w16cid wp14">
+<w:endnotes xmlns:wpc="http://schemas.microsoft.com/office/word/2010/wordprocessingCanvas" xmlns:cx="http://schemas.microsoft.com/office/drawing/2014/chartex" xmlns:cx1="http://schemas.microsoft.com/office/drawing/2015/9/8/chartex" xmlns:cx2="http://schemas.microsoft.com/office/drawing/2015/10/21/chartex" xmlns:cx3="http://schemas.microsoft.com/office/drawing/2016/5/9/chartex" xmlns:cx4="http://schemas.microsoft.com/office/drawing/2016/5/10/chartex" xmlns:cx5="http://schemas.microsoft.com/office/drawing/2016/5/11/chartex" xmlns:cx6="http://schemas.microsoft.com/office/drawing/2016/5/12/chartex" xmlns:cx7="http://schemas.microsoft.com/office/drawing/2016/5/13/chartex" xmlns:cx8="http://schemas.microsoft.com/office/drawing/2016/5/14/chartex" xmlns:mc="http://schemas.openxmlformats.org/markup-compatibility/2006" xmlns:aink="http://schemas.microsoft.com/office/drawing/2016/ink" xmlns:am3d="http://schemas.microsoft.com/office/drawing/2017/model3d" xmlns:o="urn:schemas-microsoft-com:office:office" xmlns:oel="http://schemas.microsoft.com/office/2019/extlst" xmlns:r="http://schemas.openxmlformats.org/officeDocument/2006/relationships" xmlns:m="http://schemas.openxmlformats.org/officeDocument/2006/math" xmlns:v="urn:schemas-microsoft-com:vml" xmlns:wp14="http://schemas.microsoft.com/office/word/2010/wordprocessingDrawing" xmlns:wp="http://schemas.openxmlformats.org/drawingml/2006/wordprocessingDrawing" xmlns:w10="urn:schemas-microsoft-com:office:word" xmlns:w="http://schemas.openxmlformats.org/wordprocessingml/2006/main" xmlns:w14="http://schemas.microsoft.com/office/word/2010/wordml" xmlns:w15="http://schemas.microsoft.com/office/word/2012/wordml" xmlns:w16cex="http://schemas.microsoft.com/office/word/2018/wordml/cex" xmlns:w16cid="http://schemas.microsoft.com/office/word/2016/wordml/cid" xmlns:w16="http://schemas.microsoft.com/office/word/2018/wordml" xmlns:w16du="http://schemas.microsoft.com/office/word/2023/wordml/word16du" xmlns:w16sdtdh="http://schemas.microsoft.com/office/word/2020/wordml/sdtdatahash" xmlns:w16se="http://schemas.microsoft.com/office/word/2015/wordml/symex" xmlns:wpg="http://schemas.microsoft.com/office/word/2010/wordprocessingGroup" xmlns:wpi="http://schemas.microsoft.com/office/word/2010/wordprocessingInk" xmlns:wne="http://schemas.microsoft.com/office/word/2006/wordml" xmlns:wps="http://schemas.microsoft.com/office/word/2010/wordprocessingShape" mc:Ignorable="w14 w15 w16se w16cid w16 w16cex w16sdtdh wp14">
   <w:endnote w:type="separator" w:id="-1">
     <w:p>
       <w:r>
@@ -7860,7 +7627,7 @@
 </file>
 
 <file path=word/footer1.xml><?xml version="1.0" encoding="utf-8"?>
-<w:ftr xmlns:wpc="http://schemas.microsoft.com/office/word/2010/wordprocessingCanvas" xmlns:cx="http://schemas.microsoft.com/office/drawing/2014/chartex" xmlns:cx1="http://schemas.microsoft.com/office/drawing/2015/9/8/chartex" xmlns:cx2="http://schemas.microsoft.com/office/drawing/2015/10/21/chartex" xmlns:cx3="http://schemas.microsoft.com/office/drawing/2016/5/9/chartex" xmlns:cx4="http://schemas.microsoft.com/office/drawing/2016/5/10/chartex" xmlns:cx5="http://schemas.microsoft.com/office/drawing/2016/5/11/chartex" xmlns:cx6="http://schemas.microsoft.com/office/drawing/2016/5/12/chartex" xmlns:cx7="http://schemas.microsoft.com/office/drawing/2016/5/13/chartex" xmlns:cx8="http://schemas.microsoft.com/office/drawing/2016/5/14/chartex" xmlns:mc="http://schemas.openxmlformats.org/markup-compatibility/2006" xmlns:aink="http://schemas.microsoft.com/office/drawing/2016/ink" xmlns:am3d="http://schemas.microsoft.com/office/drawing/2017/model3d" xmlns:o="urn:schemas-microsoft-com:office:office" xmlns:r="http://schemas.openxmlformats.org/officeDocument/2006/relationships" xmlns:m="http://schemas.openxmlformats.org/officeDocument/2006/math" xmlns:v="urn:schemas-microsoft-com:vml" xmlns:wp14="http://schemas.microsoft.com/office/word/2010/wordprocessingDrawing" xmlns:wp="http://schemas.openxmlformats.org/drawingml/2006/wordprocessingDrawing" xmlns:w10="urn:schemas-microsoft-com:office:word" xmlns:w="http://schemas.openxmlformats.org/wordprocessingml/2006/main" xmlns:w14="http://schemas.microsoft.com/office/word/2010/wordml" xmlns:w15="http://schemas.microsoft.com/office/word/2012/wordml" xmlns:w16cid="http://schemas.microsoft.com/office/word/2016/wordml/cid" xmlns:w16se="http://schemas.microsoft.com/office/word/2015/wordml/symex" xmlns:wpg="http://schemas.microsoft.com/office/word/2010/wordprocessingGroup" xmlns:wpi="http://schemas.microsoft.com/office/word/2010/wordprocessingInk" xmlns:wne="http://schemas.microsoft.com/office/word/2006/wordml" xmlns:wps="http://schemas.microsoft.com/office/word/2010/wordprocessingShape" mc:Ignorable="w14 w15 w16se w16cid wp14">
+<w:ftr xmlns:wpc="http://schemas.microsoft.com/office/word/2010/wordprocessingCanvas" xmlns:cx="http://schemas.microsoft.com/office/drawing/2014/chartex" xmlns:cx1="http://schemas.microsoft.com/office/drawing/2015/9/8/chartex" xmlns:cx2="http://schemas.microsoft.com/office/drawing/2015/10/21/chartex" xmlns:cx3="http://schemas.microsoft.com/office/drawing/2016/5/9/chartex" xmlns:cx4="http://schemas.microsoft.com/office/drawing/2016/5/10/chartex" xmlns:cx5="http://schemas.microsoft.com/office/drawing/2016/5/11/chartex" xmlns:cx6="http://schemas.microsoft.com/office/drawing/2016/5/12/chartex" xmlns:cx7="http://schemas.microsoft.com/office/drawing/2016/5/13/chartex" xmlns:cx8="http://schemas.microsoft.com/office/drawing/2016/5/14/chartex" xmlns:mc="http://schemas.openxmlformats.org/markup-compatibility/2006" xmlns:aink="http://schemas.microsoft.com/office/drawing/2016/ink" xmlns:am3d="http://schemas.microsoft.com/office/drawing/2017/model3d" xmlns:o="urn:schemas-microsoft-com:office:office" xmlns:oel="http://schemas.microsoft.com/office/2019/extlst" xmlns:r="http://schemas.openxmlformats.org/officeDocument/2006/relationships" xmlns:m="http://schemas.openxmlformats.org/officeDocument/2006/math" xmlns:v="urn:schemas-microsoft-com:vml" xmlns:wp14="http://schemas.microsoft.com/office/word/2010/wordprocessingDrawing" xmlns:wp="http://schemas.openxmlformats.org/drawingml/2006/wordprocessingDrawing" xmlns:w10="urn:schemas-microsoft-com:office:word" xmlns:w="http://schemas.openxmlformats.org/wordprocessingml/2006/main" xmlns:w14="http://schemas.microsoft.com/office/word/2010/wordml" xmlns:w15="http://schemas.microsoft.com/office/word/2012/wordml" xmlns:w16cex="http://schemas.microsoft.com/office/word/2018/wordml/cex" xmlns:w16cid="http://schemas.microsoft.com/office/word/2016/wordml/cid" xmlns:w16="http://schemas.microsoft.com/office/word/2018/wordml" xmlns:w16du="http://schemas.microsoft.com/office/word/2023/wordml/word16du" xmlns:w16sdtdh="http://schemas.microsoft.com/office/word/2020/wordml/sdtdatahash" xmlns:w16se="http://schemas.microsoft.com/office/word/2015/wordml/symex" xmlns:wpg="http://schemas.microsoft.com/office/word/2010/wordprocessingGroup" xmlns:wpi="http://schemas.microsoft.com/office/word/2010/wordprocessingInk" xmlns:wne="http://schemas.microsoft.com/office/word/2006/wordml" xmlns:wps="http://schemas.microsoft.com/office/word/2010/wordprocessingShape" mc:Ignorable="w14 w15 w16se w16cid w16 w16cex w16sdtdh wp14">
   <w:p>
     <w:pPr>
       <w:pStyle w:val="Fuzeile"/>
@@ -7870,7 +7637,7 @@
 </file>
 
 <file path=word/footer2.xml><?xml version="1.0" encoding="utf-8"?>
-<w:ftr xmlns:wpc="http://schemas.microsoft.com/office/word/2010/wordprocessingCanvas" xmlns:cx="http://schemas.microsoft.com/office/drawing/2014/chartex" xmlns:cx1="http://schemas.microsoft.com/office/drawing/2015/9/8/chartex" xmlns:cx2="http://schemas.microsoft.com/office/drawing/2015/10/21/chartex" xmlns:cx3="http://schemas.microsoft.com/office/drawing/2016/5/9/chartex" xmlns:cx4="http://schemas.microsoft.com/office/drawing/2016/5/10/chartex" xmlns:cx5="http://schemas.microsoft.com/office/drawing/2016/5/11/chartex" xmlns:cx6="http://schemas.microsoft.com/office/drawing/2016/5/12/chartex" xmlns:cx7="http://schemas.microsoft.com/office/drawing/2016/5/13/chartex" xmlns:cx8="http://schemas.microsoft.com/office/drawing/2016/5/14/chartex" xmlns:mc="http://schemas.openxmlformats.org/markup-compatibility/2006" xmlns:aink="http://schemas.microsoft.com/office/drawing/2016/ink" xmlns:am3d="http://schemas.microsoft.com/office/drawing/2017/model3d" xmlns:o="urn:schemas-microsoft-com:office:office" xmlns:r="http://schemas.openxmlformats.org/officeDocument/2006/relationships" xmlns:m="http://schemas.openxmlformats.org/officeDocument/2006/math" xmlns:v="urn:schemas-microsoft-com:vml" xmlns:wp14="http://schemas.microsoft.com/office/word/2010/wordprocessingDrawing" xmlns:wp="http://schemas.openxmlformats.org/drawingml/2006/wordprocessingDrawing" xmlns:w10="urn:schemas-microsoft-com:office:word" xmlns:w="http://schemas.openxmlformats.org/wordprocessingml/2006/main" xmlns:w14="http://schemas.microsoft.com/office/word/2010/wordml" xmlns:w15="http://schemas.microsoft.com/office/word/2012/wordml" xmlns:w16cid="http://schemas.microsoft.com/office/word/2016/wordml/cid" xmlns:w16se="http://schemas.microsoft.com/office/word/2015/wordml/symex" xmlns:wpg="http://schemas.microsoft.com/office/word/2010/wordprocessingGroup" xmlns:wpi="http://schemas.microsoft.com/office/word/2010/wordprocessingInk" xmlns:wne="http://schemas.microsoft.com/office/word/2006/wordml" xmlns:wps="http://schemas.microsoft.com/office/word/2010/wordprocessingShape" mc:Ignorable="w14 w15 w16se w16cid wp14">
+<w:ftr xmlns:wpc="http://schemas.microsoft.com/office/word/2010/wordprocessingCanvas" xmlns:cx="http://schemas.microsoft.com/office/drawing/2014/chartex" xmlns:cx1="http://schemas.microsoft.com/office/drawing/2015/9/8/chartex" xmlns:cx2="http://schemas.microsoft.com/office/drawing/2015/10/21/chartex" xmlns:cx3="http://schemas.microsoft.com/office/drawing/2016/5/9/chartex" xmlns:cx4="http://schemas.microsoft.com/office/drawing/2016/5/10/chartex" xmlns:cx5="http://schemas.microsoft.com/office/drawing/2016/5/11/chartex" xmlns:cx6="http://schemas.microsoft.com/office/drawing/2016/5/12/chartex" xmlns:cx7="http://schemas.microsoft.com/office/drawing/2016/5/13/chartex" xmlns:cx8="http://schemas.microsoft.com/office/drawing/2016/5/14/chartex" xmlns:mc="http://schemas.openxmlformats.org/markup-compatibility/2006" xmlns:aink="http://schemas.microsoft.com/office/drawing/2016/ink" xmlns:am3d="http://schemas.microsoft.com/office/drawing/2017/model3d" xmlns:o="urn:schemas-microsoft-com:office:office" xmlns:oel="http://schemas.microsoft.com/office/2019/extlst" xmlns:r="http://schemas.openxmlformats.org/officeDocument/2006/relationships" xmlns:m="http://schemas.openxmlformats.org/officeDocument/2006/math" xmlns:v="urn:schemas-microsoft-com:vml" xmlns:wp14="http://schemas.microsoft.com/office/word/2010/wordprocessingDrawing" xmlns:wp="http://schemas.openxmlformats.org/drawingml/2006/wordprocessingDrawing" xmlns:w10="urn:schemas-microsoft-com:office:word" xmlns:w="http://schemas.openxmlformats.org/wordprocessingml/2006/main" xmlns:w14="http://schemas.microsoft.com/office/word/2010/wordml" xmlns:w15="http://schemas.microsoft.com/office/word/2012/wordml" xmlns:w16cex="http://schemas.microsoft.com/office/word/2018/wordml/cex" xmlns:w16cid="http://schemas.microsoft.com/office/word/2016/wordml/cid" xmlns:w16="http://schemas.microsoft.com/office/word/2018/wordml" xmlns:w16du="http://schemas.microsoft.com/office/word/2023/wordml/word16du" xmlns:w16sdtdh="http://schemas.microsoft.com/office/word/2020/wordml/sdtdatahash" xmlns:w16se="http://schemas.microsoft.com/office/word/2015/wordml/symex" xmlns:wpg="http://schemas.microsoft.com/office/word/2010/wordprocessingGroup" xmlns:wpi="http://schemas.microsoft.com/office/word/2010/wordprocessingInk" xmlns:wne="http://schemas.microsoft.com/office/word/2006/wordml" xmlns:wps="http://schemas.microsoft.com/office/word/2010/wordprocessingShape" mc:Ignorable="w14 w15 w16se w16cid w16 w16cex w16sdtdh wp14">
   <w:p>
     <w:pPr>
       <w:pStyle w:val="Kopfzeile"/>
@@ -7894,7 +7661,7 @@
       <mc:AlternateContent>
         <mc:Choice Requires="wpg">
           <w:drawing>
-            <wp:anchor distT="0" distB="0" distL="114300" distR="114300" simplePos="0" relativeHeight="251654144" behindDoc="0" locked="0" layoutInCell="1" allowOverlap="1">
+            <wp:anchor distT="0" distB="0" distL="114300" distR="114300" simplePos="0" relativeHeight="251654144" behindDoc="0" locked="0" layoutInCell="1" allowOverlap="1" wp14:anchorId="0A23D5B2" wp14:editId="1BC9C7A9">
               <wp:simplePos x="0" y="0"/>
               <wp:positionH relativeFrom="column">
                 <wp:posOffset>4552</wp:posOffset>
@@ -7981,15 +7748,7 @@
       <w:rPr>
         <w:sz w:val="18"/>
       </w:rPr>
-      <w:t>1</w:t>
-    </w:r>
-    <w:bookmarkStart w:id="0" w:name="_GoBack"/>
-    <w:bookmarkEnd w:id="0"/>
-    <w:r>
-      <w:rPr>
-        <w:sz w:val="18"/>
-      </w:rPr>
-      <w:t>3</w:t>
+      <w:t>13</w:t>
     </w:r>
     <w:r>
       <w:rPr>
@@ -8084,7 +7843,7 @@
 </file>
 
 <file path=word/footer3.xml><?xml version="1.0" encoding="utf-8"?>
-<w:ftr xmlns:wpc="http://schemas.microsoft.com/office/word/2010/wordprocessingCanvas" xmlns:cx="http://schemas.microsoft.com/office/drawing/2014/chartex" xmlns:cx1="http://schemas.microsoft.com/office/drawing/2015/9/8/chartex" xmlns:cx2="http://schemas.microsoft.com/office/drawing/2015/10/21/chartex" xmlns:cx3="http://schemas.microsoft.com/office/drawing/2016/5/9/chartex" xmlns:cx4="http://schemas.microsoft.com/office/drawing/2016/5/10/chartex" xmlns:cx5="http://schemas.microsoft.com/office/drawing/2016/5/11/chartex" xmlns:cx6="http://schemas.microsoft.com/office/drawing/2016/5/12/chartex" xmlns:cx7="http://schemas.microsoft.com/office/drawing/2016/5/13/chartex" xmlns:cx8="http://schemas.microsoft.com/office/drawing/2016/5/14/chartex" xmlns:mc="http://schemas.openxmlformats.org/markup-compatibility/2006" xmlns:aink="http://schemas.microsoft.com/office/drawing/2016/ink" xmlns:am3d="http://schemas.microsoft.com/office/drawing/2017/model3d" xmlns:o="urn:schemas-microsoft-com:office:office" xmlns:r="http://schemas.openxmlformats.org/officeDocument/2006/relationships" xmlns:m="http://schemas.openxmlformats.org/officeDocument/2006/math" xmlns:v="urn:schemas-microsoft-com:vml" xmlns:wp14="http://schemas.microsoft.com/office/word/2010/wordprocessingDrawing" xmlns:wp="http://schemas.openxmlformats.org/drawingml/2006/wordprocessingDrawing" xmlns:w10="urn:schemas-microsoft-com:office:word" xmlns:w="http://schemas.openxmlformats.org/wordprocessingml/2006/main" xmlns:w14="http://schemas.microsoft.com/office/word/2010/wordml" xmlns:w15="http://schemas.microsoft.com/office/word/2012/wordml" xmlns:w16cid="http://schemas.microsoft.com/office/word/2016/wordml/cid" xmlns:w16se="http://schemas.microsoft.com/office/word/2015/wordml/symex" xmlns:wpg="http://schemas.microsoft.com/office/word/2010/wordprocessingGroup" xmlns:wpi="http://schemas.microsoft.com/office/word/2010/wordprocessingInk" xmlns:wne="http://schemas.microsoft.com/office/word/2006/wordml" xmlns:wps="http://schemas.microsoft.com/office/word/2010/wordprocessingShape" mc:Ignorable="w14 w15 w16se w16cid wp14">
+<w:ftr xmlns:wpc="http://schemas.microsoft.com/office/word/2010/wordprocessingCanvas" xmlns:cx="http://schemas.microsoft.com/office/drawing/2014/chartex" xmlns:cx1="http://schemas.microsoft.com/office/drawing/2015/9/8/chartex" xmlns:cx2="http://schemas.microsoft.com/office/drawing/2015/10/21/chartex" xmlns:cx3="http://schemas.microsoft.com/office/drawing/2016/5/9/chartex" xmlns:cx4="http://schemas.microsoft.com/office/drawing/2016/5/10/chartex" xmlns:cx5="http://schemas.microsoft.com/office/drawing/2016/5/11/chartex" xmlns:cx6="http://schemas.microsoft.com/office/drawing/2016/5/12/chartex" xmlns:cx7="http://schemas.microsoft.com/office/drawing/2016/5/13/chartex" xmlns:cx8="http://schemas.microsoft.com/office/drawing/2016/5/14/chartex" xmlns:mc="http://schemas.openxmlformats.org/markup-compatibility/2006" xmlns:aink="http://schemas.microsoft.com/office/drawing/2016/ink" xmlns:am3d="http://schemas.microsoft.com/office/drawing/2017/model3d" xmlns:o="urn:schemas-microsoft-com:office:office" xmlns:oel="http://schemas.microsoft.com/office/2019/extlst" xmlns:r="http://schemas.openxmlformats.org/officeDocument/2006/relationships" xmlns:m="http://schemas.openxmlformats.org/officeDocument/2006/math" xmlns:v="urn:schemas-microsoft-com:vml" xmlns:wp14="http://schemas.microsoft.com/office/word/2010/wordprocessingDrawing" xmlns:wp="http://schemas.openxmlformats.org/drawingml/2006/wordprocessingDrawing" xmlns:w10="urn:schemas-microsoft-com:office:word" xmlns:w="http://schemas.openxmlformats.org/wordprocessingml/2006/main" xmlns:w14="http://schemas.microsoft.com/office/word/2010/wordml" xmlns:w15="http://schemas.microsoft.com/office/word/2012/wordml" xmlns:w16cex="http://schemas.microsoft.com/office/word/2018/wordml/cex" xmlns:w16cid="http://schemas.microsoft.com/office/word/2016/wordml/cid" xmlns:w16="http://schemas.microsoft.com/office/word/2018/wordml" xmlns:w16du="http://schemas.microsoft.com/office/word/2023/wordml/word16du" xmlns:w16sdtdh="http://schemas.microsoft.com/office/word/2020/wordml/sdtdatahash" xmlns:w16se="http://schemas.microsoft.com/office/word/2015/wordml/symex" xmlns:wpg="http://schemas.microsoft.com/office/word/2010/wordprocessingGroup" xmlns:wpi="http://schemas.microsoft.com/office/word/2010/wordprocessingInk" xmlns:wne="http://schemas.microsoft.com/office/word/2006/wordml" xmlns:wps="http://schemas.microsoft.com/office/word/2010/wordprocessingShape" mc:Ignorable="w14 w15 w16se w16cid w16 w16cex w16sdtdh wp14">
   <w:p>
     <w:pPr>
       <w:pStyle w:val="Fuzeile"/>
@@ -8094,7 +7853,7 @@
 </file>
 
 <file path=word/footer4.xml><?xml version="1.0" encoding="utf-8"?>
-<w:ftr xmlns:wpc="http://schemas.microsoft.com/office/word/2010/wordprocessingCanvas" xmlns:cx="http://schemas.microsoft.com/office/drawing/2014/chartex" xmlns:cx1="http://schemas.microsoft.com/office/drawing/2015/9/8/chartex" xmlns:cx2="http://schemas.microsoft.com/office/drawing/2015/10/21/chartex" xmlns:cx3="http://schemas.microsoft.com/office/drawing/2016/5/9/chartex" xmlns:cx4="http://schemas.microsoft.com/office/drawing/2016/5/10/chartex" xmlns:cx5="http://schemas.microsoft.com/office/drawing/2016/5/11/chartex" xmlns:cx6="http://schemas.microsoft.com/office/drawing/2016/5/12/chartex" xmlns:cx7="http://schemas.microsoft.com/office/drawing/2016/5/13/chartex" xmlns:cx8="http://schemas.microsoft.com/office/drawing/2016/5/14/chartex" xmlns:mc="http://schemas.openxmlformats.org/markup-compatibility/2006" xmlns:aink="http://schemas.microsoft.com/office/drawing/2016/ink" xmlns:am3d="http://schemas.microsoft.com/office/drawing/2017/model3d" xmlns:o="urn:schemas-microsoft-com:office:office" xmlns:r="http://schemas.openxmlformats.org/officeDocument/2006/relationships" xmlns:m="http://schemas.openxmlformats.org/officeDocument/2006/math" xmlns:v="urn:schemas-microsoft-com:vml" xmlns:wp14="http://schemas.microsoft.com/office/word/2010/wordprocessingDrawing" xmlns:wp="http://schemas.openxmlformats.org/drawingml/2006/wordprocessingDrawing" xmlns:w10="urn:schemas-microsoft-com:office:word" xmlns:w="http://schemas.openxmlformats.org/wordprocessingml/2006/main" xmlns:w14="http://schemas.microsoft.com/office/word/2010/wordml" xmlns:w15="http://schemas.microsoft.com/office/word/2012/wordml" xmlns:w16cid="http://schemas.microsoft.com/office/word/2016/wordml/cid" xmlns:w16se="http://schemas.microsoft.com/office/word/2015/wordml/symex" xmlns:wpg="http://schemas.microsoft.com/office/word/2010/wordprocessingGroup" xmlns:wpi="http://schemas.microsoft.com/office/word/2010/wordprocessingInk" xmlns:wne="http://schemas.microsoft.com/office/word/2006/wordml" xmlns:wps="http://schemas.microsoft.com/office/word/2010/wordprocessingShape" mc:Ignorable="w14 w15 w16se w16cid wp14">
+<w:ftr xmlns:wpc="http://schemas.microsoft.com/office/word/2010/wordprocessingCanvas" xmlns:cx="http://schemas.microsoft.com/office/drawing/2014/chartex" xmlns:cx1="http://schemas.microsoft.com/office/drawing/2015/9/8/chartex" xmlns:cx2="http://schemas.microsoft.com/office/drawing/2015/10/21/chartex" xmlns:cx3="http://schemas.microsoft.com/office/drawing/2016/5/9/chartex" xmlns:cx4="http://schemas.microsoft.com/office/drawing/2016/5/10/chartex" xmlns:cx5="http://schemas.microsoft.com/office/drawing/2016/5/11/chartex" xmlns:cx6="http://schemas.microsoft.com/office/drawing/2016/5/12/chartex" xmlns:cx7="http://schemas.microsoft.com/office/drawing/2016/5/13/chartex" xmlns:cx8="http://schemas.microsoft.com/office/drawing/2016/5/14/chartex" xmlns:mc="http://schemas.openxmlformats.org/markup-compatibility/2006" xmlns:aink="http://schemas.microsoft.com/office/drawing/2016/ink" xmlns:am3d="http://schemas.microsoft.com/office/drawing/2017/model3d" xmlns:o="urn:schemas-microsoft-com:office:office" xmlns:oel="http://schemas.microsoft.com/office/2019/extlst" xmlns:r="http://schemas.openxmlformats.org/officeDocument/2006/relationships" xmlns:m="http://schemas.openxmlformats.org/officeDocument/2006/math" xmlns:v="urn:schemas-microsoft-com:vml" xmlns:wp14="http://schemas.microsoft.com/office/word/2010/wordprocessingDrawing" xmlns:wp="http://schemas.openxmlformats.org/drawingml/2006/wordprocessingDrawing" xmlns:w10="urn:schemas-microsoft-com:office:word" xmlns:w="http://schemas.openxmlformats.org/wordprocessingml/2006/main" xmlns:w14="http://schemas.microsoft.com/office/word/2010/wordml" xmlns:w15="http://schemas.microsoft.com/office/word/2012/wordml" xmlns:w16cex="http://schemas.microsoft.com/office/word/2018/wordml/cex" xmlns:w16cid="http://schemas.microsoft.com/office/word/2016/wordml/cid" xmlns:w16="http://schemas.microsoft.com/office/word/2018/wordml" xmlns:w16du="http://schemas.microsoft.com/office/word/2023/wordml/word16du" xmlns:w16sdtdh="http://schemas.microsoft.com/office/word/2020/wordml/sdtdatahash" xmlns:w16se="http://schemas.microsoft.com/office/word/2015/wordml/symex" xmlns:wpg="http://schemas.microsoft.com/office/word/2010/wordprocessingGroup" xmlns:wpi="http://schemas.microsoft.com/office/word/2010/wordprocessingInk" xmlns:wne="http://schemas.microsoft.com/office/word/2006/wordml" xmlns:wps="http://schemas.microsoft.com/office/word/2010/wordprocessingShape" mc:Ignorable="w14 w15 w16se w16cid w16 w16cex w16sdtdh wp14">
   <w:p>
     <w:pPr>
       <w:pStyle w:val="Kopfzeile"/>
@@ -8118,7 +7877,7 @@
       <mc:AlternateContent>
         <mc:Choice Requires="wpg">
           <w:drawing>
-            <wp:anchor distT="0" distB="0" distL="114300" distR="114300" simplePos="0" relativeHeight="251661312" behindDoc="0" locked="0" layoutInCell="1" allowOverlap="1">
+            <wp:anchor distT="0" distB="0" distL="114300" distR="114300" simplePos="0" relativeHeight="251661312" behindDoc="0" locked="0" layoutInCell="1" allowOverlap="1" wp14:anchorId="4632F058" wp14:editId="2B3B31F1">
               <wp:simplePos x="0" y="0"/>
               <wp:positionH relativeFrom="column">
                 <wp:posOffset>6000115</wp:posOffset>
@@ -8178,7 +7937,7 @@
                             </w:pPr>
                             <w:r>
                               <w:rPr>
-                                <w:rFonts w:ascii="helvetica 55" w:hAnsi="helvetica 55"/>
+                                <w:rFonts w:ascii="Helvetica 55" w:hAnsi="Helvetica 55"/>
                                 <w:color w:val="A6A6A6" w:themeColor="background1" w:themeShade="A6"/>
                                 <w:sz w:val="14"/>
                                 <w:szCs w:val="14"/>
@@ -8335,7 +8094,7 @@
       <mc:AlternateContent>
         <mc:Choice Requires="wpg">
           <w:drawing>
-            <wp:anchor distT="0" distB="0" distL="114300" distR="114300" simplePos="0" relativeHeight="251655168" behindDoc="0" locked="0" layoutInCell="1" allowOverlap="1">
+            <wp:anchor distT="0" distB="0" distL="114300" distR="114300" simplePos="0" relativeHeight="251655168" behindDoc="0" locked="0" layoutInCell="1" allowOverlap="1" wp14:anchorId="18F7B974" wp14:editId="729254E1">
               <wp:simplePos x="0" y="0"/>
               <wp:positionH relativeFrom="column">
                 <wp:posOffset>6985</wp:posOffset>
@@ -8416,14 +8175,7 @@
         <w:sz w:val="18"/>
       </w:rPr>
       <w:tab/>
-      <w:t xml:space="preserve">zuletzt aktualisiert </w:t>
-    </w:r>
-    <w:proofErr w:type="gramStart"/>
-    <w:r>
-      <w:rPr>
-        <w:sz w:val="18"/>
-      </w:rPr>
-      <w:t xml:space="preserve">am  </w:t>
+      <w:t xml:space="preserve">zuletzt aktualisiert am  </w:t>
     </w:r>
     <w:r>
       <w:rPr>
@@ -8435,14 +8187,7 @@
       <w:rPr>
         <w:sz w:val="18"/>
       </w:rPr>
-      <w:t>.</w:t>
-    </w:r>
-    <w:proofErr w:type="gramEnd"/>
-    <w:r>
-      <w:rPr>
-        <w:sz w:val="18"/>
-      </w:rPr>
-      <w:t>12.22</w:t>
+      <w:t>.12.22</w:t>
     </w:r>
     <w:r>
       <w:rPr>
@@ -8494,13 +8239,7 @@
       <w:rPr>
         <w:sz w:val="18"/>
       </w:rPr>
-      <w:t xml:space="preserve"> v</w:t>
-    </w:r>
-    <w:r>
-      <w:rPr>
-        <w:sz w:val="18"/>
-      </w:rPr>
-      <w:t xml:space="preserve">on </w:t>
+      <w:t xml:space="preserve"> von </w:t>
     </w:r>
     <w:r>
       <w:rPr>
@@ -8537,7 +8276,7 @@
 </file>
 
 <file path=word/footnotes.xml><?xml version="1.0" encoding="utf-8"?>
-<w:footnotes xmlns:wpc="http://schemas.microsoft.com/office/word/2010/wordprocessingCanvas" xmlns:cx="http://schemas.microsoft.com/office/drawing/2014/chartex" xmlns:cx1="http://schemas.microsoft.com/office/drawing/2015/9/8/chartex" xmlns:cx2="http://schemas.microsoft.com/office/drawing/2015/10/21/chartex" xmlns:cx3="http://schemas.microsoft.com/office/drawing/2016/5/9/chartex" xmlns:cx4="http://schemas.microsoft.com/office/drawing/2016/5/10/chartex" xmlns:cx5="http://schemas.microsoft.com/office/drawing/2016/5/11/chartex" xmlns:cx6="http://schemas.microsoft.com/office/drawing/2016/5/12/chartex" xmlns:cx7="http://schemas.microsoft.com/office/drawing/2016/5/13/chartex" xmlns:cx8="http://schemas.microsoft.com/office/drawing/2016/5/14/chartex" xmlns:mc="http://schemas.openxmlformats.org/markup-compatibility/2006" xmlns:aink="http://schemas.microsoft.com/office/drawing/2016/ink" xmlns:am3d="http://schemas.microsoft.com/office/drawing/2017/model3d" xmlns:o="urn:schemas-microsoft-com:office:office" xmlns:r="http://schemas.openxmlformats.org/officeDocument/2006/relationships" xmlns:m="http://schemas.openxmlformats.org/officeDocument/2006/math" xmlns:v="urn:schemas-microsoft-com:vml" xmlns:wp14="http://schemas.microsoft.com/office/word/2010/wordprocessingDrawing" xmlns:wp="http://schemas.openxmlformats.org/drawingml/2006/wordprocessingDrawing" xmlns:w10="urn:schemas-microsoft-com:office:word" xmlns:w="http://schemas.openxmlformats.org/wordprocessingml/2006/main" xmlns:w14="http://schemas.microsoft.com/office/word/2010/wordml" xmlns:w15="http://schemas.microsoft.com/office/word/2012/wordml" xmlns:w16cid="http://schemas.microsoft.com/office/word/2016/wordml/cid" xmlns:w16se="http://schemas.microsoft.com/office/word/2015/wordml/symex" xmlns:wpg="http://schemas.microsoft.com/office/word/2010/wordprocessingGroup" xmlns:wpi="http://schemas.microsoft.com/office/word/2010/wordprocessingInk" xmlns:wne="http://schemas.microsoft.com/office/word/2006/wordml" xmlns:wps="http://schemas.microsoft.com/office/word/2010/wordprocessingShape" mc:Ignorable="w14 w15 w16se w16cid wp14">
+<w:footnotes xmlns:wpc="http://schemas.microsoft.com/office/word/2010/wordprocessingCanvas" xmlns:cx="http://schemas.microsoft.com/office/drawing/2014/chartex" xmlns:cx1="http://schemas.microsoft.com/office/drawing/2015/9/8/chartex" xmlns:cx2="http://schemas.microsoft.com/office/drawing/2015/10/21/chartex" xmlns:cx3="http://schemas.microsoft.com/office/drawing/2016/5/9/chartex" xmlns:cx4="http://schemas.microsoft.com/office/drawing/2016/5/10/chartex" xmlns:cx5="http://schemas.microsoft.com/office/drawing/2016/5/11/chartex" xmlns:cx6="http://schemas.microsoft.com/office/drawing/2016/5/12/chartex" xmlns:cx7="http://schemas.microsoft.com/office/drawing/2016/5/13/chartex" xmlns:cx8="http://schemas.microsoft.com/office/drawing/2016/5/14/chartex" xmlns:mc="http://schemas.openxmlformats.org/markup-compatibility/2006" xmlns:aink="http://schemas.microsoft.com/office/drawing/2016/ink" xmlns:am3d="http://schemas.microsoft.com/office/drawing/2017/model3d" xmlns:o="urn:schemas-microsoft-com:office:office" xmlns:oel="http://schemas.microsoft.com/office/2019/extlst" xmlns:r="http://schemas.openxmlformats.org/officeDocument/2006/relationships" xmlns:m="http://schemas.openxmlformats.org/officeDocument/2006/math" xmlns:v="urn:schemas-microsoft-com:vml" xmlns:wp14="http://schemas.microsoft.com/office/word/2010/wordprocessingDrawing" xmlns:wp="http://schemas.openxmlformats.org/drawingml/2006/wordprocessingDrawing" xmlns:w10="urn:schemas-microsoft-com:office:word" xmlns:w="http://schemas.openxmlformats.org/wordprocessingml/2006/main" xmlns:w14="http://schemas.microsoft.com/office/word/2010/wordml" xmlns:w15="http://schemas.microsoft.com/office/word/2012/wordml" xmlns:w16cex="http://schemas.microsoft.com/office/word/2018/wordml/cex" xmlns:w16cid="http://schemas.microsoft.com/office/word/2016/wordml/cid" xmlns:w16="http://schemas.microsoft.com/office/word/2018/wordml" xmlns:w16du="http://schemas.microsoft.com/office/word/2023/wordml/word16du" xmlns:w16sdtdh="http://schemas.microsoft.com/office/word/2020/wordml/sdtdatahash" xmlns:w16se="http://schemas.microsoft.com/office/word/2015/wordml/symex" xmlns:wpg="http://schemas.microsoft.com/office/word/2010/wordprocessingGroup" xmlns:wpi="http://schemas.microsoft.com/office/word/2010/wordprocessingInk" xmlns:wne="http://schemas.microsoft.com/office/word/2006/wordml" xmlns:wps="http://schemas.microsoft.com/office/word/2010/wordprocessingShape" mc:Ignorable="w14 w15 w16se w16cid w16 w16cex w16sdtdh wp14">
   <w:footnote w:type="separator" w:id="-1">
     <w:p>
       <w:r>
@@ -8556,7 +8295,7 @@
 </file>
 
 <file path=word/header1.xml><?xml version="1.0" encoding="utf-8"?>
-<w:hdr xmlns:wpc="http://schemas.microsoft.com/office/word/2010/wordprocessingCanvas" xmlns:cx="http://schemas.microsoft.com/office/drawing/2014/chartex" xmlns:cx1="http://schemas.microsoft.com/office/drawing/2015/9/8/chartex" xmlns:cx2="http://schemas.microsoft.com/office/drawing/2015/10/21/chartex" xmlns:cx3="http://schemas.microsoft.com/office/drawing/2016/5/9/chartex" xmlns:cx4="http://schemas.microsoft.com/office/drawing/2016/5/10/chartex" xmlns:cx5="http://schemas.microsoft.com/office/drawing/2016/5/11/chartex" xmlns:cx6="http://schemas.microsoft.com/office/drawing/2016/5/12/chartex" xmlns:cx7="http://schemas.microsoft.com/office/drawing/2016/5/13/chartex" xmlns:cx8="http://schemas.microsoft.com/office/drawing/2016/5/14/chartex" xmlns:mc="http://schemas.openxmlformats.org/markup-compatibility/2006" xmlns:aink="http://schemas.microsoft.com/office/drawing/2016/ink" xmlns:am3d="http://schemas.microsoft.com/office/drawing/2017/model3d" xmlns:o="urn:schemas-microsoft-com:office:office" xmlns:r="http://schemas.openxmlformats.org/officeDocument/2006/relationships" xmlns:m="http://schemas.openxmlformats.org/officeDocument/2006/math" xmlns:v="urn:schemas-microsoft-com:vml" xmlns:wp14="http://schemas.microsoft.com/office/word/2010/wordprocessingDrawing" xmlns:wp="http://schemas.openxmlformats.org/drawingml/2006/wordprocessingDrawing" xmlns:w10="urn:schemas-microsoft-com:office:word" xmlns:w="http://schemas.openxmlformats.org/wordprocessingml/2006/main" xmlns:w14="http://schemas.microsoft.com/office/word/2010/wordml" xmlns:w15="http://schemas.microsoft.com/office/word/2012/wordml" xmlns:w16cid="http://schemas.microsoft.com/office/word/2016/wordml/cid" xmlns:w16se="http://schemas.microsoft.com/office/word/2015/wordml/symex" xmlns:wpg="http://schemas.microsoft.com/office/word/2010/wordprocessingGroup" xmlns:wpi="http://schemas.microsoft.com/office/word/2010/wordprocessingInk" xmlns:wne="http://schemas.microsoft.com/office/word/2006/wordml" xmlns:wps="http://schemas.microsoft.com/office/word/2010/wordprocessingShape" mc:Ignorable="w14 w15 w16se w16cid wp14">
+<w:hdr xmlns:wpc="http://schemas.microsoft.com/office/word/2010/wordprocessingCanvas" xmlns:cx="http://schemas.microsoft.com/office/drawing/2014/chartex" xmlns:cx1="http://schemas.microsoft.com/office/drawing/2015/9/8/chartex" xmlns:cx2="http://schemas.microsoft.com/office/drawing/2015/10/21/chartex" xmlns:cx3="http://schemas.microsoft.com/office/drawing/2016/5/9/chartex" xmlns:cx4="http://schemas.microsoft.com/office/drawing/2016/5/10/chartex" xmlns:cx5="http://schemas.microsoft.com/office/drawing/2016/5/11/chartex" xmlns:cx6="http://schemas.microsoft.com/office/drawing/2016/5/12/chartex" xmlns:cx7="http://schemas.microsoft.com/office/drawing/2016/5/13/chartex" xmlns:cx8="http://schemas.microsoft.com/office/drawing/2016/5/14/chartex" xmlns:mc="http://schemas.openxmlformats.org/markup-compatibility/2006" xmlns:aink="http://schemas.microsoft.com/office/drawing/2016/ink" xmlns:am3d="http://schemas.microsoft.com/office/drawing/2017/model3d" xmlns:o="urn:schemas-microsoft-com:office:office" xmlns:oel="http://schemas.microsoft.com/office/2019/extlst" xmlns:r="http://schemas.openxmlformats.org/officeDocument/2006/relationships" xmlns:m="http://schemas.openxmlformats.org/officeDocument/2006/math" xmlns:v="urn:schemas-microsoft-com:vml" xmlns:wp14="http://schemas.microsoft.com/office/word/2010/wordprocessingDrawing" xmlns:wp="http://schemas.openxmlformats.org/drawingml/2006/wordprocessingDrawing" xmlns:w10="urn:schemas-microsoft-com:office:word" xmlns:w="http://schemas.openxmlformats.org/wordprocessingml/2006/main" xmlns:w14="http://schemas.microsoft.com/office/word/2010/wordml" xmlns:w15="http://schemas.microsoft.com/office/word/2012/wordml" xmlns:w16cex="http://schemas.microsoft.com/office/word/2018/wordml/cex" xmlns:w16cid="http://schemas.microsoft.com/office/word/2016/wordml/cid" xmlns:w16="http://schemas.microsoft.com/office/word/2018/wordml" xmlns:w16du="http://schemas.microsoft.com/office/word/2023/wordml/word16du" xmlns:w16sdtdh="http://schemas.microsoft.com/office/word/2020/wordml/sdtdatahash" xmlns:w16se="http://schemas.microsoft.com/office/word/2015/wordml/symex" xmlns:wpg="http://schemas.microsoft.com/office/word/2010/wordprocessingGroup" xmlns:wpi="http://schemas.microsoft.com/office/word/2010/wordprocessingInk" xmlns:wne="http://schemas.microsoft.com/office/word/2006/wordml" xmlns:wps="http://schemas.microsoft.com/office/word/2010/wordprocessingShape" mc:Ignorable="w14 w15 w16se w16cid w16 w16cex w16sdtdh wp14">
   <w:p>
     <w:pPr>
       <w:pStyle w:val="Kopfzeile"/>
@@ -8566,7 +8305,7 @@
 </file>
 
 <file path=word/header2.xml><?xml version="1.0" encoding="utf-8"?>
-<w:hdr xmlns:wpc="http://schemas.microsoft.com/office/word/2010/wordprocessingCanvas" xmlns:cx="http://schemas.microsoft.com/office/drawing/2014/chartex" xmlns:cx1="http://schemas.microsoft.com/office/drawing/2015/9/8/chartex" xmlns:cx2="http://schemas.microsoft.com/office/drawing/2015/10/21/chartex" xmlns:cx3="http://schemas.microsoft.com/office/drawing/2016/5/9/chartex" xmlns:cx4="http://schemas.microsoft.com/office/drawing/2016/5/10/chartex" xmlns:cx5="http://schemas.microsoft.com/office/drawing/2016/5/11/chartex" xmlns:cx6="http://schemas.microsoft.com/office/drawing/2016/5/12/chartex" xmlns:cx7="http://schemas.microsoft.com/office/drawing/2016/5/13/chartex" xmlns:cx8="http://schemas.microsoft.com/office/drawing/2016/5/14/chartex" xmlns:mc="http://schemas.openxmlformats.org/markup-compatibility/2006" xmlns:aink="http://schemas.microsoft.com/office/drawing/2016/ink" xmlns:am3d="http://schemas.microsoft.com/office/drawing/2017/model3d" xmlns:o="urn:schemas-microsoft-com:office:office" xmlns:r="http://schemas.openxmlformats.org/officeDocument/2006/relationships" xmlns:m="http://schemas.openxmlformats.org/officeDocument/2006/math" xmlns:v="urn:schemas-microsoft-com:vml" xmlns:wp14="http://schemas.microsoft.com/office/word/2010/wordprocessingDrawing" xmlns:wp="http://schemas.openxmlformats.org/drawingml/2006/wordprocessingDrawing" xmlns:w10="urn:schemas-microsoft-com:office:word" xmlns:w="http://schemas.openxmlformats.org/wordprocessingml/2006/main" xmlns:w14="http://schemas.microsoft.com/office/word/2010/wordml" xmlns:w15="http://schemas.microsoft.com/office/word/2012/wordml" xmlns:w16cid="http://schemas.microsoft.com/office/word/2016/wordml/cid" xmlns:w16se="http://schemas.microsoft.com/office/word/2015/wordml/symex" xmlns:wpg="http://schemas.microsoft.com/office/word/2010/wordprocessingGroup" xmlns:wpi="http://schemas.microsoft.com/office/word/2010/wordprocessingInk" xmlns:wne="http://schemas.microsoft.com/office/word/2006/wordml" xmlns:wps="http://schemas.microsoft.com/office/word/2010/wordprocessingShape" mc:Ignorable="w14 w15 w16se w16cid wp14">
+<w:hdr xmlns:wpc="http://schemas.microsoft.com/office/word/2010/wordprocessingCanvas" xmlns:cx="http://schemas.microsoft.com/office/drawing/2014/chartex" xmlns:cx1="http://schemas.microsoft.com/office/drawing/2015/9/8/chartex" xmlns:cx2="http://schemas.microsoft.com/office/drawing/2015/10/21/chartex" xmlns:cx3="http://schemas.microsoft.com/office/drawing/2016/5/9/chartex" xmlns:cx4="http://schemas.microsoft.com/office/drawing/2016/5/10/chartex" xmlns:cx5="http://schemas.microsoft.com/office/drawing/2016/5/11/chartex" xmlns:cx6="http://schemas.microsoft.com/office/drawing/2016/5/12/chartex" xmlns:cx7="http://schemas.microsoft.com/office/drawing/2016/5/13/chartex" xmlns:cx8="http://schemas.microsoft.com/office/drawing/2016/5/14/chartex" xmlns:mc="http://schemas.openxmlformats.org/markup-compatibility/2006" xmlns:aink="http://schemas.microsoft.com/office/drawing/2016/ink" xmlns:am3d="http://schemas.microsoft.com/office/drawing/2017/model3d" xmlns:o="urn:schemas-microsoft-com:office:office" xmlns:oel="http://schemas.microsoft.com/office/2019/extlst" xmlns:r="http://schemas.openxmlformats.org/officeDocument/2006/relationships" xmlns:m="http://schemas.openxmlformats.org/officeDocument/2006/math" xmlns:v="urn:schemas-microsoft-com:vml" xmlns:wp14="http://schemas.microsoft.com/office/word/2010/wordprocessingDrawing" xmlns:wp="http://schemas.openxmlformats.org/drawingml/2006/wordprocessingDrawing" xmlns:w10="urn:schemas-microsoft-com:office:word" xmlns:w="http://schemas.openxmlformats.org/wordprocessingml/2006/main" xmlns:w14="http://schemas.microsoft.com/office/word/2010/wordml" xmlns:w15="http://schemas.microsoft.com/office/word/2012/wordml" xmlns:w16cex="http://schemas.microsoft.com/office/word/2018/wordml/cex" xmlns:w16cid="http://schemas.microsoft.com/office/word/2016/wordml/cid" xmlns:w16="http://schemas.microsoft.com/office/word/2018/wordml" xmlns:w16du="http://schemas.microsoft.com/office/word/2023/wordml/word16du" xmlns:w16sdtdh="http://schemas.microsoft.com/office/word/2020/wordml/sdtdatahash" xmlns:w16se="http://schemas.microsoft.com/office/word/2015/wordml/symex" xmlns:wpg="http://schemas.microsoft.com/office/word/2010/wordprocessingGroup" xmlns:wpi="http://schemas.microsoft.com/office/word/2010/wordprocessingInk" xmlns:wne="http://schemas.microsoft.com/office/word/2006/wordml" xmlns:wps="http://schemas.microsoft.com/office/word/2010/wordprocessingShape" mc:Ignorable="w14 w15 w16se w16cid w16 w16cex w16sdtdh wp14">
   <w:p>
     <w:pPr>
       <w:pStyle w:val="Kopfzeile"/>
@@ -8588,7 +8327,7 @@
       <mc:AlternateContent>
         <mc:Choice Requires="wpg">
           <w:drawing>
-            <wp:anchor distT="0" distB="0" distL="114300" distR="114300" simplePos="0" relativeHeight="251660288" behindDoc="0" locked="0" layoutInCell="1" allowOverlap="1">
+            <wp:anchor distT="0" distB="0" distL="114300" distR="114300" simplePos="0" relativeHeight="251660288" behindDoc="0" locked="0" layoutInCell="1" allowOverlap="1" wp14:anchorId="3AAEF182" wp14:editId="6473D09B">
               <wp:simplePos x="0" y="0"/>
               <wp:positionH relativeFrom="column">
                 <wp:posOffset>9295765</wp:posOffset>
@@ -8648,7 +8387,7 @@
                             </w:pPr>
                             <w:r>
                               <w:rPr>
-                                <w:rFonts w:ascii="helvetica 55" w:hAnsi="helvetica 55"/>
+                                <w:rFonts w:ascii="Helvetica 55" w:hAnsi="Helvetica 55"/>
                                 <w:color w:val="A6A6A6" w:themeColor="background1" w:themeShade="A6"/>
                                 <w:sz w:val="14"/>
                                 <w:szCs w:val="14"/>
@@ -8806,7 +8545,7 @@
       <mc:AlternateContent>
         <mc:Choice Requires="wpg">
           <w:drawing>
-            <wp:anchor distT="0" distB="0" distL="114300" distR="114300" simplePos="0" relativeHeight="251656192" behindDoc="1" locked="0" layoutInCell="1" allowOverlap="1">
+            <wp:anchor distT="0" distB="0" distL="114300" distR="114300" simplePos="0" relativeHeight="251656192" behindDoc="1" locked="0" layoutInCell="1" allowOverlap="1" wp14:anchorId="4A16B5FB" wp14:editId="645038B2">
               <wp:simplePos x="0" y="0"/>
               <wp:positionH relativeFrom="column">
                 <wp:posOffset>6422975</wp:posOffset>
@@ -8817,7 +8556,7 @@
               <wp:extent cx="3060000" cy="340242"/>
               <wp:effectExtent l="0" t="0" r="1270" b="3175"/>
               <wp:wrapNone/>
-              <wp:docPr id="2" name="Rechteck 22"/>
+              <wp:docPr id="318167679" name="Rechteck 22"/>
               <wp:cNvGraphicFramePr/>
               <a:graphic xmlns:a="http://schemas.openxmlformats.org/drawingml/2006/main">
                 <a:graphicData uri="http://schemas.microsoft.com/office/word/2010/wordprocessingShape">
@@ -8949,7 +8688,7 @@
       <mc:AlternateContent>
         <mc:Choice Requires="wpg">
           <w:drawing>
-            <wp:anchor distT="0" distB="0" distL="114300" distR="114300" simplePos="0" relativeHeight="251658240" behindDoc="0" locked="0" layoutInCell="1" allowOverlap="1">
+            <wp:anchor distT="0" distB="0" distL="114300" distR="114300" simplePos="0" relativeHeight="251658240" behindDoc="0" locked="0" layoutInCell="1" allowOverlap="1" wp14:anchorId="749BEEAF" wp14:editId="1D20B09A">
               <wp:simplePos x="0" y="0"/>
               <wp:positionH relativeFrom="column">
                 <wp:posOffset>-1912620</wp:posOffset>
@@ -9058,7 +8797,7 @@
 </file>
 
 <file path=word/header3.xml><?xml version="1.0" encoding="utf-8"?>
-<w:hdr xmlns:wpc="http://schemas.microsoft.com/office/word/2010/wordprocessingCanvas" xmlns:cx="http://schemas.microsoft.com/office/drawing/2014/chartex" xmlns:cx1="http://schemas.microsoft.com/office/drawing/2015/9/8/chartex" xmlns:cx2="http://schemas.microsoft.com/office/drawing/2015/10/21/chartex" xmlns:cx3="http://schemas.microsoft.com/office/drawing/2016/5/9/chartex" xmlns:cx4="http://schemas.microsoft.com/office/drawing/2016/5/10/chartex" xmlns:cx5="http://schemas.microsoft.com/office/drawing/2016/5/11/chartex" xmlns:cx6="http://schemas.microsoft.com/office/drawing/2016/5/12/chartex" xmlns:cx7="http://schemas.microsoft.com/office/drawing/2016/5/13/chartex" xmlns:cx8="http://schemas.microsoft.com/office/drawing/2016/5/14/chartex" xmlns:mc="http://schemas.openxmlformats.org/markup-compatibility/2006" xmlns:aink="http://schemas.microsoft.com/office/drawing/2016/ink" xmlns:am3d="http://schemas.microsoft.com/office/drawing/2017/model3d" xmlns:o="urn:schemas-microsoft-com:office:office" xmlns:r="http://schemas.openxmlformats.org/officeDocument/2006/relationships" xmlns:m="http://schemas.openxmlformats.org/officeDocument/2006/math" xmlns:v="urn:schemas-microsoft-com:vml" xmlns:wp14="http://schemas.microsoft.com/office/word/2010/wordprocessingDrawing" xmlns:wp="http://schemas.openxmlformats.org/drawingml/2006/wordprocessingDrawing" xmlns:w10="urn:schemas-microsoft-com:office:word" xmlns:w="http://schemas.openxmlformats.org/wordprocessingml/2006/main" xmlns:w14="http://schemas.microsoft.com/office/word/2010/wordml" xmlns:w15="http://schemas.microsoft.com/office/word/2012/wordml" xmlns:w16cid="http://schemas.microsoft.com/office/word/2016/wordml/cid" xmlns:w16se="http://schemas.microsoft.com/office/word/2015/wordml/symex" xmlns:wpg="http://schemas.microsoft.com/office/word/2010/wordprocessingGroup" xmlns:wpi="http://schemas.microsoft.com/office/word/2010/wordprocessingInk" xmlns:wne="http://schemas.microsoft.com/office/word/2006/wordml" xmlns:wps="http://schemas.microsoft.com/office/word/2010/wordprocessingShape" mc:Ignorable="w14 w15 w16se w16cid wp14">
+<w:hdr xmlns:wpc="http://schemas.microsoft.com/office/word/2010/wordprocessingCanvas" xmlns:cx="http://schemas.microsoft.com/office/drawing/2014/chartex" xmlns:cx1="http://schemas.microsoft.com/office/drawing/2015/9/8/chartex" xmlns:cx2="http://schemas.microsoft.com/office/drawing/2015/10/21/chartex" xmlns:cx3="http://schemas.microsoft.com/office/drawing/2016/5/9/chartex" xmlns:cx4="http://schemas.microsoft.com/office/drawing/2016/5/10/chartex" xmlns:cx5="http://schemas.microsoft.com/office/drawing/2016/5/11/chartex" xmlns:cx6="http://schemas.microsoft.com/office/drawing/2016/5/12/chartex" xmlns:cx7="http://schemas.microsoft.com/office/drawing/2016/5/13/chartex" xmlns:cx8="http://schemas.microsoft.com/office/drawing/2016/5/14/chartex" xmlns:mc="http://schemas.openxmlformats.org/markup-compatibility/2006" xmlns:aink="http://schemas.microsoft.com/office/drawing/2016/ink" xmlns:am3d="http://schemas.microsoft.com/office/drawing/2017/model3d" xmlns:o="urn:schemas-microsoft-com:office:office" xmlns:oel="http://schemas.microsoft.com/office/2019/extlst" xmlns:r="http://schemas.openxmlformats.org/officeDocument/2006/relationships" xmlns:m="http://schemas.openxmlformats.org/officeDocument/2006/math" xmlns:v="urn:schemas-microsoft-com:vml" xmlns:wp14="http://schemas.microsoft.com/office/word/2010/wordprocessingDrawing" xmlns:wp="http://schemas.openxmlformats.org/drawingml/2006/wordprocessingDrawing" xmlns:w10="urn:schemas-microsoft-com:office:word" xmlns:w="http://schemas.openxmlformats.org/wordprocessingml/2006/main" xmlns:w14="http://schemas.microsoft.com/office/word/2010/wordml" xmlns:w15="http://schemas.microsoft.com/office/word/2012/wordml" xmlns:w16cex="http://schemas.microsoft.com/office/word/2018/wordml/cex" xmlns:w16cid="http://schemas.microsoft.com/office/word/2016/wordml/cid" xmlns:w16="http://schemas.microsoft.com/office/word/2018/wordml" xmlns:w16du="http://schemas.microsoft.com/office/word/2023/wordml/word16du" xmlns:w16sdtdh="http://schemas.microsoft.com/office/word/2020/wordml/sdtdatahash" xmlns:w16se="http://schemas.microsoft.com/office/word/2015/wordml/symex" xmlns:wpg="http://schemas.microsoft.com/office/word/2010/wordprocessingGroup" xmlns:wpi="http://schemas.microsoft.com/office/word/2010/wordprocessingInk" xmlns:wne="http://schemas.microsoft.com/office/word/2006/wordml" xmlns:wps="http://schemas.microsoft.com/office/word/2010/wordprocessingShape" mc:Ignorable="w14 w15 w16se w16cid w16 w16cex w16sdtdh wp14">
   <w:p>
     <w:pPr>
       <w:pStyle w:val="Kopfzeile"/>
@@ -9068,7 +8807,7 @@
 </file>
 
 <file path=word/header4.xml><?xml version="1.0" encoding="utf-8"?>
-<w:hdr xmlns:wpc="http://schemas.microsoft.com/office/word/2010/wordprocessingCanvas" xmlns:cx="http://schemas.microsoft.com/office/drawing/2014/chartex" xmlns:cx1="http://schemas.microsoft.com/office/drawing/2015/9/8/chartex" xmlns:cx2="http://schemas.microsoft.com/office/drawing/2015/10/21/chartex" xmlns:cx3="http://schemas.microsoft.com/office/drawing/2016/5/9/chartex" xmlns:cx4="http://schemas.microsoft.com/office/drawing/2016/5/10/chartex" xmlns:cx5="http://schemas.microsoft.com/office/drawing/2016/5/11/chartex" xmlns:cx6="http://schemas.microsoft.com/office/drawing/2016/5/12/chartex" xmlns:cx7="http://schemas.microsoft.com/office/drawing/2016/5/13/chartex" xmlns:cx8="http://schemas.microsoft.com/office/drawing/2016/5/14/chartex" xmlns:mc="http://schemas.openxmlformats.org/markup-compatibility/2006" xmlns:aink="http://schemas.microsoft.com/office/drawing/2016/ink" xmlns:am3d="http://schemas.microsoft.com/office/drawing/2017/model3d" xmlns:o="urn:schemas-microsoft-com:office:office" xmlns:r="http://schemas.openxmlformats.org/officeDocument/2006/relationships" xmlns:m="http://schemas.openxmlformats.org/officeDocument/2006/math" xmlns:v="urn:schemas-microsoft-com:vml" xmlns:wp14="http://schemas.microsoft.com/office/word/2010/wordprocessingDrawing" xmlns:wp="http://schemas.openxmlformats.org/drawingml/2006/wordprocessingDrawing" xmlns:w10="urn:schemas-microsoft-com:office:word" xmlns:w="http://schemas.openxmlformats.org/wordprocessingml/2006/main" xmlns:w14="http://schemas.microsoft.com/office/word/2010/wordml" xmlns:w15="http://schemas.microsoft.com/office/word/2012/wordml" xmlns:w16cid="http://schemas.microsoft.com/office/word/2016/wordml/cid" xmlns:w16se="http://schemas.microsoft.com/office/word/2015/wordml/symex" xmlns:wpg="http://schemas.microsoft.com/office/word/2010/wordprocessingGroup" xmlns:wpi="http://schemas.microsoft.com/office/word/2010/wordprocessingInk" xmlns:wne="http://schemas.microsoft.com/office/word/2006/wordml" xmlns:wps="http://schemas.microsoft.com/office/word/2010/wordprocessingShape" mc:Ignorable="w14 w15 w16se w16cid wp14">
+<w:hdr xmlns:wpc="http://schemas.microsoft.com/office/word/2010/wordprocessingCanvas" xmlns:cx="http://schemas.microsoft.com/office/drawing/2014/chartex" xmlns:cx1="http://schemas.microsoft.com/office/drawing/2015/9/8/chartex" xmlns:cx2="http://schemas.microsoft.com/office/drawing/2015/10/21/chartex" xmlns:cx3="http://schemas.microsoft.com/office/drawing/2016/5/9/chartex" xmlns:cx4="http://schemas.microsoft.com/office/drawing/2016/5/10/chartex" xmlns:cx5="http://schemas.microsoft.com/office/drawing/2016/5/11/chartex" xmlns:cx6="http://schemas.microsoft.com/office/drawing/2016/5/12/chartex" xmlns:cx7="http://schemas.microsoft.com/office/drawing/2016/5/13/chartex" xmlns:cx8="http://schemas.microsoft.com/office/drawing/2016/5/14/chartex" xmlns:mc="http://schemas.openxmlformats.org/markup-compatibility/2006" xmlns:aink="http://schemas.microsoft.com/office/drawing/2016/ink" xmlns:am3d="http://schemas.microsoft.com/office/drawing/2017/model3d" xmlns:o="urn:schemas-microsoft-com:office:office" xmlns:oel="http://schemas.microsoft.com/office/2019/extlst" xmlns:r="http://schemas.openxmlformats.org/officeDocument/2006/relationships" xmlns:m="http://schemas.openxmlformats.org/officeDocument/2006/math" xmlns:v="urn:schemas-microsoft-com:vml" xmlns:wp14="http://schemas.microsoft.com/office/word/2010/wordprocessingDrawing" xmlns:wp="http://schemas.openxmlformats.org/drawingml/2006/wordprocessingDrawing" xmlns:w10="urn:schemas-microsoft-com:office:word" xmlns:w="http://schemas.openxmlformats.org/wordprocessingml/2006/main" xmlns:w14="http://schemas.microsoft.com/office/word/2010/wordml" xmlns:w15="http://schemas.microsoft.com/office/word/2012/wordml" xmlns:w16cex="http://schemas.microsoft.com/office/word/2018/wordml/cex" xmlns:w16cid="http://schemas.microsoft.com/office/word/2016/wordml/cid" xmlns:w16="http://schemas.microsoft.com/office/word/2018/wordml" xmlns:w16du="http://schemas.microsoft.com/office/word/2023/wordml/word16du" xmlns:w16sdtdh="http://schemas.microsoft.com/office/word/2020/wordml/sdtdatahash" xmlns:w16se="http://schemas.microsoft.com/office/word/2015/wordml/symex" xmlns:wpg="http://schemas.microsoft.com/office/word/2010/wordprocessingGroup" xmlns:wpi="http://schemas.microsoft.com/office/word/2010/wordprocessingInk" xmlns:wne="http://schemas.microsoft.com/office/word/2006/wordml" xmlns:wps="http://schemas.microsoft.com/office/word/2010/wordprocessingShape" mc:Ignorable="w14 w15 w16se w16cid w16 w16cex w16sdtdh wp14">
   <w:p>
     <w:pPr>
       <w:pStyle w:val="Kopfzeile"/>
@@ -9091,7 +8830,7 @@
       <mc:AlternateContent>
         <mc:Choice Requires="wpg">
           <w:drawing>
-            <wp:anchor distT="0" distB="0" distL="114300" distR="114300" simplePos="0" relativeHeight="251657216" behindDoc="1" locked="0" layoutInCell="1" allowOverlap="1">
+            <wp:anchor distT="0" distB="0" distL="114300" distR="114300" simplePos="0" relativeHeight="251657216" behindDoc="1" locked="0" layoutInCell="1" allowOverlap="1" wp14:anchorId="26FD6880" wp14:editId="629EC2A0">
               <wp:simplePos x="0" y="0"/>
               <wp:positionH relativeFrom="column">
                 <wp:posOffset>2557145</wp:posOffset>
@@ -9246,7 +8985,7 @@
       <mc:AlternateContent>
         <mc:Choice Requires="wpg">
           <w:drawing>
-            <wp:anchor distT="0" distB="0" distL="114300" distR="114300" simplePos="0" relativeHeight="251659264" behindDoc="0" locked="0" layoutInCell="1" allowOverlap="1">
+            <wp:anchor distT="0" distB="0" distL="114300" distR="114300" simplePos="0" relativeHeight="251659264" behindDoc="0" locked="0" layoutInCell="1" allowOverlap="1" wp14:anchorId="7F9D62F1" wp14:editId="53E9AA31">
               <wp:simplePos x="0" y="0"/>
               <wp:positionH relativeFrom="column">
                 <wp:posOffset>-1912620</wp:posOffset>
@@ -9355,7 +9094,7 @@
 </file>
 
 <file path=word/numbering.xml><?xml version="1.0" encoding="utf-8"?>
-<w:numbering xmlns:wpc="http://schemas.microsoft.com/office/word/2010/wordprocessingCanvas" xmlns:cx="http://schemas.microsoft.com/office/drawing/2014/chartex" xmlns:cx1="http://schemas.microsoft.com/office/drawing/2015/9/8/chartex" xmlns:cx2="http://schemas.microsoft.com/office/drawing/2015/10/21/chartex" xmlns:cx3="http://schemas.microsoft.com/office/drawing/2016/5/9/chartex" xmlns:cx4="http://schemas.microsoft.com/office/drawing/2016/5/10/chartex" xmlns:cx5="http://schemas.microsoft.com/office/drawing/2016/5/11/chartex" xmlns:cx6="http://schemas.microsoft.com/office/drawing/2016/5/12/chartex" xmlns:cx7="http://schemas.microsoft.com/office/drawing/2016/5/13/chartex" xmlns:cx8="http://schemas.microsoft.com/office/drawing/2016/5/14/chartex" xmlns:mc="http://schemas.openxmlformats.org/markup-compatibility/2006" xmlns:aink="http://schemas.microsoft.com/office/drawing/2016/ink" xmlns:am3d="http://schemas.microsoft.com/office/drawing/2017/model3d" xmlns:o="urn:schemas-microsoft-com:office:office" xmlns:r="http://schemas.openxmlformats.org/officeDocument/2006/relationships" xmlns:m="http://schemas.openxmlformats.org/officeDocument/2006/math" xmlns:v="urn:schemas-microsoft-com:vml" xmlns:wp14="http://schemas.microsoft.com/office/word/2010/wordprocessingDrawing" xmlns:wp="http://schemas.openxmlformats.org/drawingml/2006/wordprocessingDrawing" xmlns:w10="urn:schemas-microsoft-com:office:word" xmlns:w="http://schemas.openxmlformats.org/wordprocessingml/2006/main" xmlns:w14="http://schemas.microsoft.com/office/word/2010/wordml" xmlns:w15="http://schemas.microsoft.com/office/word/2012/wordml" xmlns:w16cid="http://schemas.microsoft.com/office/word/2016/wordml/cid" xmlns:w16se="http://schemas.microsoft.com/office/word/2015/wordml/symex" xmlns:wpg="http://schemas.microsoft.com/office/word/2010/wordprocessingGroup" xmlns:wpi="http://schemas.microsoft.com/office/word/2010/wordprocessingInk" xmlns:wne="http://schemas.microsoft.com/office/word/2006/wordml" xmlns:wps="http://schemas.microsoft.com/office/word/2010/wordprocessingShape" mc:Ignorable="w14 w15 w16se w16cid wp14">
+<w:numbering xmlns:wpc="http://schemas.microsoft.com/office/word/2010/wordprocessingCanvas" xmlns:cx="http://schemas.microsoft.com/office/drawing/2014/chartex" xmlns:cx1="http://schemas.microsoft.com/office/drawing/2015/9/8/chartex" xmlns:cx2="http://schemas.microsoft.com/office/drawing/2015/10/21/chartex" xmlns:cx3="http://schemas.microsoft.com/office/drawing/2016/5/9/chartex" xmlns:cx4="http://schemas.microsoft.com/office/drawing/2016/5/10/chartex" xmlns:cx5="http://schemas.microsoft.com/office/drawing/2016/5/11/chartex" xmlns:cx6="http://schemas.microsoft.com/office/drawing/2016/5/12/chartex" xmlns:cx7="http://schemas.microsoft.com/office/drawing/2016/5/13/chartex" xmlns:cx8="http://schemas.microsoft.com/office/drawing/2016/5/14/chartex" xmlns:mc="http://schemas.openxmlformats.org/markup-compatibility/2006" xmlns:aink="http://schemas.microsoft.com/office/drawing/2016/ink" xmlns:am3d="http://schemas.microsoft.com/office/drawing/2017/model3d" xmlns:o="urn:schemas-microsoft-com:office:office" xmlns:oel="http://schemas.microsoft.com/office/2019/extlst" xmlns:r="http://schemas.openxmlformats.org/officeDocument/2006/relationships" xmlns:m="http://schemas.openxmlformats.org/officeDocument/2006/math" xmlns:v="urn:schemas-microsoft-com:vml" xmlns:wp14="http://schemas.microsoft.com/office/word/2010/wordprocessingDrawing" xmlns:wp="http://schemas.openxmlformats.org/drawingml/2006/wordprocessingDrawing" xmlns:w10="urn:schemas-microsoft-com:office:word" xmlns:w="http://schemas.openxmlformats.org/wordprocessingml/2006/main" xmlns:w14="http://schemas.microsoft.com/office/word/2010/wordml" xmlns:w15="http://schemas.microsoft.com/office/word/2012/wordml" xmlns:w16cex="http://schemas.microsoft.com/office/word/2018/wordml/cex" xmlns:w16cid="http://schemas.microsoft.com/office/word/2016/wordml/cid" xmlns:w16="http://schemas.microsoft.com/office/word/2018/wordml" xmlns:w16du="http://schemas.microsoft.com/office/word/2023/wordml/word16du" xmlns:w16sdtdh="http://schemas.microsoft.com/office/word/2020/wordml/sdtdatahash" xmlns:w16se="http://schemas.microsoft.com/office/word/2015/wordml/symex" xmlns:wpg="http://schemas.microsoft.com/office/word/2010/wordprocessingGroup" xmlns:wpi="http://schemas.microsoft.com/office/word/2010/wordprocessingInk" xmlns:wne="http://schemas.microsoft.com/office/word/2006/wordml" xmlns:wps="http://schemas.microsoft.com/office/word/2010/wordprocessingShape" mc:Ignorable="w14 w15 w16se w16cid w16 w16cex w16sdtdh wp14">
   <w:abstractNum w:abstractNumId="0" w15:restartNumberingAfterBreak="0">
     <w:nsid w:val="03FA2DD6"/>
     <w:multiLevelType w:val="hybridMultilevel"/>
@@ -12276,93 +12015,85 @@
       </w:rPr>
     </w:lvl>
   </w:abstractNum>
-  <w:num w:numId="1">
+  <w:num w:numId="1" w16cid:durableId="1680620086">
     <w:abstractNumId w:val="14"/>
   </w:num>
-  <w:num w:numId="2">
+  <w:num w:numId="2" w16cid:durableId="106387575">
     <w:abstractNumId w:val="24"/>
   </w:num>
-  <w:num w:numId="3">
+  <w:num w:numId="3" w16cid:durableId="2141534117">
     <w:abstractNumId w:val="15"/>
   </w:num>
-  <w:num w:numId="4">
+  <w:num w:numId="4" w16cid:durableId="334265664">
     <w:abstractNumId w:val="3"/>
   </w:num>
-  <w:num w:numId="5">
+  <w:num w:numId="5" w16cid:durableId="1207447479">
     <w:abstractNumId w:val="0"/>
   </w:num>
-  <w:num w:numId="6">
+  <w:num w:numId="6" w16cid:durableId="486286400">
     <w:abstractNumId w:val="25"/>
   </w:num>
-  <w:num w:numId="7">
+  <w:num w:numId="7" w16cid:durableId="1698236968">
     <w:abstractNumId w:val="10"/>
   </w:num>
-  <w:num w:numId="8">
+  <w:num w:numId="8" w16cid:durableId="640842416">
     <w:abstractNumId w:val="5"/>
   </w:num>
-  <w:num w:numId="9">
+  <w:num w:numId="9" w16cid:durableId="1248147787">
     <w:abstractNumId w:val="18"/>
   </w:num>
-  <w:num w:numId="10">
+  <w:num w:numId="10" w16cid:durableId="2125494089">
     <w:abstractNumId w:val="17"/>
   </w:num>
-  <w:num w:numId="11">
+  <w:num w:numId="11" w16cid:durableId="1031808687">
     <w:abstractNumId w:val="1"/>
   </w:num>
-  <w:num w:numId="12">
+  <w:num w:numId="12" w16cid:durableId="56632885">
     <w:abstractNumId w:val="23"/>
   </w:num>
-  <w:num w:numId="13">
+  <w:num w:numId="13" w16cid:durableId="1295066054">
     <w:abstractNumId w:val="7"/>
   </w:num>
-  <w:num w:numId="14">
+  <w:num w:numId="14" w16cid:durableId="929850482">
     <w:abstractNumId w:val="19"/>
   </w:num>
-  <w:num w:numId="15">
+  <w:num w:numId="15" w16cid:durableId="450589469">
     <w:abstractNumId w:val="2"/>
   </w:num>
-  <w:num w:numId="16">
+  <w:num w:numId="16" w16cid:durableId="1629362071">
     <w:abstractNumId w:val="22"/>
   </w:num>
-  <w:num w:numId="17">
+  <w:num w:numId="17" w16cid:durableId="1589384867">
     <w:abstractNumId w:val="11"/>
   </w:num>
-  <w:num w:numId="18">
+  <w:num w:numId="18" w16cid:durableId="74589859">
     <w:abstractNumId w:val="16"/>
   </w:num>
-  <w:num w:numId="19">
+  <w:num w:numId="19" w16cid:durableId="31854595">
     <w:abstractNumId w:val="21"/>
   </w:num>
-  <w:num w:numId="20">
+  <w:num w:numId="20" w16cid:durableId="1457330653">
     <w:abstractNumId w:val="6"/>
   </w:num>
-  <w:num w:numId="21">
+  <w:num w:numId="21" w16cid:durableId="334265004">
     <w:abstractNumId w:val="8"/>
   </w:num>
-  <w:num w:numId="22">
+  <w:num w:numId="22" w16cid:durableId="1272592872">
     <w:abstractNumId w:val="12"/>
   </w:num>
-  <w:num w:numId="23">
+  <w:num w:numId="23" w16cid:durableId="1856766578">
     <w:abstractNumId w:val="9"/>
   </w:num>
-  <w:num w:numId="24">
+  <w:num w:numId="24" w16cid:durableId="184099809">
     <w:abstractNumId w:val="4"/>
   </w:num>
-  <w:num w:numId="25">
+  <w:num w:numId="25" w16cid:durableId="979263653">
     <w:abstractNumId w:val="20"/>
   </w:num>
-  <w:num w:numId="26">
+  <w:num w:numId="26" w16cid:durableId="1179856307">
     <w:abstractNumId w:val="13"/>
   </w:num>
 </w:numbering>
-</file>
-
-<file path=word/people.xml><?xml version="1.0" encoding="utf-8"?>
-<w15:people xmlns:wpc="http://schemas.microsoft.com/office/word/2010/wordprocessingCanvas" xmlns:cx="http://schemas.microsoft.com/office/drawing/2014/chartex" xmlns:cx1="http://schemas.microsoft.com/office/drawing/2015/9/8/chartex" xmlns:cx2="http://schemas.microsoft.com/office/drawing/2015/10/21/chartex" xmlns:cx3="http://schemas.microsoft.com/office/drawing/2016/5/9/chartex" xmlns:cx4="http://schemas.microsoft.com/office/drawing/2016/5/10/chartex" xmlns:cx5="http://schemas.microsoft.com/office/drawing/2016/5/11/chartex" xmlns:cx6="http://schemas.microsoft.com/office/drawing/2016/5/12/chartex" xmlns:cx7="http://schemas.microsoft.com/office/drawing/2016/5/13/chartex" xmlns:cx8="http://schemas.microsoft.com/office/drawing/2016/5/14/chartex" xmlns:mc="http://schemas.openxmlformats.org/markup-compatibility/2006" xmlns:aink="http://schemas.microsoft.com/office/drawing/2016/ink" xmlns:am3d="http://schemas.microsoft.com/office/drawing/2017/model3d" xmlns:o="urn:schemas-microsoft-com:office:office" xmlns:r="http://schemas.openxmlformats.org/officeDocument/2006/relationships" xmlns:m="http://schemas.openxmlformats.org/officeDocument/2006/math" xmlns:v="urn:schemas-microsoft-com:vml" xmlns:wp14="http://schemas.microsoft.com/office/word/2010/wordprocessingDrawing" xmlns:wp="http://schemas.openxmlformats.org/drawingml/2006/wordprocessingDrawing" xmlns:w10="urn:schemas-microsoft-com:office:word" xmlns:w="http://schemas.openxmlformats.org/wordprocessingml/2006/main" xmlns:w14="http://schemas.microsoft.com/office/word/2010/wordml" xmlns:w15="http://schemas.microsoft.com/office/word/2012/wordml" xmlns:w16cid="http://schemas.microsoft.com/office/word/2016/wordml/cid" xmlns:w16se="http://schemas.microsoft.com/office/word/2015/wordml/symex" xmlns:wpg="http://schemas.microsoft.com/office/word/2010/wordprocessingGroup" xmlns:wpi="http://schemas.microsoft.com/office/word/2010/wordprocessingInk" xmlns:wne="http://schemas.microsoft.com/office/word/2006/wordml" xmlns:wps="http://schemas.microsoft.com/office/word/2010/wordprocessingShape" mc:Ignorable="w14 w15 w16se w16cid wp14">
-  <w15:person w15:author="Imke Endjer">
-    <w15:presenceInfo w15:providerId="AD" w15:userId="S-1-5-21-1085031214-1614895754-682003330-382812"/>
-  </w15:person>
-</w15:people>
 </file>
 
 <file path=word/peopleDocument.xml><?xml version="1.0" encoding="utf-8"?>
@@ -12374,7 +12105,7 @@
 </file>
 
 <file path=word/styles.xml><?xml version="1.0" encoding="utf-8"?>
-<w:styles xmlns:mc="http://schemas.openxmlformats.org/markup-compatibility/2006" xmlns:r="http://schemas.openxmlformats.org/officeDocument/2006/relationships" xmlns:w="http://schemas.openxmlformats.org/wordprocessingml/2006/main" xmlns:w14="http://schemas.microsoft.com/office/word/2010/wordml" xmlns:w15="http://schemas.microsoft.com/office/word/2012/wordml" xmlns:w16cid="http://schemas.microsoft.com/office/word/2016/wordml/cid" xmlns:w16se="http://schemas.microsoft.com/office/word/2015/wordml/symex" mc:Ignorable="w14 w15 w16se w16cid">
+<w:styles xmlns:mc="http://schemas.openxmlformats.org/markup-compatibility/2006" xmlns:r="http://schemas.openxmlformats.org/officeDocument/2006/relationships" xmlns:w="http://schemas.openxmlformats.org/wordprocessingml/2006/main" xmlns:w14="http://schemas.microsoft.com/office/word/2010/wordml" xmlns:w15="http://schemas.microsoft.com/office/word/2012/wordml" xmlns:w16cex="http://schemas.microsoft.com/office/word/2018/wordml/cex" xmlns:w16cid="http://schemas.microsoft.com/office/word/2016/wordml/cid" xmlns:w16="http://schemas.microsoft.com/office/word/2018/wordml" xmlns:w16sdtdh="http://schemas.microsoft.com/office/word/2020/wordml/sdtdatahash" xmlns:w16se="http://schemas.microsoft.com/office/word/2015/wordml/symex" mc:Ignorable="w14 w15 w16se w16cid w16 w16cex w16sdtdh">
   <w:docDefaults>
     <w:rPrDefault>
       <w:rPr>
@@ -12390,7 +12121,7 @@
       </w:pPr>
     </w:pPrDefault>
   </w:docDefaults>
-  <w:latentStyles w:defLockedState="0" w:defUIPriority="99" w:defSemiHidden="0" w:defUnhideWhenUsed="0" w:defQFormat="0" w:count="375">
+  <w:latentStyles w:defLockedState="0" w:defUIPriority="99" w:defSemiHidden="0" w:defUnhideWhenUsed="0" w:defQFormat="0" w:count="376">
     <w:lsdException w:name="Normal" w:uiPriority="0" w:qFormat="1"/>
     <w:lsdException w:name="heading 1" w:uiPriority="9" w:qFormat="1"/>
     <w:lsdException w:name="heading 2" w:semiHidden="1" w:uiPriority="9" w:unhideWhenUsed="1" w:qFormat="1"/>
@@ -12496,7 +12227,6 @@
     <w:lsdException w:name="HTML Sample" w:semiHidden="1" w:unhideWhenUsed="1"/>
     <w:lsdException w:name="HTML Typewriter" w:semiHidden="1" w:unhideWhenUsed="1"/>
     <w:lsdException w:name="HTML Variable" w:semiHidden="1" w:unhideWhenUsed="1"/>
-    <w:lsdException w:name="Normal Table" w:semiHidden="1" w:unhideWhenUsed="1"/>
     <w:lsdException w:name="annotation subject" w:semiHidden="1" w:unhideWhenUsed="1"/>
     <w:lsdException w:name="No List" w:semiHidden="1" w:unhideWhenUsed="1"/>
     <w:lsdException w:name="Outline List 1" w:semiHidden="1" w:unhideWhenUsed="1"/>
@@ -12543,10 +12273,8 @@
     <w:lsdException w:name="Table Subtle 2" w:semiHidden="1" w:unhideWhenUsed="1"/>
     <w:lsdException w:name="Table Web 1" w:semiHidden="1" w:unhideWhenUsed="1"/>
     <w:lsdException w:name="Table Web 2" w:semiHidden="1" w:unhideWhenUsed="1"/>
-    <w:lsdException w:name="Table Web 3" w:semiHidden="1" w:unhideWhenUsed="1"/>
     <w:lsdException w:name="Balloon Text" w:semiHidden="1" w:unhideWhenUsed="1"/>
-    <w:lsdException w:name="Table Grid" w:semiHidden="1" w:uiPriority="59" w:unhideWhenUsed="1"/>
-    <w:lsdException w:name="Table Theme" w:semiHidden="1" w:unhideWhenUsed="1"/>
+    <w:lsdException w:name="Table Grid" w:uiPriority="59"/>
     <w:lsdException w:name="Placeholder Text" w:semiHidden="1"/>
     <w:lsdException w:name="No Spacing" w:uiPriority="1" w:qFormat="1"/>
     <w:lsdException w:name="Light Shading" w:uiPriority="60"/>
@@ -12766,6 +12494,7 @@
     <w:lsdException w:name="Smart Hyperlink" w:semiHidden="1" w:unhideWhenUsed="1"/>
     <w:lsdException w:name="Hashtag" w:semiHidden="1" w:unhideWhenUsed="1"/>
     <w:lsdException w:name="Unresolved Mention" w:semiHidden="1" w:unhideWhenUsed="1"/>
+    <w:lsdException w:name="Smart Link" w:semiHidden="1" w:unhideWhenUsed="1"/>
   </w:latentStyles>
   <w:style w:type="paragraph" w:default="1" w:styleId="Standard">
     <w:name w:val="Normal"/>
@@ -12793,7 +12522,7 @@
       <w:outlineLvl w:val="0"/>
     </w:pPr>
     <w:rPr>
-      <w:rFonts w:ascii="helvetica 65" w:hAnsi="helvetica 65"/>
+      <w:rFonts w:ascii="Helvetica 65" w:hAnsi="Helvetica 65"/>
       <w:bCs w:val="0"/>
       <w:color w:val="000000" w:themeColor="text1"/>
       <w:sz w:val="28"/>
@@ -12819,7 +12548,7 @@
       <w:outlineLvl w:val="1"/>
     </w:pPr>
     <w:rPr>
-      <w:rFonts w:ascii="helvetica 65" w:hAnsi="helvetica 65"/>
+      <w:rFonts w:ascii="Helvetica 65" w:hAnsi="Helvetica 65"/>
       <w:bCs w:val="0"/>
       <w:color w:val="000000" w:themeColor="text1"/>
       <w:sz w:val="24"/>
@@ -12845,7 +12574,7 @@
       <w:outlineLvl w:val="2"/>
     </w:pPr>
     <w:rPr>
-      <w:rFonts w:ascii="helvetica 65" w:hAnsi="helvetica 65"/>
+      <w:rFonts w:ascii="Helvetica 65" w:hAnsi="Helvetica 65"/>
       <w:bCs w:val="0"/>
       <w:color w:val="000000" w:themeColor="text1"/>
       <w:sz w:val="22"/>
@@ -24316,7 +24045,7 @@
     <w:link w:val="berschrift1"/>
     <w:uiPriority w:val="9"/>
     <w:rPr>
-      <w:rFonts w:ascii="helvetica 65" w:eastAsia="Arial" w:hAnsi="helvetica 65" w:cs="Arial"/>
+      <w:rFonts w:ascii="Helvetica 65" w:eastAsia="Arial" w:hAnsi="Helvetica 65" w:cs="Arial"/>
       <w:color w:val="000000" w:themeColor="text1"/>
       <w:sz w:val="28"/>
       <w:szCs w:val="36"/>
@@ -24345,7 +24074,7 @@
     <w:link w:val="berschrift2"/>
     <w:uiPriority w:val="9"/>
     <w:rPr>
-      <w:rFonts w:ascii="helvetica 65" w:hAnsi="helvetica 65"/>
+      <w:rFonts w:ascii="Helvetica 65" w:hAnsi="Helvetica 65"/>
       <w:color w:val="000000" w:themeColor="text1"/>
       <w:sz w:val="24"/>
       <w:szCs w:val="28"/>
@@ -24450,7 +24179,7 @@
     <w:link w:val="berschrift3"/>
     <w:uiPriority w:val="9"/>
     <w:rPr>
-      <w:rFonts w:ascii="helvetica 65" w:hAnsi="helvetica 65"/>
+      <w:rFonts w:ascii="Helvetica 65" w:hAnsi="Helvetica 65"/>
       <w:color w:val="000000" w:themeColor="text1"/>
       <w:lang w:eastAsia="de-DE"/>
     </w:rPr>
@@ -25016,7 +24745,7 @@
     <w:link w:val="Listenabsatz"/>
     <w:uiPriority w:val="34"/>
     <w:rPr>
-      <w:rFonts w:ascii="helvetica 45" w:eastAsia="Arial" w:hAnsi="helvetica 45"/>
+      <w:rFonts w:ascii="Helvetica 45" w:eastAsia="Arial" w:hAnsi="Helvetica 45"/>
       <w:bCs/>
       <w:sz w:val="21"/>
       <w:lang w:eastAsia="de-DE"/>
@@ -25028,7 +24757,7 @@
     <w:link w:val="WF-InhaltsverzeichnisZchn"/>
     <w:qFormat/>
     <w:rPr>
-      <w:rFonts w:ascii="helvetica 65" w:hAnsi="helvetica 65"/>
+      <w:rFonts w:ascii="Helvetica 65" w:hAnsi="Helvetica 65"/>
       <w:color w:val="000000" w:themeColor="text1"/>
       <w:sz w:val="28"/>
       <w:szCs w:val="36"/>
@@ -25039,7 +24768,7 @@
     <w:basedOn w:val="berschrift1Zchn"/>
     <w:link w:val="WF-Inhaltsverzeichnis"/>
     <w:rPr>
-      <w:rFonts w:ascii="helvetica 65" w:eastAsia="Arial" w:hAnsi="helvetica 65" w:cs="Arial"/>
+      <w:rFonts w:ascii="Helvetica 65" w:eastAsia="Arial" w:hAnsi="Helvetica 65" w:cs="Arial"/>
       <w:bCs/>
       <w:color w:val="000000" w:themeColor="text1"/>
       <w:sz w:val="28"/>
@@ -25064,7 +24793,7 @@
     <w:basedOn w:val="ListenabsatzZchn"/>
     <w:link w:val="WF-Listenabsatz-1-facherZeilenabstand"/>
     <w:rPr>
-      <w:rFonts w:ascii="helvetica 45" w:eastAsia="Arial" w:hAnsi="helvetica 45"/>
+      <w:rFonts w:ascii="Helvetica 45" w:eastAsia="Arial" w:hAnsi="Helvetica 45"/>
       <w:bCs/>
       <w:sz w:val="21"/>
       <w:lang w:eastAsia="de-DE"/>
@@ -25075,7 +24804,7 @@
     <w:basedOn w:val="Standard"/>
     <w:qFormat/>
     <w:rPr>
-      <w:rFonts w:ascii="helvetica 65" w:hAnsi="helvetica 65"/>
+      <w:rFonts w:ascii="Helvetica 65" w:hAnsi="Helvetica 65"/>
       <w:sz w:val="44"/>
       <w:szCs w:val="44"/>
     </w:rPr>
@@ -25085,7 +24814,7 @@
     <w:basedOn w:val="Beschriftung"/>
     <w:qFormat/>
     <w:rPr>
-      <w:rFonts w:ascii="helvetica 55" w:hAnsi="helvetica 55"/>
+      <w:rFonts w:ascii="Helvetica 55" w:hAnsi="Helvetica 55"/>
       <w:lang w:val="en-US"/>
     </w:rPr>
   </w:style>
